--- a/Manuscript/Sections/Results Draft v1.0.docx
+++ b/Manuscript/Sections/Results Draft v1.0.docx
@@ -32,7 +32,19 @@
         <w:ind w:firstLine="720"/>
       </w:pPr>
       <w:r>
-        <w:t xml:space="preserve">To understand the process of protandrous sex change, we compared 6 reproductively active anemonefish pairs (n = 6 males and 6 females) to 10 pairs (n=20) of male </w:t>
+        <w:t>To understand the process of protandrous sex change, we compared 6 reproductively active anemonefish pairs (n = 6 males and 6 females) to 10 pairs (n</w:t>
+      </w:r>
+      <w:r>
+        <w:t xml:space="preserve"> </w:t>
+      </w:r>
+      <w:r>
+        <w:t>=</w:t>
+      </w:r>
+      <w:r>
+        <w:t xml:space="preserve"> </w:t>
+      </w:r>
+      <w:r>
+        <w:t xml:space="preserve">20) of male </w:t>
       </w:r>
       <w:proofErr w:type="gramStart"/>
       <w:r>
@@ -64,17 +76,38 @@
         <w:t xml:space="preserve"> </w:t>
       </w:r>
       <w:r>
-        <w:t>We paired males such that one male was notably larger than the other and was expected to occupy the α position in the social dominance hierarchy. These males (hereafter referred to as “intermediates”) are destined to undergo protandrous sex change, and given enough time, will become a reproductively active female. The</w:t>
+        <w:t>We paired males such that one male was notably larger than the other and was expected to occupy the α position in the social dominance hierarchy. These males (hereafter referred to as “intermediates”) are destined to undergo protandrous sex change, and given enough time, will become reproductively active female</w:t>
+      </w:r>
+      <w:r>
+        <w:t>s</w:t>
+      </w:r>
+      <w:r>
+        <w:t>. The</w:t>
       </w:r>
       <w:r>
         <w:t xml:space="preserve"> </w:t>
       </w:r>
       <w:r>
-        <w:t xml:space="preserve">partners of dominants, males expected to remain males, are hereafter referred to as “intermediate partners”. </w:t>
+        <w:t xml:space="preserve">partners of </w:t>
+      </w:r>
+      <w:r>
+        <w:t>intermediates,</w:t>
+      </w:r>
+      <w:r>
+        <w:t xml:space="preserve"> males expected to remain males, are hereafter referred to as “intermediate partners”. </w:t>
       </w:r>
       <w:commentRangeStart w:id="0"/>
       <w:r>
-        <w:t>We chose the 6-month timepoint as previous work in our lab has shown that at 6 months, approximately 10% of fish will have completed sex change, while the remaining fish will be in various intermediate stages determined by individual variation</w:t>
+        <w:t xml:space="preserve">We chose the 6-month timepoint as previous work in our lab has shown that at 6 months, approximately </w:t>
+      </w:r>
+      <w:r>
+        <w:rPr>
+          <w:highlight w:val="red"/>
+        </w:rPr>
+        <w:t>10%</w:t>
+      </w:r>
+      <w:r>
+        <w:t xml:space="preserve"> of fish will have completed sex change, while the remaining fish will be in various intermediate stages determined by individual variation</w:t>
       </w:r>
       <w:r>
         <w:fldChar w:fldCharType="begin"/>
@@ -136,14 +169,36 @@
       <w:r>
         <w:t xml:space="preserve"> oocytes (</w:t>
       </w:r>
-      <w:r>
-        <w:rPr>
-          <w:highlight w:val="yellow"/>
-        </w:rPr>
-        <w:t>maybe an extended fig here?</w:t>
+      <w:commentRangeStart w:id="1"/>
+      <w:r>
+        <w:rPr>
+          <w:highlight w:val="yellow"/>
+        </w:rPr>
+        <w:t>Fig</w:t>
+      </w:r>
+      <w:commentRangeEnd w:id="1"/>
+      <w:r>
+        <w:rPr>
+          <w:rStyle w:val="CommentReference"/>
+        </w:rPr>
+        <w:commentReference w:id="1"/>
       </w:r>
       <w:r>
         <w:t>) (these individuals were classified as “Late Intermediates” and their partners as “Late Intermediate Partners”).</w:t>
+      </w:r>
+      <w:r>
+        <w:t xml:space="preserve"> </w:t>
+      </w:r>
+      <w:commentRangeStart w:id="2"/>
+      <w:r>
+        <w:t>Throughout this manuscript, we refer to these various classifications of sex state as “phases”.</w:t>
+      </w:r>
+      <w:commentRangeEnd w:id="2"/>
+      <w:r>
+        <w:rPr>
+          <w:rStyle w:val="CommentReference"/>
+        </w:rPr>
+        <w:commentReference w:id="2"/>
       </w:r>
     </w:p>
     <w:p>
@@ -151,7 +206,13 @@
         <w:ind w:firstLine="720"/>
       </w:pPr>
       <w:r>
-        <w:t xml:space="preserve">To assess male-like behaviors, we used a parental-care assay which has been shown to show robust differences between males and females </w:t>
+        <w:t xml:space="preserve">To assess male-like behaviors, we used a parental-care assay which has been shown to </w:t>
+      </w:r>
+      <w:r>
+        <w:t xml:space="preserve">produce </w:t>
+      </w:r>
+      <w:r>
+        <w:t xml:space="preserve">robust differences between males and females </w:t>
       </w:r>
       <w:r>
         <w:fldChar w:fldCharType="begin"/>
@@ -206,16 +267,26 @@
         <w:t>). In agreement with previous results</w:t>
       </w:r>
       <w:r>
-        <w:t xml:space="preserve"> (</w:t>
-      </w:r>
-      <w:r>
-        <w:rPr>
-          <w:highlight w:val="yellow"/>
-        </w:rPr>
-        <w:t>CITATION</w:t>
-      </w:r>
-      <w:r>
-        <w:t>)</w:t>
+        <w:fldChar w:fldCharType="begin"/>
+      </w:r>
+      <w:r>
+        <w:instrText xml:space="preserve"> ADDIN ZOTERO_ITEM CSL_CITATION {"citationID":"zLifntjj","properties":{"formattedCitation":"\\super 1\\nosupersub{}","plainCitation":"1","noteIndex":0},"citationItems":[{"id":43,"uris":["http://zotero.org/users/11313215/items/TBICN8KA"],"itemData":{"id":43,"type":"article-journal","abstract":"Many fish species exhibit natural sex change as part of their life, providing unique opportunities to study sexually-differentiated social behaviors and their plasticity. Past research has shown that behavioral sex change in the female-to-male (protogynous) direction occurs rapidly and well before gonadal sex change. However, little is known about the timecourse of behavioral sex change in male-to-female (protandrous) sex-changing species, limiting our ability to compare patterns of behavioral sex change across species and identify conserved or divergent underlying mechanisms. Using the protandrous sex changing anemonefish Amphiprion ocellaris, we assessed behavior (aggression and parental care) and hormones (estradiol and 11-ketotestosterone) in fish over six months of sex change, and compared those fish against their non-changing partners as well as control males and females. Contrary to expectations, we found that sex-changing fish displayed behavior that was persistently male-like, and that their behavior did not become progressively female-like as sex change progressed. Hormones shifted to an intermediate profile between males and females and remained stable until gonads changed. These results support a new perspective that the timecourse for protandrous sex change in anemonefish is completely distinct from other well-established models, such that behavioral sex change does not occur until after gonadal sex change is complete, and that sex-changing fish have a stable and unique behavioral and hormonal phenotype that is distinct from a male-typical or female-typical phenotype. The results also identify aspects of sex change that may fundamentally differ between protandrous and protogynous modes, motivating further research into these remarkable examples of phenotypic plasticity.","container-title":"Hormones and Behavior","DOI":"10.1016/j.yhbeh.2022.105239","ISSN":"0018506X","journalAbbreviation":"Hormones and Behavior","language":"en","page":"105239","source":"DOI.org (Crossref)","title":"Stable and persistent male-like behavior during male-to-female sex change in the common clownfish Amphiprion ocellaris","volume":"145","author":[{"family":"Parker","given":"Coltan G."},{"family":"Lee","given":"Joanne S."},{"family":"Histed","given":"Abigail R."},{"family":"Craig","given":"Sarah E."},{"family":"Rhodes","given":"Justin S."}],"issued":{"date-parts":[["2022",9]]}}}],"schema":"https://github.com/citation-style-language/schema/raw/master/csl-citation.json"} </w:instrText>
+      </w:r>
+      <w:r>
+        <w:fldChar w:fldCharType="separate"/>
+      </w:r>
+      <w:r>
+        <w:rPr>
+          <w:rFonts w:cs="Times New Roman"/>
+          <w:color w:val="000000"/>
+          <w:kern w:val="0"/>
+          <w:szCs w:val="24"/>
+          <w:vertAlign w:val="superscript"/>
+        </w:rPr>
+        <w:t>1</w:t>
+      </w:r>
+      <w:r>
+        <w:fldChar w:fldCharType="end"/>
       </w:r>
       <w:r>
         <w:t xml:space="preserve">, intermediates retained male levels of parental care </w:t>
@@ -223,30 +294,22 @@
       <w:r>
         <w:t xml:space="preserve">and </w:t>
       </w:r>
-      <w:commentRangeStart w:id="1"/>
-      <w:r>
-        <w:t xml:space="preserve">inhibited </w:t>
-      </w:r>
-      <w:commentRangeEnd w:id="1"/>
+      <w:r>
+        <w:t xml:space="preserve">prevented </w:t>
+      </w:r>
+      <w:r>
+        <w:t>their partners from performing parental care.</w:t>
+      </w:r>
+      <w:commentRangeStart w:id="3"/>
+      <w:r>
+        <w:t xml:space="preserve"> Late intermediates and their partners’ behavior aligned with female and male patterns of behavior respectively as did the new female and new male. </w:t>
+      </w:r>
+      <w:commentRangeEnd w:id="3"/>
       <w:r>
         <w:rPr>
           <w:rStyle w:val="CommentReference"/>
         </w:rPr>
-        <w:commentReference w:id="1"/>
-      </w:r>
-      <w:r>
-        <w:t>their partners from performing parental care.</w:t>
-      </w:r>
-      <w:commentRangeStart w:id="2"/>
-      <w:r>
-        <w:t xml:space="preserve"> Late intermediates and their partners’ behavior aligned with female and male patterns of behavior respectively as did the new female and new male. </w:t>
-      </w:r>
-      <w:commentRangeEnd w:id="2"/>
-      <w:r>
-        <w:rPr>
-          <w:rStyle w:val="CommentReference"/>
-        </w:rPr>
-        <w:commentReference w:id="2"/>
+        <w:commentReference w:id="3"/>
       </w:r>
     </w:p>
     <w:p>
@@ -262,7 +325,25 @@
       </w:r>
       <w:proofErr w:type="gramEnd"/>
       <w:r>
-        <w:t xml:space="preserve"> behavioral aspects, intermediates retained male-like levels while late intermediates and new females aligned with female levels, while late intermediate partners along with new males aligned male levels (</w:t>
+        <w:t xml:space="preserve"> behavioral aspects, intermediates retained male-like levels</w:t>
+      </w:r>
+      <w:r>
+        <w:t xml:space="preserve"> of 11-ketotestosterone (11KT),</w:t>
+      </w:r>
+      <w:r>
+        <w:t xml:space="preserve"> while late intermediates and new females aligned with female levels</w:t>
+      </w:r>
+      <w:r>
+        <w:t>. L</w:t>
+      </w:r>
+      <w:r>
+        <w:t xml:space="preserve">ate intermediate partners </w:t>
+      </w:r>
+      <w:r>
+        <w:t>and</w:t>
+      </w:r>
+      <w:r>
+        <w:t xml:space="preserve"> with new males aligned male levels (</w:t>
       </w:r>
       <w:r>
         <w:rPr>
@@ -279,7 +360,25 @@
         <w:ind w:firstLine="720"/>
       </w:pPr>
       <w:r>
-        <w:t>We next euthanized fish and collected gonads for composition analysis. Unlike behavioral and hormonal aspects, intermediates significantly differed from males. Intermediates had gonads with significantly less testicular tissue, significantly more ovarian tissue, and significantly smaller volume (due to reproductive stasis) than males (</w:t>
+        <w:t>We next euthanized fish and collected gonads for composition analysis. Unlike behavioral and hormonal aspects, intermediates significantly differed from males. Intermediate</w:t>
+      </w:r>
+      <w:r>
+        <w:t xml:space="preserve"> </w:t>
+      </w:r>
+      <w:r>
+        <w:t xml:space="preserve">gonads </w:t>
+      </w:r>
+      <w:r>
+        <w:t>had</w:t>
+      </w:r>
+      <w:r>
+        <w:t xml:space="preserve"> significantly </w:t>
+      </w:r>
+      <w:r>
+        <w:t xml:space="preserve">reduced </w:t>
+      </w:r>
+      <w:r>
+        <w:t>testicular tissue, significantly more ovarian tissue, and significantly smaller volume (due to reproductive stasis) than males (</w:t>
       </w:r>
       <w:r>
         <w:rPr>
@@ -288,7 +387,17 @@
         <w:t>Fig</w:t>
       </w:r>
       <w:r>
-        <w:t>). Late intermediates had no measurable testicular tissue with the gonad only being composed of ovarian tissue and empty space (</w:t>
+        <w:t>).</w:t>
+      </w:r>
+      <w:commentRangeStart w:id="4"/>
+      <w:r>
+        <w:t xml:space="preserve"> Late intermediates had no measurable testicular tissue with the gonad only being composed of ovarian tissue</w:t>
+      </w:r>
+      <w:r>
+        <w:t xml:space="preserve">, connective tissue, and </w:t>
+      </w:r>
+      <w:r>
+        <w:t>empty space (</w:t>
       </w:r>
       <w:r>
         <w:rPr>
@@ -298,6 +407,13 @@
       </w:r>
       <w:r>
         <w:t>).</w:t>
+      </w:r>
+      <w:commentRangeEnd w:id="4"/>
+      <w:r>
+        <w:rPr>
+          <w:rStyle w:val="CommentReference"/>
+        </w:rPr>
+        <w:commentReference w:id="4"/>
       </w:r>
     </w:p>
     <w:p>
@@ -367,11 +483,14 @@
         <w:t xml:space="preserve"> and </w:t>
       </w:r>
       <w:r>
-        <w:t>used single-nucleus multiom</w:t>
+        <w:t xml:space="preserve">used single-nucleus </w:t>
       </w:r>
       <w:proofErr w:type="spellStart"/>
       <w:r>
-        <w:t>e</w:t>
+        <w:t>multiom</w:t>
+      </w:r>
+      <w:r>
+        <w:t>ics</w:t>
       </w:r>
       <w:proofErr w:type="spellEnd"/>
       <w:r>
@@ -383,16 +502,13 @@
       </w:r>
       <w:proofErr w:type="spellEnd"/>
       <w:r>
-        <w:t>; RNA + ATAC modalities) to profile gene expression and chromatin accessibility changes during sex change. (n</w:t>
-      </w:r>
-      <w:r>
-        <w:rPr>
-          <w:highlight w:val="yellow"/>
-        </w:rPr>
-        <w:t>,000</w:t>
-      </w:r>
-      <w:r>
-        <w:t>) nuclei passed quality control and were clustered using (</w:t>
+        <w:t>; RNA + ATAC modalities) to profile gene expression and chromatin accessibility changes during sex change</w:t>
+      </w:r>
+      <w:r>
+        <w:t>. In total, 35,364</w:t>
+      </w:r>
+      <w:r>
+        <w:t xml:space="preserve"> nuclei passed quality control and were clustered using (</w:t>
       </w:r>
       <w:r>
         <w:rPr>
@@ -415,67 +531,1317 @@
         <w:t>?</w:t>
       </w:r>
       <w:r>
-        <w:t>). In total, we detected (</w:t>
-      </w:r>
-      <w:r>
-        <w:rPr>
-          <w:highlight w:val="yellow"/>
-        </w:rPr>
-        <w:t>n</w:t>
-      </w:r>
-      <w:r>
-        <w:t>) clusters, (</w:t>
-      </w:r>
-      <w:r>
-        <w:rPr>
-          <w:highlight w:val="yellow"/>
-        </w:rPr>
-        <w:t>y</w:t>
-      </w:r>
-      <w:r>
-        <w:t xml:space="preserve">) of which </w:t>
+        <w:t xml:space="preserve">). </w:t>
+      </w:r>
+      <w:r>
+        <w:t xml:space="preserve">We </w:t>
+      </w:r>
+      <w:r>
+        <w:t xml:space="preserve">detected </w:t>
+      </w:r>
+      <w:r>
+        <w:t>27</w:t>
+      </w:r>
+      <w:r>
+        <w:t xml:space="preserve"> clusters, </w:t>
+      </w:r>
+      <w:r>
+        <w:t>20</w:t>
+      </w:r>
+      <w:r>
+        <w:t xml:space="preserve"> of which</w:t>
+      </w:r>
+      <w:r>
+        <w:t xml:space="preserve"> </w:t>
+      </w:r>
+      <w:r>
+        <w:t>were</w:t>
+      </w:r>
+      <w:r>
+        <w:t xml:space="preserve"> neurons and </w:t>
+      </w:r>
+      <w:r>
+        <w:t>seven of which</w:t>
+      </w:r>
+      <w:r>
+        <w:t xml:space="preserve"> were gli</w:t>
+      </w:r>
+      <w:r>
+        <w:t xml:space="preserve">al. Broadly, we detected </w:t>
+      </w:r>
+      <w:r>
+        <w:t>10</w:t>
+      </w:r>
+      <w:r>
+        <w:t xml:space="preserve"> </w:t>
+      </w:r>
+      <w:r>
+        <w:t>g</w:t>
+      </w:r>
+      <w:r>
+        <w:t xml:space="preserve">lutamatergic, </w:t>
+      </w:r>
+      <w:r>
+        <w:t>six</w:t>
+      </w:r>
+      <w:r>
+        <w:t xml:space="preserve"> GABAergic, and </w:t>
+      </w:r>
+      <w:r>
+        <w:t>four</w:t>
+      </w:r>
+      <w:r>
+        <w:t xml:space="preserve"> mixed</w:t>
+      </w:r>
+      <w:r>
+        <w:t xml:space="preserve"> (expressing both glutamatergic and GABAergic markers) </w:t>
+      </w:r>
+      <w:r>
+        <w:t>neuronal clusters</w:t>
+      </w:r>
+      <w:r>
+        <w:t xml:space="preserve"> (</w:t>
+      </w:r>
+      <w:r>
+        <w:rPr>
+          <w:highlight w:val="yellow"/>
+        </w:rPr>
+        <w:t xml:space="preserve">see </w:t>
+      </w:r>
+      <w:proofErr w:type="gramStart"/>
+      <w:r>
+        <w:rPr>
+          <w:highlight w:val="yellow"/>
+        </w:rPr>
+        <w:t>methods</w:t>
+      </w:r>
+      <w:commentRangeStart w:id="5"/>
+      <w:r>
+        <w:t>).</w:t>
+      </w:r>
+      <w:r>
+        <w:t>..</w:t>
+      </w:r>
+      <w:commentRangeEnd w:id="5"/>
+      <w:proofErr w:type="gramEnd"/>
+      <w:r>
+        <w:rPr>
+          <w:rStyle w:val="CommentReference"/>
+        </w:rPr>
+        <w:commentReference w:id="5"/>
+      </w:r>
+    </w:p>
+    <w:p>
+      <w:pPr>
+        <w:rPr>
+          <w:b/>
+          <w:bCs/>
+        </w:rPr>
+      </w:pPr>
+      <w:r>
+        <w:rPr>
+          <w:b/>
+          <w:bCs/>
+        </w:rPr>
+        <w:t>Cell Type Annotation</w:t>
+      </w:r>
+    </w:p>
+    <w:p>
+      <w:pPr>
+        <w:rPr>
+          <w:b/>
+          <w:bCs/>
+        </w:rPr>
+      </w:pPr>
+      <w:commentRangeStart w:id="6"/>
+      <w:r>
+        <w:rPr>
+          <w:b/>
+          <w:bCs/>
+        </w:rPr>
+        <w:lastRenderedPageBreak/>
+        <w:t xml:space="preserve">Changes in </w:t>
+      </w:r>
+      <w:r>
+        <w:rPr>
+          <w:b/>
+          <w:bCs/>
+        </w:rPr>
+        <w:t xml:space="preserve">Cell </w:t>
+      </w:r>
+      <w:r>
+        <w:rPr>
+          <w:b/>
+          <w:bCs/>
+        </w:rPr>
+        <w:t>T</w:t>
+      </w:r>
+      <w:r>
+        <w:rPr>
+          <w:b/>
+          <w:bCs/>
+        </w:rPr>
+        <w:t xml:space="preserve">ype </w:t>
+      </w:r>
+      <w:r>
+        <w:rPr>
+          <w:b/>
+          <w:bCs/>
+        </w:rPr>
+        <w:t>C</w:t>
+      </w:r>
+      <w:r>
+        <w:rPr>
+          <w:b/>
+          <w:bCs/>
+        </w:rPr>
+        <w:t>omposition</w:t>
+      </w:r>
+      <w:r>
+        <w:rPr>
+          <w:b/>
+          <w:bCs/>
+        </w:rPr>
+        <w:t xml:space="preserve"> Occur During Sex Change</w:t>
+      </w:r>
+    </w:p>
+    <w:p>
+      <w:r>
+        <w:rPr>
+          <w:b/>
+          <w:bCs/>
+        </w:rPr>
+        <w:tab/>
+      </w:r>
+      <w:r>
+        <w:t>We detected significant phase differences in the proportions of cells in 12 of the 27 (44.44%) clusters (</w:t>
+      </w:r>
+      <w:r>
+        <w:rPr>
+          <w:highlight w:val="yellow"/>
+        </w:rPr>
+        <w:t>Figure</w:t>
+      </w:r>
+      <w:r>
+        <w:t>)</w:t>
+      </w:r>
+      <w:r>
+        <w:t xml:space="preserve">. Of these, nine were decreases in cell population while only 3 were increases </w:t>
+      </w:r>
+      <w:r>
+        <w:rPr>
+          <w:highlight w:val="yellow"/>
+        </w:rPr>
+        <w:t>(see supplementary x for full table)</w:t>
+      </w:r>
+      <w:r>
+        <w:t xml:space="preserve">. </w:t>
+      </w:r>
+      <w:r>
+        <w:t>Of note,</w:t>
+      </w:r>
+      <w:r>
+        <w:t xml:space="preserve"> oligodendrocytes increased in population </w:t>
+      </w:r>
+      <w:r>
+        <w:t xml:space="preserve">progressively </w:t>
+      </w:r>
+      <w:r>
+        <w:t>with each phase</w:t>
+      </w:r>
+      <w:r>
+        <w:t xml:space="preserve"> of sex change and</w:t>
+      </w:r>
+      <w:r>
+        <w:t xml:space="preserve"> microglia increased in </w:t>
+      </w:r>
+      <w:r>
+        <w:t>during the male-intermediate transition</w:t>
+      </w:r>
+      <w:r>
+        <w:t xml:space="preserve"> (</w:t>
+      </w:r>
+      <w:r>
+        <w:rPr>
+          <w:highlight w:val="yellow"/>
+        </w:rPr>
+        <w:t>Figure</w:t>
+      </w:r>
+      <w:r>
+        <w:t>)</w:t>
+      </w:r>
+      <w:r>
+        <w:t xml:space="preserve">. Interestingly, five of </w:t>
+      </w:r>
+      <w:r>
+        <w:t>the significant</w:t>
+      </w:r>
+      <w:r>
+        <w:t xml:space="preserve"> changes</w:t>
+      </w:r>
+      <w:r>
+        <w:t xml:space="preserve"> we detected</w:t>
+      </w:r>
+      <w:r>
+        <w:t xml:space="preserve"> were transient changes in intermediates, with three transient </w:t>
+      </w:r>
+      <w:r>
+        <w:t>decreases</w:t>
+      </w:r>
+      <w:r>
+        <w:t xml:space="preserve"> and one transient </w:t>
+      </w:r>
+      <w:r>
+        <w:t>increase in population</w:t>
+      </w:r>
+      <w:r>
+        <w:t xml:space="preserve">. The two transient downregulations occurred in neurons (cluster 4 </w:t>
+      </w:r>
+      <w:r>
+        <w:rPr>
+          <w:highlight w:val="yellow"/>
+        </w:rPr>
+        <w:t>LABEL</w:t>
+      </w:r>
+      <w:r>
+        <w:t xml:space="preserve">, and cluster 7 </w:t>
+      </w:r>
+      <w:r>
+        <w:rPr>
+          <w:highlight w:val="yellow"/>
+        </w:rPr>
+        <w:t>LABEL</w:t>
+      </w:r>
+      <w:r>
+        <w:t>), while the transient increase occurred in radial glia (</w:t>
+      </w:r>
+      <w:r>
+        <w:rPr>
+          <w:highlight w:val="yellow"/>
+        </w:rPr>
+        <w:t>Figure</w:t>
+      </w:r>
+      <w:r>
+        <w:t xml:space="preserve">). </w:t>
+      </w:r>
+      <w:r>
+        <w:t xml:space="preserve"> </w:t>
+      </w:r>
+      <w:r>
+        <w:rPr>
+          <w:highlight w:val="cyan"/>
+        </w:rPr>
+        <w:t>(Should we add a “This supports the idea…” here)</w:t>
+      </w:r>
+      <w:r>
+        <w:t>.</w:t>
+      </w:r>
+    </w:p>
+    <w:p>
+      <w:r>
+        <w:tab/>
+        <w:t>Because large scale changes in glial populations may obscure more subtle changes in neuronal population and because we have previously shown that sex change is associated with extensive neurogenesis</w:t>
+      </w:r>
+      <w:r>
+        <w:fldChar w:fldCharType="begin"/>
+      </w:r>
+      <w:r>
+        <w:instrText xml:space="preserve"> ADDIN ZOTERO_ITEM CSL_CITATION {"citationID":"xw8l5HJS","properties":{"formattedCitation":"\\super 7\\nosupersub{}","plainCitation":"7","noteIndex":0},"citationItems":[{"id":16,"uris":["http://zotero.org/users/11313215/items/VGA9PBJ3"],"itemData":{"id":16,"type":"article-journal","abstract":"Sex differences in cell number in the preoptic area of the hypothalamus (POA) are documented across all major vertebrate lineages and contribute to differential regulation of the hypothalamic-pituitary-gonad axis and reproductive behavior between the sexes. Sex-changing fishes provide a unique opportunity to study mechanisms underlying sexual differentiation of the POA. In anemonefish (clownfish), which change sex from male to female, females have approximately twice the number of medium-sized cells in the anterior POA compared to males. This sex difference transitions from male-like to female-like during sex change. However, it is not known how this sex difference in POA cell number is established. This study tests the hypothesis that new cell addition plays a role. We initiated adult male-to-female sex change in 30 anemonefish (Amphiprion ocellaris) and administered BrdU to label new cells added to the POA at regular intervals throughout sex change. Sex-changing fish added more new cells to the anterior POA than non-changing fish, supporting the hypothesis. The observed effects could be accounted for by differences in POA volume, but they are also consistent with a steady trickle of new cells being gradually accumulated in the anterior POA before vitellogenic oocytes develop in the gonads. These results provide insight into the unique characteristics of protandrous sex change in anemonefish relative to other modes of sex change, and support the potential for future research in sex-changing fishes to provide a richer under­ standing of the mechanisms for sexual differentiation of the brain.","container-title":"General and Comparative Endocrinology","DOI":"10.1016/j.ygcen.2022.114185","ISSN":"00166480","journalAbbreviation":"General and Comparative Endocrinology","language":"en","page":"114185","source":"DOI.org (Crossref)","title":"New cells added to the preoptic area during sex change in the common clownfish Amphiprion ocellaris","volume":"333","author":[{"family":"Parker","given":"Coltan G."},{"family":"Craig","given":"Sarah E."},{"family":"Histed","given":"Abigail R."},{"family":"Lee","given":"Joanne S."},{"family":"Ibanez","given":"Emma"},{"family":"Pronitcheva","given":"Veronica"},{"family":"Rhodes","given":"Justin S."}],"issued":{"date-parts":[["2023",3]]}}}],"schema":"https://github.com/citation-style-language/schema/raw/master/csl-citation.json"} </w:instrText>
+      </w:r>
+      <w:r>
+        <w:fldChar w:fldCharType="separate"/>
+      </w:r>
+      <w:r>
+        <w:rPr>
+          <w:rFonts w:cs="Times New Roman"/>
+          <w:color w:val="000000"/>
+          <w:kern w:val="0"/>
+          <w:szCs w:val="24"/>
+          <w:vertAlign w:val="superscript"/>
+        </w:rPr>
+        <w:t>7</w:t>
+      </w:r>
+      <w:r>
+        <w:fldChar w:fldCharType="end"/>
+      </w:r>
+      <w:r>
+        <w:t>, we next analyzed changes in proportion only considering neuronal cell types. Of the 20 neuronal clusters we analyzed, 11 (55%) changed in population, with four decreasing in size and seven increasing. Of these, several clusters mapping to the POA changed in population. In the male-intermediate transition, we found significant increases in clusters 14 (</w:t>
+      </w:r>
+      <w:r>
+        <w:rPr>
+          <w:highlight w:val="yellow"/>
+        </w:rPr>
+        <w:t>LABEL</w:t>
+      </w:r>
+      <w:r>
+        <w:t>), 17 (</w:t>
+      </w:r>
+      <w:r>
+        <w:rPr>
+          <w:highlight w:val="yellow"/>
+        </w:rPr>
+        <w:t>LABEL</w:t>
+      </w:r>
+      <w:r>
+        <w:t>), and 18). In intermediates, we found a transient increase in the population of cluster 0 (</w:t>
+      </w:r>
+      <w:r>
+        <w:rPr>
+          <w:highlight w:val="yellow"/>
+        </w:rPr>
+        <w:t>LABEL</w:t>
+      </w:r>
+      <w:r>
+        <w:t>), and a transient decrease in cluster 4 (</w:t>
+      </w:r>
+      <w:r>
+        <w:rPr>
+          <w:highlight w:val="yellow"/>
+        </w:rPr>
+        <w:t>LABEL</w:t>
+      </w:r>
+      <w:r>
+        <w:t>). Interestingly, we found a significant increase in intermediate-female transition in clusters 6 (</w:t>
+      </w:r>
+      <w:r>
+        <w:rPr>
+          <w:highlight w:val="yellow"/>
+        </w:rPr>
+        <w:t>LABEL</w:t>
+      </w:r>
+      <w:r>
+        <w:t>) and 19 (</w:t>
+      </w:r>
+      <w:r>
+        <w:rPr>
+          <w:highlight w:val="yellow"/>
+        </w:rPr>
+        <w:t>LABEL</w:t>
+      </w:r>
+      <w:r>
+        <w:t>)</w:t>
+      </w:r>
+      <w:r>
+        <w:t>, and decreases in 9 (</w:t>
+      </w:r>
+      <w:r>
+        <w:rPr>
+          <w:highlight w:val="yellow"/>
+        </w:rPr>
+        <w:t>LABEL</w:t>
+      </w:r>
+      <w:r>
+        <w:t>), 22 (</w:t>
+      </w:r>
+      <w:r>
+        <w:rPr>
+          <w:highlight w:val="yellow"/>
+        </w:rPr>
+        <w:t>LABEL</w:t>
+      </w:r>
+      <w:r>
+        <w:t>), and 24 (</w:t>
+      </w:r>
+      <w:r>
+        <w:rPr>
+          <w:highlight w:val="yellow"/>
+        </w:rPr>
+        <w:t>LABEL</w:t>
+      </w:r>
+      <w:r>
+        <w:t>)</w:t>
+      </w:r>
+      <w:r>
+        <w:t xml:space="preserve">. </w:t>
+      </w:r>
+      <w:commentRangeEnd w:id="6"/>
+      <w:r>
+        <w:rPr>
+          <w:rStyle w:val="CommentReference"/>
+        </w:rPr>
+        <w:commentReference w:id="6"/>
+      </w:r>
+    </w:p>
+    <w:p>
+      <w:pPr>
+        <w:rPr>
+          <w:b/>
+          <w:bCs/>
+        </w:rPr>
+      </w:pPr>
+      <w:r>
+        <w:rPr>
+          <w:b/>
+          <w:bCs/>
+        </w:rPr>
+        <w:t>Transcriptomic Changes Associated with Sex Change</w:t>
+      </w:r>
+    </w:p>
+    <w:p>
+      <w:r>
+        <w:rPr>
+          <w:b/>
+          <w:bCs/>
+        </w:rPr>
+        <w:tab/>
+      </w:r>
+      <w:r>
+        <w:t xml:space="preserve">To characterize the transcriptomic changes associated with sex change in the POA, we next </w:t>
+      </w:r>
+      <w:r>
+        <w:t>analy</w:t>
+      </w:r>
+      <w:r>
+        <w:t>zed differentially expressed genes (DEGs). Genes that significantly differed by phase (phase-DEGs) were then further classified by their pairwise pattern across the three major groups (</w:t>
+      </w:r>
+      <w:r>
+        <w:rPr>
+          <w:highlight w:val="yellow"/>
+        </w:rPr>
+        <w:t>see supplementary methods…</w:t>
+      </w:r>
+      <w:r>
+        <w:t xml:space="preserve">). In total, we detected 290 phase-DEGs, of which 140 were </w:t>
+      </w:r>
+      <w:r>
+        <w:t>downregulated</w:t>
+      </w:r>
+      <w:r>
+        <w:t xml:space="preserve"> and</w:t>
+      </w:r>
+      <w:r>
+        <w:t xml:space="preserve"> 150 were upregulated. We found DEGs were biased in clusters 6 (</w:t>
+      </w:r>
+      <w:r>
+        <w:rPr>
+          <w:highlight w:val="yellow"/>
+        </w:rPr>
+        <w:t>LABEL</w:t>
+      </w:r>
+      <w:r>
+        <w:t>), 1 (Radial Glia), 0 (</w:t>
+      </w:r>
+      <w:r>
+        <w:rPr>
+          <w:highlight w:val="yellow"/>
+        </w:rPr>
+        <w:t>LABEL</w:t>
+      </w:r>
+      <w:r>
+        <w:t>), and 11 (Microglia) (</w:t>
+      </w:r>
+      <w:r>
+        <w:rPr>
+          <w:highlight w:val="yellow"/>
+        </w:rPr>
+        <w:t>Figure</w:t>
+      </w:r>
+      <w:r>
+        <w:t>)</w:t>
+      </w:r>
+      <w:r>
+        <w:t xml:space="preserve"> Of the 290 DEGs, 153 significantly differed between males and intermediates, 214 differed between females and intermediates, and 234 differed between females and males</w:t>
+      </w:r>
+      <w:r>
+        <w:t xml:space="preserve">. </w:t>
+      </w:r>
+      <w:r>
+        <w:t>(</w:t>
+      </w:r>
+      <w:r>
+        <w:rPr>
+          <w:highlight w:val="cyan"/>
+        </w:rPr>
+        <w:t>What more would a reader want to see here?</w:t>
+      </w:r>
+      <w:r>
+        <w:t>)</w:t>
+      </w:r>
+    </w:p>
+    <w:p>
+      <w:pPr>
+        <w:rPr>
+          <w:b/>
+          <w:bCs/>
+        </w:rPr>
+      </w:pPr>
+      <w:r>
+        <w:rPr>
+          <w:b/>
+          <w:bCs/>
+        </w:rPr>
+        <w:t xml:space="preserve">Radial Glia Undergo </w:t>
+      </w:r>
+      <w:r>
+        <w:rPr>
+          <w:b/>
+          <w:bCs/>
+        </w:rPr>
+        <w:t xml:space="preserve">Developmental-Like Transcription Factor Transitions </w:t>
+      </w:r>
+      <w:r>
+        <w:rPr>
+          <w:b/>
+          <w:bCs/>
+        </w:rPr>
+        <w:t>During</w:t>
+      </w:r>
+      <w:r>
+        <w:rPr>
+          <w:b/>
+          <w:bCs/>
+        </w:rPr>
+        <w:t xml:space="preserve"> Sex Change</w:t>
+      </w:r>
+    </w:p>
+    <w:p>
+      <w:r>
+        <w:tab/>
+      </w:r>
+      <w:commentRangeStart w:id="7"/>
+      <w:commentRangeStart w:id="8"/>
+      <w:r>
+        <w:t xml:space="preserve">Several transcription factors associated with </w:t>
+      </w:r>
+      <w:r>
+        <w:t>neurodevelopment and</w:t>
+      </w:r>
+      <w:r>
+        <w:t xml:space="preserve"> neurogenesis were found to be </w:t>
+      </w:r>
+      <w:r>
+        <w:t>phase</w:t>
+      </w:r>
+      <w:r>
+        <w:t xml:space="preserve">-DEGs in radial glia. </w:t>
+      </w:r>
+      <w:r>
+        <w:t xml:space="preserve">Specifically, we found that in males and intermediates, </w:t>
+      </w:r>
+      <w:r>
+        <w:t xml:space="preserve">expression of </w:t>
+      </w:r>
+      <w:r>
+        <w:rPr>
+          <w:i/>
+          <w:iCs/>
+        </w:rPr>
+        <w:t xml:space="preserve">gli1, pbnox2 </w:t>
+      </w:r>
+      <w:r>
+        <w:t>(</w:t>
+      </w:r>
+      <w:r>
+        <w:rPr>
+          <w:i/>
+          <w:iCs/>
+        </w:rPr>
+        <w:t>LOC111568198</w:t>
+      </w:r>
+      <w:r>
+        <w:t xml:space="preserve">), and </w:t>
+      </w:r>
+      <w:r>
+        <w:t>COUP-TFII (</w:t>
+      </w:r>
+      <w:r>
+        <w:rPr>
+          <w:i/>
+          <w:iCs/>
+        </w:rPr>
+        <w:t>LOC111563338</w:t>
+      </w:r>
+      <w:r>
+        <w:rPr>
+          <w:i/>
+          <w:iCs/>
+        </w:rPr>
+        <w:t>)</w:t>
+      </w:r>
+      <w:r>
+        <w:rPr>
+          <w:i/>
+          <w:iCs/>
+        </w:rPr>
+        <w:t xml:space="preserve"> </w:t>
+      </w:r>
+      <w:r>
+        <w:t xml:space="preserve">was </w:t>
+      </w:r>
+      <w:r>
+        <w:t>increased</w:t>
+      </w:r>
+      <w:r>
+        <w:t xml:space="preserve"> suggesting radial are in a proliferative (primed?) state (</w:t>
+      </w:r>
+      <w:r>
+        <w:rPr>
+          <w:highlight w:val="yellow"/>
+        </w:rPr>
+        <w:t>CITATION</w:t>
+      </w:r>
+      <w:r>
+        <w:t xml:space="preserve">S). In intermediates however, there was additionally increased expression of </w:t>
+      </w:r>
+      <w:r>
+        <w:rPr>
+          <w:i/>
+          <w:iCs/>
+        </w:rPr>
+        <w:t xml:space="preserve">dbx1-bl </w:t>
+      </w:r>
+      <w:r>
+        <w:t>(</w:t>
+      </w:r>
+      <w:r>
+        <w:rPr>
+          <w:i/>
+          <w:iCs/>
+        </w:rPr>
+        <w:t>LOC111587547</w:t>
+      </w:r>
+      <w:r>
+        <w:t xml:space="preserve">) and </w:t>
+      </w:r>
+      <w:r>
+        <w:rPr>
+          <w:i/>
+          <w:iCs/>
+        </w:rPr>
+        <w:t>znf710b</w:t>
+      </w:r>
+      <w:r>
+        <w:rPr>
+          <w:i/>
+          <w:iCs/>
+        </w:rPr>
+        <w:t xml:space="preserve">, </w:t>
+      </w:r>
+      <w:r>
+        <w:t>two markers of commitment to differentiation (</w:t>
+      </w:r>
+      <w:r>
+        <w:rPr>
+          <w:highlight w:val="yellow"/>
+        </w:rPr>
+        <w:t>CITATION</w:t>
+      </w:r>
+      <w:r>
+        <w:t xml:space="preserve">S). This transcription factor complement suggests that the radial glia of intermediates </w:t>
+      </w:r>
+      <w:proofErr w:type="gramStart"/>
+      <w:r>
+        <w:t>are</w:t>
+      </w:r>
+      <w:proofErr w:type="gramEnd"/>
+      <w:r>
+        <w:t xml:space="preserve"> transitioning from a progenitor state to a proliferating state. Females, however, were marked by expression of </w:t>
+      </w:r>
+      <w:r>
+        <w:rPr>
+          <w:i/>
+          <w:iCs/>
+        </w:rPr>
+        <w:t>sox6</w:t>
+      </w:r>
+      <w:r>
+        <w:t xml:space="preserve">, </w:t>
+      </w:r>
+      <w:r>
+        <w:rPr>
+          <w:i/>
+          <w:iCs/>
+        </w:rPr>
+        <w:t xml:space="preserve">nkx2.2a, </w:t>
+      </w:r>
+      <w:r>
+        <w:t xml:space="preserve">and </w:t>
+      </w:r>
+      <w:r>
+        <w:rPr>
+          <w:i/>
+          <w:iCs/>
+        </w:rPr>
+        <w:t>foxp2</w:t>
+      </w:r>
+      <w:r>
+        <w:t>, suggesting differentiation into GABAergic neurons (</w:t>
+      </w:r>
+      <w:r>
+        <w:rPr>
+          <w:highlight w:val="yellow"/>
+        </w:rPr>
+        <w:t>CITATIONS</w:t>
+      </w:r>
+      <w:r>
+        <w:t>) (</w:t>
+      </w:r>
+      <w:r>
+        <w:rPr>
+          <w:highlight w:val="yellow"/>
+        </w:rPr>
+        <w:t>Figure</w:t>
+      </w:r>
+      <w:r>
+        <w:t xml:space="preserve">). </w:t>
+      </w:r>
+      <w:commentRangeEnd w:id="7"/>
+      <w:r>
+        <w:rPr>
+          <w:rStyle w:val="CommentReference"/>
+        </w:rPr>
+        <w:commentReference w:id="7"/>
+      </w:r>
+      <w:commentRangeEnd w:id="8"/>
+      <w:r>
+        <w:rPr>
+          <w:rStyle w:val="CommentReference"/>
+        </w:rPr>
+        <w:commentReference w:id="8"/>
+      </w:r>
+    </w:p>
+    <w:p>
+      <w:pPr>
+        <w:rPr>
+          <w:b/>
+          <w:bCs/>
+        </w:rPr>
+      </w:pPr>
+      <w:r>
+        <w:rPr>
+          <w:b/>
+          <w:bCs/>
+          <w:highlight w:val="yellow"/>
+        </w:rPr>
+        <w:t xml:space="preserve">Radial Glia </w:t>
       </w:r>
       <w:proofErr w:type="spellStart"/>
       <w:r>
-        <w:t>where</w:t>
+        <w:rPr>
+          <w:b/>
+          <w:bCs/>
+          <w:highlight w:val="yellow"/>
+        </w:rPr>
+        <w:t>subclustering</w:t>
       </w:r>
       <w:proofErr w:type="spellEnd"/>
       <w:r>
-        <w:t xml:space="preserve"> neurons and (</w:t>
-      </w:r>
-      <w:r>
-        <w:rPr>
-          <w:highlight w:val="yellow"/>
-        </w:rPr>
-        <w:t>z</w:t>
-      </w:r>
-      <w:r>
-        <w:t>) of which were glial. Broadly, we detected (</w:t>
-      </w:r>
-      <w:r>
-        <w:rPr>
-          <w:highlight w:val="yellow"/>
-        </w:rPr>
-        <w:t>x Glutamatergic, y GABAergic, and z mixed neuronal clusters</w:t>
+        <w:rPr>
+          <w:b/>
+          <w:bCs/>
+          <w:highlight w:val="yellow"/>
+        </w:rPr>
+        <w:t>…</w:t>
+      </w:r>
+      <w:commentRangeStart w:id="9"/>
+    </w:p>
+    <w:p>
+      <w:r>
+        <w:tab/>
+        <w:t xml:space="preserve">To gain a deeper understanding of the changes occurring in the radial glia, we next subclustered radial glia </w:t>
+      </w:r>
+      <w:proofErr w:type="gramStart"/>
+      <w:r>
+        <w:t>in to</w:t>
+      </w:r>
+      <w:proofErr w:type="gramEnd"/>
+      <w:r>
+        <w:t xml:space="preserve"> 6 subclusters referred to as 1_0 – 1_5 (</w:t>
+      </w:r>
+      <w:r>
+        <w:rPr>
+          <w:highlight w:val="yellow"/>
+        </w:rPr>
+        <w:t>see methods</w:t>
+      </w:r>
+      <w:r>
+        <w:t>). Using CytoTRACE</w:t>
+      </w:r>
+      <w:r>
+        <w:fldChar w:fldCharType="begin"/>
+      </w:r>
+      <w:r>
+        <w:instrText xml:space="preserve"> ADDIN ZOTERO_ITEM CSL_CITATION {"citationID":"jh0PC5gC","properties":{"formattedCitation":"\\super 8\\nosupersub{}","plainCitation":"8","noteIndex":0},"citationItems":[{"id":3274,"uris":["http://zotero.org/users/11313215/items/LEWHIU9W"],"itemData":{"id":3274,"type":"article-journal","abstract":"Single-cell RNA sequencing (scRNA-seq) is a powerful approach for reconstructing cellular differentiation trajectories. However, inferring both the state and direction of differentiation is challenging. Here, we demonstrate a simple, yet robust, determinant of developmental potential—the number of expressed genes per cell—and leverage this measure of transcriptional diversity to develop a computational framework (CytoTRACE) for predicting differentiation states from scRNA-seq data. When applied to diverse tissue types and organisms, CytoTRACE outperformed previous methods and nearly 19,000 annotated gene sets for resolving 52 experimentally determined developmental trajectories. Additionally, it facilitated the identification of quiescent stem cells and revealed genes that contribute to breast tumorigenesis. This study thus establishes a key RNA-based feature of developmental potential and a platform for delineation of cellular hierarchies.","container-title":"Science","DOI":"10.1126/science.aax0249","issue":"6476","note":"publisher: American Association for the Advancement of Science","page":"405-411","source":"science.org (Atypon)","title":"Single-cell transcriptional diversity is a hallmark of developmental potential","volume":"367","author":[{"family":"Gulati","given":"Gunsagar S."},{"family":"Sikandar","given":"Shaheen S."},{"family":"Wesche","given":"Daniel J."},{"family":"Manjunath","given":"Anoop"},{"family":"Bharadwaj","given":"Anjan"},{"family":"Berger","given":"Mark J."},{"family":"Ilagan","given":"Francisco"},{"family":"Kuo","given":"Angera H."},{"family":"Hsieh","given":"Robert W."},{"family":"Cai","given":"Shang"},{"family":"Zabala","given":"Maider"},{"family":"Scheeren","given":"Ferenc A."},{"family":"Lobo","given":"Neethan A."},{"family":"Qian","given":"Dalong"},{"family":"Yu","given":"Feiqiao B."},{"family":"Dirbas","given":"Frederick M."},{"family":"Clarke","given":"Michael F."},{"family":"Newman","given":"Aaron M."}],"issued":{"date-parts":[["2020",1,24]]}}}],"schema":"https://github.com/citation-style-language/schema/raw/master/csl-citation.json"} </w:instrText>
+      </w:r>
+      <w:r>
+        <w:fldChar w:fldCharType="separate"/>
+      </w:r>
+      <w:r>
+        <w:rPr>
+          <w:rFonts w:cs="Times New Roman"/>
+          <w:color w:val="000000"/>
+          <w:kern w:val="0"/>
+          <w:szCs w:val="24"/>
+          <w:vertAlign w:val="superscript"/>
+        </w:rPr>
+        <w:t>8</w:t>
+      </w:r>
+      <w:r>
+        <w:fldChar w:fldCharType="end"/>
+      </w:r>
+      <w:r>
+        <w:t>, we found that subclusters 1_1 and 1_3 represented immature populations while the rest were mature to various extents (f</w:t>
+      </w:r>
+      <w:r>
+        <w:rPr>
+          <w:highlight w:val="yellow"/>
+        </w:rPr>
+        <w:t>igure</w:t>
+      </w:r>
+      <w:r>
+        <w:t xml:space="preserve">). To further classify these clusters, we next examined their marker genes. </w:t>
+      </w:r>
+      <w:r>
+        <w:t xml:space="preserve">We identified subclusters </w:t>
+      </w:r>
+      <w:r>
+        <w:t xml:space="preserve">1_1 and </w:t>
+      </w:r>
+      <w:r>
+        <w:t>1_</w:t>
+      </w:r>
+      <w:r>
+        <w:t>3</w:t>
+      </w:r>
+      <w:r>
+        <w:t xml:space="preserve"> as </w:t>
+      </w:r>
+      <w:r>
+        <w:t>quiescent</w:t>
+      </w:r>
+      <w:r>
+        <w:t xml:space="preserve"> based on </w:t>
+      </w:r>
+      <w:r>
+        <w:lastRenderedPageBreak/>
+        <w:t xml:space="preserve">expression of </w:t>
+      </w:r>
+      <w:r>
+        <w:rPr>
+          <w:i/>
+          <w:iCs/>
+        </w:rPr>
+        <w:t>setd1a</w:t>
+      </w:r>
+      <w:r>
+        <w:rPr>
+          <w:i/>
+          <w:iCs/>
+        </w:rPr>
+        <w:t xml:space="preserve">, </w:t>
+      </w:r>
+      <w:r>
+        <w:t xml:space="preserve">increased expression of </w:t>
+      </w:r>
+      <w:proofErr w:type="spellStart"/>
+      <w:r>
+        <w:rPr>
+          <w:i/>
+          <w:iCs/>
+        </w:rPr>
+        <w:t>glula</w:t>
+      </w:r>
+      <w:proofErr w:type="spellEnd"/>
+      <w:r>
+        <w:t xml:space="preserve"> (</w:t>
+      </w:r>
+      <w:r>
+        <w:rPr>
+          <w:i/>
+          <w:iCs/>
+        </w:rPr>
+        <w:t>LOC111570141</w:t>
+      </w:r>
+      <w:r>
+        <w:t xml:space="preserve">), </w:t>
+      </w:r>
+      <w:r>
+        <w:rPr>
+          <w:i/>
+          <w:iCs/>
+        </w:rPr>
+        <w:t xml:space="preserve">fabp7b </w:t>
+      </w:r>
+      <w:r>
+        <w:t>(</w:t>
+      </w:r>
+      <w:r>
+        <w:rPr>
+          <w:i/>
+          <w:iCs/>
+        </w:rPr>
+        <w:t>LOC111575074</w:t>
+      </w:r>
+      <w:r>
+        <w:t>), and</w:t>
+      </w:r>
+      <w:r>
+        <w:rPr>
+          <w:i/>
+          <w:iCs/>
+        </w:rPr>
+        <w:t xml:space="preserve"> s100[beta], </w:t>
+      </w:r>
+      <w:r>
+        <w:t xml:space="preserve">and absence of </w:t>
+      </w:r>
+      <w:r>
+        <w:rPr>
+          <w:i/>
+          <w:iCs/>
+        </w:rPr>
+        <w:t xml:space="preserve">ccnd1 </w:t>
+      </w:r>
+      <w:r>
+        <w:t>(</w:t>
+      </w:r>
+      <w:r>
+        <w:rPr>
+          <w:highlight w:val="yellow"/>
+        </w:rPr>
+        <w:t>Figure</w:t>
       </w:r>
       <w:r>
         <w:t>)</w:t>
       </w:r>
       <w:r>
+        <w:rPr>
+          <w:i/>
+          <w:iCs/>
+        </w:rPr>
+        <w:t xml:space="preserve"> </w:t>
+      </w:r>
+      <w:r>
+        <w:rPr>
+          <w:i/>
+          <w:iCs/>
+        </w:rPr>
+        <w:fldChar w:fldCharType="begin"/>
+      </w:r>
+      <w:r>
+        <w:rPr>
+          <w:i/>
+          <w:iCs/>
+        </w:rPr>
+        <w:instrText xml:space="preserve"> ADDIN ZOTERO_ITEM CSL_CITATION {"citationID":"VPOE020t","properties":{"formattedCitation":"\\super 9,10\\nosupersub{}","plainCitation":"9,10","noteIndex":0},"citationItems":[{"id":5397,"uris":["http://zotero.org/users/11313215/items/4VXMT6UF"],"itemData":{"id":5397,"type":"article-journal","abstract":"Zebrafish display widespread and pronounced adult neurogenesis, which is fundamental for their regeneration capability after central nervous system injury. However, the cellular identity and the biological properties of adult newborn neurons are elusive for most brain areas. Here, we have used short-term lineage tracing of radial glia progeny to prospectively isolate newborn neurons from the her4.1+ radial glia lineage in the homeostatic adult forebrain. Transcriptome analysis of radial glia, newborn neurons and mature neurons using single cell sequencing identified distinct transcriptional profiles, including novel markers for each population. Specifically, we detected two separate newborn neuron types, which showed diversity of cell fate commitment and location. Further analyses showed that these cell types are homologous to neurogenic cells in the mammalian brain, identified neurogenic commitment in proliferating radial glia and indicated that glutamatergic projection neurons are generated in the adult zebrafish telencephalon. Thus, we prospectively isolated adult newborn neurons from the adult zebrafish forebrain, identified markers for newborn and mature neurons in the adult brain, and revealed intrinsic heterogeneity among adult newborn neurons and their homology with mammalian adult neurogenic cell types.","container-title":"Development","DOI":"10.1242/dev.185595","ISSN":"0950-1991","issue":"1","journalAbbreviation":"Development","page":"dev185595","source":"Silverchair","title":"Single cell sequencing of radial glia progeny reveals the diversity of newborn neurons in the adult zebrafish brain","volume":"147","author":[{"family":"Lange","given":"Christian"},{"family":"Rost","given":"Fabian"},{"family":"Machate","given":"Anja"},{"family":"Reinhardt","given":"Susanne"},{"family":"Lesche","given":"Matthias"},{"family":"Weber","given":"Anke"},{"family":"Kuscha","given":"Veronika"},{"family":"Dahl","given":"Andreas"},{"family":"Rulands","given":"Steffen"},{"family":"Brand","given":"Michael"}],"issued":{"date-parts":[["2020",1,9]]}}},{"id":5395,"uris":["http://zotero.org/users/11313215/items/VRUJWZFZ"],"itemData":{"id":5395,"type":"article-journal","abstract":"Quiescence, a hallmark of adult neural stem cells (NSCs), is required for maintaining the NSC pool to support life-long continuous neurogenesis in the adult dentate gyrus (DG). Whether long-lasting epigenetic modifications maintain NSC quiescence over the long term in the adult DG is not well-understood. Here we show that mice with haploinsufficiency of Setd1a, a schizophrenia risk gene encoding a histone H3K4 methyltransferase, develop an enlarged DG with more dentate granule cells after young adulthood. Deletion of Setd1a specifically in quiescent NSCs in the adult DG promotes their activation and neurogenesis, which is countered by inhibition of the histone demethylase LSD1. Mechanistically, RNA-sequencing and CUT &amp; RUN analyses of cultured quiescent adult NSCs reveal Setd1a deletion-induced transcriptional changes and many Setd1a targets, among which down-regulation of Bhlhe40 promotes quiescent NSC activation in the adult DG in vivo. Together, our study reveals a Setd1a-dependent epigenetic mechanism that sustains NSC quiescence in the adult DG.","container-title":"Nature Communications","DOI":"10.1038/s41467-024-50010-y","ISSN":"2041-1723","issue":"1","journalAbbreviation":"Nat Commun","language":"en","license":"2024 The Author(s)","note":"publisher: Nature Publishing Group","page":"5674","source":"www.nature.com","title":"Epigenetic maintenance of adult neural stem cell quiescence in the mouse hippocampus via Setd1a","volume":"15","author":[{"family":"Zhao","given":"Ting"},{"family":"Hong","given":"Yan"},{"family":"Yan","given":"Bowen"},{"family":"Huang","given":"Suming"},{"family":"Ming","given":"Guo-li"},{"family":"Song","given":"Hongjun"}],"issued":{"date-parts":[["2024",7,6]]}}}],"schema":"https://github.com/citation-style-language/schema/raw/master/csl-citation.json"} </w:instrText>
+      </w:r>
+      <w:r>
+        <w:rPr>
+          <w:i/>
+          <w:iCs/>
+        </w:rPr>
+        <w:fldChar w:fldCharType="separate"/>
+      </w:r>
+      <w:r>
+        <w:rPr>
+          <w:rFonts w:cs="Times New Roman"/>
+          <w:color w:val="000000"/>
+          <w:kern w:val="0"/>
+          <w:szCs w:val="24"/>
+          <w:vertAlign w:val="superscript"/>
+        </w:rPr>
+        <w:t>9,10</w:t>
+      </w:r>
+      <w:r>
+        <w:rPr>
+          <w:i/>
+          <w:iCs/>
+        </w:rPr>
+        <w:fldChar w:fldCharType="end"/>
+      </w:r>
+      <w:r>
+        <w:t xml:space="preserve">.  </w:t>
+      </w:r>
+      <w:commentRangeEnd w:id="9"/>
+      <w:r>
+        <w:rPr>
+          <w:rStyle w:val="CommentReference"/>
+        </w:rPr>
+        <w:commentReference w:id="9"/>
+      </w:r>
+      <w:r>
+        <w:t xml:space="preserve"> </w:t>
+      </w:r>
+    </w:p>
+    <w:p/>
+    <w:p>
+      <w:pPr>
+        <w:rPr>
+          <w:b/>
+          <w:bCs/>
+        </w:rPr>
+      </w:pPr>
+      <w:r>
+        <w:rPr>
+          <w:b/>
+          <w:bCs/>
+          <w:highlight w:val="yellow"/>
+        </w:rPr>
+        <w:t>Radial Glia Differentiate Into…</w:t>
+      </w:r>
+    </w:p>
+    <w:p>
+      <w:pPr>
+        <w:tabs>
+          <w:tab w:val="left" w:pos="1385"/>
+        </w:tabs>
+      </w:pPr>
+      <w:r>
+        <w:t xml:space="preserve">Having identified 1_1 as the most basal radial glial population, we next sought to determine which clusters were being populated using trajectory analysis. To do this, we </w:t>
+      </w:r>
+    </w:p>
+    <w:p>
+      <w:pPr>
+        <w:tabs>
+          <w:tab w:val="left" w:pos="1385"/>
+        </w:tabs>
+      </w:pPr>
+      <w:r>
+        <w:tab/>
+      </w:r>
+    </w:p>
+    <w:p>
+      <w:pPr>
+        <w:rPr>
+          <w:b/>
+          <w:bCs/>
+        </w:rPr>
+      </w:pPr>
+      <w:r>
+        <w:rPr>
+          <w:b/>
+          <w:bCs/>
+        </w:rPr>
+        <w:t xml:space="preserve">Estrogenic Signaling </w:t>
+      </w:r>
+      <w:r>
+        <w:rPr>
+          <w:b/>
+          <w:bCs/>
+        </w:rPr>
+        <w:t xml:space="preserve">from Radial Glia </w:t>
+      </w:r>
+      <w:r>
+        <w:rPr>
+          <w:b/>
+          <w:bCs/>
+        </w:rPr>
+        <w:t xml:space="preserve">is </w:t>
+      </w:r>
+      <w:r>
+        <w:rPr>
+          <w:b/>
+          <w:bCs/>
+        </w:rPr>
+        <w:t>Decreased</w:t>
+      </w:r>
+      <w:r>
+        <w:rPr>
+          <w:b/>
+          <w:bCs/>
+        </w:rPr>
+        <w:t xml:space="preserve"> in Intermediate</w:t>
+      </w:r>
+      <w:r>
+        <w:rPr>
+          <w:b/>
+          <w:bCs/>
+        </w:rPr>
+        <w:t>s</w:t>
+      </w:r>
+    </w:p>
+    <w:p>
+      <w:r>
+        <w:tab/>
+        <w:t>Among the most surprising findings in our phase-DEG analysis was that brain aromatase (</w:t>
+      </w:r>
+      <w:r>
+        <w:rPr>
+          <w:i/>
+          <w:iCs/>
+        </w:rPr>
+        <w:t>LOC111577263</w:t>
+      </w:r>
+      <w:r>
+        <w:t xml:space="preserve">, hereafter referred to as </w:t>
+      </w:r>
+      <w:r>
+        <w:rPr>
+          <w:i/>
+          <w:iCs/>
+        </w:rPr>
+        <w:t>cyp19a1b</w:t>
+      </w:r>
+      <w:r>
+        <w:t>), the primary enzyme responsible for converting androgens to estrogens in the teleost brain (</w:t>
+      </w:r>
+      <w:r>
+        <w:rPr>
+          <w:highlight w:val="yellow"/>
+        </w:rPr>
+        <w:t>CITATION</w:t>
+      </w:r>
+      <w:r>
+        <w:t xml:space="preserve">), was significantly </w:t>
+      </w:r>
+      <w:r>
+        <w:t>reduced in the radial glia of</w:t>
+      </w:r>
+      <w:r>
+        <w:t xml:space="preserve"> intermediates (</w:t>
+      </w:r>
+      <w:r>
+        <w:rPr>
+          <w:highlight w:val="yellow"/>
+        </w:rPr>
+        <w:t>figure</w:t>
+      </w:r>
+      <w:r>
+        <w:t>). This is in contrast to previous findings which have shown that across sex change, aromatase increases gradually</w:t>
+      </w:r>
+      <w:r>
+        <w:t xml:space="preserve"> across the process</w:t>
+      </w:r>
+      <w:r>
+        <w:t xml:space="preserve"> </w:t>
+      </w:r>
+      <w:r>
+        <w:fldChar w:fldCharType="begin"/>
+      </w:r>
+      <w:r>
+        <w:instrText xml:space="preserve"> ADDIN ZOTERO_ITEM CSL_CITATION {"citationID":"mMzLR23e","properties":{"formattedCitation":"\\super 11\\nosupersub{}","plainCitation":"11","noteIndex":0},"citationItems":[{"id":5338,"uris":["http://zotero.org/users/11313215/items/U7SJXVK7"],"itemData":{"id":5338,"type":"article-journal","abstract":"Sequential hermaphroditism is a unique reproductive strategy among teleosts that is displayed mainly in fish species living in the coral reef environment. The reproductive biology of hermaphrodites has long been intriguing; however, very little is known about the molecular pathways underlying their sex change. Here, we provide the first de novo transcriptome analyses of a hermaphrodite teleost´s undergoing sex change in its natural environment. Our study has examined relative gene expression across multiple groups—rather than just two contrasting conditions— and has allowed us to explore the differential expression patterns throughout the whole process. Our analysis has highlighted the rapid and complex genomic response of the brain associated with sex change, which is subsequently transmitted to the gonads, identifying a large number of candidate genes, some well-known and some novel, involved in the process. The present study provides strong evidence of the importance of the sex steroidogenic machinery during sex change in clownfish, with the aromatase gene playing a central role, both in the brain and the gonad. This work constitutes the first genome-wide study in a social sex-changing species and provides insights into the genetic mechanism governing social sex change and gonadal restructuring in protandrous hermaphrodites.","container-title":"Scientific Reports","DOI":"10.1038/srep35461","ISSN":"2045-2322","issue":"1","journalAbbreviation":"Sci Rep","language":"en","license":"2016 The Author(s)","note":"publisher: Nature Publishing Group","page":"35461","source":"www.nature.com","title":"Sex Change in Clownfish: Molecular Insights from Transcriptome Analysis","title-short":"Sex Change in Clownfish","volume":"6","author":[{"family":"Casas","given":"Laura"},{"family":"Saborido-Rey","given":"Fran"},{"family":"Ryu","given":"Taewoo"},{"family":"Michell","given":"Craig"},{"family":"Ravasi","given":"Timothy"},{"family":"Irigoien","given":"Xabier"}],"issued":{"date-parts":[["2016",10,17]]}}}],"schema":"https://github.com/citation-style-language/schema/raw/master/csl-citation.json"} </w:instrText>
+      </w:r>
+      <w:r>
+        <w:fldChar w:fldCharType="separate"/>
+      </w:r>
+      <w:r>
+        <w:rPr>
+          <w:rFonts w:cs="Times New Roman"/>
+          <w:color w:val="000000"/>
+          <w:kern w:val="0"/>
+          <w:szCs w:val="24"/>
+          <w:vertAlign w:val="superscript"/>
+        </w:rPr>
+        <w:t>11</w:t>
+      </w:r>
+      <w:r>
+        <w:fldChar w:fldCharType="end"/>
+      </w:r>
+      <w:r>
         <w:t xml:space="preserve"> (</w:t>
       </w:r>
       <w:r>
         <w:rPr>
           <w:highlight w:val="yellow"/>
         </w:rPr>
+        <w:t>Figure</w:t>
+      </w:r>
+      <w:r>
+        <w:t xml:space="preserve">). Intrigued by this finding, we next asked what the potential cell-cell communication implications of this were. To do this, we used  </w:t>
+      </w:r>
+      <w:proofErr w:type="spellStart"/>
+      <w:r>
+        <w:t>CellPhoneDB</w:t>
+      </w:r>
+      <w:proofErr w:type="spellEnd"/>
+      <w:r>
+        <w:t xml:space="preserve"> </w:t>
+      </w:r>
+      <w:r>
+        <w:fldChar w:fldCharType="begin"/>
+      </w:r>
+      <w:r>
+        <w:instrText xml:space="preserve"> ADDIN ZOTERO_ITEM CSL_CITATION {"citationID":"8zlV1gj2","properties":{"formattedCitation":"\\super 12\\nosupersub{}","plainCitation":"12","noteIndex":0},"citationItems":[{"id":3474,"uris":["http://zotero.org/users/11313215/items/JZX3IISE"],"itemData":{"id":3474,"type":"article-journal","abstract":"Cell–cell communication mediated by ligand–receptor complexes is critical to coordinating diverse biological processes, such as development, differentiation and inflammation. To investigate how the context-dependent crosstalk of different cell types enables physiological processes to proceed, we developed CellPhoneDB, a novel repository of ligands, receptors and their interactions. In contrast to other repositories, our database takes into account the subunit architecture of both ligands and receptors, representing heteromeric complexes accurately. We integrated our resource with a statistical framework that predicts enriched cellular interactions between two cell types from single-cell transcriptomics data. Here, we outline the structure and content of our repository, provide procedures for inferring cell–cell communication networks from single-cell RNA sequencing data and present a practical step-by-step guide to help implement the protocol. CellPhoneDB v.2.0 is an updated version of our resource that incorporates additional functionalities to enable users to introduce new interacting molecules and reduces the time and resources needed to interrogate large datasets. CellPhoneDB v.2.0 is publicly available, both as code and as a user-friendly web interface; it can be used by both experts and researchers with little experience in computational genomics. In our protocol, we demonstrate how to evaluate meaningful biological interactions with CellPhoneDB v.2.0 using published datasets. This protocol typically takes ~2 h to complete, from installation to statistical analysis and visualization, for a dataset of ~10 GB, 10,000 cells and 19 cell types, and using five threads.","container-title":"Nature Protocols","DOI":"10.1038/s41596-020-0292-x","ISSN":"1750-2799","issue":"4","journalAbbreviation":"Nat Protoc","language":"en","license":"2020 The Author(s), under exclusive licence to Springer Nature Limited","note":"publisher: Nature Publishing Group","page":"1484-1506","source":"www.nature.com","title":"CellPhoneDB: inferring cell–cell communication from combined expression of multi-subunit ligand–receptor complexes","title-short":"CellPhoneDB","volume":"15","author":[{"family":"Efremova","given":"Mirjana"},{"family":"Vento-Tormo","given":"Miquel"},{"family":"Teichmann","given":"Sarah A."},{"family":"Vento-Tormo","given":"Roser"}],"issued":{"date-parts":[["2020",4]]}}}],"schema":"https://github.com/citation-style-language/schema/raw/master/csl-citation.json"} </w:instrText>
+      </w:r>
+      <w:r>
+        <w:fldChar w:fldCharType="separate"/>
+      </w:r>
+      <w:r>
+        <w:rPr>
+          <w:rFonts w:cs="Times New Roman"/>
+          <w:color w:val="000000"/>
+          <w:kern w:val="0"/>
+          <w:szCs w:val="24"/>
+          <w:vertAlign w:val="superscript"/>
+        </w:rPr>
+        <w:t>12</w:t>
+      </w:r>
+      <w:r>
+        <w:fldChar w:fldCharType="end"/>
+      </w:r>
+      <w:r>
+        <w:t xml:space="preserve"> to analyze differential cell-cell communication by phase (</w:t>
+      </w:r>
+      <w:r>
+        <w:rPr>
+          <w:highlight w:val="yellow"/>
+        </w:rPr>
         <w:t>see methods</w:t>
       </w:r>
       <w:r>
+        <w:t xml:space="preserve">). </w:t>
+      </w:r>
+      <w:r>
+        <w:t>Remarkably, we</w:t>
+      </w:r>
+      <w:r>
+        <w:t xml:space="preserve"> found </w:t>
+      </w:r>
+      <w:r>
+        <w:t>consistent reductions in</w:t>
+      </w:r>
+      <w:r>
+        <w:t xml:space="preserve"> estradiol signaling (</w:t>
+      </w:r>
+      <w:r>
+        <w:t>Estradiol_byCYP19A1_ESR2</w:t>
+      </w:r>
+      <w:r>
+        <w:t xml:space="preserve">) </w:t>
+      </w:r>
+      <w:r>
+        <w:t>sent by radial glia to (</w:t>
+      </w:r>
+      <w:r>
+        <w:rPr>
+          <w:highlight w:val="yellow"/>
+        </w:rPr>
+        <w:t>clusters</w:t>
+      </w:r>
+      <w:r>
         <w:t>).</w:t>
       </w:r>
+      <w:r>
+        <w:t xml:space="preserve"> (</w:t>
+      </w:r>
+      <w:r>
+        <w:rPr>
+          <w:highlight w:val="cyan"/>
+        </w:rPr>
+        <w:t xml:space="preserve">Further [anything </w:t>
+      </w:r>
+      <w:proofErr w:type="spellStart"/>
+      <w:r>
+        <w:rPr>
+          <w:highlight w:val="cyan"/>
+        </w:rPr>
+        <w:t>interesing</w:t>
+      </w:r>
+      <w:proofErr w:type="spellEnd"/>
+      <w:r>
+        <w:rPr>
+          <w:highlight w:val="cyan"/>
+        </w:rPr>
+        <w:t xml:space="preserve"> with the ATAC?])</w:t>
+      </w:r>
     </w:p>
     <w:p/>
     <w:p>
+      <w:r>
+        <w:tab/>
+      </w:r>
+    </w:p>
+    <w:p>
       <w:pPr>
         <w:rPr>
           <w:b/>
@@ -487,8 +1853,156 @@
           <w:b/>
           <w:bCs/>
         </w:rPr>
-        <w:t>Transcriptomic Changes Associated with Sex Change</w:t>
-      </w:r>
+        <w:t>[Cluster 6] Undergoes Structural Remodeling During Sex Change</w:t>
+      </w:r>
+    </w:p>
+    <w:p>
+      <w:r>
+        <w:tab/>
+        <w:t xml:space="preserve">Our DEG analysis of [cluster6] revealed several changes in genes associated with the extracellular matrix, cell-cell adhesion, and the synapse. During the intermediate-female transition, </w:t>
+      </w:r>
+      <w:r>
+        <w:rPr>
+          <w:i/>
+          <w:iCs/>
+        </w:rPr>
+        <w:t>sdc2</w:t>
+      </w:r>
+      <w:r>
+        <w:t xml:space="preserve"> and </w:t>
+      </w:r>
+      <w:proofErr w:type="spellStart"/>
+      <w:r>
+        <w:rPr>
+          <w:i/>
+          <w:iCs/>
+        </w:rPr>
+        <w:t>dse</w:t>
+      </w:r>
+      <w:proofErr w:type="spellEnd"/>
+      <w:r>
+        <w:rPr>
+          <w:i/>
+          <w:iCs/>
+        </w:rPr>
+        <w:t>-like</w:t>
+      </w:r>
+      <w:r>
+        <w:t xml:space="preserve"> (</w:t>
+      </w:r>
+      <w:r>
+        <w:rPr>
+          <w:i/>
+          <w:iCs/>
+        </w:rPr>
+        <w:t>LOC111585095</w:t>
+      </w:r>
+      <w:r>
+        <w:t>)</w:t>
+      </w:r>
+      <w:r>
+        <w:rPr>
+          <w:i/>
+          <w:iCs/>
+        </w:rPr>
+        <w:t xml:space="preserve"> </w:t>
+      </w:r>
+      <w:r>
+        <w:t xml:space="preserve">were upregulated while </w:t>
+      </w:r>
+      <w:proofErr w:type="spellStart"/>
+      <w:r>
+        <w:rPr>
+          <w:i/>
+          <w:iCs/>
+        </w:rPr>
+        <w:t>bcan</w:t>
+      </w:r>
+      <w:proofErr w:type="spellEnd"/>
+      <w:r>
+        <w:rPr>
+          <w:i/>
+          <w:iCs/>
+        </w:rPr>
+        <w:t xml:space="preserve">, </w:t>
+      </w:r>
+      <w:r>
+        <w:t>and</w:t>
+      </w:r>
+      <w:r>
+        <w:rPr>
+          <w:i/>
+          <w:iCs/>
+        </w:rPr>
+        <w:t xml:space="preserve"> stxbp6 </w:t>
+      </w:r>
+      <w:r>
+        <w:t xml:space="preserve">were downregulated. </w:t>
+      </w:r>
+      <w:proofErr w:type="spellStart"/>
+      <w:r>
+        <w:t>Furthter</w:t>
+      </w:r>
+      <w:proofErr w:type="spellEnd"/>
+      <w:r>
+        <w:t xml:space="preserve">, </w:t>
+      </w:r>
+      <w:r>
+        <w:rPr>
+          <w:i/>
+          <w:iCs/>
+        </w:rPr>
+        <w:t>pcdh10b</w:t>
+      </w:r>
+      <w:r>
+        <w:t xml:space="preserve"> and </w:t>
+      </w:r>
+      <w:r>
+        <w:rPr>
+          <w:i/>
+          <w:iCs/>
+        </w:rPr>
+        <w:t>cntnap4</w:t>
+      </w:r>
+      <w:r>
+        <w:t xml:space="preserve"> (</w:t>
+      </w:r>
+      <w:r>
+        <w:rPr>
+          <w:i/>
+          <w:iCs/>
+        </w:rPr>
+        <w:t>LOC111567620</w:t>
+      </w:r>
+      <w:r>
+        <w:t>)</w:t>
+      </w:r>
+    </w:p>
+    <w:p/>
+    <w:p/>
+    <w:p>
+      <w:pPr>
+        <w:rPr>
+          <w:b/>
+          <w:bCs/>
+        </w:rPr>
+      </w:pPr>
+      <w:r>
+        <w:rPr>
+          <w:b/>
+          <w:bCs/>
+        </w:rPr>
+        <w:t xml:space="preserve">[Cluster 6] </w:t>
+      </w:r>
+    </w:p>
+    <w:p/>
+    <w:p>
+      <w:pPr>
+        <w:rPr>
+          <w:b/>
+          <w:bCs/>
+        </w:rPr>
+      </w:pPr>
     </w:p>
     <w:sectPr>
       <w:pgSz w:w="12240" w:h="15840"/>
@@ -519,7 +2033,7 @@
       </w:r>
     </w:p>
   </w:comment>
-  <w:comment w:id="1" w:author="Graham, Gabriel J." w:date="2026-01-08T22:09:00Z" w:initials="GGJ">
+  <w:comment w:id="1" w:author="Graham, Gabriel J." w:date="2026-01-23T13:04:00Z" w:initials="GGJ">
     <w:p>
       <w:r>
         <w:rPr>
@@ -532,11 +2046,11 @@
           <w:sz w:val="20"/>
           <w:szCs w:val="20"/>
         </w:rPr>
-        <w:t>How do I say they enforced this, they would bite and bat those mfs out</w:t>
+        <w:t>Maybe I change the gonads to be b and then c and d</w:t>
       </w:r>
     </w:p>
   </w:comment>
-  <w:comment w:id="2" w:author="Graham, Gabriel J." w:date="2026-01-08T22:11:00Z" w:initials="GGJ">
+  <w:comment w:id="2" w:author="Graham, Gabriel J." w:date="2026-01-23T13:04:00Z" w:initials="GGJ">
     <w:p>
       <w:r>
         <w:rPr>
@@ -549,9 +2063,130 @@
           <w:sz w:val="20"/>
           <w:szCs w:val="20"/>
         </w:rPr>
+        <w:t>Thoughts?</w:t>
+      </w:r>
+    </w:p>
+  </w:comment>
+  <w:comment w:id="3" w:author="Graham, Gabriel J." w:date="2026-01-08T22:11:00Z" w:initials="GGJ">
+    <w:p>
+      <w:r>
+        <w:rPr>
+          <w:rStyle w:val="CommentReference"/>
+        </w:rPr>
+        <w:annotationRef/>
+      </w:r>
+      <w:r>
+        <w:rPr>
+          <w:sz w:val="20"/>
+          <w:szCs w:val="20"/>
+        </w:rPr>
         <w:t>Wording</w:t>
       </w:r>
     </w:p>
+  </w:comment>
+  <w:comment w:id="4" w:author="Graham, Gabriel J." w:date="2026-01-17T16:58:00Z" w:initials="GGJ">
+    <w:p>
+      <w:r>
+        <w:rPr>
+          <w:rStyle w:val="CommentReference"/>
+        </w:rPr>
+        <w:annotationRef/>
+      </w:r>
+      <w:r>
+        <w:rPr>
+          <w:sz w:val="20"/>
+          <w:szCs w:val="20"/>
+        </w:rPr>
+        <w:t>Do we want to add any commentary here</w:t>
+      </w:r>
+    </w:p>
+    <w:p/>
+  </w:comment>
+  <w:comment w:id="5" w:author="Graham, Gabriel J." w:date="2026-01-17T22:33:00Z" w:initials="GGJ">
+    <w:p>
+      <w:r>
+        <w:rPr>
+          <w:rStyle w:val="CommentReference"/>
+        </w:rPr>
+        <w:annotationRef/>
+      </w:r>
+      <w:r>
+        <w:rPr>
+          <w:sz w:val="20"/>
+          <w:szCs w:val="20"/>
+        </w:rPr>
+        <w:t>Could give more details about single cell statistics but I dont know if anyone really cares</w:t>
+      </w:r>
+    </w:p>
+  </w:comment>
+  <w:comment w:id="6" w:author="Graham, Gabriel J." w:date="2026-01-20T20:51:00Z" w:initials="GGJ">
+    <w:p>
+      <w:r>
+        <w:rPr>
+          <w:rStyle w:val="CommentReference"/>
+        </w:rPr>
+        <w:annotationRef/>
+      </w:r>
+      <w:r>
+        <w:rPr>
+          <w:sz w:val="20"/>
+          <w:szCs w:val="20"/>
+        </w:rPr>
+        <w:t>I think this section can be pared back a lot</w:t>
+      </w:r>
+    </w:p>
+  </w:comment>
+  <w:comment w:id="7" w:author="Graham, Gabriel J." w:date="2026-01-18T00:17:00Z" w:initials="GGJ">
+    <w:p>
+      <w:r>
+        <w:rPr>
+          <w:rStyle w:val="CommentReference"/>
+        </w:rPr>
+        <w:annotationRef/>
+      </w:r>
+      <w:r>
+        <w:rPr>
+          <w:sz w:val="20"/>
+          <w:szCs w:val="20"/>
+        </w:rPr>
+        <w:t>Should maybe include how mutually exclusive they are or the fact that they occur in coexpression modules</w:t>
+      </w:r>
+    </w:p>
+  </w:comment>
+  <w:comment w:id="8" w:author="Graham, Gabriel J." w:date="2026-01-18T00:43:00Z" w:initials="GGJ">
+    <w:p>
+      <w:r>
+        <w:rPr>
+          <w:rStyle w:val="CommentReference"/>
+        </w:rPr>
+        <w:annotationRef/>
+      </w:r>
+      <w:r>
+        <w:rPr>
+          <w:sz w:val="20"/>
+          <w:szCs w:val="20"/>
+        </w:rPr>
+        <w:t>Which TFS are in which cells is very interesting and warrants further analysis?</w:t>
+      </w:r>
+    </w:p>
+  </w:comment>
+  <w:comment w:id="9" w:author="Graham, Gabriel J." w:date="2026-01-19T19:41:00Z" w:initials="GGJ">
+    <w:p>
+      <w:r>
+        <w:rPr>
+          <w:rStyle w:val="CommentReference"/>
+        </w:rPr>
+        <w:annotationRef/>
+      </w:r>
+      <w:r>
+        <w:rPr>
+          <w:sz w:val="20"/>
+          <w:szCs w:val="20"/>
+        </w:rPr>
+        <w:t>its so hard to label these mfs when 1_3 expresses everything</w:t>
+      </w:r>
+    </w:p>
+    <w:p/>
   </w:comment>
 </w:comments>
 </file>
@@ -559,25 +2194,167 @@
 <file path=word/commentsExtended.xml><?xml version="1.0" encoding="utf-8"?>
 <w15:commentsEx xmlns:wpc="http://schemas.microsoft.com/office/word/2010/wordprocessingCanvas" xmlns:cx="http://schemas.microsoft.com/office/drawing/2014/chartex" xmlns:cx1="http://schemas.microsoft.com/office/drawing/2015/9/8/chartex" xmlns:cx2="http://schemas.microsoft.com/office/drawing/2015/10/21/chartex" xmlns:cx3="http://schemas.microsoft.com/office/drawing/2016/5/9/chartex" xmlns:cx4="http://schemas.microsoft.com/office/drawing/2016/5/10/chartex" xmlns:cx5="http://schemas.microsoft.com/office/drawing/2016/5/11/chartex" xmlns:cx6="http://schemas.microsoft.com/office/drawing/2016/5/12/chartex" xmlns:cx7="http://schemas.microsoft.com/office/drawing/2016/5/13/chartex" xmlns:cx8="http://schemas.microsoft.com/office/drawing/2016/5/14/chartex" xmlns:mc="http://schemas.openxmlformats.org/markup-compatibility/2006" xmlns:aink="http://schemas.microsoft.com/office/drawing/2016/ink" xmlns:am3d="http://schemas.microsoft.com/office/drawing/2017/model3d" xmlns:o="urn:schemas-microsoft-com:office:office" xmlns:oel="http://schemas.microsoft.com/office/2019/extlst" xmlns:r="http://schemas.openxmlformats.org/officeDocument/2006/relationships" xmlns:m="http://schemas.openxmlformats.org/officeDocument/2006/math" xmlns:v="urn:schemas-microsoft-com:vml" xmlns:wp14="http://schemas.microsoft.com/office/word/2010/wordprocessingDrawing" xmlns:wp="http://schemas.openxmlformats.org/drawingml/2006/wordprocessingDrawing" xmlns:w10="urn:schemas-microsoft-com:office:word" xmlns:w="http://schemas.openxmlformats.org/wordprocessingml/2006/main" xmlns:w14="http://schemas.microsoft.com/office/word/2010/wordml" xmlns:w15="http://schemas.microsoft.com/office/word/2012/wordml" xmlns:w16cex="http://schemas.microsoft.com/office/word/2018/wordml/cex" xmlns:w16cid="http://schemas.microsoft.com/office/word/2016/wordml/cid" xmlns:w16="http://schemas.microsoft.com/office/word/2018/wordml" xmlns:w16du="http://schemas.microsoft.com/office/word/2023/wordml/word16du" xmlns:w16sdtdh="http://schemas.microsoft.com/office/word/2020/wordml/sdtdatahash" xmlns:w16sdtfl="http://schemas.microsoft.com/office/word/2024/wordml/sdtformatlock" xmlns:w16se="http://schemas.microsoft.com/office/word/2015/wordml/symex" xmlns:wpg="http://schemas.microsoft.com/office/word/2010/wordprocessingGroup" xmlns:wpi="http://schemas.microsoft.com/office/word/2010/wordprocessingInk" xmlns:wne="http://schemas.microsoft.com/office/word/2006/wordml" xmlns:wps="http://schemas.microsoft.com/office/word/2010/wordprocessingShape" mc:Ignorable="w14 w15 w16se w16cid w16 w16cex w16sdtdh w16sdtfl w16du wp14">
   <w15:commentEx w15:paraId="2F652C92" w15:done="0"/>
-  <w15:commentEx w15:paraId="0A8EE917" w15:done="0"/>
+  <w15:commentEx w15:paraId="74DEA625" w15:done="0"/>
+  <w15:commentEx w15:paraId="32728E0B" w15:done="0"/>
   <w15:commentEx w15:paraId="637938CE" w15:done="0"/>
+  <w15:commentEx w15:paraId="1AF44343" w15:done="0"/>
+  <w15:commentEx w15:paraId="0861497F" w15:done="0"/>
+  <w15:commentEx w15:paraId="41E28F78" w15:done="0"/>
+  <w15:commentEx w15:paraId="2CA32D90" w15:done="0"/>
+  <w15:commentEx w15:paraId="69C4FC3B" w15:paraIdParent="2CA32D90" w15:done="0"/>
+  <w15:commentEx w15:paraId="3FCCEA76" w15:done="0"/>
 </w15:commentsEx>
 </file>
 
 <file path=word/commentsExtensible.xml><?xml version="1.0" encoding="utf-8"?>
 <w16cex:commentsExtensible xmlns:wpc="http://schemas.microsoft.com/office/word/2010/wordprocessingCanvas" xmlns:cx="http://schemas.microsoft.com/office/drawing/2014/chartex" xmlns:cx1="http://schemas.microsoft.com/office/drawing/2015/9/8/chartex" xmlns:cx2="http://schemas.microsoft.com/office/drawing/2015/10/21/chartex" xmlns:cx3="http://schemas.microsoft.com/office/drawing/2016/5/9/chartex" xmlns:cx4="http://schemas.microsoft.com/office/drawing/2016/5/10/chartex" xmlns:cx5="http://schemas.microsoft.com/office/drawing/2016/5/11/chartex" xmlns:cx6="http://schemas.microsoft.com/office/drawing/2016/5/12/chartex" xmlns:cx7="http://schemas.microsoft.com/office/drawing/2016/5/13/chartex" xmlns:cx8="http://schemas.microsoft.com/office/drawing/2016/5/14/chartex" xmlns:cr="http://schemas.microsoft.com/office/comments/2020/reactions" xmlns:mc="http://schemas.openxmlformats.org/markup-compatibility/2006" xmlns:aink="http://schemas.microsoft.com/office/drawing/2016/ink" xmlns:am3d="http://schemas.microsoft.com/office/drawing/2017/model3d" xmlns:o="urn:schemas-microsoft-com:office:office" xmlns:oel="http://schemas.microsoft.com/office/2019/extlst" xmlns:r="http://schemas.openxmlformats.org/officeDocument/2006/relationships" xmlns:m="http://schemas.openxmlformats.org/officeDocument/2006/math" xmlns:v="urn:schemas-microsoft-com:vml" xmlns:wp14="http://schemas.microsoft.com/office/word/2010/wordprocessingDrawing" xmlns:wp="http://schemas.openxmlformats.org/drawingml/2006/wordprocessingDrawing" xmlns:w10="urn:schemas-microsoft-com:office:word" xmlns:w="http://schemas.openxmlformats.org/wordprocessingml/2006/main" xmlns:w14="http://schemas.microsoft.com/office/word/2010/wordml" xmlns:w15="http://schemas.microsoft.com/office/word/2012/wordml" xmlns:w16cex="http://schemas.microsoft.com/office/word/2018/wordml/cex" xmlns:w16cid="http://schemas.microsoft.com/office/word/2016/wordml/cid" xmlns:w16="http://schemas.microsoft.com/office/word/2018/wordml" xmlns:w16du="http://schemas.microsoft.com/office/word/2023/wordml/word16du" xmlns:w16sdtdh="http://schemas.microsoft.com/office/word/2020/wordml/sdtdatahash" xmlns:w16sdtfl="http://schemas.microsoft.com/office/word/2024/wordml/sdtformatlock" xmlns:w16se="http://schemas.microsoft.com/office/word/2015/wordml/symex" xmlns:wpg="http://schemas.microsoft.com/office/word/2010/wordprocessingGroup" xmlns:wpi="http://schemas.microsoft.com/office/word/2010/wordprocessingInk" xmlns:wne="http://schemas.microsoft.com/office/word/2006/wordml" xmlns:wps="http://schemas.microsoft.com/office/word/2010/wordprocessingShape" mc:Ignorable="w14 w15 w16se w16cid w16 w16cex w16sdtdh w16sdtfl cr w16du wp14">
   <w16cex:commentExtensible w16cex:durableId="15F40ED9" w16cex:dateUtc="2026-01-09T02:54:00Z"/>
-  <w16cex:commentExtensible w16cex:durableId="244D9868" w16cex:dateUtc="2026-01-09T03:09:00Z"/>
+  <w16cex:commentExtensible w16cex:durableId="3393926D" w16cex:dateUtc="2026-01-23T18:04:00Z"/>
+  <w16cex:commentExtensible w16cex:durableId="5CDC31DB" w16cex:dateUtc="2026-01-23T18:04:00Z"/>
   <w16cex:commentExtensible w16cex:durableId="2F232206" w16cex:dateUtc="2026-01-09T03:11:00Z"/>
+  <w16cex:commentExtensible w16cex:durableId="3470318A" w16cex:dateUtc="2026-01-17T21:58:00Z"/>
+  <w16cex:commentExtensible w16cex:durableId="7701F384" w16cex:dateUtc="2026-01-18T03:33:00Z"/>
+  <w16cex:commentExtensible w16cex:durableId="31F1FEA9" w16cex:dateUtc="2026-01-21T01:51:00Z"/>
+  <w16cex:commentExtensible w16cex:durableId="38F20FE7" w16cex:dateUtc="2026-01-18T05:17:00Z"/>
+  <w16cex:commentExtensible w16cex:durableId="3282ED63" w16cex:dateUtc="2026-01-18T05:43:00Z"/>
+  <w16cex:commentExtensible w16cex:durableId="6639CEDD" w16cex:dateUtc="2026-01-20T00:41:00Z"/>
 </w16cex:commentsExtensible>
 </file>
 
 <file path=word/commentsIds.xml><?xml version="1.0" encoding="utf-8"?>
 <w16cid:commentsIds xmlns:wpc="http://schemas.microsoft.com/office/word/2010/wordprocessingCanvas" xmlns:cx="http://schemas.microsoft.com/office/drawing/2014/chartex" xmlns:cx1="http://schemas.microsoft.com/office/drawing/2015/9/8/chartex" xmlns:cx2="http://schemas.microsoft.com/office/drawing/2015/10/21/chartex" xmlns:cx3="http://schemas.microsoft.com/office/drawing/2016/5/9/chartex" xmlns:cx4="http://schemas.microsoft.com/office/drawing/2016/5/10/chartex" xmlns:cx5="http://schemas.microsoft.com/office/drawing/2016/5/11/chartex" xmlns:cx6="http://schemas.microsoft.com/office/drawing/2016/5/12/chartex" xmlns:cx7="http://schemas.microsoft.com/office/drawing/2016/5/13/chartex" xmlns:cx8="http://schemas.microsoft.com/office/drawing/2016/5/14/chartex" xmlns:mc="http://schemas.openxmlformats.org/markup-compatibility/2006" xmlns:aink="http://schemas.microsoft.com/office/drawing/2016/ink" xmlns:am3d="http://schemas.microsoft.com/office/drawing/2017/model3d" xmlns:o="urn:schemas-microsoft-com:office:office" xmlns:oel="http://schemas.microsoft.com/office/2019/extlst" xmlns:r="http://schemas.openxmlformats.org/officeDocument/2006/relationships" xmlns:m="http://schemas.openxmlformats.org/officeDocument/2006/math" xmlns:v="urn:schemas-microsoft-com:vml" xmlns:wp14="http://schemas.microsoft.com/office/word/2010/wordprocessingDrawing" xmlns:wp="http://schemas.openxmlformats.org/drawingml/2006/wordprocessingDrawing" xmlns:w10="urn:schemas-microsoft-com:office:word" xmlns:w="http://schemas.openxmlformats.org/wordprocessingml/2006/main" xmlns:w14="http://schemas.microsoft.com/office/word/2010/wordml" xmlns:w15="http://schemas.microsoft.com/office/word/2012/wordml" xmlns:w16cex="http://schemas.microsoft.com/office/word/2018/wordml/cex" xmlns:w16cid="http://schemas.microsoft.com/office/word/2016/wordml/cid" xmlns:w16="http://schemas.microsoft.com/office/word/2018/wordml" xmlns:w16du="http://schemas.microsoft.com/office/word/2023/wordml/word16du" xmlns:w16sdtdh="http://schemas.microsoft.com/office/word/2020/wordml/sdtdatahash" xmlns:w16sdtfl="http://schemas.microsoft.com/office/word/2024/wordml/sdtformatlock" xmlns:w16se="http://schemas.microsoft.com/office/word/2015/wordml/symex" xmlns:wpg="http://schemas.microsoft.com/office/word/2010/wordprocessingGroup" xmlns:wpi="http://schemas.microsoft.com/office/word/2010/wordprocessingInk" xmlns:wne="http://schemas.microsoft.com/office/word/2006/wordml" xmlns:wps="http://schemas.microsoft.com/office/word/2010/wordprocessingShape" mc:Ignorable="w14 w15 w16se w16cid w16 w16cex w16sdtdh w16sdtfl w16du wp14">
   <w16cid:commentId w16cid:paraId="2F652C92" w16cid:durableId="15F40ED9"/>
-  <w16cid:commentId w16cid:paraId="0A8EE917" w16cid:durableId="244D9868"/>
+  <w16cid:commentId w16cid:paraId="74DEA625" w16cid:durableId="3393926D"/>
+  <w16cid:commentId w16cid:paraId="32728E0B" w16cid:durableId="5CDC31DB"/>
   <w16cid:commentId w16cid:paraId="637938CE" w16cid:durableId="2F232206"/>
+  <w16cid:commentId w16cid:paraId="1AF44343" w16cid:durableId="3470318A"/>
+  <w16cid:commentId w16cid:paraId="0861497F" w16cid:durableId="7701F384"/>
+  <w16cid:commentId w16cid:paraId="41E28F78" w16cid:durableId="31F1FEA9"/>
+  <w16cid:commentId w16cid:paraId="2CA32D90" w16cid:durableId="38F20FE7"/>
+  <w16cid:commentId w16cid:paraId="69C4FC3B" w16cid:durableId="3282ED63"/>
+  <w16cid:commentId w16cid:paraId="3FCCEA76" w16cid:durableId="6639CEDD"/>
 </w16cid:commentsIds>
+</file>
+
+<file path=word/numbering.xml><?xml version="1.0" encoding="utf-8"?>
+<w:numbering xmlns:wpc="http://schemas.microsoft.com/office/word/2010/wordprocessingCanvas" xmlns:cx="http://schemas.microsoft.com/office/drawing/2014/chartex" xmlns:cx1="http://schemas.microsoft.com/office/drawing/2015/9/8/chartex" xmlns:cx2="http://schemas.microsoft.com/office/drawing/2015/10/21/chartex" xmlns:cx3="http://schemas.microsoft.com/office/drawing/2016/5/9/chartex" xmlns:cx4="http://schemas.microsoft.com/office/drawing/2016/5/10/chartex" xmlns:cx5="http://schemas.microsoft.com/office/drawing/2016/5/11/chartex" xmlns:cx6="http://schemas.microsoft.com/office/drawing/2016/5/12/chartex" xmlns:cx7="http://schemas.microsoft.com/office/drawing/2016/5/13/chartex" xmlns:cx8="http://schemas.microsoft.com/office/drawing/2016/5/14/chartex" xmlns:mc="http://schemas.openxmlformats.org/markup-compatibility/2006" xmlns:aink="http://schemas.microsoft.com/office/drawing/2016/ink" xmlns:am3d="http://schemas.microsoft.com/office/drawing/2017/model3d" xmlns:o="urn:schemas-microsoft-com:office:office" xmlns:oel="http://schemas.microsoft.com/office/2019/extlst" xmlns:r="http://schemas.openxmlformats.org/officeDocument/2006/relationships" xmlns:m="http://schemas.openxmlformats.org/officeDocument/2006/math" xmlns:v="urn:schemas-microsoft-com:vml" xmlns:wp14="http://schemas.microsoft.com/office/word/2010/wordprocessingDrawing" xmlns:wp="http://schemas.openxmlformats.org/drawingml/2006/wordprocessingDrawing" xmlns:w10="urn:schemas-microsoft-com:office:word" xmlns:w="http://schemas.openxmlformats.org/wordprocessingml/2006/main" xmlns:w14="http://schemas.microsoft.com/office/word/2010/wordml" xmlns:w15="http://schemas.microsoft.com/office/word/2012/wordml" xmlns:w16cex="http://schemas.microsoft.com/office/word/2018/wordml/cex" xmlns:w16cid="http://schemas.microsoft.com/office/word/2016/wordml/cid" xmlns:w16="http://schemas.microsoft.com/office/word/2018/wordml" xmlns:w16du="http://schemas.microsoft.com/office/word/2023/wordml/word16du" xmlns:w16sdtdh="http://schemas.microsoft.com/office/word/2020/wordml/sdtdatahash" xmlns:w16sdtfl="http://schemas.microsoft.com/office/word/2024/wordml/sdtformatlock" xmlns:w16se="http://schemas.microsoft.com/office/word/2015/wordml/symex" xmlns:wpg="http://schemas.microsoft.com/office/word/2010/wordprocessingGroup" xmlns:wpi="http://schemas.microsoft.com/office/word/2010/wordprocessingInk" xmlns:wne="http://schemas.microsoft.com/office/word/2006/wordml" xmlns:wps="http://schemas.microsoft.com/office/word/2010/wordprocessingShape" mc:Ignorable="w14 w15 w16se w16cid w16 w16cex w16sdtdh w16sdtfl w16du wp14">
+  <w:abstractNum w:abstractNumId="0" w15:restartNumberingAfterBreak="0">
+    <w:nsid w:val="74442713"/>
+    <w:multiLevelType w:val="hybridMultilevel"/>
+    <w:tmpl w:val="FC060E64"/>
+    <w:lvl w:ilvl="0" w:tplc="97621368">
+      <w:start w:val="1"/>
+      <w:numFmt w:val="bullet"/>
+      <w:lvlText w:val=""/>
+      <w:lvlJc w:val="left"/>
+      <w:pPr>
+        <w:ind w:left="720" w:hanging="360"/>
+      </w:pPr>
+      <w:rPr>
+        <w:rFonts w:ascii="Symbol" w:eastAsiaTheme="minorHAnsi" w:hAnsi="Symbol" w:cs="Times New Roman (Body CS)" w:hint="default"/>
+      </w:rPr>
+    </w:lvl>
+    <w:lvl w:ilvl="1" w:tplc="04090003" w:tentative="1">
+      <w:start w:val="1"/>
+      <w:numFmt w:val="bullet"/>
+      <w:lvlText w:val="o"/>
+      <w:lvlJc w:val="left"/>
+      <w:pPr>
+        <w:ind w:left="1440" w:hanging="360"/>
+      </w:pPr>
+      <w:rPr>
+        <w:rFonts w:ascii="Courier New" w:hAnsi="Courier New" w:cs="Courier New" w:hint="default"/>
+      </w:rPr>
+    </w:lvl>
+    <w:lvl w:ilvl="2" w:tplc="04090005" w:tentative="1">
+      <w:start w:val="1"/>
+      <w:numFmt w:val="bullet"/>
+      <w:lvlText w:val=""/>
+      <w:lvlJc w:val="left"/>
+      <w:pPr>
+        <w:ind w:left="2160" w:hanging="360"/>
+      </w:pPr>
+      <w:rPr>
+        <w:rFonts w:ascii="Wingdings" w:hAnsi="Wingdings" w:hint="default"/>
+      </w:rPr>
+    </w:lvl>
+    <w:lvl w:ilvl="3" w:tplc="04090001" w:tentative="1">
+      <w:start w:val="1"/>
+      <w:numFmt w:val="bullet"/>
+      <w:lvlText w:val=""/>
+      <w:lvlJc w:val="left"/>
+      <w:pPr>
+        <w:ind w:left="2880" w:hanging="360"/>
+      </w:pPr>
+      <w:rPr>
+        <w:rFonts w:ascii="Symbol" w:hAnsi="Symbol" w:hint="default"/>
+      </w:rPr>
+    </w:lvl>
+    <w:lvl w:ilvl="4" w:tplc="04090003" w:tentative="1">
+      <w:start w:val="1"/>
+      <w:numFmt w:val="bullet"/>
+      <w:lvlText w:val="o"/>
+      <w:lvlJc w:val="left"/>
+      <w:pPr>
+        <w:ind w:left="3600" w:hanging="360"/>
+      </w:pPr>
+      <w:rPr>
+        <w:rFonts w:ascii="Courier New" w:hAnsi="Courier New" w:cs="Courier New" w:hint="default"/>
+      </w:rPr>
+    </w:lvl>
+    <w:lvl w:ilvl="5" w:tplc="04090005" w:tentative="1">
+      <w:start w:val="1"/>
+      <w:numFmt w:val="bullet"/>
+      <w:lvlText w:val=""/>
+      <w:lvlJc w:val="left"/>
+      <w:pPr>
+        <w:ind w:left="4320" w:hanging="360"/>
+      </w:pPr>
+      <w:rPr>
+        <w:rFonts w:ascii="Wingdings" w:hAnsi="Wingdings" w:hint="default"/>
+      </w:rPr>
+    </w:lvl>
+    <w:lvl w:ilvl="6" w:tplc="04090001" w:tentative="1">
+      <w:start w:val="1"/>
+      <w:numFmt w:val="bullet"/>
+      <w:lvlText w:val=""/>
+      <w:lvlJc w:val="left"/>
+      <w:pPr>
+        <w:ind w:left="5040" w:hanging="360"/>
+      </w:pPr>
+      <w:rPr>
+        <w:rFonts w:ascii="Symbol" w:hAnsi="Symbol" w:hint="default"/>
+      </w:rPr>
+    </w:lvl>
+    <w:lvl w:ilvl="7" w:tplc="04090003" w:tentative="1">
+      <w:start w:val="1"/>
+      <w:numFmt w:val="bullet"/>
+      <w:lvlText w:val="o"/>
+      <w:lvlJc w:val="left"/>
+      <w:pPr>
+        <w:ind w:left="5760" w:hanging="360"/>
+      </w:pPr>
+      <w:rPr>
+        <w:rFonts w:ascii="Courier New" w:hAnsi="Courier New" w:cs="Courier New" w:hint="default"/>
+      </w:rPr>
+    </w:lvl>
+    <w:lvl w:ilvl="8" w:tplc="04090005" w:tentative="1">
+      <w:start w:val="1"/>
+      <w:numFmt w:val="bullet"/>
+      <w:lvlText w:val=""/>
+      <w:lvlJc w:val="left"/>
+      <w:pPr>
+        <w:ind w:left="6480" w:hanging="360"/>
+      </w:pPr>
+      <w:rPr>
+        <w:rFonts w:ascii="Wingdings" w:hAnsi="Wingdings" w:hint="default"/>
+      </w:rPr>
+    </w:lvl>
+  </w:abstractNum>
+  <w:num w:numId="1" w16cid:durableId="2128348">
+    <w:abstractNumId w:val="0"/>
+  </w:num>
+</w:numbering>
 </file>
 
 <file path=word/people.xml><?xml version="1.0" encoding="utf-8"?>

--- a/Manuscript/Sections/Results Draft v1.0.docx
+++ b/Manuscript/Sections/Results Draft v1.0.docx
@@ -418,8 +418,453 @@
     </w:p>
     <w:p>
       <w:pPr>
-        <w:ind w:firstLine="720"/>
+        <w:keepNext/>
       </w:pPr>
+      <w:r>
+        <w:rPr>
+          <w:noProof/>
+        </w:rPr>
+        <w:lastRenderedPageBreak/>
+        <w:drawing>
+          <wp:inline distT="0" distB="0" distL="0" distR="0" wp14:anchorId="145B9892" wp14:editId="2A147675">
+            <wp:extent cx="5943600" cy="7055091"/>
+            <wp:effectExtent l="0" t="0" r="0" b="6350"/>
+            <wp:docPr id="1713375448" name="Picture 6" descr="A diagram of a person's body&#10;&#10;AI-generated content may be incorrect."/>
+            <wp:cNvGraphicFramePr>
+              <a:graphicFrameLocks xmlns:a="http://schemas.openxmlformats.org/drawingml/2006/main" noChangeAspect="1"/>
+            </wp:cNvGraphicFramePr>
+            <a:graphic xmlns:a="http://schemas.openxmlformats.org/drawingml/2006/main">
+              <a:graphicData uri="http://schemas.openxmlformats.org/drawingml/2006/picture">
+                <pic:pic xmlns:pic="http://schemas.openxmlformats.org/drawingml/2006/picture">
+                  <pic:nvPicPr>
+                    <pic:cNvPr id="1713375448" name="Picture 6" descr="A diagram of a person's body&#10;&#10;AI-generated content may be incorrect."/>
+                    <pic:cNvPicPr/>
+                  </pic:nvPicPr>
+                  <pic:blipFill rotWithShape="1">
+                    <a:blip r:embed="rId11">
+                      <a:extLst>
+                        <a:ext uri="{28A0092B-C50C-407E-A947-70E740481C1C}">
+                          <a14:useLocalDpi xmlns:a14="http://schemas.microsoft.com/office/drawing/2010/main" val="0"/>
+                        </a:ext>
+                      </a:extLst>
+                    </a:blip>
+                    <a:srcRect r="2623" b="10713"/>
+                    <a:stretch>
+                      <a:fillRect/>
+                    </a:stretch>
+                  </pic:blipFill>
+                  <pic:spPr bwMode="auto">
+                    <a:xfrm>
+                      <a:off x="0" y="0"/>
+                      <a:ext cx="5950493" cy="7063273"/>
+                    </a:xfrm>
+                    <a:prstGeom prst="rect">
+                      <a:avLst/>
+                    </a:prstGeom>
+                    <a:ln>
+                      <a:noFill/>
+                    </a:ln>
+                    <a:extLst>
+                      <a:ext uri="{53640926-AAD7-44D8-BBD7-CCE9431645EC}">
+                        <a14:shadowObscured xmlns:a14="http://schemas.microsoft.com/office/drawing/2010/main"/>
+                      </a:ext>
+                    </a:extLst>
+                  </pic:spPr>
+                </pic:pic>
+              </a:graphicData>
+            </a:graphic>
+          </wp:inline>
+        </w:drawing>
+      </w:r>
+    </w:p>
+    <w:p>
+      <w:pPr>
+        <w:pStyle w:val="Caption"/>
+      </w:pPr>
+      <w:r>
+        <w:rPr>
+          <w:b/>
+          <w:bCs/>
+          <w:i w:val="0"/>
+          <w:iCs w:val="0"/>
+          <w:sz w:val="24"/>
+          <w:szCs w:val="24"/>
+        </w:rPr>
+        <w:t xml:space="preserve">Figure </w:t>
+      </w:r>
+      <w:r>
+        <w:rPr>
+          <w:b/>
+          <w:bCs/>
+          <w:i w:val="0"/>
+          <w:iCs w:val="0"/>
+          <w:sz w:val="24"/>
+          <w:szCs w:val="24"/>
+        </w:rPr>
+        <w:fldChar w:fldCharType="begin"/>
+      </w:r>
+      <w:r>
+        <w:rPr>
+          <w:b/>
+          <w:bCs/>
+          <w:i w:val="0"/>
+          <w:iCs w:val="0"/>
+          <w:sz w:val="24"/>
+          <w:szCs w:val="24"/>
+        </w:rPr>
+        <w:instrText xml:space="preserve"> SEQ Figure \* ARABIC </w:instrText>
+      </w:r>
+      <w:r>
+        <w:rPr>
+          <w:b/>
+          <w:bCs/>
+          <w:i w:val="0"/>
+          <w:iCs w:val="0"/>
+          <w:sz w:val="24"/>
+          <w:szCs w:val="24"/>
+        </w:rPr>
+        <w:fldChar w:fldCharType="separate"/>
+      </w:r>
+      <w:r>
+        <w:rPr>
+          <w:b/>
+          <w:bCs/>
+          <w:i w:val="0"/>
+          <w:iCs w:val="0"/>
+          <w:noProof/>
+          <w:sz w:val="24"/>
+          <w:szCs w:val="24"/>
+        </w:rPr>
+        <w:t>1</w:t>
+      </w:r>
+      <w:r>
+        <w:rPr>
+          <w:b/>
+          <w:bCs/>
+          <w:i w:val="0"/>
+          <w:iCs w:val="0"/>
+          <w:sz w:val="24"/>
+          <w:szCs w:val="24"/>
+        </w:rPr>
+        <w:fldChar w:fldCharType="end"/>
+      </w:r>
+      <w:r>
+        <w:rPr>
+          <w:b/>
+          <w:bCs/>
+          <w:i w:val="0"/>
+          <w:iCs w:val="0"/>
+          <w:sz w:val="24"/>
+          <w:szCs w:val="24"/>
+        </w:rPr>
+        <w:t xml:space="preserve">. </w:t>
+      </w:r>
+      <w:r>
+        <w:rPr>
+          <w:b/>
+          <w:bCs/>
+          <w:i w:val="0"/>
+          <w:iCs w:val="0"/>
+          <w:sz w:val="24"/>
+          <w:szCs w:val="24"/>
+        </w:rPr>
+        <w:t>a)</w:t>
+      </w:r>
+      <w:r>
+        <w:rPr>
+          <w:b/>
+          <w:bCs/>
+          <w:i w:val="0"/>
+          <w:iCs w:val="0"/>
+          <w:sz w:val="24"/>
+          <w:szCs w:val="24"/>
+        </w:rPr>
+        <w:t xml:space="preserve"> </w:t>
+      </w:r>
+      <w:r>
+        <w:rPr>
+          <w:i w:val="0"/>
+          <w:iCs w:val="0"/>
+          <w:sz w:val="24"/>
+          <w:szCs w:val="24"/>
+        </w:rPr>
+        <w:t xml:space="preserve">Schematic representation of the time course of physiological and behavioral changes that occur across sex change.  </w:t>
+      </w:r>
+      <w:proofErr w:type="gramStart"/>
+      <w:r>
+        <w:rPr>
+          <w:b/>
+          <w:bCs/>
+          <w:i w:val="0"/>
+          <w:iCs w:val="0"/>
+          <w:sz w:val="24"/>
+          <w:szCs w:val="24"/>
+        </w:rPr>
+        <w:t>b</w:t>
+      </w:r>
+      <w:proofErr w:type="gramEnd"/>
+      <w:r>
+        <w:rPr>
+          <w:b/>
+          <w:bCs/>
+          <w:i w:val="0"/>
+          <w:iCs w:val="0"/>
+          <w:sz w:val="24"/>
+          <w:szCs w:val="24"/>
+        </w:rPr>
+        <w:t>)</w:t>
+      </w:r>
+      <w:r>
+        <w:rPr>
+          <w:i w:val="0"/>
+          <w:iCs w:val="0"/>
+          <w:sz w:val="24"/>
+          <w:szCs w:val="24"/>
+        </w:rPr>
+        <w:t xml:space="preserve"> Top panel: Sum of parental care behaviors measured during the parental care assay by phase. Middle panel: Time spent (s) in the nest during the parental care assay by phase. Bottom panel: Plasma log10 11 KT (</w:t>
+      </w:r>
+      <w:proofErr w:type="spellStart"/>
+      <w:r>
+        <w:rPr>
+          <w:i w:val="0"/>
+          <w:iCs w:val="0"/>
+          <w:sz w:val="24"/>
+          <w:szCs w:val="24"/>
+        </w:rPr>
+        <w:t>pg</w:t>
+      </w:r>
+      <w:proofErr w:type="spellEnd"/>
+      <w:r>
+        <w:rPr>
+          <w:i w:val="0"/>
+          <w:iCs w:val="0"/>
+          <w:sz w:val="24"/>
+          <w:szCs w:val="24"/>
+        </w:rPr>
+        <w:t xml:space="preserve">/ml) by phase. All panels are grouped by tank pairings, where the dominant individual of the pair is labeled as a red circle, and the subordinate individual is labeled as a blue triangle. Arrows indicate fold difference between </w:t>
+      </w:r>
+      <w:r>
+        <w:rPr>
+          <w:i w:val="0"/>
+          <w:iCs w:val="0"/>
+          <w:sz w:val="24"/>
+          <w:szCs w:val="24"/>
+        </w:rPr>
+        <w:lastRenderedPageBreak/>
+        <w:t xml:space="preserve">the mean measurement of the two phases. </w:t>
+      </w:r>
+      <w:r>
+        <w:rPr>
+          <w:b/>
+          <w:bCs/>
+          <w:i w:val="0"/>
+          <w:iCs w:val="0"/>
+          <w:sz w:val="24"/>
+          <w:szCs w:val="24"/>
+        </w:rPr>
+        <w:t xml:space="preserve">c) </w:t>
+      </w:r>
+      <w:r>
+        <w:rPr>
+          <w:i w:val="0"/>
+          <w:iCs w:val="0"/>
+          <w:sz w:val="24"/>
+          <w:szCs w:val="24"/>
+        </w:rPr>
+        <w:t>Top panel: Proportion of testicular tissue by phase. Middle panel: Proportion of ovarian tissue by phase. Bottom panel: Residuals of a linear regression fitting gonadal volume (</w:t>
+      </w:r>
+      <w:proofErr w:type="spellStart"/>
+      <w:r>
+        <w:rPr>
+          <w:i w:val="0"/>
+          <w:iCs w:val="0"/>
+          <w:sz w:val="24"/>
+          <w:szCs w:val="24"/>
+        </w:rPr>
+        <w:t>px</w:t>
+      </w:r>
+      <w:proofErr w:type="spellEnd"/>
+      <w:r>
+        <w:rPr>
+          <w:i w:val="0"/>
+          <w:iCs w:val="0"/>
+          <w:sz w:val="24"/>
+          <w:szCs w:val="24"/>
+        </w:rPr>
+        <w:t xml:space="preserve">) by body mass (g), reported as the corrected gonadal volume. </w:t>
+      </w:r>
+      <w:r>
+        <w:rPr>
+          <w:b/>
+          <w:bCs/>
+          <w:i w:val="0"/>
+          <w:iCs w:val="0"/>
+          <w:sz w:val="24"/>
+          <w:szCs w:val="24"/>
+        </w:rPr>
+        <w:t xml:space="preserve">d) </w:t>
+      </w:r>
+      <w:r>
+        <w:rPr>
+          <w:i w:val="0"/>
+          <w:iCs w:val="0"/>
+          <w:sz w:val="24"/>
+          <w:szCs w:val="24"/>
+        </w:rPr>
+        <w:t xml:space="preserve">Example images of gonadal phenotype from each phase of sex change. In </w:t>
+      </w:r>
+      <w:r>
+        <w:rPr>
+          <w:b/>
+          <w:bCs/>
+          <w:i w:val="0"/>
+          <w:iCs w:val="0"/>
+          <w:sz w:val="24"/>
+          <w:szCs w:val="24"/>
+        </w:rPr>
+        <w:t>b</w:t>
+      </w:r>
+      <w:r>
+        <w:rPr>
+          <w:i w:val="0"/>
+          <w:iCs w:val="0"/>
+          <w:sz w:val="24"/>
+          <w:szCs w:val="24"/>
+        </w:rPr>
+        <w:t xml:space="preserve"> and </w:t>
+      </w:r>
+      <w:r>
+        <w:rPr>
+          <w:b/>
+          <w:bCs/>
+          <w:i w:val="0"/>
+          <w:iCs w:val="0"/>
+          <w:sz w:val="24"/>
+          <w:szCs w:val="24"/>
+        </w:rPr>
+        <w:t>c</w:t>
+      </w:r>
+      <w:r>
+        <w:rPr>
+          <w:i w:val="0"/>
+          <w:iCs w:val="0"/>
+          <w:sz w:val="24"/>
+          <w:szCs w:val="24"/>
+        </w:rPr>
+        <w:t>, c</w:t>
+      </w:r>
+      <w:r>
+        <w:rPr>
+          <w:i w:val="0"/>
+          <w:iCs w:val="0"/>
+          <w:sz w:val="24"/>
+          <w:szCs w:val="24"/>
+        </w:rPr>
+        <w:t>rossbar</w:t>
+      </w:r>
+      <w:r>
+        <w:rPr>
+          <w:i w:val="0"/>
+          <w:iCs w:val="0"/>
+          <w:sz w:val="24"/>
+          <w:szCs w:val="24"/>
+        </w:rPr>
+        <w:t>s</w:t>
+      </w:r>
+      <w:r>
+        <w:rPr>
+          <w:i w:val="0"/>
+          <w:iCs w:val="0"/>
+          <w:sz w:val="24"/>
+          <w:szCs w:val="24"/>
+        </w:rPr>
+        <w:t xml:space="preserve"> indicate mean of the phase and </w:t>
+      </w:r>
+      <w:r>
+        <w:rPr>
+          <w:i w:val="0"/>
+          <w:iCs w:val="0"/>
+          <w:sz w:val="24"/>
+          <w:szCs w:val="24"/>
+        </w:rPr>
+        <w:t xml:space="preserve">letters indicate which pairwise comparisons were significantly different, error bars indicate standard error of the measurement. </w:t>
+      </w:r>
+      <w:commentRangeStart w:id="5"/>
+      <w:r>
+        <w:rPr>
+          <w:i w:val="0"/>
+          <w:iCs w:val="0"/>
+          <w:sz w:val="24"/>
+          <w:szCs w:val="24"/>
+        </w:rPr>
+        <w:t>F/</w:t>
+      </w:r>
+      <w:r>
+        <w:rPr>
+          <w:i w:val="0"/>
+          <w:iCs w:val="0"/>
+          <w:color w:val="000000" w:themeColor="text1"/>
+          <w:sz w:val="24"/>
+          <w:szCs w:val="30"/>
+        </w:rPr>
+        <w:t xml:space="preserve"> </w:t>
+      </w:r>
+      <w:r>
+        <w:rPr>
+          <w:i w:val="0"/>
+          <w:iCs w:val="0"/>
+          <w:sz w:val="24"/>
+          <w:szCs w:val="24"/>
+        </w:rPr>
+        <w:t>♀</w:t>
+      </w:r>
+      <w:r>
+        <w:rPr>
+          <w:i w:val="0"/>
+          <w:iCs w:val="0"/>
+          <w:sz w:val="24"/>
+          <w:szCs w:val="24"/>
+        </w:rPr>
+        <w:t xml:space="preserve"> = female, M/</w:t>
+      </w:r>
+      <w:r>
+        <w:rPr>
+          <w:i w:val="0"/>
+          <w:iCs w:val="0"/>
+          <w:color w:val="000000" w:themeColor="text1"/>
+          <w:sz w:val="24"/>
+          <w:szCs w:val="30"/>
+        </w:rPr>
+        <w:t xml:space="preserve"> </w:t>
+      </w:r>
+      <w:r>
+        <w:rPr>
+          <w:i w:val="0"/>
+          <w:iCs w:val="0"/>
+          <w:sz w:val="24"/>
+          <w:szCs w:val="24"/>
+        </w:rPr>
+        <w:t>♂</w:t>
+      </w:r>
+      <w:r>
+        <w:rPr>
+          <w:i w:val="0"/>
+          <w:iCs w:val="0"/>
+          <w:sz w:val="24"/>
+          <w:szCs w:val="24"/>
+        </w:rPr>
+        <w:t xml:space="preserve"> = male, I = intermediate, IP = intermediate partner, LI = late intermediate, LIP = late intermediate partner, NF = new female, NM = new male. </w:t>
+      </w:r>
+      <w:commentRangeEnd w:id="5"/>
+      <w:r>
+        <w:rPr>
+          <w:rStyle w:val="CommentReference"/>
+          <w:i w:val="0"/>
+          <w:iCs w:val="0"/>
+          <w:color w:val="000000" w:themeColor="text1"/>
+        </w:rPr>
+        <w:commentReference w:id="5"/>
+      </w:r>
     </w:p>
     <w:p>
       <w:pPr>
@@ -615,20 +1060,20 @@
         </w:rPr>
         <w:t>methods</w:t>
       </w:r>
-      <w:commentRangeStart w:id="5"/>
+      <w:commentRangeStart w:id="6"/>
       <w:r>
         <w:t>).</w:t>
       </w:r>
       <w:r>
         <w:t>..</w:t>
       </w:r>
-      <w:commentRangeEnd w:id="5"/>
+      <w:commentRangeEnd w:id="6"/>
       <w:proofErr w:type="gramEnd"/>
       <w:r>
         <w:rPr>
           <w:rStyle w:val="CommentReference"/>
         </w:rPr>
-        <w:commentReference w:id="5"/>
+        <w:commentReference w:id="6"/>
       </w:r>
     </w:p>
     <w:p>
@@ -646,6 +1091,7 @@
         <w:t>Cell Type Annotation</w:t>
       </w:r>
     </w:p>
+    <w:p/>
     <w:p>
       <w:pPr>
         <w:rPr>
@@ -653,13 +1099,12 @@
           <w:bCs/>
         </w:rPr>
       </w:pPr>
-      <w:commentRangeStart w:id="6"/>
-      <w:r>
-        <w:rPr>
-          <w:b/>
-          <w:bCs/>
-        </w:rPr>
-        <w:lastRenderedPageBreak/>
+      <w:commentRangeStart w:id="7"/>
+      <w:r>
+        <w:rPr>
+          <w:b/>
+          <w:bCs/>
+        </w:rPr>
         <w:t xml:space="preserve">Changes in </w:t>
       </w:r>
       <w:r>
@@ -846,7 +1291,7 @@
         <w:fldChar w:fldCharType="begin"/>
       </w:r>
       <w:r>
-        <w:instrText xml:space="preserve"> ADDIN ZOTERO_ITEM CSL_CITATION {"citationID":"xw8l5HJS","properties":{"formattedCitation":"\\super 7\\nosupersub{}","plainCitation":"7","noteIndex":0},"citationItems":[{"id":16,"uris":["http://zotero.org/users/11313215/items/VGA9PBJ3"],"itemData":{"id":16,"type":"article-journal","abstract":"Sex differences in cell number in the preoptic area of the hypothalamus (POA) are documented across all major vertebrate lineages and contribute to differential regulation of the hypothalamic-pituitary-gonad axis and reproductive behavior between the sexes. Sex-changing fishes provide a unique opportunity to study mechanisms underlying sexual differentiation of the POA. In anemonefish (clownfish), which change sex from male to female, females have approximately twice the number of medium-sized cells in the anterior POA compared to males. This sex difference transitions from male-like to female-like during sex change. However, it is not known how this sex difference in POA cell number is established. This study tests the hypothesis that new cell addition plays a role. We initiated adult male-to-female sex change in 30 anemonefish (Amphiprion ocellaris) and administered BrdU to label new cells added to the POA at regular intervals throughout sex change. Sex-changing fish added more new cells to the anterior POA than non-changing fish, supporting the hypothesis. The observed effects could be accounted for by differences in POA volume, but they are also consistent with a steady trickle of new cells being gradually accumulated in the anterior POA before vitellogenic oocytes develop in the gonads. These results provide insight into the unique characteristics of protandrous sex change in anemonefish relative to other modes of sex change, and support the potential for future research in sex-changing fishes to provide a richer under­ standing of the mechanisms for sexual differentiation of the brain.","container-title":"General and Comparative Endocrinology","DOI":"10.1016/j.ygcen.2022.114185","ISSN":"00166480","journalAbbreviation":"General and Comparative Endocrinology","language":"en","page":"114185","source":"DOI.org (Crossref)","title":"New cells added to the preoptic area during sex change in the common clownfish Amphiprion ocellaris","volume":"333","author":[{"family":"Parker","given":"Coltan G."},{"family":"Craig","given":"Sarah E."},{"family":"Histed","given":"Abigail R."},{"family":"Lee","given":"Joanne S."},{"family":"Ibanez","given":"Emma"},{"family":"Pronitcheva","given":"Veronica"},{"family":"Rhodes","given":"Justin S."}],"issued":{"date-parts":[["2023",3]]}}}],"schema":"https://github.com/citation-style-language/schema/raw/master/csl-citation.json"} </w:instrText>
+        <w:instrText xml:space="preserve"> ADDIN ZOTERO_ITEM CSL_CITATION {"citationID":"xw8l5HJS","properties":{"formattedCitation":"\\super 12\\nosupersub{}","plainCitation":"12","noteIndex":0},"citationItems":[{"id":16,"uris":["http://zotero.org/users/11313215/items/VGA9PBJ3"],"itemData":{"id":16,"type":"article-journal","abstract":"Sex differences in cell number in the preoptic area of the hypothalamus (POA) are documented across all major vertebrate lineages and contribute to differential regulation of the hypothalamic-pituitary-gonad axis and reproductive behavior between the sexes. Sex-changing fishes provide a unique opportunity to study mechanisms underlying sexual differentiation of the POA. In anemonefish (clownfish), which change sex from male to female, females have approximately twice the number of medium-sized cells in the anterior POA compared to males. This sex difference transitions from male-like to female-like during sex change. However, it is not known how this sex difference in POA cell number is established. This study tests the hypothesis that new cell addition plays a role. We initiated adult male-to-female sex change in 30 anemonefish (Amphiprion ocellaris) and administered BrdU to label new cells added to the POA at regular intervals throughout sex change. Sex-changing fish added more new cells to the anterior POA than non-changing fish, supporting the hypothesis. The observed effects could be accounted for by differences in POA volume, but they are also consistent with a steady trickle of new cells being gradually accumulated in the anterior POA before vitellogenic oocytes develop in the gonads. These results provide insight into the unique characteristics of protandrous sex change in anemonefish relative to other modes of sex change, and support the potential for future research in sex-changing fishes to provide a richer under­ standing of the mechanisms for sexual differentiation of the brain.","container-title":"General and Comparative Endocrinology","DOI":"10.1016/j.ygcen.2022.114185","ISSN":"00166480","journalAbbreviation":"General and Comparative Endocrinology","language":"en","page":"114185","source":"DOI.org (Crossref)","title":"New cells added to the preoptic area during sex change in the common clownfish Amphiprion ocellaris","volume":"333","author":[{"family":"Parker","given":"Coltan G."},{"family":"Craig","given":"Sarah E."},{"family":"Histed","given":"Abigail R."},{"family":"Lee","given":"Joanne S."},{"family":"Ibanez","given":"Emma"},{"family":"Pronitcheva","given":"Veronica"},{"family":"Rhodes","given":"Justin S."}],"issued":{"date-parts":[["2023",3]]}}}],"schema":"https://github.com/citation-style-language/schema/raw/master/csl-citation.json"} </w:instrText>
       </w:r>
       <w:r>
         <w:fldChar w:fldCharType="separate"/>
@@ -859,7 +1304,7 @@
           <w:szCs w:val="24"/>
           <w:vertAlign w:val="superscript"/>
         </w:rPr>
-        <w:t>7</w:t>
+        <w:t>12</w:t>
       </w:r>
       <w:r>
         <w:fldChar w:fldCharType="end"/>
@@ -954,12 +1399,12 @@
       <w:r>
         <w:t xml:space="preserve">. </w:t>
       </w:r>
-      <w:commentRangeEnd w:id="6"/>
+      <w:commentRangeEnd w:id="7"/>
       <w:r>
         <w:rPr>
           <w:rStyle w:val="CommentReference"/>
         </w:rPr>
-        <w:commentReference w:id="6"/>
+        <w:commentReference w:id="7"/>
       </w:r>
     </w:p>
     <w:p>
@@ -992,7 +1437,19 @@
         <w:t>analy</w:t>
       </w:r>
       <w:r>
-        <w:t>zed differentially expressed genes (DEGs). Genes that significantly differed by phase (phase-DEGs) were then further classified by their pairwise pattern across the three major groups (</w:t>
+        <w:t>zed differentially expressed genes</w:t>
+      </w:r>
+      <w:r>
+        <w:t xml:space="preserve"> by phase</w:t>
+      </w:r>
+      <w:r>
+        <w:t xml:space="preserve"> (DEGs). Genes that significantly differed </w:t>
+      </w:r>
+      <w:r>
+        <w:t xml:space="preserve">between phases </w:t>
+      </w:r>
+      <w:r>
+        <w:t>were then further classified by their pairwise pattern across the three major groups (</w:t>
       </w:r>
       <w:r>
         <w:rPr>
@@ -1001,7 +1458,13 @@
         <w:t>see supplementary methods…</w:t>
       </w:r>
       <w:r>
-        <w:t xml:space="preserve">). In total, we detected 290 phase-DEGs, of which 140 were </w:t>
+        <w:t xml:space="preserve">). In total, we detected 290 </w:t>
+      </w:r>
+      <w:r>
+        <w:t>DEG</w:t>
+      </w:r>
+      <w:r>
+        <w:t xml:space="preserve">s, of which 140 were </w:t>
       </w:r>
       <w:r>
         <w:t>downregulated</w:t>
@@ -1040,7 +1503,11 @@
         <w:t>)</w:t>
       </w:r>
       <w:r>
-        <w:t xml:space="preserve"> Of the 290 DEGs, 153 significantly differed between males and intermediates, 214 differed between females and intermediates, and 234 differed between females and males</w:t>
+        <w:t xml:space="preserve"> Of the 290 DEGs, 153 significantly </w:t>
+      </w:r>
+      <w:r>
+        <w:lastRenderedPageBreak/>
+        <w:t>differed between males and intermediates, 214 differed between females and intermediates, and 234 differed between females and males</w:t>
       </w:r>
       <w:r>
         <w:t xml:space="preserve">. </w:t>
@@ -1098,8 +1565,8 @@
       <w:r>
         <w:tab/>
       </w:r>
-      <w:commentRangeStart w:id="7"/>
       <w:commentRangeStart w:id="8"/>
+      <w:commentRangeStart w:id="9"/>
       <w:r>
         <w:t xml:space="preserve">Several transcription factors associated with </w:t>
       </w:r>
@@ -1110,10 +1577,10 @@
         <w:t xml:space="preserve"> neurogenesis were found to be </w:t>
       </w:r>
       <w:r>
-        <w:t>phase</w:t>
-      </w:r>
-      <w:r>
-        <w:t xml:space="preserve">-DEGs in radial glia. </w:t>
+        <w:t>DEG</w:t>
+      </w:r>
+      <w:r>
+        <w:t xml:space="preserve">s in radial glia. </w:t>
       </w:r>
       <w:r>
         <w:t xml:space="preserve">Specifically, we found that in males and intermediates, </w:t>
@@ -1183,12 +1650,27 @@
       <w:r>
         <w:t xml:space="preserve">S). In intermediates however, there was additionally increased expression of </w:t>
       </w:r>
-      <w:r>
-        <w:rPr>
-          <w:i/>
-          <w:iCs/>
-        </w:rPr>
-        <w:t xml:space="preserve">dbx1-bl </w:t>
+      <w:commentRangeStart w:id="10"/>
+      <w:r>
+        <w:rPr>
+          <w:i/>
+          <w:iCs/>
+        </w:rPr>
+        <w:t>dbx1</w:t>
+      </w:r>
+      <w:commentRangeEnd w:id="10"/>
+      <w:r>
+        <w:rPr>
+          <w:rStyle w:val="CommentReference"/>
+        </w:rPr>
+        <w:commentReference w:id="10"/>
+      </w:r>
+      <w:r>
+        <w:rPr>
+          <w:i/>
+          <w:iCs/>
+        </w:rPr>
+        <w:t xml:space="preserve">-bl </w:t>
       </w:r>
       <w:r>
         <w:t>(</w:t>
@@ -1285,19 +1767,19 @@
       <w:r>
         <w:t xml:space="preserve">). </w:t>
       </w:r>
-      <w:commentRangeEnd w:id="7"/>
+      <w:commentRangeEnd w:id="8"/>
       <w:r>
         <w:rPr>
           <w:rStyle w:val="CommentReference"/>
         </w:rPr>
-        <w:commentReference w:id="7"/>
-      </w:r>
-      <w:commentRangeEnd w:id="8"/>
+        <w:commentReference w:id="8"/>
+      </w:r>
+      <w:commentRangeEnd w:id="9"/>
       <w:r>
         <w:rPr>
           <w:rStyle w:val="CommentReference"/>
         </w:rPr>
-        <w:commentReference w:id="8"/>
+        <w:commentReference w:id="9"/>
       </w:r>
     </w:p>
     <w:p>
@@ -1333,7 +1815,7 @@
         </w:rPr>
         <w:t>…</w:t>
       </w:r>
-      <w:commentRangeStart w:id="9"/>
+      <w:commentRangeStart w:id="11"/>
     </w:p>
     <w:p>
       <w:r>
@@ -1361,7 +1843,7 @@
         <w:fldChar w:fldCharType="begin"/>
       </w:r>
       <w:r>
-        <w:instrText xml:space="preserve"> ADDIN ZOTERO_ITEM CSL_CITATION {"citationID":"jh0PC5gC","properties":{"formattedCitation":"\\super 8\\nosupersub{}","plainCitation":"8","noteIndex":0},"citationItems":[{"id":3274,"uris":["http://zotero.org/users/11313215/items/LEWHIU9W"],"itemData":{"id":3274,"type":"article-journal","abstract":"Single-cell RNA sequencing (scRNA-seq) is a powerful approach for reconstructing cellular differentiation trajectories. However, inferring both the state and direction of differentiation is challenging. Here, we demonstrate a simple, yet robust, determinant of developmental potential—the number of expressed genes per cell—and leverage this measure of transcriptional diversity to develop a computational framework (CytoTRACE) for predicting differentiation states from scRNA-seq data. When applied to diverse tissue types and organisms, CytoTRACE outperformed previous methods and nearly 19,000 annotated gene sets for resolving 52 experimentally determined developmental trajectories. Additionally, it facilitated the identification of quiescent stem cells and revealed genes that contribute to breast tumorigenesis. This study thus establishes a key RNA-based feature of developmental potential and a platform for delineation of cellular hierarchies.","container-title":"Science","DOI":"10.1126/science.aax0249","issue":"6476","note":"publisher: American Association for the Advancement of Science","page":"405-411","source":"science.org (Atypon)","title":"Single-cell transcriptional diversity is a hallmark of developmental potential","volume":"367","author":[{"family":"Gulati","given":"Gunsagar S."},{"family":"Sikandar","given":"Shaheen S."},{"family":"Wesche","given":"Daniel J."},{"family":"Manjunath","given":"Anoop"},{"family":"Bharadwaj","given":"Anjan"},{"family":"Berger","given":"Mark J."},{"family":"Ilagan","given":"Francisco"},{"family":"Kuo","given":"Angera H."},{"family":"Hsieh","given":"Robert W."},{"family":"Cai","given":"Shang"},{"family":"Zabala","given":"Maider"},{"family":"Scheeren","given":"Ferenc A."},{"family":"Lobo","given":"Neethan A."},{"family":"Qian","given":"Dalong"},{"family":"Yu","given":"Feiqiao B."},{"family":"Dirbas","given":"Frederick M."},{"family":"Clarke","given":"Michael F."},{"family":"Newman","given":"Aaron M."}],"issued":{"date-parts":[["2020",1,24]]}}}],"schema":"https://github.com/citation-style-language/schema/raw/master/csl-citation.json"} </w:instrText>
+        <w:instrText xml:space="preserve"> ADDIN ZOTERO_ITEM CSL_CITATION {"citationID":"jh0PC5gC","properties":{"formattedCitation":"\\super 13\\nosupersub{}","plainCitation":"13","noteIndex":0},"citationItems":[{"id":3274,"uris":["http://zotero.org/users/11313215/items/LEWHIU9W"],"itemData":{"id":3274,"type":"article-journal","abstract":"Single-cell RNA sequencing (scRNA-seq) is a powerful approach for reconstructing cellular differentiation trajectories. However, inferring both the state and direction of differentiation is challenging. Here, we demonstrate a simple, yet robust, determinant of developmental potential—the number of expressed genes per cell—and leverage this measure of transcriptional diversity to develop a computational framework (CytoTRACE) for predicting differentiation states from scRNA-seq data. When applied to diverse tissue types and organisms, CytoTRACE outperformed previous methods and nearly 19,000 annotated gene sets for resolving 52 experimentally determined developmental trajectories. Additionally, it facilitated the identification of quiescent stem cells and revealed genes that contribute to breast tumorigenesis. This study thus establishes a key RNA-based feature of developmental potential and a platform for delineation of cellular hierarchies.","container-title":"Science","DOI":"10.1126/science.aax0249","issue":"6476","note":"publisher: American Association for the Advancement of Science","page":"405-411","source":"science.org (Atypon)","title":"Single-cell transcriptional diversity is a hallmark of developmental potential","volume":"367","author":[{"family":"Gulati","given":"Gunsagar S."},{"family":"Sikandar","given":"Shaheen S."},{"family":"Wesche","given":"Daniel J."},{"family":"Manjunath","given":"Anoop"},{"family":"Bharadwaj","given":"Anjan"},{"family":"Berger","given":"Mark J."},{"family":"Ilagan","given":"Francisco"},{"family":"Kuo","given":"Angera H."},{"family":"Hsieh","given":"Robert W."},{"family":"Cai","given":"Shang"},{"family":"Zabala","given":"Maider"},{"family":"Scheeren","given":"Ferenc A."},{"family":"Lobo","given":"Neethan A."},{"family":"Qian","given":"Dalong"},{"family":"Yu","given":"Feiqiao B."},{"family":"Dirbas","given":"Frederick M."},{"family":"Clarke","given":"Michael F."},{"family":"Newman","given":"Aaron M."}],"issued":{"date-parts":[["2020",1,24]]}}}],"schema":"https://github.com/citation-style-language/schema/raw/master/csl-citation.json"} </w:instrText>
       </w:r>
       <w:r>
         <w:fldChar w:fldCharType="separate"/>
@@ -1374,7 +1856,7 @@
           <w:szCs w:val="24"/>
           <w:vertAlign w:val="superscript"/>
         </w:rPr>
-        <w:t>8</w:t>
+        <w:t>13</w:t>
       </w:r>
       <w:r>
         <w:fldChar w:fldCharType="end"/>
@@ -1410,11 +1892,7 @@
         <w:t>quiescent</w:t>
       </w:r>
       <w:r>
-        <w:t xml:space="preserve"> based on </w:t>
-      </w:r>
-      <w:r>
-        <w:lastRenderedPageBreak/>
-        <w:t xml:space="preserve">expression of </w:t>
+        <w:t xml:space="preserve"> based on expression of </w:t>
       </w:r>
       <w:r>
         <w:rPr>
@@ -1523,7 +2001,7 @@
           <w:i/>
           <w:iCs/>
         </w:rPr>
-        <w:instrText xml:space="preserve"> ADDIN ZOTERO_ITEM CSL_CITATION {"citationID":"VPOE020t","properties":{"formattedCitation":"\\super 9,10\\nosupersub{}","plainCitation":"9,10","noteIndex":0},"citationItems":[{"id":5397,"uris":["http://zotero.org/users/11313215/items/4VXMT6UF"],"itemData":{"id":5397,"type":"article-journal","abstract":"Zebrafish display widespread and pronounced adult neurogenesis, which is fundamental for their regeneration capability after central nervous system injury. However, the cellular identity and the biological properties of adult newborn neurons are elusive for most brain areas. Here, we have used short-term lineage tracing of radial glia progeny to prospectively isolate newborn neurons from the her4.1+ radial glia lineage in the homeostatic adult forebrain. Transcriptome analysis of radial glia, newborn neurons and mature neurons using single cell sequencing identified distinct transcriptional profiles, including novel markers for each population. Specifically, we detected two separate newborn neuron types, which showed diversity of cell fate commitment and location. Further analyses showed that these cell types are homologous to neurogenic cells in the mammalian brain, identified neurogenic commitment in proliferating radial glia and indicated that glutamatergic projection neurons are generated in the adult zebrafish telencephalon. Thus, we prospectively isolated adult newborn neurons from the adult zebrafish forebrain, identified markers for newborn and mature neurons in the adult brain, and revealed intrinsic heterogeneity among adult newborn neurons and their homology with mammalian adult neurogenic cell types.","container-title":"Development","DOI":"10.1242/dev.185595","ISSN":"0950-1991","issue":"1","journalAbbreviation":"Development","page":"dev185595","source":"Silverchair","title":"Single cell sequencing of radial glia progeny reveals the diversity of newborn neurons in the adult zebrafish brain","volume":"147","author":[{"family":"Lange","given":"Christian"},{"family":"Rost","given":"Fabian"},{"family":"Machate","given":"Anja"},{"family":"Reinhardt","given":"Susanne"},{"family":"Lesche","given":"Matthias"},{"family":"Weber","given":"Anke"},{"family":"Kuscha","given":"Veronika"},{"family":"Dahl","given":"Andreas"},{"family":"Rulands","given":"Steffen"},{"family":"Brand","given":"Michael"}],"issued":{"date-parts":[["2020",1,9]]}}},{"id":5395,"uris":["http://zotero.org/users/11313215/items/VRUJWZFZ"],"itemData":{"id":5395,"type":"article-journal","abstract":"Quiescence, a hallmark of adult neural stem cells (NSCs), is required for maintaining the NSC pool to support life-long continuous neurogenesis in the adult dentate gyrus (DG). Whether long-lasting epigenetic modifications maintain NSC quiescence over the long term in the adult DG is not well-understood. Here we show that mice with haploinsufficiency of Setd1a, a schizophrenia risk gene encoding a histone H3K4 methyltransferase, develop an enlarged DG with more dentate granule cells after young adulthood. Deletion of Setd1a specifically in quiescent NSCs in the adult DG promotes their activation and neurogenesis, which is countered by inhibition of the histone demethylase LSD1. Mechanistically, RNA-sequencing and CUT &amp; RUN analyses of cultured quiescent adult NSCs reveal Setd1a deletion-induced transcriptional changes and many Setd1a targets, among which down-regulation of Bhlhe40 promotes quiescent NSC activation in the adult DG in vivo. Together, our study reveals a Setd1a-dependent epigenetic mechanism that sustains NSC quiescence in the adult DG.","container-title":"Nature Communications","DOI":"10.1038/s41467-024-50010-y","ISSN":"2041-1723","issue":"1","journalAbbreviation":"Nat Commun","language":"en","license":"2024 The Author(s)","note":"publisher: Nature Publishing Group","page":"5674","source":"www.nature.com","title":"Epigenetic maintenance of adult neural stem cell quiescence in the mouse hippocampus via Setd1a","volume":"15","author":[{"family":"Zhao","given":"Ting"},{"family":"Hong","given":"Yan"},{"family":"Yan","given":"Bowen"},{"family":"Huang","given":"Suming"},{"family":"Ming","given":"Guo-li"},{"family":"Song","given":"Hongjun"}],"issued":{"date-parts":[["2024",7,6]]}}}],"schema":"https://github.com/citation-style-language/schema/raw/master/csl-citation.json"} </w:instrText>
+        <w:instrText xml:space="preserve"> ADDIN ZOTERO_ITEM CSL_CITATION {"citationID":"VPOE020t","properties":{"formattedCitation":"\\super 14,15\\nosupersub{}","plainCitation":"14,15","noteIndex":0},"citationItems":[{"id":5397,"uris":["http://zotero.org/users/11313215/items/4VXMT6UF"],"itemData":{"id":5397,"type":"article-journal","abstract":"Zebrafish display widespread and pronounced adult neurogenesis, which is fundamental for their regeneration capability after central nervous system injury. However, the cellular identity and the biological properties of adult newborn neurons are elusive for most brain areas. Here, we have used short-term lineage tracing of radial glia progeny to prospectively isolate newborn neurons from the her4.1+ radial glia lineage in the homeostatic adult forebrain. Transcriptome analysis of radial glia, newborn neurons and mature neurons using single cell sequencing identified distinct transcriptional profiles, including novel markers for each population. Specifically, we detected two separate newborn neuron types, which showed diversity of cell fate commitment and location. Further analyses showed that these cell types are homologous to neurogenic cells in the mammalian brain, identified neurogenic commitment in proliferating radial glia and indicated that glutamatergic projection neurons are generated in the adult zebrafish telencephalon. Thus, we prospectively isolated adult newborn neurons from the adult zebrafish forebrain, identified markers for newborn and mature neurons in the adult brain, and revealed intrinsic heterogeneity among adult newborn neurons and their homology with mammalian adult neurogenic cell types.","container-title":"Development","DOI":"10.1242/dev.185595","ISSN":"0950-1991","issue":"1","journalAbbreviation":"Development","page":"dev185595","source":"Silverchair","title":"Single cell sequencing of radial glia progeny reveals the diversity of newborn neurons in the adult zebrafish brain","volume":"147","author":[{"family":"Lange","given":"Christian"},{"family":"Rost","given":"Fabian"},{"family":"Machate","given":"Anja"},{"family":"Reinhardt","given":"Susanne"},{"family":"Lesche","given":"Matthias"},{"family":"Weber","given":"Anke"},{"family":"Kuscha","given":"Veronika"},{"family":"Dahl","given":"Andreas"},{"family":"Rulands","given":"Steffen"},{"family":"Brand","given":"Michael"}],"issued":{"date-parts":[["2020",1,9]]}}},{"id":5395,"uris":["http://zotero.org/users/11313215/items/VRUJWZFZ"],"itemData":{"id":5395,"type":"article-journal","abstract":"Quiescence, a hallmark of adult neural stem cells (NSCs), is required for maintaining the NSC pool to support life-long continuous neurogenesis in the adult dentate gyrus (DG). Whether long-lasting epigenetic modifications maintain NSC quiescence over the long term in the adult DG is not well-understood. Here we show that mice with haploinsufficiency of Setd1a, a schizophrenia risk gene encoding a histone H3K4 methyltransferase, develop an enlarged DG with more dentate granule cells after young adulthood. Deletion of Setd1a specifically in quiescent NSCs in the adult DG promotes their activation and neurogenesis, which is countered by inhibition of the histone demethylase LSD1. Mechanistically, RNA-sequencing and CUT &amp; RUN analyses of cultured quiescent adult NSCs reveal Setd1a deletion-induced transcriptional changes and many Setd1a targets, among which down-regulation of Bhlhe40 promotes quiescent NSC activation in the adult DG in vivo. Together, our study reveals a Setd1a-dependent epigenetic mechanism that sustains NSC quiescence in the adult DG.","container-title":"Nature Communications","DOI":"10.1038/s41467-024-50010-y","ISSN":"2041-1723","issue":"1","journalAbbreviation":"Nat Commun","language":"en","license":"2024 The Author(s)","note":"publisher: Nature Publishing Group","page":"5674","source":"www.nature.com","title":"Epigenetic maintenance of adult neural stem cell quiescence in the mouse hippocampus via Setd1a","volume":"15","author":[{"family":"Zhao","given":"Ting"},{"family":"Hong","given":"Yan"},{"family":"Yan","given":"Bowen"},{"family":"Huang","given":"Suming"},{"family":"Ming","given":"Guo-li"},{"family":"Song","given":"Hongjun"}],"issued":{"date-parts":[["2024",7,6]]}}}],"schema":"https://github.com/citation-style-language/schema/raw/master/csl-citation.json"} </w:instrText>
       </w:r>
       <w:r>
         <w:rPr>
@@ -1540,7 +2018,7 @@
           <w:szCs w:val="24"/>
           <w:vertAlign w:val="superscript"/>
         </w:rPr>
-        <w:t>9,10</w:t>
+        <w:t>14,15</w:t>
       </w:r>
       <w:r>
         <w:rPr>
@@ -1552,12 +2030,12 @@
       <w:r>
         <w:t xml:space="preserve">.  </w:t>
       </w:r>
-      <w:commentRangeEnd w:id="9"/>
+      <w:commentRangeEnd w:id="11"/>
       <w:r>
         <w:rPr>
           <w:rStyle w:val="CommentReference"/>
         </w:rPr>
-        <w:commentReference w:id="9"/>
+        <w:commentReference w:id="11"/>
       </w:r>
       <w:r>
         <w:t xml:space="preserve"> </w:t>
@@ -1653,7 +2131,7 @@
     <w:p>
       <w:r>
         <w:tab/>
-        <w:t>Among the most surprising findings in our phase-DEG analysis was that brain aromatase (</w:t>
+        <w:t>Among the most surprising findings in our DEG analysis was that brain aromatase (</w:t>
       </w:r>
       <w:r>
         <w:rPr>
@@ -1709,7 +2187,7 @@
         <w:fldChar w:fldCharType="begin"/>
       </w:r>
       <w:r>
-        <w:instrText xml:space="preserve"> ADDIN ZOTERO_ITEM CSL_CITATION {"citationID":"mMzLR23e","properties":{"formattedCitation":"\\super 11\\nosupersub{}","plainCitation":"11","noteIndex":0},"citationItems":[{"id":5338,"uris":["http://zotero.org/users/11313215/items/U7SJXVK7"],"itemData":{"id":5338,"type":"article-journal","abstract":"Sequential hermaphroditism is a unique reproductive strategy among teleosts that is displayed mainly in fish species living in the coral reef environment. The reproductive biology of hermaphrodites has long been intriguing; however, very little is known about the molecular pathways underlying their sex change. Here, we provide the first de novo transcriptome analyses of a hermaphrodite teleost´s undergoing sex change in its natural environment. Our study has examined relative gene expression across multiple groups—rather than just two contrasting conditions— and has allowed us to explore the differential expression patterns throughout the whole process. Our analysis has highlighted the rapid and complex genomic response of the brain associated with sex change, which is subsequently transmitted to the gonads, identifying a large number of candidate genes, some well-known and some novel, involved in the process. The present study provides strong evidence of the importance of the sex steroidogenic machinery during sex change in clownfish, with the aromatase gene playing a central role, both in the brain and the gonad. This work constitutes the first genome-wide study in a social sex-changing species and provides insights into the genetic mechanism governing social sex change and gonadal restructuring in protandrous hermaphrodites.","container-title":"Scientific Reports","DOI":"10.1038/srep35461","ISSN":"2045-2322","issue":"1","journalAbbreviation":"Sci Rep","language":"en","license":"2016 The Author(s)","note":"publisher: Nature Publishing Group","page":"35461","source":"www.nature.com","title":"Sex Change in Clownfish: Molecular Insights from Transcriptome Analysis","title-short":"Sex Change in Clownfish","volume":"6","author":[{"family":"Casas","given":"Laura"},{"family":"Saborido-Rey","given":"Fran"},{"family":"Ryu","given":"Taewoo"},{"family":"Michell","given":"Craig"},{"family":"Ravasi","given":"Timothy"},{"family":"Irigoien","given":"Xabier"}],"issued":{"date-parts":[["2016",10,17]]}}}],"schema":"https://github.com/citation-style-language/schema/raw/master/csl-citation.json"} </w:instrText>
+        <w:instrText xml:space="preserve"> ADDIN ZOTERO_ITEM CSL_CITATION {"citationID":"mMzLR23e","properties":{"formattedCitation":"\\super 16\\nosupersub{}","plainCitation":"16","noteIndex":0},"citationItems":[{"id":5338,"uris":["http://zotero.org/users/11313215/items/U7SJXVK7"],"itemData":{"id":5338,"type":"article-journal","abstract":"Sequential hermaphroditism is a unique reproductive strategy among teleosts that is displayed mainly in fish species living in the coral reef environment. The reproductive biology of hermaphrodites has long been intriguing; however, very little is known about the molecular pathways underlying their sex change. Here, we provide the first de novo transcriptome analyses of a hermaphrodite teleost´s undergoing sex change in its natural environment. Our study has examined relative gene expression across multiple groups—rather than just two contrasting conditions— and has allowed us to explore the differential expression patterns throughout the whole process. Our analysis has highlighted the rapid and complex genomic response of the brain associated with sex change, which is subsequently transmitted to the gonads, identifying a large number of candidate genes, some well-known and some novel, involved in the process. The present study provides strong evidence of the importance of the sex steroidogenic machinery during sex change in clownfish, with the aromatase gene playing a central role, both in the brain and the gonad. This work constitutes the first genome-wide study in a social sex-changing species and provides insights into the genetic mechanism governing social sex change and gonadal restructuring in protandrous hermaphrodites.","container-title":"Scientific Reports","DOI":"10.1038/srep35461","ISSN":"2045-2322","issue":"1","journalAbbreviation":"Sci Rep","language":"en","license":"2016 The Author(s)","note":"publisher: Nature Publishing Group","page":"35461","source":"www.nature.com","title":"Sex Change in Clownfish: Molecular Insights from Transcriptome Analysis","title-short":"Sex Change in Clownfish","volume":"6","author":[{"family":"Casas","given":"Laura"},{"family":"Saborido-Rey","given":"Fran"},{"family":"Ryu","given":"Taewoo"},{"family":"Michell","given":"Craig"},{"family":"Ravasi","given":"Timothy"},{"family":"Irigoien","given":"Xabier"}],"issued":{"date-parts":[["2016",10,17]]}}}],"schema":"https://github.com/citation-style-language/schema/raw/master/csl-citation.json"} </w:instrText>
       </w:r>
       <w:r>
         <w:fldChar w:fldCharType="separate"/>
@@ -1722,7 +2200,7 @@
           <w:szCs w:val="24"/>
           <w:vertAlign w:val="superscript"/>
         </w:rPr>
-        <w:t>11</w:t>
+        <w:t>16</w:t>
       </w:r>
       <w:r>
         <w:fldChar w:fldCharType="end"/>
@@ -1751,7 +2229,7 @@
         <w:fldChar w:fldCharType="begin"/>
       </w:r>
       <w:r>
-        <w:instrText xml:space="preserve"> ADDIN ZOTERO_ITEM CSL_CITATION {"citationID":"8zlV1gj2","properties":{"formattedCitation":"\\super 12\\nosupersub{}","plainCitation":"12","noteIndex":0},"citationItems":[{"id":3474,"uris":["http://zotero.org/users/11313215/items/JZX3IISE"],"itemData":{"id":3474,"type":"article-journal","abstract":"Cell–cell communication mediated by ligand–receptor complexes is critical to coordinating diverse biological processes, such as development, differentiation and inflammation. To investigate how the context-dependent crosstalk of different cell types enables physiological processes to proceed, we developed CellPhoneDB, a novel repository of ligands, receptors and their interactions. In contrast to other repositories, our database takes into account the subunit architecture of both ligands and receptors, representing heteromeric complexes accurately. We integrated our resource with a statistical framework that predicts enriched cellular interactions between two cell types from single-cell transcriptomics data. Here, we outline the structure and content of our repository, provide procedures for inferring cell–cell communication networks from single-cell RNA sequencing data and present a practical step-by-step guide to help implement the protocol. CellPhoneDB v.2.0 is an updated version of our resource that incorporates additional functionalities to enable users to introduce new interacting molecules and reduces the time and resources needed to interrogate large datasets. CellPhoneDB v.2.0 is publicly available, both as code and as a user-friendly web interface; it can be used by both experts and researchers with little experience in computational genomics. In our protocol, we demonstrate how to evaluate meaningful biological interactions with CellPhoneDB v.2.0 using published datasets. This protocol typically takes ~2 h to complete, from installation to statistical analysis and visualization, for a dataset of ~10 GB, 10,000 cells and 19 cell types, and using five threads.","container-title":"Nature Protocols","DOI":"10.1038/s41596-020-0292-x","ISSN":"1750-2799","issue":"4","journalAbbreviation":"Nat Protoc","language":"en","license":"2020 The Author(s), under exclusive licence to Springer Nature Limited","note":"publisher: Nature Publishing Group","page":"1484-1506","source":"www.nature.com","title":"CellPhoneDB: inferring cell–cell communication from combined expression of multi-subunit ligand–receptor complexes","title-short":"CellPhoneDB","volume":"15","author":[{"family":"Efremova","given":"Mirjana"},{"family":"Vento-Tormo","given":"Miquel"},{"family":"Teichmann","given":"Sarah A."},{"family":"Vento-Tormo","given":"Roser"}],"issued":{"date-parts":[["2020",4]]}}}],"schema":"https://github.com/citation-style-language/schema/raw/master/csl-citation.json"} </w:instrText>
+        <w:instrText xml:space="preserve"> ADDIN ZOTERO_ITEM CSL_CITATION {"citationID":"8zlV1gj2","properties":{"formattedCitation":"\\super 17\\nosupersub{}","plainCitation":"17","noteIndex":0},"citationItems":[{"id":3474,"uris":["http://zotero.org/users/11313215/items/JZX3IISE"],"itemData":{"id":3474,"type":"article-journal","abstract":"Cell–cell communication mediated by ligand–receptor complexes is critical to coordinating diverse biological processes, such as development, differentiation and inflammation. To investigate how the context-dependent crosstalk of different cell types enables physiological processes to proceed, we developed CellPhoneDB, a novel repository of ligands, receptors and their interactions. In contrast to other repositories, our database takes into account the subunit architecture of both ligands and receptors, representing heteromeric complexes accurately. We integrated our resource with a statistical framework that predicts enriched cellular interactions between two cell types from single-cell transcriptomics data. Here, we outline the structure and content of our repository, provide procedures for inferring cell–cell communication networks from single-cell RNA sequencing data and present a practical step-by-step guide to help implement the protocol. CellPhoneDB v.2.0 is an updated version of our resource that incorporates additional functionalities to enable users to introduce new interacting molecules and reduces the time and resources needed to interrogate large datasets. CellPhoneDB v.2.0 is publicly available, both as code and as a user-friendly web interface; it can be used by both experts and researchers with little experience in computational genomics. In our protocol, we demonstrate how to evaluate meaningful biological interactions with CellPhoneDB v.2.0 using published datasets. This protocol typically takes ~2 h to complete, from installation to statistical analysis and visualization, for a dataset of ~10 GB, 10,000 cells and 19 cell types, and using five threads.","container-title":"Nature Protocols","DOI":"10.1038/s41596-020-0292-x","ISSN":"1750-2799","issue":"4","journalAbbreviation":"Nat Protoc","language":"en","license":"2020 The Author(s), under exclusive licence to Springer Nature Limited","note":"publisher: Nature Publishing Group","page":"1484-1506","source":"www.nature.com","title":"CellPhoneDB: inferring cell–cell communication from combined expression of multi-subunit ligand–receptor complexes","title-short":"CellPhoneDB","volume":"15","author":[{"family":"Efremova","given":"Mirjana"},{"family":"Vento-Tormo","given":"Miquel"},{"family":"Teichmann","given":"Sarah A."},{"family":"Vento-Tormo","given":"Roser"}],"issued":{"date-parts":[["2020",4]]}}}],"schema":"https://github.com/citation-style-language/schema/raw/master/csl-citation.json"} </w:instrText>
       </w:r>
       <w:r>
         <w:fldChar w:fldCharType="separate"/>
@@ -1764,7 +2242,7 @@
           <w:szCs w:val="24"/>
           <w:vertAlign w:val="superscript"/>
         </w:rPr>
-        <w:t>12</w:t>
+        <w:t>17</w:t>
       </w:r>
       <w:r>
         <w:fldChar w:fldCharType="end"/>
@@ -1837,29 +2315,772 @@
     </w:p>
     <w:p/>
     <w:p>
-      <w:r>
+      <w:pPr>
+        <w:rPr>
+          <w:i/>
+          <w:iCs/>
+        </w:rPr>
+      </w:pPr>
+      <w:r>
+        <w:rPr>
+          <w:i/>
+          <w:iCs/>
+        </w:rPr>
+        <w:t xml:space="preserve">[Cluster 6] Is </w:t>
+      </w:r>
+      <w:r>
+        <w:rPr>
+          <w:i/>
+          <w:iCs/>
+        </w:rPr>
+        <w:t>Composed of Several Hypothalamic Cell Types</w:t>
+      </w:r>
+    </w:p>
+    <w:p>
+      <w:r>
+        <w:rPr>
+          <w:i/>
+          <w:iCs/>
+        </w:rPr>
         <w:tab/>
       </w:r>
+      <w:r>
+        <w:t xml:space="preserve">Marker gene analysis of cluster 6 revealed markers for several hypothalamic cell types including magnocellular and parvocellular neurosecretory preoptic area (NPO), gonadotropin releasing hormone (GnRH) neurons, and arcuate nucleus (ARC) neurons. We hypothesized that </w:t>
+      </w:r>
+      <w:proofErr w:type="spellStart"/>
+      <w:r>
+        <w:t>subclustering</w:t>
+      </w:r>
+      <w:proofErr w:type="spellEnd"/>
+      <w:r>
+        <w:t xml:space="preserve"> cluster 6 would separate these hypothalamic cell types into clusters that better aligned with </w:t>
+      </w:r>
+      <w:r>
+        <w:rPr>
+          <w:i/>
+          <w:iCs/>
+        </w:rPr>
+        <w:t>a priori</w:t>
+      </w:r>
+      <w:r>
+        <w:t xml:space="preserve"> knowledge about hypothalamic cell types.</w:t>
+      </w:r>
     </w:p>
     <w:p>
       <w:pPr>
-        <w:rPr>
-          <w:b/>
-          <w:bCs/>
-        </w:rPr>
+        <w:ind w:firstLine="720"/>
       </w:pPr>
       <w:r>
-        <w:rPr>
-          <w:b/>
-          <w:bCs/>
-        </w:rPr>
-        <w:t>[Cluster 6] Undergoes Structural Remodeling During Sex Change</w:t>
-      </w:r>
-    </w:p>
+        <w:t xml:space="preserve"> </w:t>
+      </w:r>
+      <w:proofErr w:type="spellStart"/>
+      <w:r>
+        <w:t>Subclustering</w:t>
+      </w:r>
+      <w:proofErr w:type="spellEnd"/>
+      <w:r>
+        <w:t xml:space="preserve"> resulted in 4 subclusters (6_0 through 6_3). Cluster 6_0 expressed several steroid hormone receptors including </w:t>
+      </w:r>
+      <w:r>
+        <w:rPr>
+          <w:i/>
+          <w:iCs/>
+        </w:rPr>
+        <w:t xml:space="preserve">esr2b, </w:t>
+      </w:r>
+      <w:proofErr w:type="spellStart"/>
+      <w:r>
+        <w:rPr>
+          <w:i/>
+          <w:iCs/>
+        </w:rPr>
+        <w:t>ar</w:t>
+      </w:r>
+      <w:proofErr w:type="spellEnd"/>
+      <w:r>
+        <w:rPr>
+          <w:i/>
+          <w:iCs/>
+        </w:rPr>
+        <w:t xml:space="preserve">, </w:t>
+      </w:r>
+      <w:r>
+        <w:t>and</w:t>
+      </w:r>
+      <w:r>
+        <w:t xml:space="preserve"> </w:t>
+      </w:r>
+      <w:proofErr w:type="spellStart"/>
+      <w:r>
+        <w:t>pgr</w:t>
+      </w:r>
+      <w:proofErr w:type="spellEnd"/>
+      <w:r>
+        <w:t xml:space="preserve"> as well as </w:t>
+      </w:r>
+      <w:proofErr w:type="spellStart"/>
+      <w:r>
+        <w:rPr>
+          <w:i/>
+          <w:iCs/>
+        </w:rPr>
+        <w:t>cckbra</w:t>
+      </w:r>
+      <w:proofErr w:type="spellEnd"/>
+      <w:r>
+        <w:t xml:space="preserve"> and POA markers </w:t>
+      </w:r>
+      <w:r>
+        <w:rPr>
+          <w:i/>
+          <w:iCs/>
+        </w:rPr>
+        <w:t xml:space="preserve">hmx2 </w:t>
+      </w:r>
+      <w:r>
+        <w:lastRenderedPageBreak/>
+        <w:t xml:space="preserve">and </w:t>
+      </w:r>
+      <w:r>
+        <w:rPr>
+          <w:i/>
+          <w:iCs/>
+        </w:rPr>
+        <w:t>hmx3a</w:t>
+      </w:r>
+      <w:r>
+        <w:t xml:space="preserve"> (</w:t>
+      </w:r>
+      <w:r>
+        <w:rPr>
+          <w:highlight w:val="yellow"/>
+        </w:rPr>
+        <w:t>CITATION</w:t>
+      </w:r>
+      <w:r>
+        <w:t>). Thus, we hereafter refer to this cell type as steroid receptor + POA (SR+POA).</w:t>
+      </w:r>
+    </w:p>
+    <w:p>
+      <w:pPr>
+        <w:ind w:firstLine="720"/>
+      </w:pPr>
+      <w:commentRangeStart w:id="12"/>
+      <w:r>
+        <w:t xml:space="preserve">Cluster 6_1 was marked by expression of </w:t>
+      </w:r>
+      <w:r>
+        <w:rPr>
+          <w:i/>
+          <w:iCs/>
+        </w:rPr>
+        <w:t>sox5</w:t>
+      </w:r>
+      <w:r>
+        <w:t xml:space="preserve">, </w:t>
+      </w:r>
+      <w:proofErr w:type="spellStart"/>
+      <w:r>
+        <w:rPr>
+          <w:i/>
+          <w:iCs/>
+        </w:rPr>
+        <w:t>rorb</w:t>
+      </w:r>
+      <w:proofErr w:type="spellEnd"/>
+      <w:r>
+        <w:t xml:space="preserve">, </w:t>
+      </w:r>
+      <w:r>
+        <w:rPr>
+          <w:i/>
+          <w:iCs/>
+        </w:rPr>
+        <w:t>gal,</w:t>
+      </w:r>
+      <w:r>
+        <w:t xml:space="preserve"> </w:t>
+      </w:r>
+      <w:proofErr w:type="spellStart"/>
+      <w:r>
+        <w:rPr>
+          <w:i/>
+          <w:iCs/>
+        </w:rPr>
+        <w:t>trhra</w:t>
+      </w:r>
+      <w:proofErr w:type="spellEnd"/>
+      <w:r>
+        <w:rPr>
+          <w:i/>
+          <w:iCs/>
+        </w:rPr>
+        <w:t xml:space="preserve"> </w:t>
+      </w:r>
+      <w:r>
+        <w:t xml:space="preserve">and </w:t>
+      </w:r>
+      <w:proofErr w:type="spellStart"/>
+      <w:r>
+        <w:rPr>
+          <w:i/>
+          <w:iCs/>
+        </w:rPr>
+        <w:t>trhrb</w:t>
+      </w:r>
+      <w:proofErr w:type="spellEnd"/>
+      <w:r>
+        <w:t xml:space="preserve">, and </w:t>
+      </w:r>
+      <w:r>
+        <w:rPr>
+          <w:i/>
+          <w:iCs/>
+        </w:rPr>
+        <w:t xml:space="preserve">prlh2 </w:t>
+      </w:r>
+      <w:r>
+        <w:t xml:space="preserve">as well as the previously mentioned </w:t>
+      </w:r>
+      <w:r>
+        <w:rPr>
+          <w:i/>
+          <w:iCs/>
+        </w:rPr>
+        <w:t xml:space="preserve">hmx2 </w:t>
+      </w:r>
+      <w:r>
+        <w:t xml:space="preserve">and </w:t>
+      </w:r>
+      <w:r>
+        <w:rPr>
+          <w:i/>
+          <w:iCs/>
+        </w:rPr>
+        <w:t xml:space="preserve">hmx3a. </w:t>
+      </w:r>
+      <w:r>
+        <w:t xml:space="preserve">Importantly, 6_1 also expressed </w:t>
+      </w:r>
+      <w:proofErr w:type="spellStart"/>
+      <w:r>
+        <w:rPr>
+          <w:i/>
+          <w:iCs/>
+        </w:rPr>
+        <w:t>npy</w:t>
+      </w:r>
+      <w:proofErr w:type="spellEnd"/>
+      <w:r>
+        <w:t xml:space="preserve"> and </w:t>
+      </w:r>
+      <w:proofErr w:type="spellStart"/>
+      <w:r>
+        <w:rPr>
+          <w:i/>
+          <w:iCs/>
+        </w:rPr>
+        <w:t>pomc</w:t>
+      </w:r>
+      <w:proofErr w:type="spellEnd"/>
+      <w:r>
+        <w:rPr>
+          <w:i/>
+          <w:iCs/>
+        </w:rPr>
+        <w:t xml:space="preserve"> </w:t>
+      </w:r>
+      <w:r>
+        <w:t>(</w:t>
+      </w:r>
+      <w:r>
+        <w:rPr>
+          <w:i/>
+          <w:iCs/>
+        </w:rPr>
+        <w:t>LOC111584656</w:t>
+      </w:r>
+      <w:r>
+        <w:t>) suggesting this cell type is homologous to ARC</w:t>
+      </w:r>
+      <w:r>
+        <w:fldChar w:fldCharType="begin"/>
+      </w:r>
+      <w:r>
+        <w:instrText xml:space="preserve"> ADDIN ZOTERO_ITEM CSL_CITATION {"citationID":"yjL9fTP6","properties":{"formattedCitation":"\\super 7,8\\nosupersub{}","plainCitation":"7,8","noteIndex":0},"citationItems":[{"id":5502,"uris":["http://zotero.org/users/11313215/items/PEMB8LNT"],"itemData":{"id":5502,"type":"article-journal","abstract":"Owing to its complex structure and highly diverse cell populations, the study of hypothalamic development has historically lagged behind that of other brain regions. However, in recent years, a greatly expanded understanding of hypothalamic gene expression during development has opened up new avenues of investigation. In this review, we synthesize existing work to present a holistic picture of hypothalamic development from early induction and patterning through nuclear specification and differentiation, with a particular emphasis on determination of cell fate. We will also touch on special topics in the field including the prosomere model, adult neurogenesis, and integration of migratory cells originating outside the hypothalamic neuroepithelium, and how these topics relate to our broader theme. WIREs Dev Biol 2015, 4:445–468. doi: 10.1002/wdev.187 This article is categorized under: Nervous System Development &gt; Vertebrates: General Principles","container-title":"WIREs Developmental Biology","DOI":"10.1002/wdev.187","ISSN":"1759-7692","issue":"5","language":"en","note":"_eprint: https://wires.onlinelibrary.wiley.com/doi/pdf/10.1002/wdev.187","page":"445-468","source":"Wiley Online Library","title":"Patterning, specification, and differentiation in the developing hypothalamus","volume":"4","author":[{"family":"Bedont","given":"Joseph L."},{"family":"Newman","given":"Elizabeth A."},{"family":"Blackshaw","given":"Seth"}],"issued":{"date-parts":[["2015"]]}}},{"id":5479,"uris":["http://zotero.org/users/11313215/items/SCF5RD7Z"],"itemData":{"id":5479,"type":"article-journal","abstract":"The hypothalamus, which regulates fundamental aspects of physiological homeostasis and behavior, is a brain region that exhibits highly conserved anatomy across vertebrate species. Its development involves conserved basic mechanisms of induction and patterning, combined with a more plastic process of neuronal fate specification, to produce brain circuits that mediate physiology and behavior according to the needs of each species. Here, we review the factors involved in the induction, patterning and neuronal differentiation of the hypothalamus, highlighting recent evidence that illustrates how changes in Wnt/β-catenin signaling during development may lead to species-specific form and function of this important brain structure., Summary: This Review discusses the factors involved in hypothalamic induction, patterning and differentiation, highlighting how changes in Wnt signaling may lead to species-specific hypothalamic form and function.","container-title":"Development (Cambridge, England)","DOI":"10.1242/dev.139055","ISSN":"0950-1991","issue":"9","journalAbbreviation":"Development","note":"PMID: 28465334\nPMCID: PMC5450842","page":"1588-1599","source":"PubMed Central","title":"Development of the hypothalamus: conservation, modification and innovation","title-short":"Development of the hypothalamus","volume":"144","author":[{"family":"Xie","given":"Yuanyuan"},{"family":"Dorsky","given":"Richard I."}],"issued":{"date-parts":[["2017",5,1]]}}}],"schema":"https://github.com/citation-style-language/schema/raw/master/csl-citation.json"} </w:instrText>
+      </w:r>
+      <w:r>
+        <w:fldChar w:fldCharType="separate"/>
+      </w:r>
+      <w:r>
+        <w:rPr>
+          <w:rFonts w:cs="Times New Roman"/>
+          <w:color w:val="000000"/>
+          <w:kern w:val="0"/>
+          <w:szCs w:val="24"/>
+          <w:vertAlign w:val="superscript"/>
+        </w:rPr>
+        <w:t>7,8</w:t>
+      </w:r>
+      <w:r>
+        <w:fldChar w:fldCharType="end"/>
+      </w:r>
+      <w:r>
+        <w:t>.</w:t>
+      </w:r>
+      <w:r>
+        <w:rPr>
+          <w:i/>
+          <w:iCs/>
+        </w:rPr>
+        <w:t xml:space="preserve"> </w:t>
+      </w:r>
+      <w:r>
+        <w:t>We therefore refer to this cluster as ARC.</w:t>
+      </w:r>
+      <w:commentRangeEnd w:id="12"/>
+      <w:r>
+        <w:rPr>
+          <w:rStyle w:val="CommentReference"/>
+        </w:rPr>
+        <w:commentReference w:id="12"/>
+      </w:r>
+    </w:p>
+    <w:p>
+      <w:pPr>
+        <w:ind w:firstLine="720"/>
+      </w:pPr>
+      <w:r>
+        <w:t xml:space="preserve">Cluster 6_2 expressed all of the canonical NPO markers including </w:t>
+      </w:r>
+      <w:proofErr w:type="spellStart"/>
+      <w:r>
+        <w:rPr>
+          <w:i/>
+          <w:iCs/>
+        </w:rPr>
+        <w:t>avp</w:t>
+      </w:r>
+      <w:proofErr w:type="spellEnd"/>
+      <w:r>
+        <w:rPr>
+          <w:i/>
+          <w:iCs/>
+        </w:rPr>
+        <w:t xml:space="preserve">, </w:t>
+      </w:r>
+      <w:proofErr w:type="spellStart"/>
+      <w:r>
+        <w:rPr>
+          <w:i/>
+          <w:iCs/>
+        </w:rPr>
+        <w:t>oxt</w:t>
+      </w:r>
+      <w:proofErr w:type="spellEnd"/>
+      <w:r>
+        <w:rPr>
+          <w:i/>
+          <w:iCs/>
+        </w:rPr>
+        <w:t xml:space="preserve">, </w:t>
+      </w:r>
+      <w:proofErr w:type="spellStart"/>
+      <w:r>
+        <w:rPr>
+          <w:i/>
+          <w:iCs/>
+        </w:rPr>
+        <w:t>nts</w:t>
+      </w:r>
+      <w:proofErr w:type="spellEnd"/>
+      <w:r>
+        <w:rPr>
+          <w:i/>
+          <w:iCs/>
+        </w:rPr>
+        <w:t xml:space="preserve">, </w:t>
+      </w:r>
+      <w:proofErr w:type="spellStart"/>
+      <w:r>
+        <w:rPr>
+          <w:i/>
+          <w:iCs/>
+        </w:rPr>
+        <w:t>trh</w:t>
+      </w:r>
+      <w:proofErr w:type="spellEnd"/>
+      <w:r>
+        <w:rPr>
+          <w:i/>
+          <w:iCs/>
+        </w:rPr>
+        <w:t xml:space="preserve">, </w:t>
+      </w:r>
+      <w:proofErr w:type="spellStart"/>
+      <w:r>
+        <w:rPr>
+          <w:i/>
+          <w:iCs/>
+        </w:rPr>
+        <w:t>crhb</w:t>
+      </w:r>
+      <w:proofErr w:type="spellEnd"/>
+      <w:r>
+        <w:rPr>
+          <w:i/>
+          <w:iCs/>
+        </w:rPr>
+        <w:t xml:space="preserve">, </w:t>
+      </w:r>
+      <w:proofErr w:type="spellStart"/>
+      <w:r>
+        <w:rPr>
+          <w:i/>
+          <w:iCs/>
+        </w:rPr>
+        <w:t>otpa,</w:t>
+      </w:r>
+      <w:r>
+        <w:t>and</w:t>
+      </w:r>
+      <w:proofErr w:type="spellEnd"/>
+      <w:r>
+        <w:t xml:space="preserve"> </w:t>
+      </w:r>
+      <w:r>
+        <w:rPr>
+          <w:i/>
+          <w:iCs/>
+        </w:rPr>
+        <w:t>fezf2</w:t>
+      </w:r>
+      <w:r>
+        <w:t xml:space="preserve"> </w:t>
+      </w:r>
+      <w:r>
+        <w:fldChar w:fldCharType="begin"/>
+      </w:r>
+      <w:r>
+        <w:instrText xml:space="preserve"> ADDIN ZOTERO_ITEM CSL_CITATION {"citationID":"nP8Kuhd9","properties":{"formattedCitation":"\\super 9,10\\nosupersub{}","plainCitation":"9,10","noteIndex":0},"citationItems":[{"id":5472,"uris":["http://zotero.org/users/11313215/items/GN7FM3HU"],"itemData":{"id":5472,"type":"article-journal","abstract":"The paraventricular nucleus (PVN) of the hypothalamus in mammals coordinates neuroendocrine, autonomic and behavioral responses pivotal for homeostasis and the stress response. A large amount of studies in rodents has documented that the PVN contains diverse neuronal cell types which can be identified by the expression of distinct secretory neuropeptides. Interestingly, PVN cell types often coexpress multiple neuropeptides whose relative coexpression level are subject to environment-induced plasticity.Due to their small size and transparency, zebrafish larvae offer the possibility to comprehensively study the development and plasticity of the PVN in large groups of intact animals, yet important anatomical information about the larval zebrafish PVN-homologous region has been missing. Therefore we recently defined the location and borders of the larval neurosecretory preoptic area (NPO) as the PVN-homologous region in larval zebrafish based on transcription factor expression and cell type clustering. To identify distinct cell types present in the larval NPO, we also generated a comprehensive 3D map of 9 zebrafish homologs of typical neuropeptides found in the mammalian PVN (arginine vasopressin, corticotropin-releasing hormone, proenkephalin a/b, neurotensin, oxytocin, vasoactive intestinal peptide, cholecystokinin, and somatostatin). Here we extend this chemoarchitectural map to include the degrees of coexpression of two neuropeptides in the same cell by performing systematic pairwise comparisons. Our results allowed the subclassification of NPO cell types, and differences in variability of coexpression profiles suggest potential targets of biochemical plasticity. Thus, this work provides an important basis for the analysis of the development, function, and plasticity of the primary neuroendocrine brain region in larval zebrafish.","container-title":"Frontiers in Neuroanatomy","DOI":"10.3389/fnana.2015.00002","ISSN":"1662-5129","journalAbbreviation":"Front. Neuroanat.","language":"English","note":"publisher: Frontiers","source":"Frontiers","title":"Coexpression analysis of nine neuropeptides in the neurosecretory preoptic area of larval zebrafish","URL":"https://www.frontiersin.org/journals/neuroanatomy/articles/10.3389/fnana.2015.00002/full","volume":"9","author":[{"family":"Herget","given":"Ulrich"},{"family":"Ryu","given":"Soojin"}],"accessed":{"date-parts":[["2026",1,29]]},"issued":{"date-parts":[["2015",2,12]]}}},{"id":5460,"uris":["http://zotero.org/users/11313215/items/T6MQRQIF"],"itemData":{"id":5460,"type":"article-journal","abstract":"The homeodomain transcription factor Orthopedia (Otp) is an important regulator for specification of defined subsets of neuroendocrine cells and dopaminergic neurons in vertebrates. In zebrafish, two paralogous otp genes, otpa and otpb, are present in the genome. Neither complete loss of Otp activity nor differential contributions of Otpa and Otpb to specification of defined neuronal populations have been analyzed in detail. We characterized zebrafish embryos and early larvae mutant for null alleles of otpa, otpb, or both genes to determine their individual contributions to the specification of th expressing dopaminergic neuronal populations as well as of crh, oxt, avp, trh or sst1.1 expressing neuroendocrine cells. otpa mutant larvae show an almost complete reduction of ventral diencephalic dopaminergic neurons, as reported previously. A small reduction in the number of trh cells in the preoptic region is detectable in otpa mutants, but no significant loss of crh, oxt and avp preoptic neuroendocrine cells. otpb single mutant larvae do not display a reduction in dopaminergic neurons or neuroendocrine cells in the otp expressing regions. In contrast, in otpa and otpb double mutant larvae specific groups of dopaminergic neurons as well as of crh, oxt, avp, trh and sst1.1-expressing neuroendocrine cells are completely lost. These observations suggest that the requirement for otpa and otpb function during development of the larval diencephalon is partially redundant. During evolutionary diversification of the paralogous otp genes, otpa maintained the prominent role in ventral diencephalic dopaminergic and neuroendocrine cell specification and is capable of partially compensating otpb loss of function. In addition, we identified a role of Otp in the development of a domain of somatostatin1-expressing cells in the rostral hindbrain, a region with strong otp expression but so far uncharacterized Otp function. Otp may thus be crucial for defined neuronal cell types also in the hindbrain.","container-title":"PLOS ONE","DOI":"10.1371/journal.pone.0075002","ISSN":"1932-6203","issue":"9","journalAbbreviation":"PLOS ONE","language":"en","note":"publisher: Public Library of Science","page":"e75002","source":"PLoS Journals","title":"Orthopedia Transcription Factor otpa and otpb Paralogous Genes Function during Dopaminergic and Neuroendocrine Cell Specification in Larval Zebrafish","volume":"8","author":[{"family":"Fernandes","given":"António M."},{"family":"Beddows","given":"Erin"},{"family":"Filippi","given":"Alida"},{"family":"Driever","given":"Wolfgang"}],"issued":{"date-parts":[["2013",9,20]]}}}],"schema":"https://github.com/citation-style-language/schema/raw/master/csl-citation.json"} </w:instrText>
+      </w:r>
+      <w:r>
+        <w:fldChar w:fldCharType="separate"/>
+      </w:r>
+      <w:r>
+        <w:rPr>
+          <w:rFonts w:cs="Times New Roman"/>
+          <w:color w:val="000000"/>
+          <w:kern w:val="0"/>
+          <w:szCs w:val="24"/>
+          <w:vertAlign w:val="superscript"/>
+        </w:rPr>
+        <w:t>9,10</w:t>
+      </w:r>
+      <w:r>
+        <w:fldChar w:fldCharType="end"/>
+      </w:r>
+      <w:r>
+        <w:t xml:space="preserve">. Thus, we hereafter refer to this this cluster as NPO. </w:t>
+      </w:r>
+    </w:p>
+    <w:p>
+      <w:pPr>
+        <w:ind w:firstLine="720"/>
+      </w:pPr>
+      <w:r>
+        <w:t xml:space="preserve">Cluster 6_3 was the only cell type in our dataset to express </w:t>
+      </w:r>
+      <w:r>
+        <w:rPr>
+          <w:i/>
+          <w:iCs/>
+        </w:rPr>
+        <w:t>gnrh1 (</w:t>
+      </w:r>
+      <w:r>
+        <w:rPr>
+          <w:i/>
+          <w:iCs/>
+        </w:rPr>
+        <w:t>LOC111571064</w:t>
+      </w:r>
+      <w:r>
+        <w:rPr>
+          <w:i/>
+          <w:iCs/>
+        </w:rPr>
+        <w:t>)</w:t>
+      </w:r>
+      <w:r>
+        <w:t xml:space="preserve">, it was marked by </w:t>
+      </w:r>
+      <w:proofErr w:type="spellStart"/>
+      <w:r>
+        <w:rPr>
+          <w:i/>
+          <w:iCs/>
+        </w:rPr>
+        <w:t>ndnf</w:t>
+      </w:r>
+      <w:proofErr w:type="spellEnd"/>
+      <w:r>
+        <w:t xml:space="preserve">, </w:t>
+      </w:r>
+      <w:r>
+        <w:rPr>
+          <w:i/>
+          <w:iCs/>
+        </w:rPr>
+        <w:t xml:space="preserve">six6a, </w:t>
+      </w:r>
+      <w:proofErr w:type="spellStart"/>
+      <w:r>
+        <w:rPr>
+          <w:i/>
+          <w:iCs/>
+        </w:rPr>
+        <w:t>roraa</w:t>
+      </w:r>
+      <w:proofErr w:type="spellEnd"/>
+      <w:r>
+        <w:rPr>
+          <w:i/>
+          <w:iCs/>
+        </w:rPr>
+        <w:t>, crhr1 (</w:t>
+      </w:r>
+      <w:r>
+        <w:rPr>
+          <w:i/>
+          <w:iCs/>
+        </w:rPr>
+        <w:t>LOC111584347</w:t>
+      </w:r>
+      <w:r>
+        <w:rPr>
+          <w:i/>
+          <w:iCs/>
+        </w:rPr>
+        <w:t xml:space="preserve">), </w:t>
+      </w:r>
+      <w:r>
+        <w:t xml:space="preserve">and </w:t>
+      </w:r>
+      <w:proofErr w:type="spellStart"/>
+      <w:r>
+        <w:rPr>
+          <w:i/>
+          <w:iCs/>
+        </w:rPr>
+        <w:t>cckbrb</w:t>
+      </w:r>
+      <w:proofErr w:type="spellEnd"/>
+      <w:r>
+        <w:rPr>
+          <w:i/>
+          <w:iCs/>
+        </w:rPr>
+        <w:t xml:space="preserve">. </w:t>
+      </w:r>
+      <w:r>
+        <w:t xml:space="preserve">We hereafter refer to this cluster </w:t>
+      </w:r>
+      <w:commentRangeStart w:id="13"/>
+      <w:r>
+        <w:t>as GnRH neurons</w:t>
+      </w:r>
+      <w:commentRangeEnd w:id="13"/>
+      <w:r>
+        <w:rPr>
+          <w:rStyle w:val="CommentReference"/>
+        </w:rPr>
+        <w:commentReference w:id="13"/>
+      </w:r>
+      <w:r>
+        <w:t xml:space="preserve">. </w:t>
+      </w:r>
+    </w:p>
+    <w:p>
+      <w:pPr>
+        <w:ind w:firstLine="720"/>
+      </w:pPr>
+      <w:r>
+        <w:t xml:space="preserve">Interestingly, ARC and NPO were strongly marked by several canonical immediate early genes (IEGS) including </w:t>
+      </w:r>
+      <w:r>
+        <w:rPr>
+          <w:i/>
+          <w:iCs/>
+        </w:rPr>
+        <w:t xml:space="preserve">egr1, </w:t>
+      </w:r>
+      <w:proofErr w:type="spellStart"/>
+      <w:r>
+        <w:rPr>
+          <w:i/>
+          <w:iCs/>
+        </w:rPr>
+        <w:t>fosb</w:t>
+      </w:r>
+      <w:proofErr w:type="spellEnd"/>
+      <w:r>
+        <w:rPr>
+          <w:i/>
+          <w:iCs/>
+        </w:rPr>
+        <w:t>, npas4a</w:t>
+      </w:r>
+      <w:r>
+        <w:t xml:space="preserve">. </w:t>
+      </w:r>
+    </w:p>
+    <w:p/>
     <w:p>
       <w:r>
         <w:tab/>
-        <w:t xml:space="preserve">Our DEG analysis of [cluster6] revealed several changes in genes associated with the extracellular matrix, cell-cell adhesion, and the synapse. During the intermediate-female transition, </w:t>
+      </w:r>
+    </w:p>
+    <w:p>
+      <w:pPr>
+        <w:rPr>
+          <w:b/>
+          <w:bCs/>
+        </w:rPr>
+      </w:pPr>
+      <w:r>
+        <w:rPr>
+          <w:b/>
+          <w:bCs/>
+        </w:rPr>
+        <w:t xml:space="preserve">[Cluster 6] Undergoes </w:t>
+      </w:r>
+      <w:r>
+        <w:rPr>
+          <w:b/>
+          <w:bCs/>
+        </w:rPr>
+        <w:t>Synaptic</w:t>
+      </w:r>
+      <w:r>
+        <w:rPr>
+          <w:b/>
+          <w:bCs/>
+        </w:rPr>
+        <w:t xml:space="preserve"> </w:t>
+      </w:r>
+      <w:r>
+        <w:rPr>
+          <w:b/>
+          <w:bCs/>
+        </w:rPr>
+        <w:t>and Extracellular Matrix Remodeling in Intermediates</w:t>
+      </w:r>
+    </w:p>
+    <w:p>
+      <w:pPr>
+        <w:ind w:firstLine="720"/>
+      </w:pPr>
+      <w:commentRangeStart w:id="14"/>
+      <w:r>
+        <w:t>Our DEG analysis of [cluster6] revealed several changes in genes associated with the extracellular matrix, cell-cell adhesion, and the synapse.</w:t>
+      </w:r>
+      <w:r>
+        <w:t xml:space="preserve"> In intermediates, neurexophilin-1 (</w:t>
+      </w:r>
+      <w:r>
+        <w:rPr>
+          <w:i/>
+          <w:iCs/>
+        </w:rPr>
+        <w:t>nxph1</w:t>
+      </w:r>
+      <w:r>
+        <w:t xml:space="preserve">), </w:t>
+      </w:r>
+      <w:proofErr w:type="spellStart"/>
+      <w:r>
+        <w:t>contactin</w:t>
+      </w:r>
+      <w:proofErr w:type="spellEnd"/>
+      <w:r>
+        <w:t xml:space="preserve"> 4 (</w:t>
+      </w:r>
+      <w:r>
+        <w:rPr>
+          <w:i/>
+          <w:iCs/>
+        </w:rPr>
+        <w:t>cntn4</w:t>
+      </w:r>
+      <w:r>
+        <w:t xml:space="preserve">), </w:t>
+      </w:r>
+      <w:proofErr w:type="spellStart"/>
+      <w:r>
+        <w:t>contactin</w:t>
+      </w:r>
+      <w:proofErr w:type="spellEnd"/>
+      <w:r>
+        <w:t xml:space="preserve"> associated protein 4 (</w:t>
+      </w:r>
+      <w:r>
+        <w:rPr>
+          <w:i/>
+          <w:iCs/>
+        </w:rPr>
+        <w:t>cntnap4</w:t>
+      </w:r>
+      <w:r>
+        <w:t xml:space="preserve">), and </w:t>
+      </w:r>
+      <w:proofErr w:type="spellStart"/>
+      <w:r>
+        <w:t>procadherin</w:t>
+      </w:r>
+      <w:proofErr w:type="spellEnd"/>
+      <w:r>
+        <w:t xml:space="preserve"> 10b (</w:t>
+      </w:r>
+      <w:r>
+        <w:rPr>
+          <w:i/>
+          <w:iCs/>
+        </w:rPr>
+        <w:t>pcdh10b</w:t>
+      </w:r>
+      <w:r>
+        <w:t xml:space="preserve">) were significantly upregulated. Given that these DEGs are associated with the formation and stabilization of synaptic connections, this suggests the intermediate state is characterized by synaptogenesis in [cluster </w:t>
+      </w:r>
+      <w:proofErr w:type="gramStart"/>
+      <w:r>
+        <w:t>6](</w:t>
+      </w:r>
+      <w:proofErr w:type="gramEnd"/>
+      <w:r>
+        <w:rPr>
+          <w:highlight w:val="yellow"/>
+        </w:rPr>
+        <w:t>CITATIONS</w:t>
+      </w:r>
+      <w:r>
+        <w:t xml:space="preserve">). </w:t>
+      </w:r>
+    </w:p>
+    <w:p>
+      <w:pPr>
+        <w:ind w:firstLine="720"/>
+      </w:pPr>
+      <w:r>
+        <w:t xml:space="preserve">Further, intermediates had significantly upregulated </w:t>
+      </w:r>
+      <w:proofErr w:type="spellStart"/>
+      <w:r>
+        <w:t>syndecan</w:t>
+      </w:r>
+      <w:proofErr w:type="spellEnd"/>
+      <w:r>
+        <w:t xml:space="preserve"> 2 (</w:t>
       </w:r>
       <w:r>
         <w:rPr>
@@ -1869,7 +3090,10 @@
         <w:t>sdc2</w:t>
       </w:r>
       <w:r>
-        <w:t xml:space="preserve"> and </w:t>
+        <w:t xml:space="preserve">) and </w:t>
+      </w:r>
+      <w:r>
+        <w:t>dermatan sulfate epimerase-like (</w:t>
       </w:r>
       <w:proofErr w:type="spellStart"/>
       <w:r>
@@ -1888,94 +3112,90 @@
         <w:t>-like</w:t>
       </w:r>
       <w:r>
+        <w:t xml:space="preserve">, </w:t>
+      </w:r>
+      <w:r>
+        <w:rPr>
+          <w:i/>
+          <w:iCs/>
+        </w:rPr>
+        <w:t>LOC111585095</w:t>
+      </w:r>
+      <w:r>
+        <w:t>), and downregulation of brevican (</w:t>
+      </w:r>
+      <w:proofErr w:type="spellStart"/>
+      <w:r>
+        <w:rPr>
+          <w:i/>
+          <w:iCs/>
+        </w:rPr>
+        <w:t>bcan</w:t>
+      </w:r>
+      <w:proofErr w:type="spellEnd"/>
+      <w:r>
+        <w:t xml:space="preserve">). This suggests major remodeling of the extracellular matrix, particularly around the synapse. </w:t>
+      </w:r>
+      <w:proofErr w:type="spellStart"/>
+      <w:r>
+        <w:t>Syndecan</w:t>
+      </w:r>
+      <w:proofErr w:type="spellEnd"/>
+      <w:r>
+        <w:t xml:space="preserve"> 2 is a heparin sulfate proteoglycan which functions as a fibroblast growth factor coreceptor, while dermatan sulfate epimerases increase the flexibility of the extracellular matrix (ECM) (</w:t>
+      </w:r>
+      <w:r>
+        <w:rPr>
+          <w:highlight w:val="yellow"/>
+        </w:rPr>
+        <w:t>CITATIONS</w:t>
+      </w:r>
+      <w:r>
+        <w:t>). Additionally, brevican is a major constituent of perineuronal nets which restrict neuroplasticity (CITATION)</w:t>
+      </w:r>
+      <w:r>
+        <w:t xml:space="preserve">. </w:t>
+      </w:r>
+      <w:r>
+        <w:t xml:space="preserve">Further evidence for the ECM remodeling comes from the transient downregulation of, </w:t>
+      </w:r>
+      <w:r>
+        <w:rPr>
+          <w:i/>
+          <w:iCs/>
+        </w:rPr>
+        <w:t>cd87-like</w:t>
+      </w:r>
+      <w:r>
         <w:t xml:space="preserve"> (</w:t>
       </w:r>
       <w:r>
-        <w:rPr>
-          <w:i/>
-          <w:iCs/>
-        </w:rPr>
-        <w:t>LOC111585095</w:t>
-      </w:r>
-      <w:r>
-        <w:t>)</w:t>
-      </w:r>
-      <w:r>
-        <w:rPr>
-          <w:i/>
-          <w:iCs/>
-        </w:rPr>
+        <w:t>LOC111577100</w:t>
+      </w:r>
+      <w:r>
+        <w:t>) in intermediates, before being strongly upregulated in females.</w:t>
+      </w:r>
+      <w:r>
         <w:t xml:space="preserve"> </w:t>
       </w:r>
       <w:r>
-        <w:t xml:space="preserve">were upregulated while </w:t>
-      </w:r>
-      <w:proofErr w:type="spellStart"/>
-      <w:r>
-        <w:rPr>
-          <w:i/>
-          <w:iCs/>
-        </w:rPr>
-        <w:t>bcan</w:t>
-      </w:r>
-      <w:proofErr w:type="spellEnd"/>
-      <w:r>
-        <w:rPr>
-          <w:i/>
-          <w:iCs/>
-        </w:rPr>
-        <w:t xml:space="preserve">, </w:t>
-      </w:r>
-      <w:r>
-        <w:t>and</w:t>
-      </w:r>
-      <w:r>
-        <w:rPr>
-          <w:i/>
-          <w:iCs/>
-        </w:rPr>
-        <w:t xml:space="preserve"> stxbp6 </w:t>
-      </w:r>
-      <w:r>
-        <w:t xml:space="preserve">were downregulated. </w:t>
-      </w:r>
-      <w:proofErr w:type="spellStart"/>
-      <w:r>
-        <w:t>Furthter</w:t>
-      </w:r>
-      <w:proofErr w:type="spellEnd"/>
-      <w:r>
-        <w:t xml:space="preserve">, </w:t>
-      </w:r>
-      <w:r>
-        <w:rPr>
-          <w:i/>
-          <w:iCs/>
-        </w:rPr>
-        <w:t>pcdh10b</w:t>
-      </w:r>
-      <w:r>
-        <w:t xml:space="preserve"> and </w:t>
-      </w:r>
-      <w:r>
-        <w:rPr>
-          <w:i/>
-          <w:iCs/>
-        </w:rPr>
-        <w:t>cntnap4</w:t>
-      </w:r>
-      <w:r>
-        <w:t xml:space="preserve"> (</w:t>
-      </w:r>
-      <w:r>
-        <w:rPr>
-          <w:i/>
-          <w:iCs/>
-        </w:rPr>
-        <w:t>LOC111567620</w:t>
-      </w:r>
-      <w:r>
-        <w:t>)</w:t>
+        <w:rPr>
+          <w:highlight w:val="red"/>
+        </w:rPr>
+        <w:t>CD87 promotes ECM degradation, its downregulation may suggest …?</w:t>
+      </w:r>
+      <w:r>
+        <w:t xml:space="preserve"> </w:t>
+      </w:r>
+      <w:r>
+        <w:t xml:space="preserve"> Taken together, these changes further support the notion that major synaptic plasticity occurs in intermediates in cluster 6.    </w:t>
+      </w:r>
+      <w:commentRangeEnd w:id="14"/>
+      <w:r>
+        <w:rPr>
+          <w:rStyle w:val="CommentReference"/>
+        </w:rPr>
+        <w:commentReference w:id="14"/>
       </w:r>
     </w:p>
     <w:p/>
@@ -1994,7 +3214,341 @@
         </w:rPr>
         <w:t xml:space="preserve">[Cluster 6] </w:t>
       </w:r>
-    </w:p>
+      <w:r>
+        <w:rPr>
+          <w:b/>
+          <w:bCs/>
+        </w:rPr>
+        <w:t>Undergoes Changes in Neurotransmitter and Action Potential Characteristics</w:t>
+      </w:r>
+    </w:p>
+    <w:p>
+      <w:r>
+        <w:tab/>
+        <w:t>Interestingly, in our DEG analysis we found GABA and glutamate receptors to be differentially expressed over the course of sex change. Specifically, the metabotropic glutamate receptor (</w:t>
+      </w:r>
+      <w:r>
+        <w:rPr>
+          <w:i/>
+          <w:iCs/>
+        </w:rPr>
+        <w:t>grm5a</w:t>
+      </w:r>
+      <w:r>
+        <w:t>) was transiently downregulated in intermediates, while the type A GABA receptor (</w:t>
+      </w:r>
+      <w:r>
+        <w:rPr>
+          <w:i/>
+          <w:iCs/>
+        </w:rPr>
+        <w:t>gabra3</w:t>
+      </w:r>
+      <w:r>
+        <w:t xml:space="preserve">) was downregulated during the male-intermediate transition. This suggests that the intermediate state is characterized by a decrease in sensitivity to both GABA and glutamate </w:t>
+      </w:r>
+      <w:r>
+        <w:t>(</w:t>
+      </w:r>
+      <w:r>
+        <w:rPr>
+          <w:highlight w:val="yellow"/>
+        </w:rPr>
+        <w:t>consistent with the synaptic plasticity that is occurring</w:t>
+      </w:r>
+      <w:r>
+        <w:t>?)</w:t>
+      </w:r>
+      <w:r>
+        <w:t>, and during the intermediate-female transition, glutamate sensitivity returns while GABA receptivity remains suppressed.</w:t>
+      </w:r>
+    </w:p>
+    <w:p>
+      <w:commentRangeStart w:id="15"/>
+      <w:r>
+        <w:tab/>
+        <w:t xml:space="preserve">Further, our DEG analysis detected a switch in voltage-gated potassium channel subtype. During the intermediate-female transition, </w:t>
+      </w:r>
+      <w:r>
+        <w:rPr>
+          <w:i/>
+          <w:iCs/>
+        </w:rPr>
+        <w:t xml:space="preserve">kcnh4-like </w:t>
+      </w:r>
+      <w:r>
+        <w:t>(</w:t>
+      </w:r>
+      <w:r>
+        <w:rPr>
+          <w:i/>
+          <w:iCs/>
+        </w:rPr>
+        <w:t>LOC111566724</w:t>
+      </w:r>
+      <w:r>
+        <w:t xml:space="preserve">) was upregulated, while </w:t>
+      </w:r>
+      <w:r>
+        <w:rPr>
+          <w:i/>
+          <w:iCs/>
+        </w:rPr>
+        <w:t xml:space="preserve">kcnd3-like </w:t>
+      </w:r>
+      <w:r>
+        <w:t>(</w:t>
+      </w:r>
+      <w:r>
+        <w:rPr>
+          <w:i/>
+          <w:iCs/>
+        </w:rPr>
+        <w:t>LOC111576659</w:t>
+      </w:r>
+      <w:r>
+        <w:t xml:space="preserve">) was downregulated. </w:t>
+      </w:r>
+      <w:r>
+        <w:t xml:space="preserve">Given </w:t>
+      </w:r>
+      <w:r>
+        <w:rPr>
+          <w:i/>
+          <w:iCs/>
+        </w:rPr>
+        <w:t>kcnh4</w:t>
+      </w:r>
+      <w:r>
+        <w:t xml:space="preserve"> encodes an Elk subfamily </w:t>
+      </w:r>
+      <w:r>
+        <w:lastRenderedPageBreak/>
+        <w:t xml:space="preserve">potassium channel (Kv12.3), which are characterized by slow opening during hyperpolarization which prevents hyperexcitability and inhibit rapid firing </w:t>
+      </w:r>
+      <w:r>
+        <w:fldChar w:fldCharType="begin"/>
+      </w:r>
+      <w:r>
+        <w:instrText xml:space="preserve"> ADDIN ZOTERO_ITEM CSL_CITATION {"citationID":"PzQ8bTuB","properties":{"formattedCitation":"\\super 18,19\\nosupersub{}","plainCitation":"18,19","noteIndex":0},"citationItems":[{"id":5437,"uris":["http://zotero.org/users/11313215/items/A8F4HTW8"],"itemData":{"id":5437,"type":"article-journal","abstract":"EAG-like (ELK) voltage-gated potassium channels are abundantly expressed in the brain. These channels exhibit a behavior called voltage-dependent potentiation (VDP), which appears to be a specialization to dampen the hyperexitability of neurons. VDP manifests as a potentiation of current amplitude, hyperpolarizing shift in voltage sensitivity, and slowing of deactivation in response to a depolarizing prepulse. Here we show that VDP of D. rerio ELK channels involves the structural interaction between the intracellular N-terminal eag domain and C-terminal CNBHD. Combining transition metal ion FRET, patch-clamp fluorometry, and incorporation of a fluorescent noncanonical amino acid, we show that there is a rearrangement in the eag domain-CNBHD interaction with the kinetics, voltage-dependence, and ATP-dependence of VDP. We propose that the activation of ELK channels involves a slow open-state dependent rearrangement of the direct interaction between the eag domain and CNBHD, which stabilizes the opening of the channel.","container-title":"eLife","DOI":"10.7554/eLife.26355","ISSN":"2050-084X","note":"publisher: eLife Sciences Publications, Ltd","page":"e26355","source":"eLife","title":"Molecular mechanism of voltage-dependent potentiation of KCNH potassium channels","volume":"6","author":[{"family":"Dai","given":"Gucan"},{"family":"Zagotta","given":"William N"}],"editor":[{"family":"Chanda","given":"Baron"}],"issued":{"date-parts":[["2017",4,26]]}}},{"id":5439,"uris":["http://zotero.org/users/11313215/items/NEID8FVD"],"itemData":{"id":5439,"type":"article-journal","abstract":"The Elk subfamily of the Eag K+ channel gene family is represented in mammals by three genes that are highly conserved between humans and rodents. Here we report the distribution and functional properties of a member of the human Elk K+ channel gene family, KCNH8. Quantitative RT-PCR analysis of mRNA expression patterns showed that KCNH8, along with the other Elk family genes, KCNH3 and KCNH4, are primarily expressed in the human nervous system. KCNH8 was expressed at high levels, and the distribution showed substantial overlap with KCNH3. In Xenopus oocytes, KCNH8 gives rise to slowly activating, voltage-dependent K+ currents that open at hyperpolarized potentials (half-maximal activation at -62 mV). Coexpression of KCNH8 with dominant-negative KCNH8, KCNH3, and KCNH4 subunits led to suppression of the KCNH8 currents, suggesting that Elk channels can form heteromultimers. Similar experiments imply that KCNH8 subunits are not able to form heteromultimers with Eag, Erg, or Kv family K+ channels.","container-title":"American Journal of Physiology-Cell Physiology","DOI":"10.1152/ajpcell.00179.2003","ISSN":"0363-6143","issue":"6","note":"publisher: American Physiological Society","page":"C1356-C1366","source":"journals.physiology.org (Atypon)","title":"Distribution and functional properties of human KCNH8 (Elk1) potassium channels","volume":"285","author":[{"family":"Zou","given":"Anruo"},{"family":"Lin","given":"Zhixin"},{"family":"Humble","given":"Margaret"},{"family":"Creech","given":"Christopher D."},{"family":"Wagoner","given":"P. Kay"},{"family":"Krafte","given":"Douglas"},{"family":"Jegla","given":"Timothy J."},{"family":"Wickenden","given":"Alan D."}],"issued":{"date-parts":[["2003",12]]}}}],"schema":"https://github.com/citation-style-language/schema/raw/master/csl-citation.json"} </w:instrText>
+      </w:r>
+      <w:r>
+        <w:fldChar w:fldCharType="separate"/>
+      </w:r>
+      <w:r>
+        <w:rPr>
+          <w:rFonts w:cs="Times New Roman"/>
+          <w:color w:val="000000"/>
+          <w:kern w:val="0"/>
+          <w:szCs w:val="24"/>
+          <w:vertAlign w:val="superscript"/>
+        </w:rPr>
+        <w:t>18,19</w:t>
+      </w:r>
+      <w:r>
+        <w:fldChar w:fldCharType="end"/>
+      </w:r>
+      <w:r>
+        <w:t xml:space="preserve">, upregulation of this channel subtype suggests a decrease in the maximal firing rate of cluster 6 neurons. On the other hand, </w:t>
+      </w:r>
+      <w:r>
+        <w:rPr>
+          <w:i/>
+          <w:iCs/>
+        </w:rPr>
+        <w:t>kcnd3</w:t>
+      </w:r>
+      <w:r>
+        <w:t xml:space="preserve"> encodes Kv4.3 which regulates A-type potassium currents, prolonging action potential duration and increasing spike frequency adaptation. Taken together, these potassium channel changes suggest that during the intermediate-female transition, cluster 6 neurons increase the ability to produce long action potential bursts, a known characteristic of GnRH neurons </w:t>
+      </w:r>
+      <w:commentRangeEnd w:id="15"/>
+      <w:r>
+        <w:rPr>
+          <w:rStyle w:val="CommentReference"/>
+        </w:rPr>
+        <w:commentReference w:id="15"/>
+      </w:r>
+      <w:r>
+        <w:t>(</w:t>
+      </w:r>
+      <w:r>
+        <w:rPr>
+          <w:highlight w:val="yellow"/>
+        </w:rPr>
+        <w:t>CITATION</w:t>
+      </w:r>
+      <w:r>
+        <w:t>)</w:t>
+      </w:r>
+    </w:p>
+    <w:p/>
+    <w:p>
+      <w:pPr>
+        <w:rPr>
+          <w:b/>
+          <w:bCs/>
+        </w:rPr>
+      </w:pPr>
+      <w:r>
+        <w:rPr>
+          <w:b/>
+          <w:bCs/>
+        </w:rPr>
+        <w:t>[Cluster 6] Changes Receptivity to Neuropeptides, Neuromodulators, and Steroid Hormones</w:t>
+      </w:r>
+    </w:p>
+    <w:p>
+      <w:r>
+        <w:rPr>
+          <w:b/>
+          <w:bCs/>
+        </w:rPr>
+        <w:tab/>
+      </w:r>
+      <w:r>
+        <w:t xml:space="preserve">Early in sex change during the male-intermediate transition, we observed a significant downregulation in the </w:t>
+      </w:r>
+      <w:proofErr w:type="spellStart"/>
+      <w:r>
+        <w:t>neuromedin</w:t>
+      </w:r>
+      <w:proofErr w:type="spellEnd"/>
+      <w:r>
+        <w:t xml:space="preserve"> b receptor (</w:t>
+      </w:r>
+      <w:proofErr w:type="spellStart"/>
+      <w:r>
+        <w:rPr>
+          <w:i/>
+          <w:iCs/>
+        </w:rPr>
+        <w:t>nmbr</w:t>
+      </w:r>
+      <w:proofErr w:type="spellEnd"/>
+      <w:r>
+        <w:t>), and the neuropeptide y receptor (</w:t>
+      </w:r>
+      <w:r>
+        <w:rPr>
+          <w:i/>
+          <w:iCs/>
+        </w:rPr>
+        <w:t>npy7r</w:t>
+      </w:r>
+      <w:r>
+        <w:t xml:space="preserve">). </w:t>
+      </w:r>
+      <w:r>
+        <w:t>Further, during the intermediate-female transition, the tachykinin receptor (</w:t>
+      </w:r>
+      <w:r>
+        <w:rPr>
+          <w:i/>
+          <w:iCs/>
+        </w:rPr>
+        <w:t>tacr3a</w:t>
+      </w:r>
+      <w:r>
+        <w:t xml:space="preserve">) was significantly downregulated. Given </w:t>
+      </w:r>
+      <w:proofErr w:type="spellStart"/>
+      <w:r>
+        <w:t>neuromedin</w:t>
+      </w:r>
+      <w:proofErr w:type="spellEnd"/>
+      <w:r>
+        <w:t xml:space="preserve"> b inhibits feeding behavior, while tachykinin and neuropeptide y stimulate feeding, their parallel downregulation is perplexing. </w:t>
+      </w:r>
+    </w:p>
+    <w:p>
+      <w:r>
+        <w:tab/>
+      </w:r>
+      <w:r>
+        <w:t>Surprisingly, during</w:t>
+      </w:r>
+      <w:r>
+        <w:t xml:space="preserve"> the intermediate-female transition, the dopamine receptor </w:t>
+      </w:r>
+      <w:r>
+        <w:rPr>
+          <w:i/>
+          <w:iCs/>
+        </w:rPr>
+        <w:t>drd3</w:t>
+      </w:r>
+      <w:r>
+        <w:t xml:space="preserve"> was also significantly upregulated.</w:t>
+      </w:r>
+      <w:r>
+        <w:t xml:space="preserve"> Dopamine in the POA is largely thought to mediate male sexual behaviors … </w:t>
+      </w:r>
+    </w:p>
+    <w:p/>
+    <w:p>
+      <w:r>
+        <w:t xml:space="preserve">Interestingly in intermediates, the progesterone receptor </w:t>
+      </w:r>
+      <w:proofErr w:type="spellStart"/>
+      <w:r>
+        <w:rPr>
+          <w:i/>
+          <w:iCs/>
+        </w:rPr>
+        <w:t>pgr</w:t>
+      </w:r>
+      <w:proofErr w:type="spellEnd"/>
+      <w:r>
+        <w:t xml:space="preserve"> was significantly downregulated, before a significant upregulation once the transition to female was completed. Further, during the intermediate-female transition, </w:t>
+      </w:r>
+      <w:commentRangeStart w:id="16"/>
+      <w:commentRangeStart w:id="17"/>
+      <w:proofErr w:type="spellStart"/>
+      <w:r>
+        <w:rPr>
+          <w:i/>
+          <w:iCs/>
+        </w:rPr>
+        <w:t>pgr</w:t>
+      </w:r>
+      <w:proofErr w:type="spellEnd"/>
+      <w:r>
+        <w:rPr>
+          <w:i/>
+          <w:iCs/>
+        </w:rPr>
+        <w:t xml:space="preserve">-like </w:t>
+      </w:r>
+      <w:r>
+        <w:t>(</w:t>
+      </w:r>
+      <w:r>
+        <w:rPr>
+          <w:i/>
+          <w:iCs/>
+        </w:rPr>
+        <w:t>LOC111568069</w:t>
+      </w:r>
+      <w:r>
+        <w:t>)</w:t>
+      </w:r>
+      <w:commentRangeEnd w:id="16"/>
+      <w:r>
+        <w:rPr>
+          <w:rStyle w:val="CommentReference"/>
+        </w:rPr>
+        <w:commentReference w:id="16"/>
+      </w:r>
+      <w:commentRangeEnd w:id="17"/>
+      <w:r>
+        <w:rPr>
+          <w:rStyle w:val="CommentReference"/>
+        </w:rPr>
+        <w:commentReference w:id="17"/>
+      </w:r>
+    </w:p>
+    <w:p/>
+    <w:p/>
     <w:p/>
     <w:p>
       <w:pPr>
@@ -2102,7 +3656,7 @@
     </w:p>
     <w:p/>
   </w:comment>
-  <w:comment w:id="5" w:author="Graham, Gabriel J." w:date="2026-01-17T22:33:00Z" w:initials="GGJ">
+  <w:comment w:id="5" w:author="Graham, Gabriel J." w:date="2026-02-01T15:41:00Z" w:initials="GGJ">
     <w:p>
       <w:r>
         <w:rPr>
@@ -2115,11 +3669,11 @@
           <w:sz w:val="20"/>
           <w:szCs w:val="20"/>
         </w:rPr>
-        <w:t>Could give more details about single cell statistics but I dont know if anyone really cares</w:t>
+        <w:t>Does this need to be here</w:t>
       </w:r>
     </w:p>
   </w:comment>
-  <w:comment w:id="6" w:author="Graham, Gabriel J." w:date="2026-01-20T20:51:00Z" w:initials="GGJ">
+  <w:comment w:id="6" w:author="Graham, Gabriel J." w:date="2026-01-17T22:33:00Z" w:initials="GGJ">
     <w:p>
       <w:r>
         <w:rPr>
@@ -2132,11 +3686,11 @@
           <w:sz w:val="20"/>
           <w:szCs w:val="20"/>
         </w:rPr>
-        <w:t>I think this section can be pared back a lot</w:t>
+        <w:t>Could give more details about single cell statistics but I dont know if anyone really cares</w:t>
       </w:r>
     </w:p>
   </w:comment>
-  <w:comment w:id="7" w:author="Graham, Gabriel J." w:date="2026-01-18T00:17:00Z" w:initials="GGJ">
+  <w:comment w:id="7" w:author="Graham, Gabriel J." w:date="2026-01-20T20:51:00Z" w:initials="GGJ">
     <w:p>
       <w:r>
         <w:rPr>
@@ -2146,14 +3700,15 @@
       </w:r>
       <w:r>
         <w:rPr>
+          <w:color w:val="000000"/>
           <w:sz w:val="20"/>
           <w:szCs w:val="20"/>
         </w:rPr>
-        <w:t>Should maybe include how mutually exclusive they are or the fact that they occur in coexpression modules</w:t>
+        <w:t>I think this section can be pared back a lot</w:t>
       </w:r>
     </w:p>
   </w:comment>
-  <w:comment w:id="8" w:author="Graham, Gabriel J." w:date="2026-01-18T00:43:00Z" w:initials="GGJ">
+  <w:comment w:id="10" w:author="Graham, Gabriel J." w:date="2026-02-01T16:05:00Z" w:initials="GGJ">
     <w:p>
       <w:r>
         <w:rPr>
@@ -2166,11 +3721,11 @@
           <w:sz w:val="20"/>
           <w:szCs w:val="20"/>
         </w:rPr>
-        <w:t>Which TFS are in which cells is very interesting and warrants further analysis?</w:t>
+        <w:t>Dbx1 specifies lateral hypothalamus see Dorsky 2017</w:t>
       </w:r>
     </w:p>
   </w:comment>
-  <w:comment w:id="9" w:author="Graham, Gabriel J." w:date="2026-01-19T19:41:00Z" w:initials="GGJ">
+  <w:comment w:id="8" w:author="Graham, Gabriel J." w:date="2026-01-18T00:17:00Z" w:initials="GGJ">
     <w:p>
       <w:r>
         <w:rPr>
@@ -2183,10 +3738,146 @@
           <w:sz w:val="20"/>
           <w:szCs w:val="20"/>
         </w:rPr>
+        <w:t>Should maybe include how mutually exclusive they are or the fact that they occur in coexpression modules</w:t>
+      </w:r>
+    </w:p>
+  </w:comment>
+  <w:comment w:id="9" w:author="Graham, Gabriel J." w:date="2026-01-18T00:43:00Z" w:initials="GGJ">
+    <w:p>
+      <w:r>
+        <w:rPr>
+          <w:rStyle w:val="CommentReference"/>
+        </w:rPr>
+        <w:annotationRef/>
+      </w:r>
+      <w:r>
+        <w:rPr>
+          <w:sz w:val="20"/>
+          <w:szCs w:val="20"/>
+        </w:rPr>
+        <w:t>Which TFS are in which cells is very interesting and warrants further analysis?</w:t>
+      </w:r>
+    </w:p>
+  </w:comment>
+  <w:comment w:id="11" w:author="Graham, Gabriel J." w:date="2026-01-19T19:41:00Z" w:initials="GGJ">
+    <w:p>
+      <w:r>
+        <w:rPr>
+          <w:rStyle w:val="CommentReference"/>
+        </w:rPr>
+        <w:annotationRef/>
+      </w:r>
+      <w:r>
+        <w:rPr>
+          <w:sz w:val="20"/>
+          <w:szCs w:val="20"/>
+        </w:rPr>
         <w:t>its so hard to label these mfs when 1_3 expresses everything</w:t>
       </w:r>
     </w:p>
     <w:p/>
+  </w:comment>
+  <w:comment w:id="12" w:author="Graham, Gabriel J." w:date="2026-02-01T16:07:00Z" w:initials="GGJ">
+    <w:p>
+      <w:r>
+        <w:rPr>
+          <w:rStyle w:val="CommentReference"/>
+        </w:rPr>
+        <w:annotationRef/>
+      </w:r>
+      <w:r>
+        <w:rPr>
+          <w:sz w:val="20"/>
+          <w:szCs w:val="20"/>
+        </w:rPr>
+        <w:t>could be lha or arc look at dorsky 2017</w:t>
+      </w:r>
+    </w:p>
+  </w:comment>
+  <w:comment w:id="13" w:author="Graham, Gabriel J." w:date="2026-01-31T15:19:00Z" w:initials="GGJ">
+    <w:p>
+      <w:r>
+        <w:rPr>
+          <w:rStyle w:val="CommentReference"/>
+        </w:rPr>
+        <w:annotationRef/>
+      </w:r>
+      <w:r>
+        <w:rPr>
+          <w:sz w:val="20"/>
+          <w:szCs w:val="20"/>
+        </w:rPr>
+        <w:t>Maybe a better name since they express both cckbrb and gnrh</w:t>
+      </w:r>
+    </w:p>
+  </w:comment>
+  <w:comment w:id="14" w:author="Graham, Gabriel J." w:date="2026-01-25T16:15:00Z" w:initials="GGJ">
+    <w:p>
+      <w:r>
+        <w:rPr>
+          <w:rStyle w:val="CommentReference"/>
+        </w:rPr>
+        <w:annotationRef/>
+      </w:r>
+      <w:r>
+        <w:rPr>
+          <w:sz w:val="20"/>
+          <w:szCs w:val="20"/>
+        </w:rPr>
+        <w:t>Needs a lot of wording work but I just needed to get the concept down</w:t>
+      </w:r>
+    </w:p>
+  </w:comment>
+  <w:comment w:id="15" w:author="Graham, Gabriel J." w:date="2026-01-26T13:17:00Z" w:initials="GGJ">
+    <w:p>
+      <w:r>
+        <w:rPr>
+          <w:rStyle w:val="CommentReference"/>
+        </w:rPr>
+        <w:annotationRef/>
+      </w:r>
+      <w:r>
+        <w:rPr>
+          <w:sz w:val="20"/>
+          <w:szCs w:val="20"/>
+        </w:rPr>
+        <w:t>Needs work, also mention prior that these are in fact the only (or one of the only GnRH + populations in the dataset</w:t>
+      </w:r>
+    </w:p>
+  </w:comment>
+  <w:comment w:id="16" w:author="Graham, Gabriel J." w:date="2026-01-26T13:42:00Z" w:initials="GGJ">
+    <w:p>
+      <w:r>
+        <w:rPr>
+          <w:rStyle w:val="CommentReference"/>
+        </w:rPr>
+        <w:annotationRef/>
+      </w:r>
+      <w:r>
+        <w:rPr>
+          <w:sz w:val="20"/>
+          <w:szCs w:val="20"/>
+        </w:rPr>
+        <w:t>ok interesting problem here, when you go to the orthodb page, they are all labeled androgen receptor like, which is it?</w:t>
+      </w:r>
+    </w:p>
+  </w:comment>
+  <w:comment w:id="17" w:author="Graham, Gabriel J." w:date="2026-01-26T13:44:00Z" w:initials="GGJ">
+    <w:p>
+      <w:r>
+        <w:rPr>
+          <w:rStyle w:val="CommentReference"/>
+        </w:rPr>
+        <w:annotationRef/>
+      </w:r>
+      <w:r>
+        <w:rPr>
+          <w:sz w:val="20"/>
+          <w:szCs w:val="20"/>
+        </w:rPr>
+        <w:t>It depends on the isoform lmfao what</w:t>
+      </w:r>
+    </w:p>
   </w:comment>
 </w:comments>
 </file>
@@ -2198,11 +3889,19 @@
   <w15:commentEx w15:paraId="32728E0B" w15:done="0"/>
   <w15:commentEx w15:paraId="637938CE" w15:done="0"/>
   <w15:commentEx w15:paraId="1AF44343" w15:done="0"/>
+  <w15:commentEx w15:paraId="5F1A36F8" w15:done="0"/>
   <w15:commentEx w15:paraId="0861497F" w15:done="0"/>
   <w15:commentEx w15:paraId="41E28F78" w15:done="0"/>
+  <w15:commentEx w15:paraId="07892E08" w15:done="0"/>
   <w15:commentEx w15:paraId="2CA32D90" w15:done="0"/>
   <w15:commentEx w15:paraId="69C4FC3B" w15:paraIdParent="2CA32D90" w15:done="0"/>
   <w15:commentEx w15:paraId="3FCCEA76" w15:done="0"/>
+  <w15:commentEx w15:paraId="283523A4" w15:done="0"/>
+  <w15:commentEx w15:paraId="4EBBD6BE" w15:done="0"/>
+  <w15:commentEx w15:paraId="13103B94" w15:done="0"/>
+  <w15:commentEx w15:paraId="48E69DBC" w15:done="0"/>
+  <w15:commentEx w15:paraId="0FBDCB30" w15:done="0"/>
+  <w15:commentEx w15:paraId="7A6A0BC0" w15:paraIdParent="0FBDCB30" w15:done="0"/>
 </w15:commentsEx>
 </file>
 
@@ -2213,11 +3912,19 @@
   <w16cex:commentExtensible w16cex:durableId="5CDC31DB" w16cex:dateUtc="2026-01-23T18:04:00Z"/>
   <w16cex:commentExtensible w16cex:durableId="2F232206" w16cex:dateUtc="2026-01-09T03:11:00Z"/>
   <w16cex:commentExtensible w16cex:durableId="3470318A" w16cex:dateUtc="2026-01-17T21:58:00Z"/>
+  <w16cex:commentExtensible w16cex:durableId="63A07A59" w16cex:dateUtc="2026-02-01T20:41:00Z"/>
   <w16cex:commentExtensible w16cex:durableId="7701F384" w16cex:dateUtc="2026-01-18T03:33:00Z"/>
   <w16cex:commentExtensible w16cex:durableId="31F1FEA9" w16cex:dateUtc="2026-01-21T01:51:00Z"/>
+  <w16cex:commentExtensible w16cex:durableId="3826AD3D" w16cex:dateUtc="2026-02-01T21:05:00Z"/>
   <w16cex:commentExtensible w16cex:durableId="38F20FE7" w16cex:dateUtc="2026-01-18T05:17:00Z"/>
   <w16cex:commentExtensible w16cex:durableId="3282ED63" w16cex:dateUtc="2026-01-18T05:43:00Z"/>
   <w16cex:commentExtensible w16cex:durableId="6639CEDD" w16cex:dateUtc="2026-01-20T00:41:00Z"/>
+  <w16cex:commentExtensible w16cex:durableId="72D24938" w16cex:dateUtc="2026-02-01T21:07:00Z"/>
+  <w16cex:commentExtensible w16cex:durableId="5FB95C5E" w16cex:dateUtc="2026-01-31T20:19:00Z"/>
+  <w16cex:commentExtensible w16cex:durableId="3A198B7A" w16cex:dateUtc="2026-01-25T21:15:00Z"/>
+  <w16cex:commentExtensible w16cex:durableId="7F9A663E" w16cex:dateUtc="2026-01-26T18:17:00Z"/>
+  <w16cex:commentExtensible w16cex:durableId="7EC70204" w16cex:dateUtc="2026-01-26T18:42:00Z"/>
+  <w16cex:commentExtensible w16cex:durableId="222A83CD" w16cex:dateUtc="2026-01-26T18:44:00Z"/>
 </w16cex:commentsExtensible>
 </file>
 
@@ -2228,12 +3935,58 @@
   <w16cid:commentId w16cid:paraId="32728E0B" w16cid:durableId="5CDC31DB"/>
   <w16cid:commentId w16cid:paraId="637938CE" w16cid:durableId="2F232206"/>
   <w16cid:commentId w16cid:paraId="1AF44343" w16cid:durableId="3470318A"/>
+  <w16cid:commentId w16cid:paraId="5F1A36F8" w16cid:durableId="63A07A59"/>
   <w16cid:commentId w16cid:paraId="0861497F" w16cid:durableId="7701F384"/>
   <w16cid:commentId w16cid:paraId="41E28F78" w16cid:durableId="31F1FEA9"/>
+  <w16cid:commentId w16cid:paraId="07892E08" w16cid:durableId="3826AD3D"/>
   <w16cid:commentId w16cid:paraId="2CA32D90" w16cid:durableId="38F20FE7"/>
   <w16cid:commentId w16cid:paraId="69C4FC3B" w16cid:durableId="3282ED63"/>
   <w16cid:commentId w16cid:paraId="3FCCEA76" w16cid:durableId="6639CEDD"/>
+  <w16cid:commentId w16cid:paraId="283523A4" w16cid:durableId="72D24938"/>
+  <w16cid:commentId w16cid:paraId="4EBBD6BE" w16cid:durableId="5FB95C5E"/>
+  <w16cid:commentId w16cid:paraId="13103B94" w16cid:durableId="3A198B7A"/>
+  <w16cid:commentId w16cid:paraId="48E69DBC" w16cid:durableId="7F9A663E"/>
+  <w16cid:commentId w16cid:paraId="0FBDCB30" w16cid:durableId="7EC70204"/>
+  <w16cid:commentId w16cid:paraId="7A6A0BC0" w16cid:durableId="222A83CD"/>
 </w16cid:commentsIds>
+</file>
+
+<file path=word/endnotes.xml><?xml version="1.0" encoding="utf-8"?>
+<w:endnotes xmlns:wpc="http://schemas.microsoft.com/office/word/2010/wordprocessingCanvas" xmlns:cx="http://schemas.microsoft.com/office/drawing/2014/chartex" xmlns:cx1="http://schemas.microsoft.com/office/drawing/2015/9/8/chartex" xmlns:cx2="http://schemas.microsoft.com/office/drawing/2015/10/21/chartex" xmlns:cx3="http://schemas.microsoft.com/office/drawing/2016/5/9/chartex" xmlns:cx4="http://schemas.microsoft.com/office/drawing/2016/5/10/chartex" xmlns:cx5="http://schemas.microsoft.com/office/drawing/2016/5/11/chartex" xmlns:cx6="http://schemas.microsoft.com/office/drawing/2016/5/12/chartex" xmlns:cx7="http://schemas.microsoft.com/office/drawing/2016/5/13/chartex" xmlns:cx8="http://schemas.microsoft.com/office/drawing/2016/5/14/chartex" xmlns:mc="http://schemas.openxmlformats.org/markup-compatibility/2006" xmlns:aink="http://schemas.microsoft.com/office/drawing/2016/ink" xmlns:am3d="http://schemas.microsoft.com/office/drawing/2017/model3d" xmlns:o="urn:schemas-microsoft-com:office:office" xmlns:oel="http://schemas.microsoft.com/office/2019/extlst" xmlns:r="http://schemas.openxmlformats.org/officeDocument/2006/relationships" xmlns:m="http://schemas.openxmlformats.org/officeDocument/2006/math" xmlns:v="urn:schemas-microsoft-com:vml" xmlns:wp14="http://schemas.microsoft.com/office/word/2010/wordprocessingDrawing" xmlns:wp="http://schemas.openxmlformats.org/drawingml/2006/wordprocessingDrawing" xmlns:w10="urn:schemas-microsoft-com:office:word" xmlns:w="http://schemas.openxmlformats.org/wordprocessingml/2006/main" xmlns:w14="http://schemas.microsoft.com/office/word/2010/wordml" xmlns:w15="http://schemas.microsoft.com/office/word/2012/wordml" xmlns:w16cex="http://schemas.microsoft.com/office/word/2018/wordml/cex" xmlns:w16cid="http://schemas.microsoft.com/office/word/2016/wordml/cid" xmlns:w16="http://schemas.microsoft.com/office/word/2018/wordml" xmlns:w16du="http://schemas.microsoft.com/office/word/2023/wordml/word16du" xmlns:w16sdtdh="http://schemas.microsoft.com/office/word/2020/wordml/sdtdatahash" xmlns:w16sdtfl="http://schemas.microsoft.com/office/word/2024/wordml/sdtformatlock" xmlns:w16se="http://schemas.microsoft.com/office/word/2015/wordml/symex" xmlns:wpg="http://schemas.microsoft.com/office/word/2010/wordprocessingGroup" xmlns:wpi="http://schemas.microsoft.com/office/word/2010/wordprocessingInk" xmlns:wne="http://schemas.microsoft.com/office/word/2006/wordml" xmlns:wps="http://schemas.microsoft.com/office/word/2010/wordprocessingShape" mc:Ignorable="w14 w15 w16se w16cid w16 w16cex w16sdtdh w16sdtfl w16du wp14">
+  <w:endnote w:type="separator" w:id="-1">
+    <w:p>
+      <w:r>
+        <w:separator/>
+      </w:r>
+    </w:p>
+  </w:endnote>
+  <w:endnote w:type="continuationSeparator" w:id="0">
+    <w:p>
+      <w:r>
+        <w:continuationSeparator/>
+      </w:r>
+    </w:p>
+  </w:endnote>
+</w:endnotes>
+</file>
+
+<file path=word/footnotes.xml><?xml version="1.0" encoding="utf-8"?>
+<w:footnotes xmlns:wpc="http://schemas.microsoft.com/office/word/2010/wordprocessingCanvas" xmlns:cx="http://schemas.microsoft.com/office/drawing/2014/chartex" xmlns:cx1="http://schemas.microsoft.com/office/drawing/2015/9/8/chartex" xmlns:cx2="http://schemas.microsoft.com/office/drawing/2015/10/21/chartex" xmlns:cx3="http://schemas.microsoft.com/office/drawing/2016/5/9/chartex" xmlns:cx4="http://schemas.microsoft.com/office/drawing/2016/5/10/chartex" xmlns:cx5="http://schemas.microsoft.com/office/drawing/2016/5/11/chartex" xmlns:cx6="http://schemas.microsoft.com/office/drawing/2016/5/12/chartex" xmlns:cx7="http://schemas.microsoft.com/office/drawing/2016/5/13/chartex" xmlns:cx8="http://schemas.microsoft.com/office/drawing/2016/5/14/chartex" xmlns:mc="http://schemas.openxmlformats.org/markup-compatibility/2006" xmlns:aink="http://schemas.microsoft.com/office/drawing/2016/ink" xmlns:am3d="http://schemas.microsoft.com/office/drawing/2017/model3d" xmlns:o="urn:schemas-microsoft-com:office:office" xmlns:oel="http://schemas.microsoft.com/office/2019/extlst" xmlns:r="http://schemas.openxmlformats.org/officeDocument/2006/relationships" xmlns:m="http://schemas.openxmlformats.org/officeDocument/2006/math" xmlns:v="urn:schemas-microsoft-com:vml" xmlns:wp14="http://schemas.microsoft.com/office/word/2010/wordprocessingDrawing" xmlns:wp="http://schemas.openxmlformats.org/drawingml/2006/wordprocessingDrawing" xmlns:w10="urn:schemas-microsoft-com:office:word" xmlns:w="http://schemas.openxmlformats.org/wordprocessingml/2006/main" xmlns:w14="http://schemas.microsoft.com/office/word/2010/wordml" xmlns:w15="http://schemas.microsoft.com/office/word/2012/wordml" xmlns:w16cex="http://schemas.microsoft.com/office/word/2018/wordml/cex" xmlns:w16cid="http://schemas.microsoft.com/office/word/2016/wordml/cid" xmlns:w16="http://schemas.microsoft.com/office/word/2018/wordml" xmlns:w16du="http://schemas.microsoft.com/office/word/2023/wordml/word16du" xmlns:w16sdtdh="http://schemas.microsoft.com/office/word/2020/wordml/sdtdatahash" xmlns:w16sdtfl="http://schemas.microsoft.com/office/word/2024/wordml/sdtformatlock" xmlns:w16se="http://schemas.microsoft.com/office/word/2015/wordml/symex" xmlns:wpg="http://schemas.microsoft.com/office/word/2010/wordprocessingGroup" xmlns:wpi="http://schemas.microsoft.com/office/word/2010/wordprocessingInk" xmlns:wne="http://schemas.microsoft.com/office/word/2006/wordml" xmlns:wps="http://schemas.microsoft.com/office/word/2010/wordprocessingShape" mc:Ignorable="w14 w15 w16se w16cid w16 w16cex w16sdtdh w16sdtfl w16du wp14">
+  <w:footnote w:type="separator" w:id="-1">
+    <w:p>
+      <w:r>
+        <w:separator/>
+      </w:r>
+    </w:p>
+  </w:footnote>
+  <w:footnote w:type="continuationSeparator" w:id="0">
+    <w:p>
+      <w:r>
+        <w:continuationSeparator/>
+      </w:r>
+    </w:p>
+  </w:footnote>
+</w:footnotes>
 </file>
 
 <file path=word/numbering.xml><?xml version="1.0" encoding="utf-8"?>
@@ -2963,7 +4716,6 @@
   <w:style w:type="character" w:default="1" w:styleId="DefaultParagraphFont">
     <w:name w:val="Default Paragraph Font"/>
     <w:uiPriority w:val="1"/>
-    <w:semiHidden/>
     <w:unhideWhenUsed/>
   </w:style>
   <w:style w:type="table" w:default="1" w:styleId="TableNormal">
@@ -3345,6 +5097,67 @@
       <w:szCs w:val="20"/>
     </w:rPr>
   </w:style>
+  <w:style w:type="paragraph" w:styleId="Header">
+    <w:name w:val="header"/>
+    <w:basedOn w:val="Normal"/>
+    <w:link w:val="HeaderChar"/>
+    <w:uiPriority w:val="99"/>
+    <w:unhideWhenUsed/>
+    <w:rsid w:val="00906BC6"/>
+    <w:pPr>
+      <w:tabs>
+        <w:tab w:val="center" w:pos="4680"/>
+        <w:tab w:val="right" w:pos="9360"/>
+      </w:tabs>
+    </w:pPr>
+  </w:style>
+  <w:style w:type="character" w:customStyle="1" w:styleId="HeaderChar">
+    <w:name w:val="Header Char"/>
+    <w:basedOn w:val="DefaultParagraphFont"/>
+    <w:link w:val="Header"/>
+    <w:uiPriority w:val="99"/>
+    <w:rsid w:val="00906BC6"/>
+  </w:style>
+  <w:style w:type="paragraph" w:styleId="Footer">
+    <w:name w:val="footer"/>
+    <w:basedOn w:val="Normal"/>
+    <w:link w:val="FooterChar"/>
+    <w:uiPriority w:val="99"/>
+    <w:unhideWhenUsed/>
+    <w:rsid w:val="00906BC6"/>
+    <w:pPr>
+      <w:tabs>
+        <w:tab w:val="center" w:pos="4680"/>
+        <w:tab w:val="right" w:pos="9360"/>
+      </w:tabs>
+    </w:pPr>
+  </w:style>
+  <w:style w:type="character" w:customStyle="1" w:styleId="FooterChar">
+    <w:name w:val="Footer Char"/>
+    <w:basedOn w:val="DefaultParagraphFont"/>
+    <w:link w:val="Footer"/>
+    <w:uiPriority w:val="99"/>
+    <w:rsid w:val="00906BC6"/>
+  </w:style>
+  <w:style w:type="paragraph" w:styleId="Caption">
+    <w:name w:val="caption"/>
+    <w:basedOn w:val="Normal"/>
+    <w:next w:val="Normal"/>
+    <w:uiPriority w:val="35"/>
+    <w:unhideWhenUsed/>
+    <w:qFormat/>
+    <w:rsid w:val="00906BC6"/>
+    <w:pPr>
+      <w:spacing w:after="200"/>
+    </w:pPr>
+    <w:rPr>
+      <w:i/>
+      <w:iCs/>
+      <w:color w:val="0E2841" w:themeColor="text2"/>
+      <w:sz w:val="18"/>
+      <w:szCs w:val="18"/>
+    </w:rPr>
+  </w:style>
 </w:styles>
 </file>
 

--- a/Manuscript/Sections/Results Draft v1.0.docx
+++ b/Manuscript/Sections/Results Draft v1.0.docx
@@ -1091,6 +1091,323 @@
         <w:t>Cell Type Annotation</w:t>
       </w:r>
     </w:p>
+    <w:p>
+      <w:r>
+        <w:t>…</w:t>
+      </w:r>
+    </w:p>
+    <w:p>
+      <w:pPr>
+        <w:rPr>
+          <w:b/>
+          <w:bCs/>
+        </w:rPr>
+      </w:pPr>
+      <w:r>
+        <w:rPr>
+          <w:b/>
+          <w:bCs/>
+        </w:rPr>
+        <w:t xml:space="preserve">Changes in </w:t>
+      </w:r>
+      <w:r>
+        <w:rPr>
+          <w:b/>
+          <w:bCs/>
+        </w:rPr>
+        <w:t xml:space="preserve">Cell </w:t>
+      </w:r>
+      <w:r>
+        <w:rPr>
+          <w:b/>
+          <w:bCs/>
+        </w:rPr>
+        <w:t>T</w:t>
+      </w:r>
+      <w:r>
+        <w:rPr>
+          <w:b/>
+          <w:bCs/>
+        </w:rPr>
+        <w:t xml:space="preserve">ype </w:t>
+      </w:r>
+      <w:r>
+        <w:rPr>
+          <w:b/>
+          <w:bCs/>
+        </w:rPr>
+        <w:t>C</w:t>
+      </w:r>
+      <w:r>
+        <w:rPr>
+          <w:b/>
+          <w:bCs/>
+        </w:rPr>
+        <w:t>omposition</w:t>
+      </w:r>
+      <w:r>
+        <w:rPr>
+          <w:b/>
+          <w:bCs/>
+        </w:rPr>
+        <w:t xml:space="preserve"> During Sex Change</w:t>
+      </w:r>
+    </w:p>
+    <w:p>
+      <w:r>
+        <w:rPr>
+          <w:b/>
+          <w:bCs/>
+        </w:rPr>
+        <w:tab/>
+      </w:r>
+      <w:r>
+        <w:t>Because sex change is associated with significant increases in brain size and composition, we next analyzed changes in cell type composition. We</w:t>
+      </w:r>
+      <w:r>
+        <w:t xml:space="preserve"> detected significant phase differences in the proportions of cells in 12 of the 27 (44.44%) clusters (</w:t>
+      </w:r>
+      <w:r>
+        <w:rPr>
+          <w:highlight w:val="yellow"/>
+        </w:rPr>
+        <w:t>Fig</w:t>
+      </w:r>
+      <w:r>
+        <w:t xml:space="preserve"> 2b, </w:t>
+      </w:r>
+      <w:r>
+        <w:rPr>
+          <w:highlight w:val="yellow"/>
+        </w:rPr>
+        <w:t>supplementary Fig x</w:t>
+      </w:r>
+      <w:r>
+        <w:t xml:space="preserve">). Of these, nine were decreases in cell population while only 3 were increases </w:t>
+      </w:r>
+      <w:r>
+        <w:rPr>
+          <w:highlight w:val="yellow"/>
+        </w:rPr>
+        <w:t>(see supplementary x for full table)</w:t>
+      </w:r>
+      <w:r>
+        <w:t xml:space="preserve">. Of note, </w:t>
+      </w:r>
+      <w:commentRangeStart w:id="7"/>
+      <w:r>
+        <w:t>oligodendrocytes</w:t>
+      </w:r>
+      <w:r>
+        <w:t xml:space="preserve"> </w:t>
+      </w:r>
+      <w:commentRangeEnd w:id="7"/>
+      <w:r>
+        <w:rPr>
+          <w:rStyle w:val="CommentReference"/>
+        </w:rPr>
+        <w:commentReference w:id="7"/>
+      </w:r>
+      <w:r>
+        <w:t>increased in population progressively with each phase of sex change and microglia increased</w:t>
+      </w:r>
+      <w:r>
+        <w:t xml:space="preserve"> in population early in sex change</w:t>
+      </w:r>
+      <w:r>
+        <w:t xml:space="preserve"> during the male-intermediate transition. </w:t>
+      </w:r>
+      <w:r>
+        <w:t xml:space="preserve">Consistent with the idea that sex change is characterized by increases in neuro and </w:t>
+      </w:r>
+      <w:proofErr w:type="spellStart"/>
+      <w:r>
+        <w:t>gliogenesis</w:t>
+      </w:r>
+      <w:proofErr w:type="spellEnd"/>
+      <w:r>
+        <w:t xml:space="preserve"> (</w:t>
+      </w:r>
+      <w:r>
+        <w:rPr>
+          <w:highlight w:val="yellow"/>
+        </w:rPr>
+        <w:t>CITATION</w:t>
+      </w:r>
+      <w:r>
+        <w:t xml:space="preserve">), radial glia transiently increased in population in intermediates before returning to male-like levels in females. </w:t>
+      </w:r>
+    </w:p>
+    <w:p>
+      <w:r>
+        <w:tab/>
+        <w:t>Because large scale changes in glial populations may obscure more subtle changes in neuronal population</w:t>
+      </w:r>
+      <w:r>
+        <w:t xml:space="preserve">, </w:t>
+      </w:r>
+      <w:r>
+        <w:t>we next analyzed changes in proportion only considering neuronal cell types. Of the 20 neuronal clusters we analyzed, 11 (55%) changed in population, with four decreasing and seven increasing</w:t>
+      </w:r>
+      <w:r>
+        <w:t xml:space="preserve"> in population </w:t>
+      </w:r>
+      <w:r>
+        <w:t>(</w:t>
+      </w:r>
+      <w:r>
+        <w:rPr>
+          <w:highlight w:val="yellow"/>
+        </w:rPr>
+        <w:t>Fig</w:t>
+      </w:r>
+      <w:r>
+        <w:t xml:space="preserve"> 2</w:t>
+      </w:r>
+      <w:r>
+        <w:t>c</w:t>
+      </w:r>
+      <w:r>
+        <w:t xml:space="preserve">, </w:t>
+      </w:r>
+      <w:r>
+        <w:rPr>
+          <w:highlight w:val="yellow"/>
+        </w:rPr>
+        <w:t>supplementary Fig x</w:t>
+      </w:r>
+      <w:r>
+        <w:t>). Of these, several clusters mapping to the POA changed in population.</w:t>
+      </w:r>
+      <w:r>
+        <w:t xml:space="preserve"> </w:t>
+      </w:r>
+      <w:r>
+        <w:t>In the male-intermediate transition, we found significant increases in clusters 14 (</w:t>
+      </w:r>
+      <w:r>
+        <w:rPr>
+          <w:highlight w:val="yellow"/>
+        </w:rPr>
+        <w:t>LABEL</w:t>
+      </w:r>
+      <w:r>
+        <w:t xml:space="preserve"> Gaba</w:t>
+      </w:r>
+      <w:r>
+        <w:t>), 17 (</w:t>
+      </w:r>
+      <w:r>
+        <w:rPr>
+          <w:highlight w:val="yellow"/>
+        </w:rPr>
+        <w:t>LABEL</w:t>
+      </w:r>
+      <w:r>
+        <w:t xml:space="preserve"> Glut</w:t>
+      </w:r>
+      <w:r>
+        <w:t>), and 18</w:t>
+      </w:r>
+      <w:r>
+        <w:t xml:space="preserve"> Glut</w:t>
+      </w:r>
+      <w:r>
+        <w:t>). In intermediates, we found a transient increase in the population of cluster 0 (</w:t>
+      </w:r>
+      <w:r>
+        <w:rPr>
+          <w:highlight w:val="yellow"/>
+        </w:rPr>
+        <w:t>LABEL</w:t>
+      </w:r>
+      <w:r>
+        <w:t xml:space="preserve"> Mixed (which type?)</w:t>
+      </w:r>
+      <w:r>
+        <w:t>), and a transient decrease in cluster 4 (</w:t>
+      </w:r>
+      <w:r>
+        <w:rPr>
+          <w:highlight w:val="yellow"/>
+        </w:rPr>
+        <w:t>LABEL</w:t>
+      </w:r>
+      <w:r>
+        <w:t xml:space="preserve"> Glut</w:t>
+      </w:r>
+      <w:r>
+        <w:t>). Interestingly, we found a significant increase in intermediate-female transition in clusters 6 (</w:t>
+      </w:r>
+      <w:r>
+        <w:rPr>
+          <w:highlight w:val="yellow"/>
+        </w:rPr>
+        <w:t>LABEL</w:t>
+      </w:r>
+      <w:r>
+        <w:t xml:space="preserve"> mixed (which type?)</w:t>
+      </w:r>
+      <w:r>
+        <w:t>) and 19 (</w:t>
+      </w:r>
+      <w:r>
+        <w:rPr>
+          <w:highlight w:val="yellow"/>
+        </w:rPr>
+        <w:t>LABEL</w:t>
+      </w:r>
+      <w:r>
+        <w:t xml:space="preserve"> Gaba</w:t>
+      </w:r>
+      <w:r>
+        <w:t>), and decreases in 9 (</w:t>
+      </w:r>
+      <w:r>
+        <w:rPr>
+          <w:highlight w:val="yellow"/>
+        </w:rPr>
+        <w:t>LABEL</w:t>
+      </w:r>
+      <w:r>
+        <w:t xml:space="preserve"> Mixed</w:t>
+      </w:r>
+      <w:r>
+        <w:t>), 22 (</w:t>
+      </w:r>
+      <w:r>
+        <w:rPr>
+          <w:highlight w:val="yellow"/>
+        </w:rPr>
+        <w:t>LABEL</w:t>
+      </w:r>
+      <w:r>
+        <w:t xml:space="preserve"> </w:t>
+      </w:r>
+      <w:proofErr w:type="spellStart"/>
+      <w:r>
+        <w:t>GLut</w:t>
+      </w:r>
+      <w:proofErr w:type="spellEnd"/>
+      <w:r>
+        <w:t>), and 24 (</w:t>
+      </w:r>
+      <w:r>
+        <w:rPr>
+          <w:highlight w:val="yellow"/>
+        </w:rPr>
+        <w:t>LABEL</w:t>
+      </w:r>
+      <w:r>
+        <w:t xml:space="preserve"> Mixed</w:t>
+      </w:r>
+      <w:r>
+        <w:t xml:space="preserve">). </w:t>
+      </w:r>
+      <w:r>
+        <w:t xml:space="preserve">Taken together, these data suggest that the neurogenesis that occurs during sex change populates different neuronal populations at different points along the transition, </w:t>
+      </w:r>
+    </w:p>
     <w:p/>
     <w:p>
       <w:pPr>
@@ -1099,55 +1416,19 @@
           <w:bCs/>
         </w:rPr>
       </w:pPr>
-      <w:commentRangeStart w:id="7"/>
-      <w:r>
-        <w:rPr>
-          <w:b/>
-          <w:bCs/>
-        </w:rPr>
-        <w:t xml:space="preserve">Changes in </w:t>
-      </w:r>
-      <w:r>
-        <w:rPr>
-          <w:b/>
-          <w:bCs/>
-        </w:rPr>
-        <w:t xml:space="preserve">Cell </w:t>
-      </w:r>
-      <w:r>
-        <w:rPr>
-          <w:b/>
-          <w:bCs/>
-        </w:rPr>
-        <w:t>T</w:t>
-      </w:r>
-      <w:r>
-        <w:rPr>
-          <w:b/>
-          <w:bCs/>
-        </w:rPr>
-        <w:t xml:space="preserve">ype </w:t>
-      </w:r>
-      <w:r>
-        <w:rPr>
-          <w:b/>
-          <w:bCs/>
-        </w:rPr>
-        <w:t>C</w:t>
-      </w:r>
-      <w:r>
-        <w:rPr>
-          <w:b/>
-          <w:bCs/>
-        </w:rPr>
-        <w:t>omposition</w:t>
-      </w:r>
-      <w:r>
-        <w:rPr>
-          <w:b/>
-          <w:bCs/>
-        </w:rPr>
-        <w:t xml:space="preserve"> Occur During Sex Change</w:t>
+      <w:r>
+        <w:rPr>
+          <w:b/>
+          <w:bCs/>
+        </w:rPr>
+        <w:t xml:space="preserve">Distinct </w:t>
+      </w:r>
+      <w:r>
+        <w:rPr>
+          <w:b/>
+          <w:bCs/>
+        </w:rPr>
+        <w:t>Transcriptomic Changes Associated with Sex Change</w:t>
       </w:r>
     </w:p>
     <w:p>
@@ -1159,139 +1440,480 @@
         <w:tab/>
       </w:r>
       <w:r>
-        <w:t>We detected significant phase differences in the proportions of cells in 12 of the 27 (44.44%) clusters (</w:t>
+        <w:t xml:space="preserve">To characterize the transcriptomic changes associated with sex change in the POA, we next </w:t>
+      </w:r>
+      <w:r>
+        <w:t>analy</w:t>
+      </w:r>
+      <w:r>
+        <w:t>zed differentially expressed genes</w:t>
+      </w:r>
+      <w:r>
+        <w:t xml:space="preserve"> by phase</w:t>
+      </w:r>
+      <w:r>
+        <w:t xml:space="preserve"> (DEGs). Genes that significantly differed </w:t>
+      </w:r>
+      <w:r>
+        <w:t xml:space="preserve">between phases </w:t>
+      </w:r>
+      <w:r>
+        <w:t xml:space="preserve">were then further classified by their pairwise pattern across the three major </w:t>
+      </w:r>
+      <w:r>
+        <w:lastRenderedPageBreak/>
+        <w:t>groups (</w:t>
       </w:r>
       <w:r>
         <w:rPr>
           <w:highlight w:val="yellow"/>
         </w:rPr>
+        <w:t>see supplementary methods…</w:t>
+      </w:r>
+      <w:r>
+        <w:t xml:space="preserve">). </w:t>
+      </w:r>
+      <w:r>
+        <w:t xml:space="preserve">Of the 290 DEGs, 153 significantly differed between males and intermediates, 214 differed between females and intermediates, and 234 differed between females and males. </w:t>
+      </w:r>
+      <w:r>
+        <w:t xml:space="preserve">In total, we detected 290 </w:t>
+      </w:r>
+      <w:r>
+        <w:t>DEG</w:t>
+      </w:r>
+      <w:r>
+        <w:t xml:space="preserve">s, of which 140 were </w:t>
+      </w:r>
+      <w:r>
+        <w:t>downregulated</w:t>
+      </w:r>
+      <w:r>
+        <w:t xml:space="preserve"> and</w:t>
+      </w:r>
+      <w:r>
+        <w:t xml:space="preserve"> 150 were upregulated. We found DEGs were biased in clusters 6 (</w:t>
+      </w:r>
+      <w:r>
+        <w:rPr>
+          <w:highlight w:val="yellow"/>
+        </w:rPr>
+        <w:t>LABEL</w:t>
+      </w:r>
+      <w:r>
+        <w:t>), 1 (Radial Glia), 0 (</w:t>
+      </w:r>
+      <w:r>
+        <w:rPr>
+          <w:highlight w:val="yellow"/>
+        </w:rPr>
+        <w:t>LABEL</w:t>
+      </w:r>
+      <w:r>
+        <w:t>), and 11 (Microglia) (</w:t>
+      </w:r>
+      <w:r>
+        <w:rPr>
+          <w:highlight w:val="yellow"/>
+        </w:rPr>
         <w:t>Figure</w:t>
       </w:r>
       <w:r>
         <w:t>)</w:t>
       </w:r>
       <w:r>
-        <w:t xml:space="preserve">. Of these, nine were decreases in cell population while only 3 were increases </w:t>
+        <w:t xml:space="preserve"> </w:t>
+      </w:r>
+    </w:p>
+    <w:p>
+      <w:r>
+        <w:tab/>
+        <w:t>In these clusters, we detected strong evidence for specific changes in cell function. Gene ontology (</w:t>
+      </w:r>
+      <w:commentRangeStart w:id="8"/>
+      <w:commentRangeStart w:id="9"/>
+      <w:r>
+        <w:t>GO</w:t>
+      </w:r>
+      <w:commentRangeEnd w:id="8"/>
+      <w:r>
+        <w:rPr>
+          <w:rStyle w:val="CommentReference"/>
+        </w:rPr>
+        <w:commentReference w:id="8"/>
+      </w:r>
+      <w:commentRangeEnd w:id="9"/>
+      <w:r>
+        <w:rPr>
+          <w:rStyle w:val="CommentReference"/>
+        </w:rPr>
+        <w:commentReference w:id="9"/>
+      </w:r>
+      <w:r>
+        <w:t>) analysis of the DEGs in 6_POA_2 found several terms related to intracellular signaling cascades, transcription, and the perineuronal net (</w:t>
       </w:r>
       <w:r>
         <w:rPr>
           <w:highlight w:val="yellow"/>
         </w:rPr>
-        <w:t>(see supplementary x for full table)</w:t>
-      </w:r>
-      <w:r>
-        <w:t xml:space="preserve">. </w:t>
-      </w:r>
-      <w:r>
-        <w:t>Of note,</w:t>
-      </w:r>
-      <w:r>
-        <w:t xml:space="preserve"> oligodendrocytes increased in population </w:t>
-      </w:r>
-      <w:r>
-        <w:t xml:space="preserve">progressively </w:t>
-      </w:r>
-      <w:r>
-        <w:t>with each phase</w:t>
-      </w:r>
-      <w:r>
-        <w:t xml:space="preserve"> of sex change and</w:t>
-      </w:r>
-      <w:r>
-        <w:t xml:space="preserve"> microglia increased in </w:t>
-      </w:r>
-      <w:r>
-        <w:t>during the male-intermediate transition</w:t>
+        <w:t>Figure and supplementary figure</w:t>
+      </w:r>
+      <w:r>
+        <w:t>).</w:t>
+      </w:r>
+    </w:p>
+    <w:p/>
+    <w:p>
+      <w:pPr>
+        <w:rPr>
+          <w:b/>
+          <w:bCs/>
+        </w:rPr>
+      </w:pPr>
+      <w:r>
+        <w:rPr>
+          <w:b/>
+          <w:bCs/>
+        </w:rPr>
+        <w:t>Cluster 6] Undergoes Synaptic and Extracellular Matrix Remodeling in Intermediates</w:t>
+      </w:r>
+    </w:p>
+    <w:p>
+      <w:pPr>
+        <w:ind w:firstLine="720"/>
+      </w:pPr>
+      <w:commentRangeStart w:id="10"/>
+      <w:commentRangeStart w:id="11"/>
+      <w:r>
+        <w:t xml:space="preserve">Our DEG analysis of [cluster6] revealed several changes in genes associated with the extracellular matrix, cell-cell adhesion, and the synapse. </w:t>
+      </w:r>
+    </w:p>
+    <w:p>
+      <w:pPr>
+        <w:ind w:firstLine="720"/>
+      </w:pPr>
+      <w:r>
+        <w:t xml:space="preserve">In intermediates, </w:t>
+      </w:r>
+      <w:r>
+        <w:rPr>
+          <w:i/>
+          <w:iCs/>
+        </w:rPr>
+        <w:t>nxph1</w:t>
+      </w:r>
+      <w:r>
+        <w:t xml:space="preserve">, </w:t>
+      </w:r>
+      <w:r>
+        <w:rPr>
+          <w:i/>
+          <w:iCs/>
+        </w:rPr>
+        <w:t>cntn4</w:t>
+      </w:r>
+      <w:r>
+        <w:t>,</w:t>
+      </w:r>
+      <w:r>
+        <w:t xml:space="preserve"> </w:t>
+      </w:r>
+      <w:r>
+        <w:rPr>
+          <w:i/>
+          <w:iCs/>
+        </w:rPr>
+        <w:t>cntnap4</w:t>
+      </w:r>
+      <w:r>
+        <w:t xml:space="preserve">, and </w:t>
+      </w:r>
+      <w:r>
+        <w:rPr>
+          <w:i/>
+          <w:iCs/>
+        </w:rPr>
+        <w:t>pcdh10b</w:t>
+      </w:r>
+      <w:r>
+        <w:t xml:space="preserve"> were significantly upregulated. Given that these </w:t>
+      </w:r>
+      <w:r>
+        <w:t>genes</w:t>
+      </w:r>
+      <w:r>
+        <w:t xml:space="preserve"> are associated with the formation and stabilization of synaptic connections, this suggests the intermediate state is characterized by synaptogenesis in [cluster 6]</w:t>
+      </w:r>
+      <w:r>
+        <w:t xml:space="preserve"> </w:t>
+      </w:r>
+      <w:r>
+        <w:t>(</w:t>
+      </w:r>
+      <w:r>
+        <w:rPr>
+          <w:highlight w:val="yellow"/>
+        </w:rPr>
+        <w:t>CITATIONS</w:t>
+      </w:r>
+      <w:r>
+        <w:t xml:space="preserve">). </w:t>
+      </w:r>
+    </w:p>
+    <w:p>
+      <w:pPr>
+        <w:ind w:firstLine="720"/>
+      </w:pPr>
+      <w:r>
+        <w:t>Additionally</w:t>
+      </w:r>
+      <w:r>
+        <w:t xml:space="preserve">, intermediates had significantly upregulated </w:t>
+      </w:r>
+      <w:r>
+        <w:rPr>
+          <w:i/>
+          <w:iCs/>
+        </w:rPr>
+        <w:t>sdc2</w:t>
+      </w:r>
+      <w:r>
+        <w:t xml:space="preserve"> and </w:t>
+      </w:r>
+      <w:proofErr w:type="spellStart"/>
+      <w:r>
+        <w:rPr>
+          <w:i/>
+          <w:iCs/>
+        </w:rPr>
+        <w:t>dse</w:t>
+      </w:r>
+      <w:proofErr w:type="spellEnd"/>
+      <w:r>
+        <w:rPr>
+          <w:i/>
+          <w:iCs/>
+        </w:rPr>
+        <w:t>-like</w:t>
+      </w:r>
+      <w:r>
+        <w:t xml:space="preserve">, </w:t>
+      </w:r>
+      <w:r>
+        <w:rPr>
+          <w:i/>
+          <w:iCs/>
+        </w:rPr>
+        <w:t>(</w:t>
+      </w:r>
+      <w:r>
+        <w:rPr>
+          <w:i/>
+          <w:iCs/>
+        </w:rPr>
+        <w:t>LOC111585095</w:t>
+      </w:r>
+      <w:r>
+        <w:t xml:space="preserve">), </w:t>
+      </w:r>
+      <w:r>
+        <w:t>along with a</w:t>
+      </w:r>
+      <w:r>
+        <w:t xml:space="preserve"> downregulation of </w:t>
+      </w:r>
+      <w:proofErr w:type="spellStart"/>
+      <w:r>
+        <w:rPr>
+          <w:i/>
+          <w:iCs/>
+        </w:rPr>
+        <w:t>bcan</w:t>
+      </w:r>
+      <w:proofErr w:type="spellEnd"/>
+      <w:r>
+        <w:t xml:space="preserve">. This suggests major remodeling of the extracellular matrix, particularly around the synapse. </w:t>
+      </w:r>
+      <w:proofErr w:type="spellStart"/>
+      <w:r>
+        <w:t>Syndecan</w:t>
+      </w:r>
+      <w:proofErr w:type="spellEnd"/>
+      <w:r>
+        <w:t xml:space="preserve"> 2 is a heparin sulfate proteoglycan which functions as a fibroblast growth factor coreceptor, while dermatan sulfate epimerases increase the flexibility of the extracellular matrix (ECM) (</w:t>
+      </w:r>
+      <w:r>
+        <w:rPr>
+          <w:highlight w:val="yellow"/>
+        </w:rPr>
+        <w:t>CITATIONS</w:t>
+      </w:r>
+      <w:r>
+        <w:t xml:space="preserve">). </w:t>
+      </w:r>
+      <w:r>
+        <w:t>Further</w:t>
+      </w:r>
+      <w:r>
+        <w:t xml:space="preserve">, brevican is a major constituent of perineuronal nets which restrict neuroplasticity (CITATION). </w:t>
+      </w:r>
+      <w:r>
+        <w:t>Additional</w:t>
+      </w:r>
+      <w:r>
+        <w:t xml:space="preserve"> evidence for ECM remodeling comes from the transient downregulation of, </w:t>
+      </w:r>
+      <w:r>
+        <w:rPr>
+          <w:i/>
+          <w:iCs/>
+        </w:rPr>
+        <w:t>cd87-like</w:t>
       </w:r>
       <w:r>
         <w:t xml:space="preserve"> (</w:t>
       </w:r>
       <w:r>
+        <w:t>LOC111577100</w:t>
+      </w:r>
+      <w:r>
+        <w:t xml:space="preserve">) in intermediates, before being strongly upregulated in females. </w:t>
+      </w:r>
+      <w:r>
+        <w:rPr>
+          <w:highlight w:val="red"/>
+        </w:rPr>
+        <w:t>CD87 promotes ECM degradation, its downregulation may suggest …?</w:t>
+      </w:r>
+      <w:r>
+        <w:t xml:space="preserve">  Taken together, these changes further support the notion that major synaptic plasticity occurs in intermediates in cluster 6.    </w:t>
+      </w:r>
+      <w:commentRangeEnd w:id="10"/>
+      <w:r>
+        <w:rPr>
+          <w:rStyle w:val="CommentReference"/>
+        </w:rPr>
+        <w:commentReference w:id="10"/>
+      </w:r>
+      <w:commentRangeEnd w:id="11"/>
+      <w:r>
+        <w:rPr>
+          <w:rStyle w:val="CommentReference"/>
+        </w:rPr>
+        <w:commentReference w:id="11"/>
+      </w:r>
+    </w:p>
+    <w:p/>
+    <w:p>
+      <w:pPr>
+        <w:rPr>
+          <w:b/>
+          <w:bCs/>
+        </w:rPr>
+      </w:pPr>
+      <w:r>
+        <w:rPr>
+          <w:b/>
+          <w:bCs/>
+        </w:rPr>
+        <w:t>[Cluster 6] Undergoes Changes in Neurotransmitter and Action Potential Characteristics</w:t>
+      </w:r>
+    </w:p>
+    <w:p>
+      <w:r>
+        <w:tab/>
+        <w:t>Interestingly, in our DEG analysis we found GABA and glutamate receptors to be differentially expressed over the course of sex change. Specifically, the metabotropic glutamate receptor (</w:t>
+      </w:r>
+      <w:r>
+        <w:rPr>
+          <w:i/>
+          <w:iCs/>
+        </w:rPr>
+        <w:t>grm5a</w:t>
+      </w:r>
+      <w:r>
+        <w:t>) was transiently downregulated in intermediates, while the type A GABA receptor (</w:t>
+      </w:r>
+      <w:r>
+        <w:rPr>
+          <w:i/>
+          <w:iCs/>
+        </w:rPr>
+        <w:t>gabra3</w:t>
+      </w:r>
+      <w:r>
+        <w:t>) was downregulated during the male-intermediate transition. This suggests that the intermediate state is characterized by a decrease in sensitivity to both GABA and glutamate (</w:t>
+      </w:r>
+      <w:r>
         <w:rPr>
           <w:highlight w:val="yellow"/>
         </w:rPr>
-        <w:t>Figure</w:t>
-      </w:r>
-      <w:r>
-        <w:t>)</w:t>
-      </w:r>
-      <w:r>
-        <w:t xml:space="preserve">. Interestingly, five of </w:t>
-      </w:r>
-      <w:r>
-        <w:t>the significant</w:t>
-      </w:r>
-      <w:r>
-        <w:t xml:space="preserve"> changes</w:t>
-      </w:r>
-      <w:r>
-        <w:t xml:space="preserve"> we detected</w:t>
-      </w:r>
-      <w:r>
-        <w:t xml:space="preserve"> were transient changes in intermediates, with three transient </w:t>
-      </w:r>
-      <w:r>
-        <w:t>decreases</w:t>
-      </w:r>
-      <w:r>
-        <w:t xml:space="preserve"> and one transient </w:t>
-      </w:r>
-      <w:r>
-        <w:t>increase in population</w:t>
-      </w:r>
-      <w:r>
-        <w:t xml:space="preserve">. The two transient downregulations occurred in neurons (cluster 4 </w:t>
-      </w:r>
-      <w:r>
-        <w:rPr>
-          <w:highlight w:val="yellow"/>
-        </w:rPr>
-        <w:t>LABEL</w:t>
-      </w:r>
-      <w:r>
-        <w:t xml:space="preserve">, and cluster 7 </w:t>
-      </w:r>
-      <w:r>
-        <w:rPr>
-          <w:highlight w:val="yellow"/>
-        </w:rPr>
-        <w:t>LABEL</w:t>
-      </w:r>
-      <w:r>
-        <w:t>), while the transient increase occurred in radial glia (</w:t>
-      </w:r>
-      <w:r>
-        <w:rPr>
-          <w:highlight w:val="yellow"/>
-        </w:rPr>
-        <w:t>Figure</w:t>
-      </w:r>
-      <w:r>
-        <w:t xml:space="preserve">). </w:t>
-      </w:r>
-      <w:r>
-        <w:t xml:space="preserve"> </w:t>
-      </w:r>
-      <w:r>
-        <w:rPr>
-          <w:highlight w:val="cyan"/>
-        </w:rPr>
-        <w:t>(Should we add a “This supports the idea…” here)</w:t>
-      </w:r>
-      <w:r>
-        <w:t>.</w:t>
+        <w:t>consistent with the synaptic plasticity that is occurring</w:t>
+      </w:r>
+      <w:r>
+        <w:t>?), and during the intermediate-female transition, glutamate sensitivity returns while GABA receptivity remains suppressed.</w:t>
       </w:r>
     </w:p>
     <w:p>
       <w:r>
         <w:tab/>
-        <w:t>Because large scale changes in glial populations may obscure more subtle changes in neuronal population and because we have previously shown that sex change is associated with extensive neurogenesis</w:t>
+        <w:t xml:space="preserve">Further, our DEG analysis detected a switch in voltage-gated potassium channel subtype. During the intermediate-female transition, </w:t>
+      </w:r>
+      <w:r>
+        <w:rPr>
+          <w:i/>
+          <w:iCs/>
+        </w:rPr>
+        <w:t xml:space="preserve">kcnh4-like </w:t>
+      </w:r>
+      <w:r>
+        <w:t>(</w:t>
+      </w:r>
+      <w:r>
+        <w:rPr>
+          <w:i/>
+          <w:iCs/>
+        </w:rPr>
+        <w:t>LOC111566724</w:t>
+      </w:r>
+      <w:r>
+        <w:t xml:space="preserve">) was upregulated, while </w:t>
+      </w:r>
+      <w:r>
+        <w:rPr>
+          <w:i/>
+          <w:iCs/>
+        </w:rPr>
+        <w:t xml:space="preserve">kcnd3-like </w:t>
+      </w:r>
+      <w:r>
+        <w:t>(</w:t>
+      </w:r>
+      <w:r>
+        <w:rPr>
+          <w:i/>
+          <w:iCs/>
+        </w:rPr>
+        <w:t>LOC111576659</w:t>
+      </w:r>
+      <w:r>
+        <w:t xml:space="preserve">) was downregulated. Given </w:t>
+      </w:r>
+      <w:r>
+        <w:rPr>
+          <w:i/>
+          <w:iCs/>
+        </w:rPr>
+        <w:t>kcnh4</w:t>
+      </w:r>
+      <w:r>
+        <w:t xml:space="preserve"> encodes an Elk subfamily potassium channel (Kv12.3), which are characterized by slow opening during hyperpolarization which prevents hyperexcitability and inhibit rapid firing </w:t>
       </w:r>
       <w:r>
         <w:fldChar w:fldCharType="begin"/>
       </w:r>
       <w:r>
-        <w:instrText xml:space="preserve"> ADDIN ZOTERO_ITEM CSL_CITATION {"citationID":"xw8l5HJS","properties":{"formattedCitation":"\\super 12\\nosupersub{}","plainCitation":"12","noteIndex":0},"citationItems":[{"id":16,"uris":["http://zotero.org/users/11313215/items/VGA9PBJ3"],"itemData":{"id":16,"type":"article-journal","abstract":"Sex differences in cell number in the preoptic area of the hypothalamus (POA) are documented across all major vertebrate lineages and contribute to differential regulation of the hypothalamic-pituitary-gonad axis and reproductive behavior between the sexes. Sex-changing fishes provide a unique opportunity to study mechanisms underlying sexual differentiation of the POA. In anemonefish (clownfish), which change sex from male to female, females have approximately twice the number of medium-sized cells in the anterior POA compared to males. This sex difference transitions from male-like to female-like during sex change. However, it is not known how this sex difference in POA cell number is established. This study tests the hypothesis that new cell addition plays a role. We initiated adult male-to-female sex change in 30 anemonefish (Amphiprion ocellaris) and administered BrdU to label new cells added to the POA at regular intervals throughout sex change. Sex-changing fish added more new cells to the anterior POA than non-changing fish, supporting the hypothesis. The observed effects could be accounted for by differences in POA volume, but they are also consistent with a steady trickle of new cells being gradually accumulated in the anterior POA before vitellogenic oocytes develop in the gonads. These results provide insight into the unique characteristics of protandrous sex change in anemonefish relative to other modes of sex change, and support the potential for future research in sex-changing fishes to provide a richer under­ standing of the mechanisms for sexual differentiation of the brain.","container-title":"General and Comparative Endocrinology","DOI":"10.1016/j.ygcen.2022.114185","ISSN":"00166480","journalAbbreviation":"General and Comparative Endocrinology","language":"en","page":"114185","source":"DOI.org (Crossref)","title":"New cells added to the preoptic area during sex change in the common clownfish Amphiprion ocellaris","volume":"333","author":[{"family":"Parker","given":"Coltan G."},{"family":"Craig","given":"Sarah E."},{"family":"Histed","given":"Abigail R."},{"family":"Lee","given":"Joanne S."},{"family":"Ibanez","given":"Emma"},{"family":"Pronitcheva","given":"Veronica"},{"family":"Rhodes","given":"Justin S."}],"issued":{"date-parts":[["2023",3]]}}}],"schema":"https://github.com/citation-style-language/schema/raw/master/csl-citation.json"} </w:instrText>
+        <w:instrText xml:space="preserve"> ADDIN ZOTERO_ITEM CSL_CITATION {"citationID":"PzQ8bTuB","properties":{"formattedCitation":"\\super 18,19\\nosupersub{}","plainCitation":"18,19","noteIndex":0},"citationItems":[{"id":5437,"uris":["http://zotero.org/users/11313215/items/A8F4HTW8"],"itemData":{"id":5437,"type":"article-journal","abstract":"EAG-like (ELK) voltage-gated potassium channels are abundantly expressed in the brain. These channels exhibit a behavior called voltage-dependent potentiation (VDP), which appears to be a specialization to dampen the hyperexitability of neurons. VDP manifests as a potentiation of current amplitude, hyperpolarizing shift in voltage sensitivity, and slowing of deactivation in response to a depolarizing prepulse. Here we show that VDP of D. rerio ELK channels involves the structural interaction between the intracellular N-terminal eag domain and C-terminal CNBHD. Combining transition metal ion FRET, patch-clamp fluorometry, and incorporation of a fluorescent noncanonical amino acid, we show that there is a rearrangement in the eag domain-CNBHD interaction with the kinetics, voltage-dependence, and ATP-dependence of VDP. We propose that the activation of ELK channels involves a slow open-state dependent rearrangement of the direct interaction between the eag domain and CNBHD, which stabilizes the opening of the channel.","container-title":"eLife","DOI":"10.7554/eLife.26355","ISSN":"2050-084X","note":"publisher: eLife Sciences Publications, Ltd","page":"e26355","source":"eLife","title":"Molecular mechanism of voltage-dependent potentiation of KCNH potassium channels","volume":"6","author":[{"family":"Dai","given":"Gucan"},{"family":"Zagotta","given":"William N"}],"editor":[{"family":"Chanda","given":"Baron"}],"issued":{"date-parts":[["2017",4,26]]}}},{"id":5439,"uris":["http://zotero.org/users/11313215/items/NEID8FVD"],"itemData":{"id":5439,"type":"article-journal","abstract":"The Elk subfamily of the Eag K+ channel gene family is represented in mammals by three genes that are highly conserved between humans and rodents. Here we report the distribution and functional properties of a member of the human Elk K+ channel gene family, KCNH8. Quantitative RT-PCR analysis of mRNA expression patterns showed that KCNH8, along with the other Elk family genes, KCNH3 and KCNH4, are primarily expressed in the human nervous system. KCNH8 was expressed at high levels, and the distribution showed substantial overlap with KCNH3. In Xenopus oocytes, KCNH8 gives rise to slowly activating, voltage-dependent K+ currents that open at hyperpolarized potentials (half-maximal activation at -62 mV). Coexpression of KCNH8 with dominant-negative KCNH8, KCNH3, and KCNH4 subunits led to suppression of the KCNH8 currents, suggesting that Elk channels can form heteromultimers. Similar experiments imply that KCNH8 subunits are not able to form heteromultimers with Eag, Erg, or Kv family K+ channels.","container-title":"American Journal of Physiology-Cell Physiology","DOI":"10.1152/ajpcell.00179.2003","ISSN":"0363-6143","issue":"6","note":"publisher: American Physiological Society","page":"C1356-C1366","source":"journals.physiology.org (Atypon)","title":"Distribution and functional properties of human KCNH8 (Elk1) potassium channels","volume":"285","author":[{"family":"Zou","given":"Anruo"},{"family":"Lin","given":"Zhixin"},{"family":"Humble","given":"Margaret"},{"family":"Creech","given":"Christopher D."},{"family":"Wagoner","given":"P. Kay"},{"family":"Krafte","given":"Douglas"},{"family":"Jegla","given":"Timothy J."},{"family":"Wickenden","given":"Alan D."}],"issued":{"date-parts":[["2003",12]]}}}],"schema":"https://github.com/citation-style-language/schema/raw/master/csl-citation.json"} </w:instrText>
       </w:r>
       <w:r>
         <w:fldChar w:fldCharType="separate"/>
@@ -1304,546 +1926,633 @@
           <w:szCs w:val="24"/>
           <w:vertAlign w:val="superscript"/>
         </w:rPr>
-        <w:t>12</w:t>
+        <w:t>18,19</w:t>
       </w:r>
       <w:r>
         <w:fldChar w:fldCharType="end"/>
       </w:r>
       <w:r>
-        <w:t>, we next analyzed changes in proportion only considering neuronal cell types. Of the 20 neuronal clusters we analyzed, 11 (55%) changed in population, with four decreasing in size and seven increasing. Of these, several clusters mapping to the POA changed in population. In the male-intermediate transition, we found significant increases in clusters 14 (</w:t>
-      </w:r>
-      <w:r>
-        <w:rPr>
-          <w:highlight w:val="yellow"/>
-        </w:rPr>
-        <w:t>LABEL</w:t>
-      </w:r>
-      <w:r>
-        <w:t>), 17 (</w:t>
-      </w:r>
-      <w:r>
-        <w:rPr>
-          <w:highlight w:val="yellow"/>
-        </w:rPr>
-        <w:t>LABEL</w:t>
-      </w:r>
-      <w:r>
-        <w:t>), and 18). In intermediates, we found a transient increase in the population of cluster 0 (</w:t>
-      </w:r>
-      <w:r>
-        <w:rPr>
-          <w:highlight w:val="yellow"/>
-        </w:rPr>
-        <w:t>LABEL</w:t>
-      </w:r>
-      <w:r>
-        <w:t>), and a transient decrease in cluster 4 (</w:t>
-      </w:r>
-      <w:r>
-        <w:rPr>
-          <w:highlight w:val="yellow"/>
-        </w:rPr>
-        <w:t>LABEL</w:t>
-      </w:r>
-      <w:r>
-        <w:t>). Interestingly, we found a significant increase in intermediate-female transition in clusters 6 (</w:t>
-      </w:r>
-      <w:r>
-        <w:rPr>
-          <w:highlight w:val="yellow"/>
-        </w:rPr>
-        <w:t>LABEL</w:t>
-      </w:r>
-      <w:r>
-        <w:t>) and 19 (</w:t>
-      </w:r>
-      <w:r>
-        <w:rPr>
-          <w:highlight w:val="yellow"/>
-        </w:rPr>
-        <w:t>LABEL</w:t>
+        <w:t xml:space="preserve">, upregulation of this channel subtype suggests a decrease in the maximal firing rate of cluster 6 neurons. On the other hand, </w:t>
+      </w:r>
+      <w:r>
+        <w:rPr>
+          <w:i/>
+          <w:iCs/>
+        </w:rPr>
+        <w:t>kcnd3</w:t>
+      </w:r>
+      <w:r>
+        <w:t xml:space="preserve"> encodes Kv4.3 which regulates A-type potassium currents, prolonging action potential duration and increasing spike frequency adaptation. </w:t>
+      </w:r>
+      <w:commentRangeStart w:id="12"/>
+      <w:r>
+        <w:t>Taken together, these potassium channel changes suggest that during the intermediate-female transition, cluster 6 neurons increase the ability to produce long action potential bursts</w:t>
+      </w:r>
+      <w:r>
+        <w:t>.</w:t>
+      </w:r>
+      <w:commentRangeEnd w:id="12"/>
+      <w:r>
+        <w:rPr>
+          <w:rStyle w:val="CommentReference"/>
+        </w:rPr>
+        <w:commentReference w:id="12"/>
+      </w:r>
+    </w:p>
+    <w:p/>
+    <w:p>
+      <w:pPr>
+        <w:rPr>
+          <w:b/>
+          <w:bCs/>
+        </w:rPr>
+      </w:pPr>
+      <w:r>
+        <w:rPr>
+          <w:b/>
+          <w:bCs/>
+        </w:rPr>
+        <w:lastRenderedPageBreak/>
+        <w:t>[Cluster 6] Changes Receptivity to Neuropeptides, Neuromodulators, and Steroid Hormones</w:t>
+      </w:r>
+    </w:p>
+    <w:p>
+      <w:r>
+        <w:rPr>
+          <w:b/>
+          <w:bCs/>
+        </w:rPr>
+        <w:tab/>
+      </w:r>
+      <w:commentRangeStart w:id="13"/>
+      <w:r>
+        <w:t xml:space="preserve">Early in sex change during the male-intermediate transition, we observed a significant downregulation in the </w:t>
+      </w:r>
+      <w:proofErr w:type="spellStart"/>
+      <w:r>
+        <w:rPr>
+          <w:i/>
+          <w:iCs/>
+        </w:rPr>
+        <w:t>nmbr</w:t>
+      </w:r>
+      <w:proofErr w:type="spellEnd"/>
+      <w:r>
+        <w:t xml:space="preserve">, and </w:t>
+      </w:r>
+      <w:r>
+        <w:rPr>
+          <w:i/>
+          <w:iCs/>
+        </w:rPr>
+        <w:t>npy7r</w:t>
+      </w:r>
+      <w:r>
+        <w:t xml:space="preserve">. Further, during the intermediate-female transition, the </w:t>
+      </w:r>
+      <w:r>
+        <w:rPr>
+          <w:i/>
+          <w:iCs/>
+        </w:rPr>
+        <w:t>tacr3a</w:t>
+      </w:r>
+      <w:r>
+        <w:t xml:space="preserve"> was significantly downregulated. Given </w:t>
+      </w:r>
+      <w:proofErr w:type="spellStart"/>
+      <w:r>
+        <w:t>neuromedin</w:t>
+      </w:r>
+      <w:proofErr w:type="spellEnd"/>
+      <w:r>
+        <w:t xml:space="preserve"> b inhibits feeding behavior, while tachykinin and neuropeptide y stimulate feeding, their parallel downregulation is perplexing</w:t>
+      </w:r>
+      <w:commentRangeEnd w:id="13"/>
+      <w:r>
+        <w:rPr>
+          <w:rStyle w:val="CommentReference"/>
+        </w:rPr>
+        <w:commentReference w:id="13"/>
+      </w:r>
+      <w:r>
+        <w:t xml:space="preserve">. </w:t>
+      </w:r>
+    </w:p>
+    <w:p>
+      <w:r>
+        <w:tab/>
+        <w:t xml:space="preserve">Surprisingly, during the intermediate-female transition, the dopamine receptor </w:t>
+      </w:r>
+      <w:r>
+        <w:rPr>
+          <w:i/>
+          <w:iCs/>
+        </w:rPr>
+        <w:t>drd3</w:t>
+      </w:r>
+      <w:r>
+        <w:t xml:space="preserve"> was also significantly upregulated. Dopamine in the POA is largely thought to mediate male sexual behaviors … </w:t>
+      </w:r>
+    </w:p>
+    <w:p>
+      <w:r>
+        <w:t xml:space="preserve">Interestingly in intermediates, the progesterone receptor </w:t>
+      </w:r>
+      <w:proofErr w:type="spellStart"/>
+      <w:r>
+        <w:rPr>
+          <w:i/>
+          <w:iCs/>
+        </w:rPr>
+        <w:t>pgr</w:t>
+      </w:r>
+      <w:proofErr w:type="spellEnd"/>
+      <w:r>
+        <w:t xml:space="preserve"> was significantly downregulated, before a significant upregulation once the transition to female was completed. Further, during the intermediate-female transition, </w:t>
+      </w:r>
+      <w:commentRangeStart w:id="14"/>
+      <w:commentRangeStart w:id="15"/>
+      <w:proofErr w:type="spellStart"/>
+      <w:r>
+        <w:rPr>
+          <w:i/>
+          <w:iCs/>
+        </w:rPr>
+        <w:t>pgr</w:t>
+      </w:r>
+      <w:proofErr w:type="spellEnd"/>
+      <w:r>
+        <w:rPr>
+          <w:i/>
+          <w:iCs/>
+        </w:rPr>
+        <w:t xml:space="preserve">-like </w:t>
+      </w:r>
+      <w:r>
+        <w:t>(</w:t>
+      </w:r>
+      <w:r>
+        <w:rPr>
+          <w:i/>
+          <w:iCs/>
+        </w:rPr>
+        <w:t>LOC111568069</w:t>
       </w:r>
       <w:r>
         <w:t>)</w:t>
       </w:r>
-      <w:r>
-        <w:t>, and decreases in 9 (</w:t>
-      </w:r>
-      <w:r>
-        <w:rPr>
-          <w:highlight w:val="yellow"/>
-        </w:rPr>
-        <w:t>LABEL</w:t>
-      </w:r>
-      <w:r>
-        <w:t>), 22 (</w:t>
-      </w:r>
-      <w:r>
-        <w:rPr>
-          <w:highlight w:val="yellow"/>
-        </w:rPr>
-        <w:t>LABEL</w:t>
-      </w:r>
-      <w:r>
-        <w:t>), and 24 (</w:t>
-      </w:r>
-      <w:r>
-        <w:rPr>
-          <w:highlight w:val="yellow"/>
-        </w:rPr>
-        <w:t>LABEL</w:t>
+      <w:commentRangeEnd w:id="14"/>
+      <w:r>
+        <w:rPr>
+          <w:rStyle w:val="CommentReference"/>
+        </w:rPr>
+        <w:commentReference w:id="14"/>
+      </w:r>
+      <w:commentRangeEnd w:id="15"/>
+      <w:r>
+        <w:rPr>
+          <w:rStyle w:val="CommentReference"/>
+        </w:rPr>
+        <w:commentReference w:id="15"/>
+      </w:r>
+    </w:p>
+    <w:p/>
+    <w:p/>
+    <w:p>
+      <w:pPr>
+        <w:rPr>
+          <w:b/>
+          <w:bCs/>
+          <w:i/>
+          <w:iCs/>
+        </w:rPr>
+      </w:pPr>
+      <w:r>
+        <w:rPr>
+          <w:b/>
+          <w:bCs/>
+          <w:i/>
+          <w:iCs/>
+        </w:rPr>
+        <w:t>[Cluster 6] Is Composed of Several Hypothalamic Cell Types</w:t>
+      </w:r>
+    </w:p>
+    <w:p>
+      <w:r>
+        <w:rPr>
+          <w:i/>
+          <w:iCs/>
+        </w:rPr>
+        <w:tab/>
+      </w:r>
+      <w:r>
+        <w:t xml:space="preserve">Our cell type analysis </w:t>
+      </w:r>
+      <w:r>
+        <w:t xml:space="preserve">of </w:t>
+      </w:r>
+      <w:r>
+        <w:t>6_POA_2</w:t>
+      </w:r>
+      <w:r>
+        <w:t xml:space="preserve"> </w:t>
+      </w:r>
+      <w:r>
+        <w:t>showed the cluster was positive for</w:t>
+      </w:r>
+      <w:r>
+        <w:t xml:space="preserve"> markers for several hypothalamic cell types including magnocellular and parvocellular neurosecretory preoptic area (NPO), gonadotropin releasing hormone (GnRH) neurons, and arcuate nucleus (ARC) neurons. We hypothesized</w:t>
+      </w:r>
+      <w:r>
+        <w:t xml:space="preserve"> that this cluster may be several hypothalamic cell types that clustered together, and</w:t>
+      </w:r>
+      <w:r>
+        <w:t xml:space="preserve"> that </w:t>
+      </w:r>
+      <w:proofErr w:type="spellStart"/>
+      <w:r>
+        <w:t>subclustering</w:t>
+      </w:r>
+      <w:proofErr w:type="spellEnd"/>
+      <w:r>
+        <w:t xml:space="preserve"> </w:t>
+      </w:r>
+      <w:r>
+        <w:t xml:space="preserve">would separate these cell types into clusters that better aligned with </w:t>
+      </w:r>
+      <w:r>
+        <w:rPr>
+          <w:i/>
+          <w:iCs/>
+        </w:rPr>
+        <w:t>a priori</w:t>
+      </w:r>
+      <w:r>
+        <w:t xml:space="preserve"> knowledge about hypothalamic cell types.</w:t>
+      </w:r>
+    </w:p>
+    <w:p>
+      <w:pPr>
+        <w:ind w:firstLine="720"/>
+      </w:pPr>
+      <w:r>
+        <w:t xml:space="preserve"> </w:t>
+      </w:r>
+      <w:r>
+        <w:t xml:space="preserve">Indeed, </w:t>
+      </w:r>
+      <w:proofErr w:type="spellStart"/>
+      <w:r>
+        <w:t>s</w:t>
+      </w:r>
+      <w:r>
+        <w:t>ubclustering</w:t>
+      </w:r>
+      <w:proofErr w:type="spellEnd"/>
+      <w:r>
+        <w:t xml:space="preserve"> resulted in 4 subclusters (6_0 through 6_3</w:t>
+      </w:r>
+      <w:r>
+        <w:t>, Fig. 3a</w:t>
+      </w:r>
+      <w:r>
+        <w:t>). Cluster 6_0</w:t>
+      </w:r>
+      <w:r>
+        <w:t xml:space="preserve"> was marked by expression for the homeobox transcription factors </w:t>
+      </w:r>
+      <w:r>
+        <w:rPr>
+          <w:i/>
+          <w:iCs/>
+        </w:rPr>
+        <w:t xml:space="preserve">hmx2, hmx3a, </w:t>
+      </w:r>
+      <w:r>
+        <w:t xml:space="preserve">and </w:t>
+      </w:r>
+      <w:r>
+        <w:rPr>
+          <w:i/>
+          <w:iCs/>
+        </w:rPr>
+        <w:t>lhx1a.</w:t>
+      </w:r>
+      <w:r>
+        <w:t xml:space="preserve"> Further, 6_0</w:t>
+      </w:r>
+      <w:r>
+        <w:t xml:space="preserve"> expressed several steroid hormone receptors including </w:t>
+      </w:r>
+      <w:r>
+        <w:rPr>
+          <w:i/>
+          <w:iCs/>
+        </w:rPr>
+        <w:t xml:space="preserve">esr2b, </w:t>
+      </w:r>
+      <w:proofErr w:type="spellStart"/>
+      <w:r>
+        <w:rPr>
+          <w:i/>
+          <w:iCs/>
+        </w:rPr>
+        <w:t>ar</w:t>
+      </w:r>
+      <w:proofErr w:type="spellEnd"/>
+      <w:r>
+        <w:rPr>
+          <w:i/>
+          <w:iCs/>
+        </w:rPr>
+        <w:t xml:space="preserve">, </w:t>
+      </w:r>
+      <w:r>
+        <w:t>and</w:t>
+      </w:r>
+      <w:r>
+        <w:t xml:space="preserve"> </w:t>
+      </w:r>
+      <w:proofErr w:type="spellStart"/>
+      <w:r>
+        <w:t>pgr</w:t>
+      </w:r>
+      <w:proofErr w:type="spellEnd"/>
+      <w:r>
+        <w:t xml:space="preserve"> </w:t>
+      </w:r>
+      <w:r>
+        <w:t>and neuropeptide receptors</w:t>
+      </w:r>
+      <w:r>
+        <w:t xml:space="preserve"> </w:t>
+      </w:r>
+      <w:proofErr w:type="spellStart"/>
+      <w:r>
+        <w:rPr>
+          <w:i/>
+          <w:iCs/>
+        </w:rPr>
+        <w:t>cckbra</w:t>
+      </w:r>
+      <w:proofErr w:type="spellEnd"/>
+      <w:r>
+        <w:rPr>
+          <w:i/>
+          <w:iCs/>
+        </w:rPr>
+        <w:t xml:space="preserve"> tacr1a, </w:t>
+      </w:r>
+      <w:r>
+        <w:t xml:space="preserve">and </w:t>
+      </w:r>
+      <w:r>
+        <w:rPr>
+          <w:i/>
+          <w:iCs/>
+        </w:rPr>
+        <w:t xml:space="preserve">tacr3a, </w:t>
+      </w:r>
+      <w:r>
+        <w:t xml:space="preserve">and the cholecystokinin ligands </w:t>
+      </w:r>
+      <w:proofErr w:type="spellStart"/>
+      <w:r>
+        <w:rPr>
+          <w:i/>
+          <w:iCs/>
+        </w:rPr>
+        <w:t>ccka</w:t>
+      </w:r>
+      <w:proofErr w:type="spellEnd"/>
+      <w:r>
+        <w:rPr>
+          <w:i/>
+          <w:iCs/>
+        </w:rPr>
+        <w:t xml:space="preserve"> </w:t>
+      </w:r>
+      <w:r>
+        <w:t>(</w:t>
+      </w:r>
+      <w:r>
+        <w:rPr>
+          <w:i/>
+          <w:iCs/>
+        </w:rPr>
+        <w:t>LOC111562384</w:t>
+      </w:r>
+      <w:r>
+        <w:t xml:space="preserve">) and </w:t>
+      </w:r>
+      <w:proofErr w:type="spellStart"/>
+      <w:r>
+        <w:rPr>
+          <w:i/>
+          <w:iCs/>
+        </w:rPr>
+        <w:t>cckb</w:t>
+      </w:r>
+      <w:proofErr w:type="spellEnd"/>
+      <w:r>
+        <w:t xml:space="preserve">. Thus, we hereafter refer to this cell type as </w:t>
+      </w:r>
+      <w:r>
+        <w:t>6_Steroid Receptor</w:t>
+      </w:r>
+      <w:r>
+        <w:t xml:space="preserve"> (</w:t>
+      </w:r>
+      <w:r>
+        <w:t>6_</w:t>
+      </w:r>
+      <w:r>
+        <w:t>SR).</w:t>
+      </w:r>
+    </w:p>
+    <w:p>
+      <w:pPr>
+        <w:ind w:firstLine="720"/>
+      </w:pPr>
+      <w:commentRangeStart w:id="16"/>
+      <w:r>
+        <w:t>Cluster 6_1 was marked by expression of</w:t>
+      </w:r>
+      <w:r>
+        <w:t xml:space="preserve"> the transcription factors</w:t>
+      </w:r>
+      <w:r>
+        <w:t xml:space="preserve"> </w:t>
+      </w:r>
+      <w:commentRangeStart w:id="17"/>
+      <w:r>
+        <w:rPr>
+          <w:i/>
+          <w:iCs/>
+        </w:rPr>
+        <w:t>sox</w:t>
+      </w:r>
+      <w:r>
+        <w:rPr>
+          <w:i/>
+          <w:iCs/>
+        </w:rPr>
+        <w:t>2</w:t>
+      </w:r>
+      <w:commentRangeEnd w:id="17"/>
+      <w:r>
+        <w:rPr>
+          <w:i/>
+          <w:iCs/>
+        </w:rPr>
+        <w:t xml:space="preserve"> </w:t>
+      </w:r>
+      <w:r>
+        <w:t>(</w:t>
+      </w:r>
+      <w:r>
+        <w:rPr>
+          <w:rStyle w:val="CommentReference"/>
+        </w:rPr>
+        <w:commentReference w:id="17"/>
+      </w:r>
+      <w:r>
+        <w:rPr>
+          <w:i/>
+          <w:iCs/>
+        </w:rPr>
+        <w:t>LOC111583585</w:t>
       </w:r>
       <w:r>
         <w:t>)</w:t>
       </w:r>
       <w:r>
+        <w:t>,</w:t>
+      </w:r>
+      <w:r>
+        <w:t xml:space="preserve"> </w:t>
+      </w:r>
+      <w:r>
+        <w:rPr>
+          <w:i/>
+          <w:iCs/>
+        </w:rPr>
+        <w:t xml:space="preserve">sox5, </w:t>
+      </w:r>
+      <w:r>
+        <w:t>and</w:t>
+      </w:r>
+      <w:r>
+        <w:t xml:space="preserve"> </w:t>
+      </w:r>
+      <w:proofErr w:type="spellStart"/>
+      <w:r>
+        <w:rPr>
+          <w:i/>
+          <w:iCs/>
+        </w:rPr>
+        <w:t>rorb</w:t>
+      </w:r>
+      <w:proofErr w:type="spellEnd"/>
+      <w:r>
+        <w:t>. It expressed</w:t>
+      </w:r>
+      <w:r>
+        <w:t xml:space="preserve"> </w:t>
+      </w:r>
+      <w:r>
+        <w:t xml:space="preserve">the neuropeptides </w:t>
+      </w:r>
+      <w:r>
+        <w:rPr>
+          <w:i/>
+          <w:iCs/>
+        </w:rPr>
+        <w:t>gal</w:t>
+      </w:r>
+      <w:r>
+        <w:rPr>
+          <w:i/>
+          <w:iCs/>
+        </w:rPr>
+        <w:t xml:space="preserve">, </w:t>
+      </w:r>
+      <w:proofErr w:type="spellStart"/>
+      <w:r>
+        <w:rPr>
+          <w:i/>
+          <w:iCs/>
+        </w:rPr>
+        <w:t>npy</w:t>
+      </w:r>
+      <w:proofErr w:type="spellEnd"/>
+      <w:r>
+        <w:rPr>
+          <w:i/>
+          <w:iCs/>
+        </w:rPr>
+        <w:t>, tac,</w:t>
+      </w:r>
+      <w:r>
+        <w:t xml:space="preserve"> and </w:t>
+      </w:r>
+      <w:r>
+        <w:rPr>
+          <w:i/>
+          <w:iCs/>
+        </w:rPr>
+        <w:t xml:space="preserve">prlh2 </w:t>
+      </w:r>
+      <w:r>
+        <w:t>as well as the thyrotropin releasing hormone receptors</w:t>
+      </w:r>
+      <w:r>
+        <w:t xml:space="preserve"> </w:t>
+      </w:r>
+      <w:proofErr w:type="spellStart"/>
+      <w:r>
+        <w:rPr>
+          <w:i/>
+          <w:iCs/>
+        </w:rPr>
+        <w:t>trhra</w:t>
+      </w:r>
+      <w:proofErr w:type="spellEnd"/>
+      <w:r>
+        <w:rPr>
+          <w:i/>
+          <w:iCs/>
+        </w:rPr>
+        <w:t xml:space="preserve"> </w:t>
+      </w:r>
+      <w:r>
+        <w:t xml:space="preserve">and </w:t>
+      </w:r>
+      <w:proofErr w:type="spellStart"/>
+      <w:r>
+        <w:rPr>
+          <w:i/>
+          <w:iCs/>
+        </w:rPr>
+        <w:t>trhrb</w:t>
+      </w:r>
+      <w:proofErr w:type="spellEnd"/>
+      <w:r>
+        <w:rPr>
+          <w:i/>
+          <w:iCs/>
+        </w:rPr>
         <w:t xml:space="preserve">. </w:t>
       </w:r>
-      <w:commentRangeEnd w:id="7"/>
-      <w:r>
-        <w:rPr>
-          <w:rStyle w:val="CommentReference"/>
-        </w:rPr>
-        <w:commentReference w:id="7"/>
-      </w:r>
-    </w:p>
-    <w:p>
-      <w:pPr>
-        <w:rPr>
-          <w:b/>
-          <w:bCs/>
-        </w:rPr>
-      </w:pPr>
-      <w:r>
-        <w:rPr>
-          <w:b/>
-          <w:bCs/>
-        </w:rPr>
-        <w:t>Transcriptomic Changes Associated with Sex Change</w:t>
-      </w:r>
-    </w:p>
-    <w:p>
-      <w:r>
-        <w:rPr>
-          <w:b/>
-          <w:bCs/>
-        </w:rPr>
-        <w:tab/>
-      </w:r>
-      <w:r>
-        <w:t xml:space="preserve">To characterize the transcriptomic changes associated with sex change in the POA, we next </w:t>
-      </w:r>
-      <w:r>
-        <w:t>analy</w:t>
-      </w:r>
-      <w:r>
-        <w:t>zed differentially expressed genes</w:t>
-      </w:r>
-      <w:r>
-        <w:t xml:space="preserve"> by phase</w:t>
-      </w:r>
-      <w:r>
-        <w:t xml:space="preserve"> (DEGs). Genes that significantly differed </w:t>
-      </w:r>
-      <w:r>
-        <w:t xml:space="preserve">between phases </w:t>
-      </w:r>
-      <w:r>
-        <w:t>were then further classified by their pairwise pattern across the three major groups (</w:t>
-      </w:r>
-      <w:r>
-        <w:rPr>
-          <w:highlight w:val="yellow"/>
-        </w:rPr>
-        <w:t>see supplementary methods…</w:t>
-      </w:r>
-      <w:r>
-        <w:t xml:space="preserve">). In total, we detected 290 </w:t>
-      </w:r>
-      <w:r>
-        <w:t>DEG</w:t>
-      </w:r>
-      <w:r>
-        <w:t xml:space="preserve">s, of which 140 were </w:t>
-      </w:r>
-      <w:r>
-        <w:t>downregulated</w:t>
-      </w:r>
-      <w:r>
-        <w:t xml:space="preserve"> and</w:t>
-      </w:r>
-      <w:r>
-        <w:t xml:space="preserve"> 150 were upregulated. We found DEGs were biased in clusters 6 (</w:t>
-      </w:r>
-      <w:r>
-        <w:rPr>
-          <w:highlight w:val="yellow"/>
-        </w:rPr>
-        <w:t>LABEL</w:t>
-      </w:r>
-      <w:r>
-        <w:t>), 1 (Radial Glia), 0 (</w:t>
-      </w:r>
-      <w:r>
-        <w:rPr>
-          <w:highlight w:val="yellow"/>
-        </w:rPr>
-        <w:t>LABEL</w:t>
-      </w:r>
-      <w:r>
-        <w:t>), and 11 (Microglia) (</w:t>
-      </w:r>
-      <w:r>
-        <w:rPr>
-          <w:highlight w:val="yellow"/>
-        </w:rPr>
-        <w:t>Figure</w:t>
-      </w:r>
-      <w:r>
-        <w:t>)</w:t>
-      </w:r>
-      <w:r>
-        <w:t xml:space="preserve"> Of the 290 DEGs, 153 significantly </w:t>
-      </w:r>
-      <w:r>
-        <w:lastRenderedPageBreak/>
-        <w:t>differed between males and intermediates, 214 differed between females and intermediates, and 234 differed between females and males</w:t>
-      </w:r>
-      <w:r>
-        <w:t xml:space="preserve">. </w:t>
-      </w:r>
-      <w:r>
-        <w:t>(</w:t>
-      </w:r>
-      <w:r>
-        <w:rPr>
-          <w:highlight w:val="cyan"/>
-        </w:rPr>
-        <w:t>What more would a reader want to see here?</w:t>
-      </w:r>
-      <w:r>
-        <w:t>)</w:t>
-      </w:r>
-    </w:p>
-    <w:p>
-      <w:pPr>
-        <w:rPr>
-          <w:b/>
-          <w:bCs/>
-        </w:rPr>
-      </w:pPr>
-      <w:r>
-        <w:rPr>
-          <w:b/>
-          <w:bCs/>
-        </w:rPr>
-        <w:t xml:space="preserve">Radial Glia Undergo </w:t>
-      </w:r>
-      <w:r>
-        <w:rPr>
-          <w:b/>
-          <w:bCs/>
-        </w:rPr>
-        <w:t xml:space="preserve">Developmental-Like Transcription Factor Transitions </w:t>
-      </w:r>
-      <w:r>
-        <w:rPr>
-          <w:b/>
-          <w:bCs/>
-        </w:rPr>
-        <w:t>During</w:t>
-      </w:r>
-      <w:r>
-        <w:rPr>
-          <w:b/>
-          <w:bCs/>
-        </w:rPr>
-        <w:t xml:space="preserve"> Sex Change</w:t>
-      </w:r>
-    </w:p>
-    <w:p>
-      <w:r>
-        <w:tab/>
-      </w:r>
-      <w:commentRangeStart w:id="8"/>
-      <w:commentRangeStart w:id="9"/>
-      <w:r>
-        <w:t xml:space="preserve">Several transcription factors associated with </w:t>
-      </w:r>
-      <w:r>
-        <w:t>neurodevelopment and</w:t>
-      </w:r>
-      <w:r>
-        <w:t xml:space="preserve"> neurogenesis were found to be </w:t>
-      </w:r>
-      <w:r>
-        <w:t>DEG</w:t>
-      </w:r>
-      <w:r>
-        <w:t xml:space="preserve">s in radial glia. </w:t>
-      </w:r>
-      <w:r>
-        <w:t xml:space="preserve">Specifically, we found that in males and intermediates, </w:t>
-      </w:r>
-      <w:r>
-        <w:t xml:space="preserve">expression of </w:t>
-      </w:r>
-      <w:r>
-        <w:rPr>
-          <w:i/>
-          <w:iCs/>
-        </w:rPr>
-        <w:t xml:space="preserve">gli1, pbnox2 </w:t>
-      </w:r>
-      <w:r>
-        <w:t>(</w:t>
-      </w:r>
-      <w:r>
-        <w:rPr>
-          <w:i/>
-          <w:iCs/>
-        </w:rPr>
-        <w:t>LOC111568198</w:t>
-      </w:r>
-      <w:r>
-        <w:t xml:space="preserve">), and </w:t>
-      </w:r>
-      <w:r>
-        <w:t>COUP-TFII (</w:t>
-      </w:r>
-      <w:r>
-        <w:rPr>
-          <w:i/>
-          <w:iCs/>
-        </w:rPr>
-        <w:t>LOC111563338</w:t>
-      </w:r>
-      <w:r>
-        <w:rPr>
-          <w:i/>
-          <w:iCs/>
-        </w:rPr>
-        <w:t>)</w:t>
-      </w:r>
-      <w:r>
-        <w:rPr>
-          <w:i/>
-          <w:iCs/>
-        </w:rPr>
-        <w:t xml:space="preserve"> </w:t>
-      </w:r>
-      <w:r>
-        <w:t xml:space="preserve">was </w:t>
-      </w:r>
-      <w:r>
-        <w:t>increased</w:t>
-      </w:r>
-      <w:r>
-        <w:t xml:space="preserve"> suggesting radial are in a proliferative (primed?) state (</w:t>
-      </w:r>
-      <w:r>
-        <w:rPr>
-          <w:highlight w:val="yellow"/>
-        </w:rPr>
-        <w:t>CITATION</w:t>
-      </w:r>
-      <w:r>
-        <w:t xml:space="preserve">S). In intermediates however, there was additionally increased expression of </w:t>
-      </w:r>
-      <w:commentRangeStart w:id="10"/>
-      <w:r>
-        <w:rPr>
-          <w:i/>
-          <w:iCs/>
-        </w:rPr>
-        <w:t>dbx1</w:t>
-      </w:r>
-      <w:commentRangeEnd w:id="10"/>
-      <w:r>
-        <w:rPr>
-          <w:rStyle w:val="CommentReference"/>
-        </w:rPr>
-        <w:commentReference w:id="10"/>
-      </w:r>
-      <w:r>
-        <w:rPr>
-          <w:i/>
-          <w:iCs/>
-        </w:rPr>
-        <w:t xml:space="preserve">-bl </w:t>
-      </w:r>
-      <w:r>
-        <w:t>(</w:t>
-      </w:r>
-      <w:r>
-        <w:rPr>
-          <w:i/>
-          <w:iCs/>
-        </w:rPr>
-        <w:t>LOC111587547</w:t>
-      </w:r>
-      <w:r>
-        <w:t xml:space="preserve">) and </w:t>
-      </w:r>
-      <w:r>
-        <w:rPr>
-          <w:i/>
-          <w:iCs/>
-        </w:rPr>
-        <w:t>znf710b</w:t>
-      </w:r>
-      <w:r>
-        <w:rPr>
-          <w:i/>
-          <w:iCs/>
-        </w:rPr>
-        <w:t xml:space="preserve">, </w:t>
-      </w:r>
-      <w:r>
-        <w:t>two markers of commitment to differentiation (</w:t>
-      </w:r>
-      <w:r>
-        <w:rPr>
-          <w:highlight w:val="yellow"/>
-        </w:rPr>
-        <w:t>CITATION</w:t>
-      </w:r>
-      <w:r>
-        <w:t xml:space="preserve">S). This transcription factor complement suggests that the radial glia of intermediates </w:t>
-      </w:r>
-      <w:proofErr w:type="gramStart"/>
-      <w:r>
-        <w:t>are</w:t>
-      </w:r>
-      <w:proofErr w:type="gramEnd"/>
-      <w:r>
-        <w:t xml:space="preserve"> transitioning from a progenitor state to a proliferating state. Females, however, were marked by expression of </w:t>
-      </w:r>
-      <w:r>
-        <w:rPr>
-          <w:i/>
-          <w:iCs/>
-        </w:rPr>
-        <w:t>sox6</w:t>
-      </w:r>
-      <w:r>
-        <w:t xml:space="preserve">, </w:t>
-      </w:r>
-      <w:r>
-        <w:rPr>
-          <w:i/>
-          <w:iCs/>
-        </w:rPr>
-        <w:t xml:space="preserve">nkx2.2a, </w:t>
-      </w:r>
-      <w:r>
-        <w:t xml:space="preserve">and </w:t>
-      </w:r>
-      <w:r>
-        <w:rPr>
-          <w:i/>
-          <w:iCs/>
-        </w:rPr>
-        <w:t>foxp2</w:t>
-      </w:r>
-      <w:r>
-        <w:t>, suggesting differentiation into GABAergic neurons (</w:t>
-      </w:r>
-      <w:r>
-        <w:rPr>
-          <w:highlight w:val="yellow"/>
-        </w:rPr>
-        <w:t>CITATIONS</w:t>
-      </w:r>
-      <w:r>
-        <w:t>) (</w:t>
-      </w:r>
-      <w:r>
-        <w:rPr>
-          <w:highlight w:val="yellow"/>
-        </w:rPr>
-        <w:t>Figure</w:t>
-      </w:r>
-      <w:r>
-        <w:t xml:space="preserve">). </w:t>
-      </w:r>
-      <w:commentRangeEnd w:id="8"/>
-      <w:r>
-        <w:rPr>
-          <w:rStyle w:val="CommentReference"/>
-        </w:rPr>
-        <w:commentReference w:id="8"/>
-      </w:r>
-      <w:commentRangeEnd w:id="9"/>
-      <w:r>
-        <w:rPr>
-          <w:rStyle w:val="CommentReference"/>
-        </w:rPr>
-        <w:commentReference w:id="9"/>
-      </w:r>
-    </w:p>
-    <w:p>
-      <w:pPr>
-        <w:rPr>
-          <w:b/>
-          <w:bCs/>
-        </w:rPr>
-      </w:pPr>
-      <w:r>
-        <w:rPr>
-          <w:b/>
-          <w:bCs/>
-          <w:highlight w:val="yellow"/>
-        </w:rPr>
-        <w:t xml:space="preserve">Radial Glia </w:t>
-      </w:r>
-      <w:proofErr w:type="spellStart"/>
-      <w:r>
-        <w:rPr>
-          <w:b/>
-          <w:bCs/>
-          <w:highlight w:val="yellow"/>
-        </w:rPr>
-        <w:t>subclustering</w:t>
-      </w:r>
-      <w:proofErr w:type="spellEnd"/>
-      <w:r>
-        <w:rPr>
-          <w:b/>
-          <w:bCs/>
-          <w:highlight w:val="yellow"/>
-        </w:rPr>
-        <w:t>…</w:t>
-      </w:r>
-      <w:commentRangeStart w:id="11"/>
-    </w:p>
-    <w:p>
-      <w:r>
-        <w:tab/>
-        <w:t xml:space="preserve">To gain a deeper understanding of the changes occurring in the radial glia, we next subclustered radial glia </w:t>
-      </w:r>
-      <w:proofErr w:type="gramStart"/>
-      <w:r>
-        <w:t>in to</w:t>
-      </w:r>
-      <w:proofErr w:type="gramEnd"/>
-      <w:r>
-        <w:t xml:space="preserve"> 6 subclusters referred to as 1_0 – 1_5 (</w:t>
-      </w:r>
-      <w:r>
-        <w:rPr>
-          <w:highlight w:val="yellow"/>
-        </w:rPr>
-        <w:t>see methods</w:t>
-      </w:r>
-      <w:r>
-        <w:t>). Using CytoTRACE</w:t>
+      <w:r>
+        <w:t>Taken together, this gene expression profile suggests 6_1 is a cell type homologous to the arcuate nucleus of the hypothalamus (ARC)</w:t>
       </w:r>
       <w:r>
         <w:fldChar w:fldCharType="begin"/>
       </w:r>
       <w:r>
-        <w:instrText xml:space="preserve"> ADDIN ZOTERO_ITEM CSL_CITATION {"citationID":"jh0PC5gC","properties":{"formattedCitation":"\\super 13\\nosupersub{}","plainCitation":"13","noteIndex":0},"citationItems":[{"id":3274,"uris":["http://zotero.org/users/11313215/items/LEWHIU9W"],"itemData":{"id":3274,"type":"article-journal","abstract":"Single-cell RNA sequencing (scRNA-seq) is a powerful approach for reconstructing cellular differentiation trajectories. However, inferring both the state and direction of differentiation is challenging. Here, we demonstrate a simple, yet robust, determinant of developmental potential—the number of expressed genes per cell—and leverage this measure of transcriptional diversity to develop a computational framework (CytoTRACE) for predicting differentiation states from scRNA-seq data. When applied to diverse tissue types and organisms, CytoTRACE outperformed previous methods and nearly 19,000 annotated gene sets for resolving 52 experimentally determined developmental trajectories. Additionally, it facilitated the identification of quiescent stem cells and revealed genes that contribute to breast tumorigenesis. This study thus establishes a key RNA-based feature of developmental potential and a platform for delineation of cellular hierarchies.","container-title":"Science","DOI":"10.1126/science.aax0249","issue":"6476","note":"publisher: American Association for the Advancement of Science","page":"405-411","source":"science.org (Atypon)","title":"Single-cell transcriptional diversity is a hallmark of developmental potential","volume":"367","author":[{"family":"Gulati","given":"Gunsagar S."},{"family":"Sikandar","given":"Shaheen S."},{"family":"Wesche","given":"Daniel J."},{"family":"Manjunath","given":"Anoop"},{"family":"Bharadwaj","given":"Anjan"},{"family":"Berger","given":"Mark J."},{"family":"Ilagan","given":"Francisco"},{"family":"Kuo","given":"Angera H."},{"family":"Hsieh","given":"Robert W."},{"family":"Cai","given":"Shang"},{"family":"Zabala","given":"Maider"},{"family":"Scheeren","given":"Ferenc A."},{"family":"Lobo","given":"Neethan A."},{"family":"Qian","given":"Dalong"},{"family":"Yu","given":"Feiqiao B."},{"family":"Dirbas","given":"Frederick M."},{"family":"Clarke","given":"Michael F."},{"family":"Newman","given":"Aaron M."}],"issued":{"date-parts":[["2020",1,24]]}}}],"schema":"https://github.com/citation-style-language/schema/raw/master/csl-citation.json"} </w:instrText>
+        <w:instrText xml:space="preserve"> ADDIN ZOTERO_ITEM CSL_CITATION {"citationID":"yjL9fTP6","properties":{"formattedCitation":"\\super 7,8\\nosupersub{}","plainCitation":"7,8","noteIndex":0},"citationItems":[{"id":5502,"uris":["http://zotero.org/users/11313215/items/PEMB8LNT"],"itemData":{"id":5502,"type":"article-journal","abstract":"Owing to its complex structure and highly diverse cell populations, the study of hypothalamic development has historically lagged behind that of other brain regions. However, in recent years, a greatly expanded understanding of hypothalamic gene expression during development has opened up new avenues of investigation. In this review, we synthesize existing work to present a holistic picture of hypothalamic development from early induction and patterning through nuclear specification and differentiation, with a particular emphasis on determination of cell fate. We will also touch on special topics in the field including the prosomere model, adult neurogenesis, and integration of migratory cells originating outside the hypothalamic neuroepithelium, and how these topics relate to our broader theme. WIREs Dev Biol 2015, 4:445–468. doi: 10.1002/wdev.187 This article is categorized under: Nervous System Development &gt; Vertebrates: General Principles","container-title":"WIREs Developmental Biology","DOI":"10.1002/wdev.187","ISSN":"1759-7692","issue":"5","language":"en","note":"_eprint: https://wires.onlinelibrary.wiley.com/doi/pdf/10.1002/wdev.187","page":"445-468","source":"Wiley Online Library","title":"Patterning, specification, and differentiation in the developing hypothalamus","volume":"4","author":[{"family":"Bedont","given":"Joseph L."},{"family":"Newman","given":"Elizabeth A."},{"family":"Blackshaw","given":"Seth"}],"issued":{"date-parts":[["2015"]]}}},{"id":5479,"uris":["http://zotero.org/users/11313215/items/SCF5RD7Z"],"itemData":{"id":5479,"type":"article-journal","abstract":"The hypothalamus, which regulates fundamental aspects of physiological homeostasis and behavior, is a brain region that exhibits highly conserved anatomy across vertebrate species. Its development involves conserved basic mechanisms of induction and patterning, combined with a more plastic process of neuronal fate specification, to produce brain circuits that mediate physiology and behavior according to the needs of each species. Here, we review the factors involved in the induction, patterning and neuronal differentiation of the hypothalamus, highlighting recent evidence that illustrates how changes in Wnt/β-catenin signaling during development may lead to species-specific form and function of this important brain structure., Summary: This Review discusses the factors involved in hypothalamic induction, patterning and differentiation, highlighting how changes in Wnt signaling may lead to species-specific hypothalamic form and function.","container-title":"Development (Cambridge, England)","DOI":"10.1242/dev.139055","ISSN":"0950-1991","issue":"9","journalAbbreviation":"Development","note":"PMID: 28465334\nPMCID: PMC5450842","page":"1588-1599","source":"PubMed Central","title":"Development of the hypothalamus: conservation, modification and innovation","title-short":"Development of the hypothalamus","volume":"144","author":[{"family":"Xie","given":"Yuanyuan"},{"family":"Dorsky","given":"Richard I."}],"issued":{"date-parts":[["2017",5,1]]}}}],"schema":"https://github.com/citation-style-language/schema/raw/master/csl-citation.json"} </w:instrText>
       </w:r>
       <w:r>
         <w:fldChar w:fldCharType="separate"/>
@@ -1856,51 +2565,57 @@
           <w:szCs w:val="24"/>
           <w:vertAlign w:val="superscript"/>
         </w:rPr>
-        <w:t>13</w:t>
+        <w:t>7,8</w:t>
       </w:r>
       <w:r>
         <w:fldChar w:fldCharType="end"/>
       </w:r>
       <w:r>
-        <w:t>, we found that subclusters 1_1 and 1_3 represented immature populations while the rest were mature to various extents (f</w:t>
-      </w:r>
-      <w:r>
-        <w:rPr>
-          <w:highlight w:val="yellow"/>
-        </w:rPr>
-        <w:t>igure</w:t>
-      </w:r>
-      <w:r>
-        <w:t xml:space="preserve">). To further classify these clusters, we next examined their marker genes. </w:t>
-      </w:r>
-      <w:r>
-        <w:t xml:space="preserve">We identified subclusters </w:t>
-      </w:r>
-      <w:r>
-        <w:t xml:space="preserve">1_1 and </w:t>
-      </w:r>
-      <w:r>
-        <w:t>1_</w:t>
-      </w:r>
-      <w:r>
-        <w:t>3</w:t>
-      </w:r>
-      <w:r>
-        <w:t xml:space="preserve"> as </w:t>
-      </w:r>
-      <w:r>
-        <w:t>quiescent</w:t>
-      </w:r>
-      <w:r>
-        <w:t xml:space="preserve"> based on expression of </w:t>
-      </w:r>
-      <w:r>
-        <w:rPr>
-          <w:i/>
-          <w:iCs/>
-        </w:rPr>
-        <w:t>setd1a</w:t>
-      </w:r>
+        <w:t>.</w:t>
+      </w:r>
+      <w:r>
+        <w:rPr>
+          <w:i/>
+          <w:iCs/>
+        </w:rPr>
+        <w:t xml:space="preserve"> </w:t>
+      </w:r>
+      <w:r>
+        <w:t xml:space="preserve">We therefore refer to this cluster as </w:t>
+      </w:r>
+      <w:r>
+        <w:t>6_</w:t>
+      </w:r>
+      <w:r>
+        <w:t>ARC.</w:t>
+      </w:r>
+      <w:commentRangeEnd w:id="16"/>
+      <w:r>
+        <w:rPr>
+          <w:rStyle w:val="CommentReference"/>
+        </w:rPr>
+        <w:commentReference w:id="16"/>
+      </w:r>
+    </w:p>
+    <w:p>
+      <w:pPr>
+        <w:ind w:firstLine="720"/>
+      </w:pPr>
+      <w:r>
+        <w:t>Cluster 6_2 expressed all of the canonical NPO markers including</w:t>
+      </w:r>
+      <w:r>
+        <w:t xml:space="preserve"> the transcription factors </w:t>
+      </w:r>
+      <w:proofErr w:type="spellStart"/>
+      <w:r>
+        <w:rPr>
+          <w:i/>
+          <w:iCs/>
+        </w:rPr>
+        <w:t>otpa</w:t>
+      </w:r>
+      <w:proofErr w:type="spellEnd"/>
       <w:r>
         <w:rPr>
           <w:i/>
@@ -1908,37 +2623,21 @@
         </w:rPr>
         <w:t xml:space="preserve">, </w:t>
       </w:r>
-      <w:r>
-        <w:t xml:space="preserve">increased expression of </w:t>
-      </w:r>
       <w:proofErr w:type="spellStart"/>
       <w:r>
         <w:rPr>
           <w:i/>
           <w:iCs/>
         </w:rPr>
-        <w:t>glula</w:t>
+        <w:t>otpbl</w:t>
       </w:r>
       <w:proofErr w:type="spellEnd"/>
       <w:r>
-        <w:t xml:space="preserve"> (</w:t>
-      </w:r>
-      <w:r>
-        <w:rPr>
-          <w:i/>
-          <w:iCs/>
-        </w:rPr>
-        <w:t>LOC111570141</w:t>
-      </w:r>
-      <w:r>
-        <w:t xml:space="preserve">), </w:t>
-      </w:r>
-      <w:r>
-        <w:rPr>
-          <w:i/>
-          <w:iCs/>
-        </w:rPr>
-        <w:t xml:space="preserve">fabp7b </w:t>
+        <w:rPr>
+          <w:i/>
+          <w:iCs/>
+        </w:rPr>
+        <w:t xml:space="preserve"> </w:t>
       </w:r>
       <w:r>
         <w:t>(</w:t>
@@ -1948,41 +2647,51 @@
           <w:i/>
           <w:iCs/>
         </w:rPr>
-        <w:t>LOC111575074</w:t>
-      </w:r>
-      <w:r>
-        <w:t>), and</w:t>
-      </w:r>
-      <w:r>
-        <w:rPr>
-          <w:i/>
-          <w:iCs/>
-        </w:rPr>
-        <w:t xml:space="preserve"> s100[beta], </w:t>
-      </w:r>
-      <w:r>
-        <w:t xml:space="preserve">and absence of </w:t>
-      </w:r>
-      <w:r>
-        <w:rPr>
-          <w:i/>
-          <w:iCs/>
-        </w:rPr>
-        <w:t xml:space="preserve">ccnd1 </w:t>
-      </w:r>
-      <w:r>
-        <w:t>(</w:t>
-      </w:r>
-      <w:r>
-        <w:rPr>
-          <w:highlight w:val="yellow"/>
-        </w:rPr>
-        <w:t>Figure</w:t>
+        <w:t>LOC111564688</w:t>
       </w:r>
       <w:r>
         <w:t>)</w:t>
       </w:r>
       <w:r>
+        <w:t xml:space="preserve">, </w:t>
+      </w:r>
+      <w:r>
+        <w:rPr>
+          <w:i/>
+          <w:iCs/>
+        </w:rPr>
+        <w:t xml:space="preserve">fezf2, </w:t>
+      </w:r>
+      <w:r>
+        <w:t xml:space="preserve">and </w:t>
+      </w:r>
+      <w:r>
+        <w:rPr>
+          <w:i/>
+          <w:iCs/>
+        </w:rPr>
+        <w:t xml:space="preserve">sim1a, </w:t>
+      </w:r>
+      <w:r>
+        <w:t xml:space="preserve">as well as the nonapeptides </w:t>
+      </w:r>
+      <w:proofErr w:type="spellStart"/>
+      <w:r>
+        <w:rPr>
+          <w:i/>
+          <w:iCs/>
+        </w:rPr>
+        <w:t>avp</w:t>
+      </w:r>
+      <w:proofErr w:type="spellEnd"/>
+      <w:r>
+        <w:rPr>
+          <w:i/>
+          <w:iCs/>
+        </w:rPr>
+        <w:t>,</w:t>
+      </w:r>
+      <w:r>
         <w:rPr>
           <w:i/>
           <w:iCs/>
@@ -1990,24 +2699,22 @@
         <w:t xml:space="preserve"> </w:t>
       </w:r>
       <w:r>
-        <w:rPr>
-          <w:i/>
-          <w:iCs/>
-        </w:rPr>
+        <w:t>and</w:t>
+      </w:r>
+      <w:r>
+        <w:rPr>
+          <w:i/>
+          <w:iCs/>
+        </w:rPr>
+        <w:t xml:space="preserve"> oxt</w:t>
+      </w:r>
+      <w:r>
         <w:fldChar w:fldCharType="begin"/>
       </w:r>
       <w:r>
-        <w:rPr>
-          <w:i/>
-          <w:iCs/>
-        </w:rPr>
-        <w:instrText xml:space="preserve"> ADDIN ZOTERO_ITEM CSL_CITATION {"citationID":"VPOE020t","properties":{"formattedCitation":"\\super 14,15\\nosupersub{}","plainCitation":"14,15","noteIndex":0},"citationItems":[{"id":5397,"uris":["http://zotero.org/users/11313215/items/4VXMT6UF"],"itemData":{"id":5397,"type":"article-journal","abstract":"Zebrafish display widespread and pronounced adult neurogenesis, which is fundamental for their regeneration capability after central nervous system injury. However, the cellular identity and the biological properties of adult newborn neurons are elusive for most brain areas. Here, we have used short-term lineage tracing of radial glia progeny to prospectively isolate newborn neurons from the her4.1+ radial glia lineage in the homeostatic adult forebrain. Transcriptome analysis of radial glia, newborn neurons and mature neurons using single cell sequencing identified distinct transcriptional profiles, including novel markers for each population. Specifically, we detected two separate newborn neuron types, which showed diversity of cell fate commitment and location. Further analyses showed that these cell types are homologous to neurogenic cells in the mammalian brain, identified neurogenic commitment in proliferating radial glia and indicated that glutamatergic projection neurons are generated in the adult zebrafish telencephalon. Thus, we prospectively isolated adult newborn neurons from the adult zebrafish forebrain, identified markers for newborn and mature neurons in the adult brain, and revealed intrinsic heterogeneity among adult newborn neurons and their homology with mammalian adult neurogenic cell types.","container-title":"Development","DOI":"10.1242/dev.185595","ISSN":"0950-1991","issue":"1","journalAbbreviation":"Development","page":"dev185595","source":"Silverchair","title":"Single cell sequencing of radial glia progeny reveals the diversity of newborn neurons in the adult zebrafish brain","volume":"147","author":[{"family":"Lange","given":"Christian"},{"family":"Rost","given":"Fabian"},{"family":"Machate","given":"Anja"},{"family":"Reinhardt","given":"Susanne"},{"family":"Lesche","given":"Matthias"},{"family":"Weber","given":"Anke"},{"family":"Kuscha","given":"Veronika"},{"family":"Dahl","given":"Andreas"},{"family":"Rulands","given":"Steffen"},{"family":"Brand","given":"Michael"}],"issued":{"date-parts":[["2020",1,9]]}}},{"id":5395,"uris":["http://zotero.org/users/11313215/items/VRUJWZFZ"],"itemData":{"id":5395,"type":"article-journal","abstract":"Quiescence, a hallmark of adult neural stem cells (NSCs), is required for maintaining the NSC pool to support life-long continuous neurogenesis in the adult dentate gyrus (DG). Whether long-lasting epigenetic modifications maintain NSC quiescence over the long term in the adult DG is not well-understood. Here we show that mice with haploinsufficiency of Setd1a, a schizophrenia risk gene encoding a histone H3K4 methyltransferase, develop an enlarged DG with more dentate granule cells after young adulthood. Deletion of Setd1a specifically in quiescent NSCs in the adult DG promotes their activation and neurogenesis, which is countered by inhibition of the histone demethylase LSD1. Mechanistically, RNA-sequencing and CUT &amp; RUN analyses of cultured quiescent adult NSCs reveal Setd1a deletion-induced transcriptional changes and many Setd1a targets, among which down-regulation of Bhlhe40 promotes quiescent NSC activation in the adult DG in vivo. Together, our study reveals a Setd1a-dependent epigenetic mechanism that sustains NSC quiescence in the adult DG.","container-title":"Nature Communications","DOI":"10.1038/s41467-024-50010-y","ISSN":"2041-1723","issue":"1","journalAbbreviation":"Nat Commun","language":"en","license":"2024 The Author(s)","note":"publisher: Nature Publishing Group","page":"5674","source":"www.nature.com","title":"Epigenetic maintenance of adult neural stem cell quiescence in the mouse hippocampus via Setd1a","volume":"15","author":[{"family":"Zhao","given":"Ting"},{"family":"Hong","given":"Yan"},{"family":"Yan","given":"Bowen"},{"family":"Huang","given":"Suming"},{"family":"Ming","given":"Guo-li"},{"family":"Song","given":"Hongjun"}],"issued":{"date-parts":[["2024",7,6]]}}}],"schema":"https://github.com/citation-style-language/schema/raw/master/csl-citation.json"} </w:instrText>
-      </w:r>
-      <w:r>
-        <w:rPr>
-          <w:i/>
-          <w:iCs/>
-        </w:rPr>
+        <w:instrText xml:space="preserve"> ADDIN ZOTERO_ITEM CSL_CITATION {"citationID":"nP8Kuhd9","properties":{"formattedCitation":"\\super 9,10\\nosupersub{}","plainCitation":"9,10","noteIndex":0},"citationItems":[{"id":5472,"uris":["http://zotero.org/users/11313215/items/GN7FM3HU"],"itemData":{"id":5472,"type":"article-journal","abstract":"The paraventricular nucleus (PVN) of the hypothalamus in mammals coordinates neuroendocrine, autonomic and behavioral responses pivotal for homeostasis and the stress response. A large amount of studies in rodents has documented that the PVN contains diverse neuronal cell types which can be identified by the expression of distinct secretory neuropeptides. Interestingly, PVN cell types often coexpress multiple neuropeptides whose relative coexpression level are subject to environment-induced plasticity.Due to their small size and transparency, zebrafish larvae offer the possibility to comprehensively study the development and plasticity of the PVN in large groups of intact animals, yet important anatomical information about the larval zebrafish PVN-homologous region has been missing. Therefore we recently defined the location and borders of the larval neurosecretory preoptic area (NPO) as the PVN-homologous region in larval zebrafish based on transcription factor expression and cell type clustering. To identify distinct cell types present in the larval NPO, we also generated a comprehensive 3D map of 9 zebrafish homologs of typical neuropeptides found in the mammalian PVN (arginine vasopressin, corticotropin-releasing hormone, proenkephalin a/b, neurotensin, oxytocin, vasoactive intestinal peptide, cholecystokinin, and somatostatin). Here we extend this chemoarchitectural map to include the degrees of coexpression of two neuropeptides in the same cell by performing systematic pairwise comparisons. Our results allowed the subclassification of NPO cell types, and differences in variability of coexpression profiles suggest potential targets of biochemical plasticity. Thus, this work provides an important basis for the analysis of the development, function, and plasticity of the primary neuroendocrine brain region in larval zebrafish.","container-title":"Frontiers in Neuroanatomy","DOI":"10.3389/fnana.2015.00002","ISSN":"1662-5129","journalAbbreviation":"Front. Neuroanat.","language":"English","note":"publisher: Frontiers","source":"Frontiers","title":"Coexpression analysis of nine neuropeptides in the neurosecretory preoptic area of larval zebrafish","URL":"https://www.frontiersin.org/journals/neuroanatomy/articles/10.3389/fnana.2015.00002/full","volume":"9","author":[{"family":"Herget","given":"Ulrich"},{"family":"Ryu","given":"Soojin"}],"accessed":{"date-parts":[["2026",1,29]]},"issued":{"date-parts":[["2015",2,12]]}}},{"id":5460,"uris":["http://zotero.org/users/11313215/items/T6MQRQIF"],"itemData":{"id":5460,"type":"article-journal","abstract":"The homeodomain transcription factor Orthopedia (Otp) is an important regulator for specification of defined subsets of neuroendocrine cells and dopaminergic neurons in vertebrates. In zebrafish, two paralogous otp genes, otpa and otpb, are present in the genome. Neither complete loss of Otp activity nor differential contributions of Otpa and Otpb to specification of defined neuronal populations have been analyzed in detail. We characterized zebrafish embryos and early larvae mutant for null alleles of otpa, otpb, or both genes to determine their individual contributions to the specification of th expressing dopaminergic neuronal populations as well as of crh, oxt, avp, trh or sst1.1 expressing neuroendocrine cells. otpa mutant larvae show an almost complete reduction of ventral diencephalic dopaminergic neurons, as reported previously. A small reduction in the number of trh cells in the preoptic region is detectable in otpa mutants, but no significant loss of crh, oxt and avp preoptic neuroendocrine cells. otpb single mutant larvae do not display a reduction in dopaminergic neurons or neuroendocrine cells in the otp expressing regions. In contrast, in otpa and otpb double mutant larvae specific groups of dopaminergic neurons as well as of crh, oxt, avp, trh and sst1.1-expressing neuroendocrine cells are completely lost. These observations suggest that the requirement for otpa and otpb function during development of the larval diencephalon is partially redundant. During evolutionary diversification of the paralogous otp genes, otpa maintained the prominent role in ventral diencephalic dopaminergic and neuroendocrine cell specification and is capable of partially compensating otpb loss of function. In addition, we identified a role of Otp in the development of a domain of somatostatin1-expressing cells in the rostral hindbrain, a region with strong otp expression but so far uncharacterized Otp function. Otp may thus be crucial for defined neuronal cell types also in the hindbrain.","container-title":"PLOS ONE","DOI":"10.1371/journal.pone.0075002","ISSN":"1932-6203","issue":"9","journalAbbreviation":"PLOS ONE","language":"en","note":"publisher: Public Library of Science","page":"e75002","source":"PLoS Journals","title":"Orthopedia Transcription Factor otpa and otpb Paralogous Genes Function during Dopaminergic and Neuroendocrine Cell Specification in Larval Zebrafish","volume":"8","author":[{"family":"Fernandes","given":"António M."},{"family":"Beddows","given":"Erin"},{"family":"Filippi","given":"Alida"},{"family":"Driever","given":"Wolfgang"}],"issued":{"date-parts":[["2013",9,20]]}}}],"schema":"https://github.com/citation-style-language/schema/raw/master/csl-citation.json"} </w:instrText>
+      </w:r>
+      <w:r>
         <w:fldChar w:fldCharType="separate"/>
       </w:r>
       <w:r>
@@ -2018,6 +2725,808 @@
           <w:szCs w:val="24"/>
           <w:vertAlign w:val="superscript"/>
         </w:rPr>
+        <w:t>9,10</w:t>
+      </w:r>
+      <w:r>
+        <w:fldChar w:fldCharType="end"/>
+      </w:r>
+      <w:r>
+        <w:t xml:space="preserve">. Thus, we hereafter refer to this this cluster as </w:t>
+      </w:r>
+      <w:r>
+        <w:t>6_</w:t>
+      </w:r>
+      <w:r>
+        <w:t xml:space="preserve">NPO. </w:t>
+      </w:r>
+    </w:p>
+    <w:p>
+      <w:pPr>
+        <w:ind w:firstLine="720"/>
+        <w:rPr>
+          <w:i/>
+          <w:iCs/>
+        </w:rPr>
+      </w:pPr>
+      <w:commentRangeStart w:id="18"/>
+      <w:commentRangeStart w:id="19"/>
+      <w:r>
+        <w:t xml:space="preserve">Interestingly, 6_NPO and 6_ARC strongly expressed the immediate early genes (IEGs) </w:t>
+      </w:r>
+      <w:proofErr w:type="spellStart"/>
+      <w:r>
+        <w:rPr>
+          <w:i/>
+          <w:iCs/>
+        </w:rPr>
+        <w:t>fosb</w:t>
+      </w:r>
+      <w:proofErr w:type="spellEnd"/>
+      <w:r>
+        <w:t xml:space="preserve">, </w:t>
+      </w:r>
+      <w:r>
+        <w:rPr>
+          <w:i/>
+          <w:iCs/>
+        </w:rPr>
+        <w:t xml:space="preserve">egr1, </w:t>
+      </w:r>
+      <w:r>
+        <w:t xml:space="preserve">and </w:t>
+      </w:r>
+      <w:r>
+        <w:rPr>
+          <w:i/>
+          <w:iCs/>
+        </w:rPr>
+        <w:t xml:space="preserve">npas4a </w:t>
+      </w:r>
+      <w:r>
+        <w:t>(Fig. 3b)</w:t>
+      </w:r>
+      <w:r>
+        <w:rPr>
+          <w:i/>
+          <w:iCs/>
+        </w:rPr>
+        <w:t>.</w:t>
+      </w:r>
+      <w:commentRangeEnd w:id="18"/>
+      <w:r>
+        <w:rPr>
+          <w:rStyle w:val="CommentReference"/>
+        </w:rPr>
+        <w:commentReference w:id="18"/>
+      </w:r>
+      <w:commentRangeEnd w:id="19"/>
+      <w:r>
+        <w:rPr>
+          <w:rStyle w:val="CommentReference"/>
+        </w:rPr>
+        <w:commentReference w:id="19"/>
+      </w:r>
+    </w:p>
+    <w:p>
+      <w:pPr>
+        <w:ind w:firstLine="720"/>
+      </w:pPr>
+      <w:r>
+        <w:t xml:space="preserve">Cluster 6_3 was the only cell type in our dataset to express </w:t>
+      </w:r>
+      <w:r>
+        <w:rPr>
+          <w:i/>
+          <w:iCs/>
+        </w:rPr>
+        <w:t>gnrh1 (</w:t>
+      </w:r>
+      <w:r>
+        <w:rPr>
+          <w:i/>
+          <w:iCs/>
+        </w:rPr>
+        <w:t>LOC111571064</w:t>
+      </w:r>
+      <w:r>
+        <w:rPr>
+          <w:i/>
+          <w:iCs/>
+        </w:rPr>
+        <w:t>)</w:t>
+      </w:r>
+      <w:r>
+        <w:t xml:space="preserve">, it was marked by </w:t>
+      </w:r>
+      <w:r>
+        <w:t xml:space="preserve">the transcription factors </w:t>
+      </w:r>
+      <w:r>
+        <w:rPr>
+          <w:i/>
+          <w:iCs/>
+        </w:rPr>
+        <w:t>six6a</w:t>
+      </w:r>
+      <w:r>
+        <w:rPr>
+          <w:i/>
+          <w:iCs/>
+        </w:rPr>
+        <w:t xml:space="preserve"> </w:t>
+      </w:r>
+      <w:r>
+        <w:t>and</w:t>
+      </w:r>
+      <w:r>
+        <w:rPr>
+          <w:i/>
+          <w:iCs/>
+        </w:rPr>
+        <w:t xml:space="preserve"> </w:t>
+      </w:r>
+      <w:proofErr w:type="spellStart"/>
+      <w:r>
+        <w:rPr>
+          <w:i/>
+          <w:iCs/>
+        </w:rPr>
+        <w:t>roraa</w:t>
+      </w:r>
+      <w:proofErr w:type="spellEnd"/>
+      <w:r>
+        <w:rPr>
+          <w:i/>
+          <w:iCs/>
+        </w:rPr>
+        <w:t>,</w:t>
+      </w:r>
+      <w:r>
+        <w:rPr>
+          <w:i/>
+          <w:iCs/>
+        </w:rPr>
+        <w:t xml:space="preserve"> </w:t>
+      </w:r>
+      <w:r>
+        <w:t>and expressed</w:t>
+      </w:r>
+      <w:r>
+        <w:rPr>
+          <w:i/>
+          <w:iCs/>
+        </w:rPr>
+        <w:t xml:space="preserve"> </w:t>
+      </w:r>
+      <w:proofErr w:type="spellStart"/>
+      <w:r>
+        <w:rPr>
+          <w:i/>
+          <w:iCs/>
+        </w:rPr>
+        <w:t>cckbrb</w:t>
+      </w:r>
+      <w:proofErr w:type="spellEnd"/>
+      <w:r>
+        <w:rPr>
+          <w:i/>
+          <w:iCs/>
+        </w:rPr>
+        <w:t xml:space="preserve">, </w:t>
+      </w:r>
+      <w:proofErr w:type="spellStart"/>
+      <w:r>
+        <w:rPr>
+          <w:i/>
+          <w:iCs/>
+        </w:rPr>
+        <w:t>penka</w:t>
+      </w:r>
+      <w:proofErr w:type="spellEnd"/>
+      <w:r>
+        <w:rPr>
+          <w:i/>
+          <w:iCs/>
+        </w:rPr>
+        <w:t xml:space="preserve">, </w:t>
+      </w:r>
+      <w:proofErr w:type="gramStart"/>
+      <w:r>
+        <w:t>and,</w:t>
+      </w:r>
+      <w:proofErr w:type="gramEnd"/>
+      <w:r>
+        <w:t xml:space="preserve"> </w:t>
+      </w:r>
+      <w:proofErr w:type="spellStart"/>
+      <w:r>
+        <w:rPr>
+          <w:i/>
+          <w:iCs/>
+        </w:rPr>
+        <w:t>crhb</w:t>
+      </w:r>
+      <w:proofErr w:type="spellEnd"/>
+      <w:r>
+        <w:rPr>
+          <w:i/>
+          <w:iCs/>
+        </w:rPr>
+        <w:t xml:space="preserve">. </w:t>
+      </w:r>
+      <w:r>
+        <w:t xml:space="preserve">We </w:t>
+      </w:r>
+      <w:r>
+        <w:t>therefore</w:t>
+      </w:r>
+      <w:r>
+        <w:t xml:space="preserve"> refer to this cluster as </w:t>
+      </w:r>
+      <w:r>
+        <w:t>6_Hypophysiotrophic (6_HPT).</w:t>
+      </w:r>
+    </w:p>
+    <w:p>
+      <w:pPr>
+        <w:ind w:firstLine="720"/>
+      </w:pPr>
+    </w:p>
+    <w:p>
+      <w:pPr>
+        <w:rPr>
+          <w:b/>
+          <w:bCs/>
+        </w:rPr>
+      </w:pPr>
+      <w:r>
+        <w:rPr>
+          <w:b/>
+          <w:bCs/>
+        </w:rPr>
+        <w:t xml:space="preserve">[Cluster 6] Undergoes Changes </w:t>
+      </w:r>
+      <w:proofErr w:type="gramStart"/>
+      <w:r>
+        <w:rPr>
+          <w:b/>
+          <w:bCs/>
+        </w:rPr>
+        <w:t>In</w:t>
+      </w:r>
+      <w:proofErr w:type="gramEnd"/>
+      <w:r>
+        <w:rPr>
+          <w:b/>
+          <w:bCs/>
+        </w:rPr>
+        <w:t xml:space="preserve"> </w:t>
+      </w:r>
+      <w:r>
+        <w:rPr>
+          <w:b/>
+          <w:bCs/>
+        </w:rPr>
+        <w:t>S</w:t>
+      </w:r>
+      <w:r>
+        <w:rPr>
+          <w:b/>
+          <w:bCs/>
+        </w:rPr>
+        <w:t>ubcluster Proportion During Sex Chage</w:t>
+      </w:r>
+    </w:p>
+    <w:p>
+      <w:r>
+        <w:tab/>
+      </w:r>
+      <w:r>
+        <w:t>….</w:t>
+      </w:r>
+    </w:p>
+    <w:p>
+      <w:r>
+        <w:rPr>
+          <w:b/>
+          <w:bCs/>
+        </w:rPr>
+        <w:t>[</w:t>
+      </w:r>
+    </w:p>
+    <w:p/>
+    <w:p>
+      <w:pPr>
+        <w:rPr>
+          <w:b/>
+          <w:bCs/>
+        </w:rPr>
+      </w:pPr>
+      <w:r>
+        <w:rPr>
+          <w:b/>
+          <w:bCs/>
+        </w:rPr>
+        <w:lastRenderedPageBreak/>
+        <w:t xml:space="preserve">Radial Glia Undergo </w:t>
+      </w:r>
+      <w:r>
+        <w:rPr>
+          <w:b/>
+          <w:bCs/>
+        </w:rPr>
+        <w:t xml:space="preserve">Developmental-Like Transcription Factor Transitions </w:t>
+      </w:r>
+      <w:r>
+        <w:rPr>
+          <w:b/>
+          <w:bCs/>
+        </w:rPr>
+        <w:t>During</w:t>
+      </w:r>
+      <w:r>
+        <w:rPr>
+          <w:b/>
+          <w:bCs/>
+        </w:rPr>
+        <w:t xml:space="preserve"> Sex Change</w:t>
+      </w:r>
+    </w:p>
+    <w:p>
+      <w:r>
+        <w:tab/>
+      </w:r>
+      <w:commentRangeStart w:id="20"/>
+      <w:commentRangeStart w:id="21"/>
+      <w:r>
+        <w:t xml:space="preserve">Several transcription factors associated with </w:t>
+      </w:r>
+      <w:r>
+        <w:t>neurodevelopment and</w:t>
+      </w:r>
+      <w:r>
+        <w:t xml:space="preserve"> neurogenesis were found to be </w:t>
+      </w:r>
+      <w:r>
+        <w:t>DEG</w:t>
+      </w:r>
+      <w:r>
+        <w:t xml:space="preserve">s in radial glia. </w:t>
+      </w:r>
+      <w:r>
+        <w:t xml:space="preserve">Specifically, we found that in males and intermediates, </w:t>
+      </w:r>
+      <w:r>
+        <w:t xml:space="preserve">expression of </w:t>
+      </w:r>
+      <w:r>
+        <w:rPr>
+          <w:i/>
+          <w:iCs/>
+        </w:rPr>
+        <w:t xml:space="preserve">gli1, pbnox2 </w:t>
+      </w:r>
+      <w:r>
+        <w:t>(</w:t>
+      </w:r>
+      <w:r>
+        <w:rPr>
+          <w:i/>
+          <w:iCs/>
+        </w:rPr>
+        <w:t>LOC111568198</w:t>
+      </w:r>
+      <w:r>
+        <w:t xml:space="preserve">), and </w:t>
+      </w:r>
+      <w:r>
+        <w:t>COUP-TFII (</w:t>
+      </w:r>
+      <w:r>
+        <w:rPr>
+          <w:i/>
+          <w:iCs/>
+        </w:rPr>
+        <w:t>LOC111563338</w:t>
+      </w:r>
+      <w:r>
+        <w:rPr>
+          <w:i/>
+          <w:iCs/>
+        </w:rPr>
+        <w:t>)</w:t>
+      </w:r>
+      <w:r>
+        <w:rPr>
+          <w:i/>
+          <w:iCs/>
+        </w:rPr>
+        <w:t xml:space="preserve"> </w:t>
+      </w:r>
+      <w:r>
+        <w:t xml:space="preserve">was </w:t>
+      </w:r>
+      <w:r>
+        <w:t>increased</w:t>
+      </w:r>
+      <w:r>
+        <w:t xml:space="preserve"> suggesting radial are in a proliferative (primed?) state (</w:t>
+      </w:r>
+      <w:r>
+        <w:rPr>
+          <w:highlight w:val="yellow"/>
+        </w:rPr>
+        <w:t>CITATION</w:t>
+      </w:r>
+      <w:r>
+        <w:t xml:space="preserve">S). In intermediates however, there was additionally increased expression of </w:t>
+      </w:r>
+      <w:commentRangeStart w:id="22"/>
+      <w:r>
+        <w:rPr>
+          <w:i/>
+          <w:iCs/>
+        </w:rPr>
+        <w:t>dbx1</w:t>
+      </w:r>
+      <w:commentRangeEnd w:id="22"/>
+      <w:r>
+        <w:rPr>
+          <w:rStyle w:val="CommentReference"/>
+        </w:rPr>
+        <w:commentReference w:id="22"/>
+      </w:r>
+      <w:r>
+        <w:rPr>
+          <w:i/>
+          <w:iCs/>
+        </w:rPr>
+        <w:t xml:space="preserve">-bl </w:t>
+      </w:r>
+      <w:r>
+        <w:t>(</w:t>
+      </w:r>
+      <w:r>
+        <w:rPr>
+          <w:i/>
+          <w:iCs/>
+        </w:rPr>
+        <w:t>LOC111587547</w:t>
+      </w:r>
+      <w:r>
+        <w:t xml:space="preserve">) and </w:t>
+      </w:r>
+      <w:r>
+        <w:rPr>
+          <w:i/>
+          <w:iCs/>
+        </w:rPr>
+        <w:t>znf710b</w:t>
+      </w:r>
+      <w:r>
+        <w:rPr>
+          <w:i/>
+          <w:iCs/>
+        </w:rPr>
+        <w:t xml:space="preserve">, </w:t>
+      </w:r>
+      <w:r>
+        <w:t>two markers of commitment to differentiation (</w:t>
+      </w:r>
+      <w:r>
+        <w:rPr>
+          <w:highlight w:val="yellow"/>
+        </w:rPr>
+        <w:t>CITATION</w:t>
+      </w:r>
+      <w:r>
+        <w:t xml:space="preserve">S). This transcription factor complement suggests that the radial glia of intermediates </w:t>
+      </w:r>
+      <w:r>
+        <w:t>transition</w:t>
+      </w:r>
+      <w:r>
+        <w:t xml:space="preserve"> from a progenitor state to a proliferating state. Females, however, were marked by expression of </w:t>
+      </w:r>
+      <w:r>
+        <w:rPr>
+          <w:i/>
+          <w:iCs/>
+        </w:rPr>
+        <w:t>sox6</w:t>
+      </w:r>
+      <w:r>
+        <w:t xml:space="preserve">, </w:t>
+      </w:r>
+      <w:r>
+        <w:rPr>
+          <w:i/>
+          <w:iCs/>
+        </w:rPr>
+        <w:t xml:space="preserve">nkx2.2a, </w:t>
+      </w:r>
+      <w:r>
+        <w:t xml:space="preserve">and </w:t>
+      </w:r>
+      <w:r>
+        <w:rPr>
+          <w:i/>
+          <w:iCs/>
+        </w:rPr>
+        <w:t>foxp2</w:t>
+      </w:r>
+      <w:r>
+        <w:t>, suggesting differentiation into GABAergic neurons (</w:t>
+      </w:r>
+      <w:r>
+        <w:rPr>
+          <w:highlight w:val="yellow"/>
+        </w:rPr>
+        <w:t>CITATIONS</w:t>
+      </w:r>
+      <w:r>
+        <w:t>) (</w:t>
+      </w:r>
+      <w:r>
+        <w:rPr>
+          <w:highlight w:val="yellow"/>
+        </w:rPr>
+        <w:t>Figure</w:t>
+      </w:r>
+      <w:r>
+        <w:t xml:space="preserve">). </w:t>
+      </w:r>
+      <w:commentRangeEnd w:id="20"/>
+      <w:r>
+        <w:rPr>
+          <w:rStyle w:val="CommentReference"/>
+        </w:rPr>
+        <w:commentReference w:id="20"/>
+      </w:r>
+      <w:commentRangeEnd w:id="21"/>
+      <w:r>
+        <w:rPr>
+          <w:rStyle w:val="CommentReference"/>
+        </w:rPr>
+        <w:commentReference w:id="21"/>
+      </w:r>
+    </w:p>
+    <w:p>
+      <w:pPr>
+        <w:rPr>
+          <w:b/>
+          <w:bCs/>
+        </w:rPr>
+      </w:pPr>
+      <w:r>
+        <w:rPr>
+          <w:b/>
+          <w:bCs/>
+          <w:highlight w:val="yellow"/>
+        </w:rPr>
+        <w:t xml:space="preserve">Radial Glia </w:t>
+      </w:r>
+      <w:proofErr w:type="spellStart"/>
+      <w:r>
+        <w:rPr>
+          <w:b/>
+          <w:bCs/>
+          <w:highlight w:val="yellow"/>
+        </w:rPr>
+        <w:t>subclustering</w:t>
+      </w:r>
+      <w:proofErr w:type="spellEnd"/>
+      <w:r>
+        <w:rPr>
+          <w:b/>
+          <w:bCs/>
+          <w:highlight w:val="yellow"/>
+        </w:rPr>
+        <w:t>…</w:t>
+      </w:r>
+      <w:commentRangeStart w:id="23"/>
+    </w:p>
+    <w:p>
+      <w:r>
+        <w:tab/>
+        <w:t xml:space="preserve">To gain a deeper understanding of the changes occurring in the radial glia, we next subclustered radial glia </w:t>
+      </w:r>
+      <w:proofErr w:type="gramStart"/>
+      <w:r>
+        <w:t>in to</w:t>
+      </w:r>
+      <w:proofErr w:type="gramEnd"/>
+      <w:r>
+        <w:t xml:space="preserve"> 6 subclusters referred to as 1_0 – 1_5 (</w:t>
+      </w:r>
+      <w:r>
+        <w:rPr>
+          <w:highlight w:val="yellow"/>
+        </w:rPr>
+        <w:t>see methods</w:t>
+      </w:r>
+      <w:r>
+        <w:t>). Using CytoTRACE</w:t>
+      </w:r>
+      <w:r>
+        <w:fldChar w:fldCharType="begin"/>
+      </w:r>
+      <w:r>
+        <w:instrText xml:space="preserve"> ADDIN ZOTERO_ITEM CSL_CITATION {"citationID":"jh0PC5gC","properties":{"formattedCitation":"\\super 13\\nosupersub{}","plainCitation":"13","noteIndex":0},"citationItems":[{"id":3274,"uris":["http://zotero.org/users/11313215/items/LEWHIU9W"],"itemData":{"id":3274,"type":"article-journal","abstract":"Single-cell RNA sequencing (scRNA-seq) is a powerful approach for reconstructing cellular differentiation trajectories. However, inferring both the state and direction of differentiation is challenging. Here, we demonstrate a simple, yet robust, determinant of developmental potential—the number of expressed genes per cell—and leverage this measure of transcriptional diversity to develop a computational framework (CytoTRACE) for predicting differentiation states from scRNA-seq data. When applied to diverse tissue types and organisms, CytoTRACE outperformed previous methods and nearly 19,000 annotated gene sets for resolving 52 experimentally determined developmental trajectories. Additionally, it facilitated the identification of quiescent stem cells and revealed genes that contribute to breast tumorigenesis. This study thus establishes a key RNA-based feature of developmental potential and a platform for delineation of cellular hierarchies.","container-title":"Science","DOI":"10.1126/science.aax0249","issue":"6476","note":"publisher: American Association for the Advancement of Science","page":"405-411","source":"science.org (Atypon)","title":"Single-cell transcriptional diversity is a hallmark of developmental potential","volume":"367","author":[{"family":"Gulati","given":"Gunsagar S."},{"family":"Sikandar","given":"Shaheen S."},{"family":"Wesche","given":"Daniel J."},{"family":"Manjunath","given":"Anoop"},{"family":"Bharadwaj","given":"Anjan"},{"family":"Berger","given":"Mark J."},{"family":"Ilagan","given":"Francisco"},{"family":"Kuo","given":"Angera H."},{"family":"Hsieh","given":"Robert W."},{"family":"Cai","given":"Shang"},{"family":"Zabala","given":"Maider"},{"family":"Scheeren","given":"Ferenc A."},{"family":"Lobo","given":"Neethan A."},{"family":"Qian","given":"Dalong"},{"family":"Yu","given":"Feiqiao B."},{"family":"Dirbas","given":"Frederick M."},{"family":"Clarke","given":"Michael F."},{"family":"Newman","given":"Aaron M."}],"issued":{"date-parts":[["2020",1,24]]}}}],"schema":"https://github.com/citation-style-language/schema/raw/master/csl-citation.json"} </w:instrText>
+      </w:r>
+      <w:r>
+        <w:fldChar w:fldCharType="separate"/>
+      </w:r>
+      <w:r>
+        <w:rPr>
+          <w:rFonts w:cs="Times New Roman"/>
+          <w:color w:val="000000"/>
+          <w:kern w:val="0"/>
+          <w:szCs w:val="24"/>
+          <w:vertAlign w:val="superscript"/>
+        </w:rPr>
+        <w:t>13</w:t>
+      </w:r>
+      <w:r>
+        <w:fldChar w:fldCharType="end"/>
+      </w:r>
+      <w:r>
+        <w:t>, we found that subclusters 1_1 and 1_3 represented immature populations while the rest were mature to various extents (f</w:t>
+      </w:r>
+      <w:r>
+        <w:rPr>
+          <w:highlight w:val="yellow"/>
+        </w:rPr>
+        <w:t>igure</w:t>
+      </w:r>
+      <w:r>
+        <w:t xml:space="preserve">). To further classify these clusters, we next examined their marker genes. </w:t>
+      </w:r>
+      <w:r>
+        <w:t xml:space="preserve">We identified subclusters </w:t>
+      </w:r>
+      <w:r>
+        <w:t xml:space="preserve">1_1 and </w:t>
+      </w:r>
+      <w:r>
+        <w:t>1_</w:t>
+      </w:r>
+      <w:r>
+        <w:t>3</w:t>
+      </w:r>
+      <w:r>
+        <w:t xml:space="preserve"> as </w:t>
+      </w:r>
+      <w:r>
+        <w:t>quiescent</w:t>
+      </w:r>
+      <w:r>
+        <w:t xml:space="preserve"> based on expression of </w:t>
+      </w:r>
+      <w:r>
+        <w:rPr>
+          <w:i/>
+          <w:iCs/>
+        </w:rPr>
+        <w:t>setd1a</w:t>
+      </w:r>
+      <w:r>
+        <w:rPr>
+          <w:i/>
+          <w:iCs/>
+        </w:rPr>
+        <w:t xml:space="preserve">, </w:t>
+      </w:r>
+      <w:r>
+        <w:t xml:space="preserve">increased expression of </w:t>
+      </w:r>
+      <w:proofErr w:type="spellStart"/>
+      <w:r>
+        <w:rPr>
+          <w:i/>
+          <w:iCs/>
+        </w:rPr>
+        <w:t>glula</w:t>
+      </w:r>
+      <w:proofErr w:type="spellEnd"/>
+      <w:r>
+        <w:t xml:space="preserve"> (</w:t>
+      </w:r>
+      <w:r>
+        <w:rPr>
+          <w:i/>
+          <w:iCs/>
+        </w:rPr>
+        <w:t>LOC111570141</w:t>
+      </w:r>
+      <w:r>
+        <w:t xml:space="preserve">), </w:t>
+      </w:r>
+      <w:r>
+        <w:rPr>
+          <w:i/>
+          <w:iCs/>
+        </w:rPr>
+        <w:t xml:space="preserve">fabp7b </w:t>
+      </w:r>
+      <w:r>
+        <w:t>(</w:t>
+      </w:r>
+      <w:r>
+        <w:rPr>
+          <w:i/>
+          <w:iCs/>
+        </w:rPr>
+        <w:t>LOC111575074</w:t>
+      </w:r>
+      <w:r>
+        <w:t>), and</w:t>
+      </w:r>
+      <w:r>
+        <w:rPr>
+          <w:i/>
+          <w:iCs/>
+        </w:rPr>
+        <w:t xml:space="preserve"> s100[beta], </w:t>
+      </w:r>
+      <w:r>
+        <w:t xml:space="preserve">and absence of </w:t>
+      </w:r>
+      <w:r>
+        <w:rPr>
+          <w:i/>
+          <w:iCs/>
+        </w:rPr>
+        <w:t xml:space="preserve">ccnd1 </w:t>
+      </w:r>
+      <w:r>
+        <w:t>(</w:t>
+      </w:r>
+      <w:r>
+        <w:rPr>
+          <w:highlight w:val="yellow"/>
+        </w:rPr>
+        <w:t>Figure</w:t>
+      </w:r>
+      <w:r>
+        <w:t>)</w:t>
+      </w:r>
+      <w:r>
+        <w:rPr>
+          <w:i/>
+          <w:iCs/>
+        </w:rPr>
+        <w:t xml:space="preserve"> </w:t>
+      </w:r>
+      <w:r>
+        <w:rPr>
+          <w:i/>
+          <w:iCs/>
+        </w:rPr>
+        <w:fldChar w:fldCharType="begin"/>
+      </w:r>
+      <w:r>
+        <w:rPr>
+          <w:i/>
+          <w:iCs/>
+        </w:rPr>
+        <w:instrText xml:space="preserve"> ADDIN ZOTERO_ITEM CSL_CITATION {"citationID":"VPOE020t","properties":{"formattedCitation":"\\super 14,15\\nosupersub{}","plainCitation":"14,15","noteIndex":0},"citationItems":[{"id":5397,"uris":["http://zotero.org/users/11313215/items/4VXMT6UF"],"itemData":{"id":5397,"type":"article-journal","abstract":"Zebrafish display widespread and pronounced adult neurogenesis, which is fundamental for their regeneration capability after central nervous system injury. However, the cellular identity and the biological properties of adult newborn neurons are elusive for most brain areas. Here, we have used short-term lineage tracing of radial glia progeny to prospectively isolate newborn neurons from the her4.1+ radial glia lineage in the homeostatic adult forebrain. Transcriptome analysis of radial glia, newborn neurons and mature neurons using single cell sequencing identified distinct transcriptional profiles, including novel markers for each population. Specifically, we detected two separate newborn neuron types, which showed diversity of cell fate commitment and location. Further analyses showed that these cell types are homologous to neurogenic cells in the mammalian brain, identified neurogenic commitment in proliferating radial glia and indicated that glutamatergic projection neurons are generated in the adult zebrafish telencephalon. Thus, we prospectively isolated adult newborn neurons from the adult zebrafish forebrain, identified markers for newborn and mature neurons in the adult brain, and revealed intrinsic heterogeneity among adult newborn neurons and their homology with mammalian adult neurogenic cell types.","container-title":"Development","DOI":"10.1242/dev.185595","ISSN":"0950-1991","issue":"1","journalAbbreviation":"Development","page":"dev185595","source":"Silverchair","title":"Single cell sequencing of radial glia progeny reveals the diversity of newborn neurons in the adult zebrafish brain","volume":"147","author":[{"family":"Lange","given":"Christian"},{"family":"Rost","given":"Fabian"},{"family":"Machate","given":"Anja"},{"family":"Reinhardt","given":"Susanne"},{"family":"Lesche","given":"Matthias"},{"family":"Weber","given":"Anke"},{"family":"Kuscha","given":"Veronika"},{"family":"Dahl","given":"Andreas"},{"family":"Rulands","given":"Steffen"},{"family":"Brand","given":"Michael"}],"issued":{"date-parts":[["2020",1,9]]}}},{"id":5395,"uris":["http://zotero.org/users/11313215/items/VRUJWZFZ"],"itemData":{"id":5395,"type":"article-journal","abstract":"Quiescence, a hallmark of adult neural stem cells (NSCs), is required for maintaining the NSC pool to support life-long continuous neurogenesis in the adult dentate gyrus (DG). Whether long-lasting epigenetic modifications maintain NSC quiescence over the long term in the adult DG is not well-understood. Here we show that mice with haploinsufficiency of Setd1a, a schizophrenia risk gene encoding a histone H3K4 methyltransferase, develop an enlarged DG with more dentate granule cells after young adulthood. Deletion of Setd1a specifically in quiescent NSCs in the adult DG promotes their activation and neurogenesis, which is countered by inhibition of the histone demethylase LSD1. Mechanistically, RNA-sequencing and CUT &amp; RUN analyses of cultured quiescent adult NSCs reveal Setd1a deletion-induced transcriptional changes and many Setd1a targets, among which down-regulation of Bhlhe40 promotes quiescent NSC activation in the adult DG in vivo. Together, our study reveals a Setd1a-dependent epigenetic mechanism that sustains NSC quiescence in the adult DG.","container-title":"Nature Communications","DOI":"10.1038/s41467-024-50010-y","ISSN":"2041-1723","issue":"1","journalAbbreviation":"Nat Commun","language":"en","license":"2024 The Author(s)","note":"publisher: Nature Publishing Group","page":"5674","source":"www.nature.com","title":"Epigenetic maintenance of adult neural stem cell quiescence in the mouse hippocampus via Setd1a","volume":"15","author":[{"family":"Zhao","given":"Ting"},{"family":"Hong","given":"Yan"},{"family":"Yan","given":"Bowen"},{"family":"Huang","given":"Suming"},{"family":"Ming","given":"Guo-li"},{"family":"Song","given":"Hongjun"}],"issued":{"date-parts":[["2024",7,6]]}}}],"schema":"https://github.com/citation-style-language/schema/raw/master/csl-citation.json"} </w:instrText>
+      </w:r>
+      <w:r>
+        <w:rPr>
+          <w:i/>
+          <w:iCs/>
+        </w:rPr>
+        <w:fldChar w:fldCharType="separate"/>
+      </w:r>
+      <w:r>
+        <w:rPr>
+          <w:rFonts w:cs="Times New Roman"/>
+          <w:color w:val="000000"/>
+          <w:kern w:val="0"/>
+          <w:szCs w:val="24"/>
+          <w:vertAlign w:val="superscript"/>
+        </w:rPr>
         <w:t>14,15</w:t>
       </w:r>
       <w:r>
@@ -2030,12 +3539,12 @@
       <w:r>
         <w:t xml:space="preserve">.  </w:t>
       </w:r>
-      <w:commentRangeEnd w:id="11"/>
+      <w:commentRangeEnd w:id="23"/>
       <w:r>
         <w:rPr>
           <w:rStyle w:val="CommentReference"/>
         </w:rPr>
-        <w:commentReference w:id="11"/>
+        <w:commentReference w:id="23"/>
       </w:r>
       <w:r>
         <w:t xml:space="preserve"> </w:t>
@@ -2313,1241 +3822,6 @@
         <w:t xml:space="preserve"> with the ATAC?])</w:t>
       </w:r>
     </w:p>
-    <w:p/>
-    <w:p>
-      <w:pPr>
-        <w:rPr>
-          <w:i/>
-          <w:iCs/>
-        </w:rPr>
-      </w:pPr>
-      <w:r>
-        <w:rPr>
-          <w:i/>
-          <w:iCs/>
-        </w:rPr>
-        <w:t xml:space="preserve">[Cluster 6] Is </w:t>
-      </w:r>
-      <w:r>
-        <w:rPr>
-          <w:i/>
-          <w:iCs/>
-        </w:rPr>
-        <w:t>Composed of Several Hypothalamic Cell Types</w:t>
-      </w:r>
-    </w:p>
-    <w:p>
-      <w:r>
-        <w:rPr>
-          <w:i/>
-          <w:iCs/>
-        </w:rPr>
-        <w:tab/>
-      </w:r>
-      <w:r>
-        <w:t xml:space="preserve">Marker gene analysis of cluster 6 revealed markers for several hypothalamic cell types including magnocellular and parvocellular neurosecretory preoptic area (NPO), gonadotropin releasing hormone (GnRH) neurons, and arcuate nucleus (ARC) neurons. We hypothesized that </w:t>
-      </w:r>
-      <w:proofErr w:type="spellStart"/>
-      <w:r>
-        <w:t>subclustering</w:t>
-      </w:r>
-      <w:proofErr w:type="spellEnd"/>
-      <w:r>
-        <w:t xml:space="preserve"> cluster 6 would separate these hypothalamic cell types into clusters that better aligned with </w:t>
-      </w:r>
-      <w:r>
-        <w:rPr>
-          <w:i/>
-          <w:iCs/>
-        </w:rPr>
-        <w:t>a priori</w:t>
-      </w:r>
-      <w:r>
-        <w:t xml:space="preserve"> knowledge about hypothalamic cell types.</w:t>
-      </w:r>
-    </w:p>
-    <w:p>
-      <w:pPr>
-        <w:ind w:firstLine="720"/>
-      </w:pPr>
-      <w:r>
-        <w:t xml:space="preserve"> </w:t>
-      </w:r>
-      <w:proofErr w:type="spellStart"/>
-      <w:r>
-        <w:t>Subclustering</w:t>
-      </w:r>
-      <w:proofErr w:type="spellEnd"/>
-      <w:r>
-        <w:t xml:space="preserve"> resulted in 4 subclusters (6_0 through 6_3). Cluster 6_0 expressed several steroid hormone receptors including </w:t>
-      </w:r>
-      <w:r>
-        <w:rPr>
-          <w:i/>
-          <w:iCs/>
-        </w:rPr>
-        <w:t xml:space="preserve">esr2b, </w:t>
-      </w:r>
-      <w:proofErr w:type="spellStart"/>
-      <w:r>
-        <w:rPr>
-          <w:i/>
-          <w:iCs/>
-        </w:rPr>
-        <w:t>ar</w:t>
-      </w:r>
-      <w:proofErr w:type="spellEnd"/>
-      <w:r>
-        <w:rPr>
-          <w:i/>
-          <w:iCs/>
-        </w:rPr>
-        <w:t xml:space="preserve">, </w:t>
-      </w:r>
-      <w:r>
-        <w:t>and</w:t>
-      </w:r>
-      <w:r>
-        <w:t xml:space="preserve"> </w:t>
-      </w:r>
-      <w:proofErr w:type="spellStart"/>
-      <w:r>
-        <w:t>pgr</w:t>
-      </w:r>
-      <w:proofErr w:type="spellEnd"/>
-      <w:r>
-        <w:t xml:space="preserve"> as well as </w:t>
-      </w:r>
-      <w:proofErr w:type="spellStart"/>
-      <w:r>
-        <w:rPr>
-          <w:i/>
-          <w:iCs/>
-        </w:rPr>
-        <w:t>cckbra</w:t>
-      </w:r>
-      <w:proofErr w:type="spellEnd"/>
-      <w:r>
-        <w:t xml:space="preserve"> and POA markers </w:t>
-      </w:r>
-      <w:r>
-        <w:rPr>
-          <w:i/>
-          <w:iCs/>
-        </w:rPr>
-        <w:t xml:space="preserve">hmx2 </w:t>
-      </w:r>
-      <w:r>
-        <w:lastRenderedPageBreak/>
-        <w:t xml:space="preserve">and </w:t>
-      </w:r>
-      <w:r>
-        <w:rPr>
-          <w:i/>
-          <w:iCs/>
-        </w:rPr>
-        <w:t>hmx3a</w:t>
-      </w:r>
-      <w:r>
-        <w:t xml:space="preserve"> (</w:t>
-      </w:r>
-      <w:r>
-        <w:rPr>
-          <w:highlight w:val="yellow"/>
-        </w:rPr>
-        <w:t>CITATION</w:t>
-      </w:r>
-      <w:r>
-        <w:t>). Thus, we hereafter refer to this cell type as steroid receptor + POA (SR+POA).</w:t>
-      </w:r>
-    </w:p>
-    <w:p>
-      <w:pPr>
-        <w:ind w:firstLine="720"/>
-      </w:pPr>
-      <w:commentRangeStart w:id="12"/>
-      <w:r>
-        <w:t xml:space="preserve">Cluster 6_1 was marked by expression of </w:t>
-      </w:r>
-      <w:r>
-        <w:rPr>
-          <w:i/>
-          <w:iCs/>
-        </w:rPr>
-        <w:t>sox5</w:t>
-      </w:r>
-      <w:r>
-        <w:t xml:space="preserve">, </w:t>
-      </w:r>
-      <w:proofErr w:type="spellStart"/>
-      <w:r>
-        <w:rPr>
-          <w:i/>
-          <w:iCs/>
-        </w:rPr>
-        <w:t>rorb</w:t>
-      </w:r>
-      <w:proofErr w:type="spellEnd"/>
-      <w:r>
-        <w:t xml:space="preserve">, </w:t>
-      </w:r>
-      <w:r>
-        <w:rPr>
-          <w:i/>
-          <w:iCs/>
-        </w:rPr>
-        <w:t>gal,</w:t>
-      </w:r>
-      <w:r>
-        <w:t xml:space="preserve"> </w:t>
-      </w:r>
-      <w:proofErr w:type="spellStart"/>
-      <w:r>
-        <w:rPr>
-          <w:i/>
-          <w:iCs/>
-        </w:rPr>
-        <w:t>trhra</w:t>
-      </w:r>
-      <w:proofErr w:type="spellEnd"/>
-      <w:r>
-        <w:rPr>
-          <w:i/>
-          <w:iCs/>
-        </w:rPr>
-        <w:t xml:space="preserve"> </w:t>
-      </w:r>
-      <w:r>
-        <w:t xml:space="preserve">and </w:t>
-      </w:r>
-      <w:proofErr w:type="spellStart"/>
-      <w:r>
-        <w:rPr>
-          <w:i/>
-          <w:iCs/>
-        </w:rPr>
-        <w:t>trhrb</w:t>
-      </w:r>
-      <w:proofErr w:type="spellEnd"/>
-      <w:r>
-        <w:t xml:space="preserve">, and </w:t>
-      </w:r>
-      <w:r>
-        <w:rPr>
-          <w:i/>
-          <w:iCs/>
-        </w:rPr>
-        <w:t xml:space="preserve">prlh2 </w:t>
-      </w:r>
-      <w:r>
-        <w:t xml:space="preserve">as well as the previously mentioned </w:t>
-      </w:r>
-      <w:r>
-        <w:rPr>
-          <w:i/>
-          <w:iCs/>
-        </w:rPr>
-        <w:t xml:space="preserve">hmx2 </w:t>
-      </w:r>
-      <w:r>
-        <w:t xml:space="preserve">and </w:t>
-      </w:r>
-      <w:r>
-        <w:rPr>
-          <w:i/>
-          <w:iCs/>
-        </w:rPr>
-        <w:t xml:space="preserve">hmx3a. </w:t>
-      </w:r>
-      <w:r>
-        <w:t xml:space="preserve">Importantly, 6_1 also expressed </w:t>
-      </w:r>
-      <w:proofErr w:type="spellStart"/>
-      <w:r>
-        <w:rPr>
-          <w:i/>
-          <w:iCs/>
-        </w:rPr>
-        <w:t>npy</w:t>
-      </w:r>
-      <w:proofErr w:type="spellEnd"/>
-      <w:r>
-        <w:t xml:space="preserve"> and </w:t>
-      </w:r>
-      <w:proofErr w:type="spellStart"/>
-      <w:r>
-        <w:rPr>
-          <w:i/>
-          <w:iCs/>
-        </w:rPr>
-        <w:t>pomc</w:t>
-      </w:r>
-      <w:proofErr w:type="spellEnd"/>
-      <w:r>
-        <w:rPr>
-          <w:i/>
-          <w:iCs/>
-        </w:rPr>
-        <w:t xml:space="preserve"> </w:t>
-      </w:r>
-      <w:r>
-        <w:t>(</w:t>
-      </w:r>
-      <w:r>
-        <w:rPr>
-          <w:i/>
-          <w:iCs/>
-        </w:rPr>
-        <w:t>LOC111584656</w:t>
-      </w:r>
-      <w:r>
-        <w:t>) suggesting this cell type is homologous to ARC</w:t>
-      </w:r>
-      <w:r>
-        <w:fldChar w:fldCharType="begin"/>
-      </w:r>
-      <w:r>
-        <w:instrText xml:space="preserve"> ADDIN ZOTERO_ITEM CSL_CITATION {"citationID":"yjL9fTP6","properties":{"formattedCitation":"\\super 7,8\\nosupersub{}","plainCitation":"7,8","noteIndex":0},"citationItems":[{"id":5502,"uris":["http://zotero.org/users/11313215/items/PEMB8LNT"],"itemData":{"id":5502,"type":"article-journal","abstract":"Owing to its complex structure and highly diverse cell populations, the study of hypothalamic development has historically lagged behind that of other brain regions. However, in recent years, a greatly expanded understanding of hypothalamic gene expression during development has opened up new avenues of investigation. In this review, we synthesize existing work to present a holistic picture of hypothalamic development from early induction and patterning through nuclear specification and differentiation, with a particular emphasis on determination of cell fate. We will also touch on special topics in the field including the prosomere model, adult neurogenesis, and integration of migratory cells originating outside the hypothalamic neuroepithelium, and how these topics relate to our broader theme. WIREs Dev Biol 2015, 4:445–468. doi: 10.1002/wdev.187 This article is categorized under: Nervous System Development &gt; Vertebrates: General Principles","container-title":"WIREs Developmental Biology","DOI":"10.1002/wdev.187","ISSN":"1759-7692","issue":"5","language":"en","note":"_eprint: https://wires.onlinelibrary.wiley.com/doi/pdf/10.1002/wdev.187","page":"445-468","source":"Wiley Online Library","title":"Patterning, specification, and differentiation in the developing hypothalamus","volume":"4","author":[{"family":"Bedont","given":"Joseph L."},{"family":"Newman","given":"Elizabeth A."},{"family":"Blackshaw","given":"Seth"}],"issued":{"date-parts":[["2015"]]}}},{"id":5479,"uris":["http://zotero.org/users/11313215/items/SCF5RD7Z"],"itemData":{"id":5479,"type":"article-journal","abstract":"The hypothalamus, which regulates fundamental aspects of physiological homeostasis and behavior, is a brain region that exhibits highly conserved anatomy across vertebrate species. Its development involves conserved basic mechanisms of induction and patterning, combined with a more plastic process of neuronal fate specification, to produce brain circuits that mediate physiology and behavior according to the needs of each species. Here, we review the factors involved in the induction, patterning and neuronal differentiation of the hypothalamus, highlighting recent evidence that illustrates how changes in Wnt/β-catenin signaling during development may lead to species-specific form and function of this important brain structure., Summary: This Review discusses the factors involved in hypothalamic induction, patterning and differentiation, highlighting how changes in Wnt signaling may lead to species-specific hypothalamic form and function.","container-title":"Development (Cambridge, England)","DOI":"10.1242/dev.139055","ISSN":"0950-1991","issue":"9","journalAbbreviation":"Development","note":"PMID: 28465334\nPMCID: PMC5450842","page":"1588-1599","source":"PubMed Central","title":"Development of the hypothalamus: conservation, modification and innovation","title-short":"Development of the hypothalamus","volume":"144","author":[{"family":"Xie","given":"Yuanyuan"},{"family":"Dorsky","given":"Richard I."}],"issued":{"date-parts":[["2017",5,1]]}}}],"schema":"https://github.com/citation-style-language/schema/raw/master/csl-citation.json"} </w:instrText>
-      </w:r>
-      <w:r>
-        <w:fldChar w:fldCharType="separate"/>
-      </w:r>
-      <w:r>
-        <w:rPr>
-          <w:rFonts w:cs="Times New Roman"/>
-          <w:color w:val="000000"/>
-          <w:kern w:val="0"/>
-          <w:szCs w:val="24"/>
-          <w:vertAlign w:val="superscript"/>
-        </w:rPr>
-        <w:t>7,8</w:t>
-      </w:r>
-      <w:r>
-        <w:fldChar w:fldCharType="end"/>
-      </w:r>
-      <w:r>
-        <w:t>.</w:t>
-      </w:r>
-      <w:r>
-        <w:rPr>
-          <w:i/>
-          <w:iCs/>
-        </w:rPr>
-        <w:t xml:space="preserve"> </w:t>
-      </w:r>
-      <w:r>
-        <w:t>We therefore refer to this cluster as ARC.</w:t>
-      </w:r>
-      <w:commentRangeEnd w:id="12"/>
-      <w:r>
-        <w:rPr>
-          <w:rStyle w:val="CommentReference"/>
-        </w:rPr>
-        <w:commentReference w:id="12"/>
-      </w:r>
-    </w:p>
-    <w:p>
-      <w:pPr>
-        <w:ind w:firstLine="720"/>
-      </w:pPr>
-      <w:r>
-        <w:t xml:space="preserve">Cluster 6_2 expressed all of the canonical NPO markers including </w:t>
-      </w:r>
-      <w:proofErr w:type="spellStart"/>
-      <w:r>
-        <w:rPr>
-          <w:i/>
-          <w:iCs/>
-        </w:rPr>
-        <w:t>avp</w:t>
-      </w:r>
-      <w:proofErr w:type="spellEnd"/>
-      <w:r>
-        <w:rPr>
-          <w:i/>
-          <w:iCs/>
-        </w:rPr>
-        <w:t xml:space="preserve">, </w:t>
-      </w:r>
-      <w:proofErr w:type="spellStart"/>
-      <w:r>
-        <w:rPr>
-          <w:i/>
-          <w:iCs/>
-        </w:rPr>
-        <w:t>oxt</w:t>
-      </w:r>
-      <w:proofErr w:type="spellEnd"/>
-      <w:r>
-        <w:rPr>
-          <w:i/>
-          <w:iCs/>
-        </w:rPr>
-        <w:t xml:space="preserve">, </w:t>
-      </w:r>
-      <w:proofErr w:type="spellStart"/>
-      <w:r>
-        <w:rPr>
-          <w:i/>
-          <w:iCs/>
-        </w:rPr>
-        <w:t>nts</w:t>
-      </w:r>
-      <w:proofErr w:type="spellEnd"/>
-      <w:r>
-        <w:rPr>
-          <w:i/>
-          <w:iCs/>
-        </w:rPr>
-        <w:t xml:space="preserve">, </w:t>
-      </w:r>
-      <w:proofErr w:type="spellStart"/>
-      <w:r>
-        <w:rPr>
-          <w:i/>
-          <w:iCs/>
-        </w:rPr>
-        <w:t>trh</w:t>
-      </w:r>
-      <w:proofErr w:type="spellEnd"/>
-      <w:r>
-        <w:rPr>
-          <w:i/>
-          <w:iCs/>
-        </w:rPr>
-        <w:t xml:space="preserve">, </w:t>
-      </w:r>
-      <w:proofErr w:type="spellStart"/>
-      <w:r>
-        <w:rPr>
-          <w:i/>
-          <w:iCs/>
-        </w:rPr>
-        <w:t>crhb</w:t>
-      </w:r>
-      <w:proofErr w:type="spellEnd"/>
-      <w:r>
-        <w:rPr>
-          <w:i/>
-          <w:iCs/>
-        </w:rPr>
-        <w:t xml:space="preserve">, </w:t>
-      </w:r>
-      <w:proofErr w:type="spellStart"/>
-      <w:r>
-        <w:rPr>
-          <w:i/>
-          <w:iCs/>
-        </w:rPr>
-        <w:t>otpa,</w:t>
-      </w:r>
-      <w:r>
-        <w:t>and</w:t>
-      </w:r>
-      <w:proofErr w:type="spellEnd"/>
-      <w:r>
-        <w:t xml:space="preserve"> </w:t>
-      </w:r>
-      <w:r>
-        <w:rPr>
-          <w:i/>
-          <w:iCs/>
-        </w:rPr>
-        <w:t>fezf2</w:t>
-      </w:r>
-      <w:r>
-        <w:t xml:space="preserve"> </w:t>
-      </w:r>
-      <w:r>
-        <w:fldChar w:fldCharType="begin"/>
-      </w:r>
-      <w:r>
-        <w:instrText xml:space="preserve"> ADDIN ZOTERO_ITEM CSL_CITATION {"citationID":"nP8Kuhd9","properties":{"formattedCitation":"\\super 9,10\\nosupersub{}","plainCitation":"9,10","noteIndex":0},"citationItems":[{"id":5472,"uris":["http://zotero.org/users/11313215/items/GN7FM3HU"],"itemData":{"id":5472,"type":"article-journal","abstract":"The paraventricular nucleus (PVN) of the hypothalamus in mammals coordinates neuroendocrine, autonomic and behavioral responses pivotal for homeostasis and the stress response. A large amount of studies in rodents has documented that the PVN contains diverse neuronal cell types which can be identified by the expression of distinct secretory neuropeptides. Interestingly, PVN cell types often coexpress multiple neuropeptides whose relative coexpression level are subject to environment-induced plasticity.Due to their small size and transparency, zebrafish larvae offer the possibility to comprehensively study the development and plasticity of the PVN in large groups of intact animals, yet important anatomical information about the larval zebrafish PVN-homologous region has been missing. Therefore we recently defined the location and borders of the larval neurosecretory preoptic area (NPO) as the PVN-homologous region in larval zebrafish based on transcription factor expression and cell type clustering. To identify distinct cell types present in the larval NPO, we also generated a comprehensive 3D map of 9 zebrafish homologs of typical neuropeptides found in the mammalian PVN (arginine vasopressin, corticotropin-releasing hormone, proenkephalin a/b, neurotensin, oxytocin, vasoactive intestinal peptide, cholecystokinin, and somatostatin). Here we extend this chemoarchitectural map to include the degrees of coexpression of two neuropeptides in the same cell by performing systematic pairwise comparisons. Our results allowed the subclassification of NPO cell types, and differences in variability of coexpression profiles suggest potential targets of biochemical plasticity. Thus, this work provides an important basis for the analysis of the development, function, and plasticity of the primary neuroendocrine brain region in larval zebrafish.","container-title":"Frontiers in Neuroanatomy","DOI":"10.3389/fnana.2015.00002","ISSN":"1662-5129","journalAbbreviation":"Front. Neuroanat.","language":"English","note":"publisher: Frontiers","source":"Frontiers","title":"Coexpression analysis of nine neuropeptides in the neurosecretory preoptic area of larval zebrafish","URL":"https://www.frontiersin.org/journals/neuroanatomy/articles/10.3389/fnana.2015.00002/full","volume":"9","author":[{"family":"Herget","given":"Ulrich"},{"family":"Ryu","given":"Soojin"}],"accessed":{"date-parts":[["2026",1,29]]},"issued":{"date-parts":[["2015",2,12]]}}},{"id":5460,"uris":["http://zotero.org/users/11313215/items/T6MQRQIF"],"itemData":{"id":5460,"type":"article-journal","abstract":"The homeodomain transcription factor Orthopedia (Otp) is an important regulator for specification of defined subsets of neuroendocrine cells and dopaminergic neurons in vertebrates. In zebrafish, two paralogous otp genes, otpa and otpb, are present in the genome. Neither complete loss of Otp activity nor differential contributions of Otpa and Otpb to specification of defined neuronal populations have been analyzed in detail. We characterized zebrafish embryos and early larvae mutant for null alleles of otpa, otpb, or both genes to determine their individual contributions to the specification of th expressing dopaminergic neuronal populations as well as of crh, oxt, avp, trh or sst1.1 expressing neuroendocrine cells. otpa mutant larvae show an almost complete reduction of ventral diencephalic dopaminergic neurons, as reported previously. A small reduction in the number of trh cells in the preoptic region is detectable in otpa mutants, but no significant loss of crh, oxt and avp preoptic neuroendocrine cells. otpb single mutant larvae do not display a reduction in dopaminergic neurons or neuroendocrine cells in the otp expressing regions. In contrast, in otpa and otpb double mutant larvae specific groups of dopaminergic neurons as well as of crh, oxt, avp, trh and sst1.1-expressing neuroendocrine cells are completely lost. These observations suggest that the requirement for otpa and otpb function during development of the larval diencephalon is partially redundant. During evolutionary diversification of the paralogous otp genes, otpa maintained the prominent role in ventral diencephalic dopaminergic and neuroendocrine cell specification and is capable of partially compensating otpb loss of function. In addition, we identified a role of Otp in the development of a domain of somatostatin1-expressing cells in the rostral hindbrain, a region with strong otp expression but so far uncharacterized Otp function. Otp may thus be crucial for defined neuronal cell types also in the hindbrain.","container-title":"PLOS ONE","DOI":"10.1371/journal.pone.0075002","ISSN":"1932-6203","issue":"9","journalAbbreviation":"PLOS ONE","language":"en","note":"publisher: Public Library of Science","page":"e75002","source":"PLoS Journals","title":"Orthopedia Transcription Factor otpa and otpb Paralogous Genes Function during Dopaminergic and Neuroendocrine Cell Specification in Larval Zebrafish","volume":"8","author":[{"family":"Fernandes","given":"António M."},{"family":"Beddows","given":"Erin"},{"family":"Filippi","given":"Alida"},{"family":"Driever","given":"Wolfgang"}],"issued":{"date-parts":[["2013",9,20]]}}}],"schema":"https://github.com/citation-style-language/schema/raw/master/csl-citation.json"} </w:instrText>
-      </w:r>
-      <w:r>
-        <w:fldChar w:fldCharType="separate"/>
-      </w:r>
-      <w:r>
-        <w:rPr>
-          <w:rFonts w:cs="Times New Roman"/>
-          <w:color w:val="000000"/>
-          <w:kern w:val="0"/>
-          <w:szCs w:val="24"/>
-          <w:vertAlign w:val="superscript"/>
-        </w:rPr>
-        <w:t>9,10</w:t>
-      </w:r>
-      <w:r>
-        <w:fldChar w:fldCharType="end"/>
-      </w:r>
-      <w:r>
-        <w:t xml:space="preserve">. Thus, we hereafter refer to this this cluster as NPO. </w:t>
-      </w:r>
-    </w:p>
-    <w:p>
-      <w:pPr>
-        <w:ind w:firstLine="720"/>
-      </w:pPr>
-      <w:r>
-        <w:t xml:space="preserve">Cluster 6_3 was the only cell type in our dataset to express </w:t>
-      </w:r>
-      <w:r>
-        <w:rPr>
-          <w:i/>
-          <w:iCs/>
-        </w:rPr>
-        <w:t>gnrh1 (</w:t>
-      </w:r>
-      <w:r>
-        <w:rPr>
-          <w:i/>
-          <w:iCs/>
-        </w:rPr>
-        <w:t>LOC111571064</w:t>
-      </w:r>
-      <w:r>
-        <w:rPr>
-          <w:i/>
-          <w:iCs/>
-        </w:rPr>
-        <w:t>)</w:t>
-      </w:r>
-      <w:r>
-        <w:t xml:space="preserve">, it was marked by </w:t>
-      </w:r>
-      <w:proofErr w:type="spellStart"/>
-      <w:r>
-        <w:rPr>
-          <w:i/>
-          <w:iCs/>
-        </w:rPr>
-        <w:t>ndnf</w:t>
-      </w:r>
-      <w:proofErr w:type="spellEnd"/>
-      <w:r>
-        <w:t xml:space="preserve">, </w:t>
-      </w:r>
-      <w:r>
-        <w:rPr>
-          <w:i/>
-          <w:iCs/>
-        </w:rPr>
-        <w:t xml:space="preserve">six6a, </w:t>
-      </w:r>
-      <w:proofErr w:type="spellStart"/>
-      <w:r>
-        <w:rPr>
-          <w:i/>
-          <w:iCs/>
-        </w:rPr>
-        <w:t>roraa</w:t>
-      </w:r>
-      <w:proofErr w:type="spellEnd"/>
-      <w:r>
-        <w:rPr>
-          <w:i/>
-          <w:iCs/>
-        </w:rPr>
-        <w:t>, crhr1 (</w:t>
-      </w:r>
-      <w:r>
-        <w:rPr>
-          <w:i/>
-          <w:iCs/>
-        </w:rPr>
-        <w:t>LOC111584347</w:t>
-      </w:r>
-      <w:r>
-        <w:rPr>
-          <w:i/>
-          <w:iCs/>
-        </w:rPr>
-        <w:t xml:space="preserve">), </w:t>
-      </w:r>
-      <w:r>
-        <w:t xml:space="preserve">and </w:t>
-      </w:r>
-      <w:proofErr w:type="spellStart"/>
-      <w:r>
-        <w:rPr>
-          <w:i/>
-          <w:iCs/>
-        </w:rPr>
-        <w:t>cckbrb</w:t>
-      </w:r>
-      <w:proofErr w:type="spellEnd"/>
-      <w:r>
-        <w:rPr>
-          <w:i/>
-          <w:iCs/>
-        </w:rPr>
-        <w:t xml:space="preserve">. </w:t>
-      </w:r>
-      <w:r>
-        <w:t xml:space="preserve">We hereafter refer to this cluster </w:t>
-      </w:r>
-      <w:commentRangeStart w:id="13"/>
-      <w:r>
-        <w:t>as GnRH neurons</w:t>
-      </w:r>
-      <w:commentRangeEnd w:id="13"/>
-      <w:r>
-        <w:rPr>
-          <w:rStyle w:val="CommentReference"/>
-        </w:rPr>
-        <w:commentReference w:id="13"/>
-      </w:r>
-      <w:r>
-        <w:t xml:space="preserve">. </w:t>
-      </w:r>
-    </w:p>
-    <w:p>
-      <w:pPr>
-        <w:ind w:firstLine="720"/>
-      </w:pPr>
-      <w:r>
-        <w:t xml:space="preserve">Interestingly, ARC and NPO were strongly marked by several canonical immediate early genes (IEGS) including </w:t>
-      </w:r>
-      <w:r>
-        <w:rPr>
-          <w:i/>
-          <w:iCs/>
-        </w:rPr>
-        <w:t xml:space="preserve">egr1, </w:t>
-      </w:r>
-      <w:proofErr w:type="spellStart"/>
-      <w:r>
-        <w:rPr>
-          <w:i/>
-          <w:iCs/>
-        </w:rPr>
-        <w:t>fosb</w:t>
-      </w:r>
-      <w:proofErr w:type="spellEnd"/>
-      <w:r>
-        <w:rPr>
-          <w:i/>
-          <w:iCs/>
-        </w:rPr>
-        <w:t>, npas4a</w:t>
-      </w:r>
-      <w:r>
-        <w:t xml:space="preserve">. </w:t>
-      </w:r>
-    </w:p>
-    <w:p/>
-    <w:p>
-      <w:r>
-        <w:tab/>
-      </w:r>
-    </w:p>
-    <w:p>
-      <w:pPr>
-        <w:rPr>
-          <w:b/>
-          <w:bCs/>
-        </w:rPr>
-      </w:pPr>
-      <w:r>
-        <w:rPr>
-          <w:b/>
-          <w:bCs/>
-        </w:rPr>
-        <w:t xml:space="preserve">[Cluster 6] Undergoes </w:t>
-      </w:r>
-      <w:r>
-        <w:rPr>
-          <w:b/>
-          <w:bCs/>
-        </w:rPr>
-        <w:t>Synaptic</w:t>
-      </w:r>
-      <w:r>
-        <w:rPr>
-          <w:b/>
-          <w:bCs/>
-        </w:rPr>
-        <w:t xml:space="preserve"> </w:t>
-      </w:r>
-      <w:r>
-        <w:rPr>
-          <w:b/>
-          <w:bCs/>
-        </w:rPr>
-        <w:t>and Extracellular Matrix Remodeling in Intermediates</w:t>
-      </w:r>
-    </w:p>
-    <w:p>
-      <w:pPr>
-        <w:ind w:firstLine="720"/>
-      </w:pPr>
-      <w:commentRangeStart w:id="14"/>
-      <w:r>
-        <w:t>Our DEG analysis of [cluster6] revealed several changes in genes associated with the extracellular matrix, cell-cell adhesion, and the synapse.</w:t>
-      </w:r>
-      <w:r>
-        <w:t xml:space="preserve"> In intermediates, neurexophilin-1 (</w:t>
-      </w:r>
-      <w:r>
-        <w:rPr>
-          <w:i/>
-          <w:iCs/>
-        </w:rPr>
-        <w:t>nxph1</w:t>
-      </w:r>
-      <w:r>
-        <w:t xml:space="preserve">), </w:t>
-      </w:r>
-      <w:proofErr w:type="spellStart"/>
-      <w:r>
-        <w:t>contactin</w:t>
-      </w:r>
-      <w:proofErr w:type="spellEnd"/>
-      <w:r>
-        <w:t xml:space="preserve"> 4 (</w:t>
-      </w:r>
-      <w:r>
-        <w:rPr>
-          <w:i/>
-          <w:iCs/>
-        </w:rPr>
-        <w:t>cntn4</w:t>
-      </w:r>
-      <w:r>
-        <w:t xml:space="preserve">), </w:t>
-      </w:r>
-      <w:proofErr w:type="spellStart"/>
-      <w:r>
-        <w:t>contactin</w:t>
-      </w:r>
-      <w:proofErr w:type="spellEnd"/>
-      <w:r>
-        <w:t xml:space="preserve"> associated protein 4 (</w:t>
-      </w:r>
-      <w:r>
-        <w:rPr>
-          <w:i/>
-          <w:iCs/>
-        </w:rPr>
-        <w:t>cntnap4</w:t>
-      </w:r>
-      <w:r>
-        <w:t xml:space="preserve">), and </w:t>
-      </w:r>
-      <w:proofErr w:type="spellStart"/>
-      <w:r>
-        <w:t>procadherin</w:t>
-      </w:r>
-      <w:proofErr w:type="spellEnd"/>
-      <w:r>
-        <w:t xml:space="preserve"> 10b (</w:t>
-      </w:r>
-      <w:r>
-        <w:rPr>
-          <w:i/>
-          <w:iCs/>
-        </w:rPr>
-        <w:t>pcdh10b</w:t>
-      </w:r>
-      <w:r>
-        <w:t xml:space="preserve">) were significantly upregulated. Given that these DEGs are associated with the formation and stabilization of synaptic connections, this suggests the intermediate state is characterized by synaptogenesis in [cluster </w:t>
-      </w:r>
-      <w:proofErr w:type="gramStart"/>
-      <w:r>
-        <w:t>6](</w:t>
-      </w:r>
-      <w:proofErr w:type="gramEnd"/>
-      <w:r>
-        <w:rPr>
-          <w:highlight w:val="yellow"/>
-        </w:rPr>
-        <w:t>CITATIONS</w:t>
-      </w:r>
-      <w:r>
-        <w:t xml:space="preserve">). </w:t>
-      </w:r>
-    </w:p>
-    <w:p>
-      <w:pPr>
-        <w:ind w:firstLine="720"/>
-      </w:pPr>
-      <w:r>
-        <w:t xml:space="preserve">Further, intermediates had significantly upregulated </w:t>
-      </w:r>
-      <w:proofErr w:type="spellStart"/>
-      <w:r>
-        <w:t>syndecan</w:t>
-      </w:r>
-      <w:proofErr w:type="spellEnd"/>
-      <w:r>
-        <w:t xml:space="preserve"> 2 (</w:t>
-      </w:r>
-      <w:r>
-        <w:rPr>
-          <w:i/>
-          <w:iCs/>
-        </w:rPr>
-        <w:t>sdc2</w:t>
-      </w:r>
-      <w:r>
-        <w:t xml:space="preserve">) and </w:t>
-      </w:r>
-      <w:r>
-        <w:t>dermatan sulfate epimerase-like (</w:t>
-      </w:r>
-      <w:proofErr w:type="spellStart"/>
-      <w:r>
-        <w:rPr>
-          <w:i/>
-          <w:iCs/>
-        </w:rPr>
-        <w:t>dse</w:t>
-      </w:r>
-      <w:proofErr w:type="spellEnd"/>
-      <w:r>
-        <w:rPr>
-          <w:i/>
-          <w:iCs/>
-        </w:rPr>
-        <w:t>-like</w:t>
-      </w:r>
-      <w:r>
-        <w:t xml:space="preserve">, </w:t>
-      </w:r>
-      <w:r>
-        <w:rPr>
-          <w:i/>
-          <w:iCs/>
-        </w:rPr>
-        <w:t>LOC111585095</w:t>
-      </w:r>
-      <w:r>
-        <w:t>), and downregulation of brevican (</w:t>
-      </w:r>
-      <w:proofErr w:type="spellStart"/>
-      <w:r>
-        <w:rPr>
-          <w:i/>
-          <w:iCs/>
-        </w:rPr>
-        <w:t>bcan</w:t>
-      </w:r>
-      <w:proofErr w:type="spellEnd"/>
-      <w:r>
-        <w:t xml:space="preserve">). This suggests major remodeling of the extracellular matrix, particularly around the synapse. </w:t>
-      </w:r>
-      <w:proofErr w:type="spellStart"/>
-      <w:r>
-        <w:t>Syndecan</w:t>
-      </w:r>
-      <w:proofErr w:type="spellEnd"/>
-      <w:r>
-        <w:t xml:space="preserve"> 2 is a heparin sulfate proteoglycan which functions as a fibroblast growth factor coreceptor, while dermatan sulfate epimerases increase the flexibility of the extracellular matrix (ECM) (</w:t>
-      </w:r>
-      <w:r>
-        <w:rPr>
-          <w:highlight w:val="yellow"/>
-        </w:rPr>
-        <w:t>CITATIONS</w:t>
-      </w:r>
-      <w:r>
-        <w:t>). Additionally, brevican is a major constituent of perineuronal nets which restrict neuroplasticity (CITATION)</w:t>
-      </w:r>
-      <w:r>
-        <w:t xml:space="preserve">. </w:t>
-      </w:r>
-      <w:r>
-        <w:t xml:space="preserve">Further evidence for the ECM remodeling comes from the transient downregulation of, </w:t>
-      </w:r>
-      <w:r>
-        <w:rPr>
-          <w:i/>
-          <w:iCs/>
-        </w:rPr>
-        <w:t>cd87-like</w:t>
-      </w:r>
-      <w:r>
-        <w:t xml:space="preserve"> (</w:t>
-      </w:r>
-      <w:r>
-        <w:t>LOC111577100</w:t>
-      </w:r>
-      <w:r>
-        <w:t>) in intermediates, before being strongly upregulated in females.</w:t>
-      </w:r>
-      <w:r>
-        <w:t xml:space="preserve"> </w:t>
-      </w:r>
-      <w:r>
-        <w:rPr>
-          <w:highlight w:val="red"/>
-        </w:rPr>
-        <w:t>CD87 promotes ECM degradation, its downregulation may suggest …?</w:t>
-      </w:r>
-      <w:r>
-        <w:t xml:space="preserve"> </w:t>
-      </w:r>
-      <w:r>
-        <w:t xml:space="preserve"> Taken together, these changes further support the notion that major synaptic plasticity occurs in intermediates in cluster 6.    </w:t>
-      </w:r>
-      <w:commentRangeEnd w:id="14"/>
-      <w:r>
-        <w:rPr>
-          <w:rStyle w:val="CommentReference"/>
-        </w:rPr>
-        <w:commentReference w:id="14"/>
-      </w:r>
-    </w:p>
-    <w:p/>
-    <w:p/>
-    <w:p>
-      <w:pPr>
-        <w:rPr>
-          <w:b/>
-          <w:bCs/>
-        </w:rPr>
-      </w:pPr>
-      <w:r>
-        <w:rPr>
-          <w:b/>
-          <w:bCs/>
-        </w:rPr>
-        <w:t xml:space="preserve">[Cluster 6] </w:t>
-      </w:r>
-      <w:r>
-        <w:rPr>
-          <w:b/>
-          <w:bCs/>
-        </w:rPr>
-        <w:t>Undergoes Changes in Neurotransmitter and Action Potential Characteristics</w:t>
-      </w:r>
-    </w:p>
-    <w:p>
-      <w:r>
-        <w:tab/>
-        <w:t>Interestingly, in our DEG analysis we found GABA and glutamate receptors to be differentially expressed over the course of sex change. Specifically, the metabotropic glutamate receptor (</w:t>
-      </w:r>
-      <w:r>
-        <w:rPr>
-          <w:i/>
-          <w:iCs/>
-        </w:rPr>
-        <w:t>grm5a</w:t>
-      </w:r>
-      <w:r>
-        <w:t>) was transiently downregulated in intermediates, while the type A GABA receptor (</w:t>
-      </w:r>
-      <w:r>
-        <w:rPr>
-          <w:i/>
-          <w:iCs/>
-        </w:rPr>
-        <w:t>gabra3</w:t>
-      </w:r>
-      <w:r>
-        <w:t xml:space="preserve">) was downregulated during the male-intermediate transition. This suggests that the intermediate state is characterized by a decrease in sensitivity to both GABA and glutamate </w:t>
-      </w:r>
-      <w:r>
-        <w:t>(</w:t>
-      </w:r>
-      <w:r>
-        <w:rPr>
-          <w:highlight w:val="yellow"/>
-        </w:rPr>
-        <w:t>consistent with the synaptic plasticity that is occurring</w:t>
-      </w:r>
-      <w:r>
-        <w:t>?)</w:t>
-      </w:r>
-      <w:r>
-        <w:t>, and during the intermediate-female transition, glutamate sensitivity returns while GABA receptivity remains suppressed.</w:t>
-      </w:r>
-    </w:p>
-    <w:p>
-      <w:commentRangeStart w:id="15"/>
-      <w:r>
-        <w:tab/>
-        <w:t xml:space="preserve">Further, our DEG analysis detected a switch in voltage-gated potassium channel subtype. During the intermediate-female transition, </w:t>
-      </w:r>
-      <w:r>
-        <w:rPr>
-          <w:i/>
-          <w:iCs/>
-        </w:rPr>
-        <w:t xml:space="preserve">kcnh4-like </w:t>
-      </w:r>
-      <w:r>
-        <w:t>(</w:t>
-      </w:r>
-      <w:r>
-        <w:rPr>
-          <w:i/>
-          <w:iCs/>
-        </w:rPr>
-        <w:t>LOC111566724</w:t>
-      </w:r>
-      <w:r>
-        <w:t xml:space="preserve">) was upregulated, while </w:t>
-      </w:r>
-      <w:r>
-        <w:rPr>
-          <w:i/>
-          <w:iCs/>
-        </w:rPr>
-        <w:t xml:space="preserve">kcnd3-like </w:t>
-      </w:r>
-      <w:r>
-        <w:t>(</w:t>
-      </w:r>
-      <w:r>
-        <w:rPr>
-          <w:i/>
-          <w:iCs/>
-        </w:rPr>
-        <w:t>LOC111576659</w:t>
-      </w:r>
-      <w:r>
-        <w:t xml:space="preserve">) was downregulated. </w:t>
-      </w:r>
-      <w:r>
-        <w:t xml:space="preserve">Given </w:t>
-      </w:r>
-      <w:r>
-        <w:rPr>
-          <w:i/>
-          <w:iCs/>
-        </w:rPr>
-        <w:t>kcnh4</w:t>
-      </w:r>
-      <w:r>
-        <w:t xml:space="preserve"> encodes an Elk subfamily </w:t>
-      </w:r>
-      <w:r>
-        <w:lastRenderedPageBreak/>
-        <w:t xml:space="preserve">potassium channel (Kv12.3), which are characterized by slow opening during hyperpolarization which prevents hyperexcitability and inhibit rapid firing </w:t>
-      </w:r>
-      <w:r>
-        <w:fldChar w:fldCharType="begin"/>
-      </w:r>
-      <w:r>
-        <w:instrText xml:space="preserve"> ADDIN ZOTERO_ITEM CSL_CITATION {"citationID":"PzQ8bTuB","properties":{"formattedCitation":"\\super 18,19\\nosupersub{}","plainCitation":"18,19","noteIndex":0},"citationItems":[{"id":5437,"uris":["http://zotero.org/users/11313215/items/A8F4HTW8"],"itemData":{"id":5437,"type":"article-journal","abstract":"EAG-like (ELK) voltage-gated potassium channels are abundantly expressed in the brain. These channels exhibit a behavior called voltage-dependent potentiation (VDP), which appears to be a specialization to dampen the hyperexitability of neurons. VDP manifests as a potentiation of current amplitude, hyperpolarizing shift in voltage sensitivity, and slowing of deactivation in response to a depolarizing prepulse. Here we show that VDP of D. rerio ELK channels involves the structural interaction between the intracellular N-terminal eag domain and C-terminal CNBHD. Combining transition metal ion FRET, patch-clamp fluorometry, and incorporation of a fluorescent noncanonical amino acid, we show that there is a rearrangement in the eag domain-CNBHD interaction with the kinetics, voltage-dependence, and ATP-dependence of VDP. We propose that the activation of ELK channels involves a slow open-state dependent rearrangement of the direct interaction between the eag domain and CNBHD, which stabilizes the opening of the channel.","container-title":"eLife","DOI":"10.7554/eLife.26355","ISSN":"2050-084X","note":"publisher: eLife Sciences Publications, Ltd","page":"e26355","source":"eLife","title":"Molecular mechanism of voltage-dependent potentiation of KCNH potassium channels","volume":"6","author":[{"family":"Dai","given":"Gucan"},{"family":"Zagotta","given":"William N"}],"editor":[{"family":"Chanda","given":"Baron"}],"issued":{"date-parts":[["2017",4,26]]}}},{"id":5439,"uris":["http://zotero.org/users/11313215/items/NEID8FVD"],"itemData":{"id":5439,"type":"article-journal","abstract":"The Elk subfamily of the Eag K+ channel gene family is represented in mammals by three genes that are highly conserved between humans and rodents. Here we report the distribution and functional properties of a member of the human Elk K+ channel gene family, KCNH8. Quantitative RT-PCR analysis of mRNA expression patterns showed that KCNH8, along with the other Elk family genes, KCNH3 and KCNH4, are primarily expressed in the human nervous system. KCNH8 was expressed at high levels, and the distribution showed substantial overlap with KCNH3. In Xenopus oocytes, KCNH8 gives rise to slowly activating, voltage-dependent K+ currents that open at hyperpolarized potentials (half-maximal activation at -62 mV). Coexpression of KCNH8 with dominant-negative KCNH8, KCNH3, and KCNH4 subunits led to suppression of the KCNH8 currents, suggesting that Elk channels can form heteromultimers. Similar experiments imply that KCNH8 subunits are not able to form heteromultimers with Eag, Erg, or Kv family K+ channels.","container-title":"American Journal of Physiology-Cell Physiology","DOI":"10.1152/ajpcell.00179.2003","ISSN":"0363-6143","issue":"6","note":"publisher: American Physiological Society","page":"C1356-C1366","source":"journals.physiology.org (Atypon)","title":"Distribution and functional properties of human KCNH8 (Elk1) potassium channels","volume":"285","author":[{"family":"Zou","given":"Anruo"},{"family":"Lin","given":"Zhixin"},{"family":"Humble","given":"Margaret"},{"family":"Creech","given":"Christopher D."},{"family":"Wagoner","given":"P. Kay"},{"family":"Krafte","given":"Douglas"},{"family":"Jegla","given":"Timothy J."},{"family":"Wickenden","given":"Alan D."}],"issued":{"date-parts":[["2003",12]]}}}],"schema":"https://github.com/citation-style-language/schema/raw/master/csl-citation.json"} </w:instrText>
-      </w:r>
-      <w:r>
-        <w:fldChar w:fldCharType="separate"/>
-      </w:r>
-      <w:r>
-        <w:rPr>
-          <w:rFonts w:cs="Times New Roman"/>
-          <w:color w:val="000000"/>
-          <w:kern w:val="0"/>
-          <w:szCs w:val="24"/>
-          <w:vertAlign w:val="superscript"/>
-        </w:rPr>
-        <w:t>18,19</w:t>
-      </w:r>
-      <w:r>
-        <w:fldChar w:fldCharType="end"/>
-      </w:r>
-      <w:r>
-        <w:t xml:space="preserve">, upregulation of this channel subtype suggests a decrease in the maximal firing rate of cluster 6 neurons. On the other hand, </w:t>
-      </w:r>
-      <w:r>
-        <w:rPr>
-          <w:i/>
-          <w:iCs/>
-        </w:rPr>
-        <w:t>kcnd3</w:t>
-      </w:r>
-      <w:r>
-        <w:t xml:space="preserve"> encodes Kv4.3 which regulates A-type potassium currents, prolonging action potential duration and increasing spike frequency adaptation. Taken together, these potassium channel changes suggest that during the intermediate-female transition, cluster 6 neurons increase the ability to produce long action potential bursts, a known characteristic of GnRH neurons </w:t>
-      </w:r>
-      <w:commentRangeEnd w:id="15"/>
-      <w:r>
-        <w:rPr>
-          <w:rStyle w:val="CommentReference"/>
-        </w:rPr>
-        <w:commentReference w:id="15"/>
-      </w:r>
-      <w:r>
-        <w:t>(</w:t>
-      </w:r>
-      <w:r>
-        <w:rPr>
-          <w:highlight w:val="yellow"/>
-        </w:rPr>
-        <w:t>CITATION</w:t>
-      </w:r>
-      <w:r>
-        <w:t>)</w:t>
-      </w:r>
-    </w:p>
-    <w:p/>
-    <w:p>
-      <w:pPr>
-        <w:rPr>
-          <w:b/>
-          <w:bCs/>
-        </w:rPr>
-      </w:pPr>
-      <w:r>
-        <w:rPr>
-          <w:b/>
-          <w:bCs/>
-        </w:rPr>
-        <w:t>[Cluster 6] Changes Receptivity to Neuropeptides, Neuromodulators, and Steroid Hormones</w:t>
-      </w:r>
-    </w:p>
-    <w:p>
-      <w:r>
-        <w:rPr>
-          <w:b/>
-          <w:bCs/>
-        </w:rPr>
-        <w:tab/>
-      </w:r>
-      <w:r>
-        <w:t xml:space="preserve">Early in sex change during the male-intermediate transition, we observed a significant downregulation in the </w:t>
-      </w:r>
-      <w:proofErr w:type="spellStart"/>
-      <w:r>
-        <w:t>neuromedin</w:t>
-      </w:r>
-      <w:proofErr w:type="spellEnd"/>
-      <w:r>
-        <w:t xml:space="preserve"> b receptor (</w:t>
-      </w:r>
-      <w:proofErr w:type="spellStart"/>
-      <w:r>
-        <w:rPr>
-          <w:i/>
-          <w:iCs/>
-        </w:rPr>
-        <w:t>nmbr</w:t>
-      </w:r>
-      <w:proofErr w:type="spellEnd"/>
-      <w:r>
-        <w:t>), and the neuropeptide y receptor (</w:t>
-      </w:r>
-      <w:r>
-        <w:rPr>
-          <w:i/>
-          <w:iCs/>
-        </w:rPr>
-        <w:t>npy7r</w:t>
-      </w:r>
-      <w:r>
-        <w:t xml:space="preserve">). </w:t>
-      </w:r>
-      <w:r>
-        <w:t>Further, during the intermediate-female transition, the tachykinin receptor (</w:t>
-      </w:r>
-      <w:r>
-        <w:rPr>
-          <w:i/>
-          <w:iCs/>
-        </w:rPr>
-        <w:t>tacr3a</w:t>
-      </w:r>
-      <w:r>
-        <w:t xml:space="preserve">) was significantly downregulated. Given </w:t>
-      </w:r>
-      <w:proofErr w:type="spellStart"/>
-      <w:r>
-        <w:t>neuromedin</w:t>
-      </w:r>
-      <w:proofErr w:type="spellEnd"/>
-      <w:r>
-        <w:t xml:space="preserve"> b inhibits feeding behavior, while tachykinin and neuropeptide y stimulate feeding, their parallel downregulation is perplexing. </w:t>
-      </w:r>
-    </w:p>
-    <w:p>
-      <w:r>
-        <w:tab/>
-      </w:r>
-      <w:r>
-        <w:t>Surprisingly, during</w:t>
-      </w:r>
-      <w:r>
-        <w:t xml:space="preserve"> the intermediate-female transition, the dopamine receptor </w:t>
-      </w:r>
-      <w:r>
-        <w:rPr>
-          <w:i/>
-          <w:iCs/>
-        </w:rPr>
-        <w:t>drd3</w:t>
-      </w:r>
-      <w:r>
-        <w:t xml:space="preserve"> was also significantly upregulated.</w:t>
-      </w:r>
-      <w:r>
-        <w:t xml:space="preserve"> Dopamine in the POA is largely thought to mediate male sexual behaviors … </w:t>
-      </w:r>
-    </w:p>
-    <w:p/>
-    <w:p>
-      <w:r>
-        <w:t xml:space="preserve">Interestingly in intermediates, the progesterone receptor </w:t>
-      </w:r>
-      <w:proofErr w:type="spellStart"/>
-      <w:r>
-        <w:rPr>
-          <w:i/>
-          <w:iCs/>
-        </w:rPr>
-        <w:t>pgr</w:t>
-      </w:r>
-      <w:proofErr w:type="spellEnd"/>
-      <w:r>
-        <w:t xml:space="preserve"> was significantly downregulated, before a significant upregulation once the transition to female was completed. Further, during the intermediate-female transition, </w:t>
-      </w:r>
-      <w:commentRangeStart w:id="16"/>
-      <w:commentRangeStart w:id="17"/>
-      <w:proofErr w:type="spellStart"/>
-      <w:r>
-        <w:rPr>
-          <w:i/>
-          <w:iCs/>
-        </w:rPr>
-        <w:t>pgr</w:t>
-      </w:r>
-      <w:proofErr w:type="spellEnd"/>
-      <w:r>
-        <w:rPr>
-          <w:i/>
-          <w:iCs/>
-        </w:rPr>
-        <w:t xml:space="preserve">-like </w:t>
-      </w:r>
-      <w:r>
-        <w:t>(</w:t>
-      </w:r>
-      <w:r>
-        <w:rPr>
-          <w:i/>
-          <w:iCs/>
-        </w:rPr>
-        <w:t>LOC111568069</w:t>
-      </w:r>
-      <w:r>
-        <w:t>)</w:t>
-      </w:r>
-      <w:commentRangeEnd w:id="16"/>
-      <w:r>
-        <w:rPr>
-          <w:rStyle w:val="CommentReference"/>
-        </w:rPr>
-        <w:commentReference w:id="16"/>
-      </w:r>
-      <w:commentRangeEnd w:id="17"/>
-      <w:r>
-        <w:rPr>
-          <w:rStyle w:val="CommentReference"/>
-        </w:rPr>
-        <w:commentReference w:id="17"/>
-      </w:r>
-    </w:p>
-    <w:p/>
     <w:p/>
     <w:p/>
     <w:p>
@@ -3690,7 +3964,7 @@
       </w:r>
     </w:p>
   </w:comment>
-  <w:comment w:id="7" w:author="Graham, Gabriel J." w:date="2026-01-20T20:51:00Z" w:initials="GGJ">
+  <w:comment w:id="7" w:author="Graham, Gabriel J." w:date="2026-02-06T10:42:00Z" w:initials="GGJ">
     <w:p>
       <w:r>
         <w:rPr>
@@ -3700,15 +3974,14 @@
       </w:r>
       <w:r>
         <w:rPr>
-          <w:color w:val="000000"/>
           <w:sz w:val="20"/>
           <w:szCs w:val="20"/>
         </w:rPr>
-        <w:t>I think this section can be pared back a lot</w:t>
+        <w:t>should I be using the 2_OL naming convention?</w:t>
       </w:r>
     </w:p>
   </w:comment>
-  <w:comment w:id="10" w:author="Graham, Gabriel J." w:date="2026-02-01T16:05:00Z" w:initials="GGJ">
+  <w:comment w:id="8" w:author="Graham, Gabriel J." w:date="2026-02-06T15:00:00Z" w:initials="GGJ">
     <w:p>
       <w:r>
         <w:rPr>
@@ -3721,11 +3994,11 @@
           <w:sz w:val="20"/>
           <w:szCs w:val="20"/>
         </w:rPr>
-        <w:t>Dbx1 specifies lateral hypothalamus see Dorsky 2017</w:t>
+        <w:t>I think GO might just be too weak, for this kind of analysis</w:t>
       </w:r>
     </w:p>
   </w:comment>
-  <w:comment w:id="8" w:author="Graham, Gabriel J." w:date="2026-01-18T00:17:00Z" w:initials="GGJ">
+  <w:comment w:id="9" w:author="Graham, Gabriel J." w:date="2026-02-06T21:33:00Z" w:initials="GGJ">
     <w:p>
       <w:r>
         <w:rPr>
@@ -3738,11 +4011,11 @@
           <w:sz w:val="20"/>
           <w:szCs w:val="20"/>
         </w:rPr>
-        <w:t>Should maybe include how mutually exclusive they are or the fact that they occur in coexpression modules</w:t>
+        <w:t>But also this needs to be prioritized for the cluster specific sections so for now I think just discuss the different types of DEGs like TFs and neuropeptides maybe</w:t>
       </w:r>
     </w:p>
   </w:comment>
-  <w:comment w:id="9" w:author="Graham, Gabriel J." w:date="2026-01-18T00:43:00Z" w:initials="GGJ">
+  <w:comment w:id="10" w:author="Graham, Gabriel J." w:date="2026-01-25T16:15:00Z" w:initials="GGJ">
     <w:p>
       <w:r>
         <w:rPr>
@@ -3755,11 +4028,11 @@
           <w:sz w:val="20"/>
           <w:szCs w:val="20"/>
         </w:rPr>
-        <w:t>Which TFS are in which cells is very interesting and warrants further analysis?</w:t>
+        <w:t>Needs a lot of wording work but I just needed to get the concept down</w:t>
       </w:r>
     </w:p>
   </w:comment>
-  <w:comment w:id="11" w:author="Graham, Gabriel J." w:date="2026-01-19T19:41:00Z" w:initials="GGJ">
+  <w:comment w:id="11" w:author="Graham, Gabriel J." w:date="2026-02-06T21:11:00Z" w:initials="GGJ">
     <w:p>
       <w:r>
         <w:rPr>
@@ -3772,12 +4045,11 @@
           <w:sz w:val="20"/>
           <w:szCs w:val="20"/>
         </w:rPr>
-        <w:t>its so hard to label these mfs when 1_3 expresses everything</w:t>
-      </w:r>
-    </w:p>
-    <w:p/>
+        <w:t>I think a better way to do this transition without abandoning all of my DEGs is to ask which clusters DEGs are enriched for and if not a single one, then you can say its a cluster wide DEG</w:t>
+      </w:r>
+    </w:p>
   </w:comment>
-  <w:comment w:id="12" w:author="Graham, Gabriel J." w:date="2026-02-01T16:07:00Z" w:initials="GGJ">
+  <w:comment w:id="12" w:author="Graham, Gabriel J." w:date="2026-02-06T21:39:00Z" w:initials="GGJ">
     <w:p>
       <w:r>
         <w:rPr>
@@ -3790,11 +4062,11 @@
           <w:sz w:val="20"/>
           <w:szCs w:val="20"/>
         </w:rPr>
-        <w:t>could be lha or arc look at dorsky 2017</w:t>
+        <w:t>Confirm with neuron</w:t>
       </w:r>
     </w:p>
   </w:comment>
-  <w:comment w:id="13" w:author="Graham, Gabriel J." w:date="2026-01-31T15:19:00Z" w:initials="GGJ">
+  <w:comment w:id="13" w:author="Graham, Gabriel J." w:date="2026-02-06T21:40:00Z" w:initials="GGJ">
     <w:p>
       <w:r>
         <w:rPr>
@@ -3807,11 +4079,11 @@
           <w:sz w:val="20"/>
           <w:szCs w:val="20"/>
         </w:rPr>
-        <w:t>Maybe a better name since they express both cckbrb and gnrh</w:t>
+        <w:t>Probably all wrong</w:t>
       </w:r>
     </w:p>
   </w:comment>
-  <w:comment w:id="14" w:author="Graham, Gabriel J." w:date="2026-01-25T16:15:00Z" w:initials="GGJ">
+  <w:comment w:id="14" w:author="Graham, Gabriel J." w:date="2026-01-26T13:42:00Z" w:initials="GGJ">
     <w:p>
       <w:r>
         <w:rPr>
@@ -3824,11 +4096,11 @@
           <w:sz w:val="20"/>
           <w:szCs w:val="20"/>
         </w:rPr>
-        <w:t>Needs a lot of wording work but I just needed to get the concept down</w:t>
+        <w:t>ok interesting problem here, when you go to the orthodb page, they are all labeled androgen receptor like, which is it?</w:t>
       </w:r>
     </w:p>
   </w:comment>
-  <w:comment w:id="15" w:author="Graham, Gabriel J." w:date="2026-01-26T13:17:00Z" w:initials="GGJ">
+  <w:comment w:id="15" w:author="Graham, Gabriel J." w:date="2026-01-26T13:44:00Z" w:initials="GGJ">
     <w:p>
       <w:r>
         <w:rPr>
@@ -3841,11 +4113,11 @@
           <w:sz w:val="20"/>
           <w:szCs w:val="20"/>
         </w:rPr>
-        <w:t>Needs work, also mention prior that these are in fact the only (or one of the only GnRH + populations in the dataset</w:t>
+        <w:t>It depends on the isoform lmfao what</w:t>
       </w:r>
     </w:p>
   </w:comment>
-  <w:comment w:id="16" w:author="Graham, Gabriel J." w:date="2026-01-26T13:42:00Z" w:initials="GGJ">
+  <w:comment w:id="17" w:author="Graham, Gabriel J." w:date="2026-02-06T20:15:00Z" w:initials="GGJ">
     <w:p>
       <w:r>
         <w:rPr>
@@ -3858,11 +4130,11 @@
           <w:sz w:val="20"/>
           <w:szCs w:val="20"/>
         </w:rPr>
-        <w:t>ok interesting problem here, when you go to the orthodb page, they are all labeled androgen receptor like, which is it?</w:t>
+        <w:t>Sox2 suggests an immature cell type</w:t>
       </w:r>
     </w:p>
   </w:comment>
-  <w:comment w:id="17" w:author="Graham, Gabriel J." w:date="2026-01-26T13:44:00Z" w:initials="GGJ">
+  <w:comment w:id="16" w:author="Graham, Gabriel J." w:date="2026-02-06T20:54:00Z" w:initials="GGJ">
     <w:p>
       <w:r>
         <w:rPr>
@@ -3875,9 +4147,112 @@
           <w:sz w:val="20"/>
           <w:szCs w:val="20"/>
         </w:rPr>
-        <w:t>It depends on the isoform lmfao what</w:t>
-      </w:r>
-    </w:p>
+        <w:t>I am the least confident about the ARC labeling it is very difficult to say for me</w:t>
+      </w:r>
+    </w:p>
+  </w:comment>
+  <w:comment w:id="18" w:author="Graham, Gabriel J." w:date="2026-02-06T21:00:00Z" w:initials="GGJ">
+    <w:p>
+      <w:r>
+        <w:rPr>
+          <w:rStyle w:val="CommentReference"/>
+        </w:rPr>
+        <w:annotationRef/>
+      </w:r>
+      <w:r>
+        <w:rPr>
+          <w:sz w:val="20"/>
+          <w:szCs w:val="20"/>
+        </w:rPr>
+        <w:t>Look at allen institute IEG calculation</w:t>
+      </w:r>
+    </w:p>
+  </w:comment>
+  <w:comment w:id="19" w:author="Graham, Gabriel J." w:date="2026-02-06T21:45:00Z" w:initials="GGJ">
+    <w:p>
+      <w:r>
+        <w:rPr>
+          <w:rStyle w:val="CommentReference"/>
+        </w:rPr>
+        <w:annotationRef/>
+      </w:r>
+      <w:r>
+        <w:rPr>
+          <w:sz w:val="20"/>
+          <w:szCs w:val="20"/>
+        </w:rPr>
+        <w:t>Also redo subcluster IEG analysis but this time instead of doing the mixed beta binomial just take the mean of PC1 and do a linear regression lets relax with all of the mixed model stuff</w:t>
+      </w:r>
+    </w:p>
+  </w:comment>
+  <w:comment w:id="22" w:author="Graham, Gabriel J." w:date="2026-02-01T16:05:00Z" w:initials="GGJ">
+    <w:p>
+      <w:r>
+        <w:rPr>
+          <w:rStyle w:val="CommentReference"/>
+        </w:rPr>
+        <w:annotationRef/>
+      </w:r>
+      <w:r>
+        <w:rPr>
+          <w:sz w:val="20"/>
+          <w:szCs w:val="20"/>
+        </w:rPr>
+        <w:t>Dbx1 specifies lateral hypothalamus see Dorsky 2017</w:t>
+      </w:r>
+    </w:p>
+  </w:comment>
+  <w:comment w:id="20" w:author="Graham, Gabriel J." w:date="2026-01-18T00:17:00Z" w:initials="GGJ">
+    <w:p>
+      <w:r>
+        <w:rPr>
+          <w:rStyle w:val="CommentReference"/>
+        </w:rPr>
+        <w:annotationRef/>
+      </w:r>
+      <w:r>
+        <w:rPr>
+          <w:sz w:val="20"/>
+          <w:szCs w:val="20"/>
+        </w:rPr>
+        <w:t>Should maybe include how mutually exclusive they are or the fact that they occur in coexpression modules</w:t>
+      </w:r>
+    </w:p>
+  </w:comment>
+  <w:comment w:id="21" w:author="Graham, Gabriel J." w:date="2026-01-18T00:43:00Z" w:initials="GGJ">
+    <w:p>
+      <w:r>
+        <w:rPr>
+          <w:rStyle w:val="CommentReference"/>
+        </w:rPr>
+        <w:annotationRef/>
+      </w:r>
+      <w:r>
+        <w:rPr>
+          <w:sz w:val="20"/>
+          <w:szCs w:val="20"/>
+        </w:rPr>
+        <w:t>Which TFS are in which cells is very interesting and warrants further analysis?</w:t>
+      </w:r>
+    </w:p>
+  </w:comment>
+  <w:comment w:id="23" w:author="Graham, Gabriel J." w:date="2026-01-19T19:41:00Z" w:initials="GGJ">
+    <w:p>
+      <w:r>
+        <w:rPr>
+          <w:rStyle w:val="CommentReference"/>
+        </w:rPr>
+        <w:annotationRef/>
+      </w:r>
+      <w:r>
+        <w:rPr>
+          <w:sz w:val="20"/>
+          <w:szCs w:val="20"/>
+        </w:rPr>
+        <w:t>its so hard to label these mfs when 1_3 expresses everything</w:t>
+      </w:r>
+    </w:p>
+    <w:p/>
   </w:comment>
 </w:comments>
 </file>
@@ -3891,17 +4266,23 @@
   <w15:commentEx w15:paraId="1AF44343" w15:done="0"/>
   <w15:commentEx w15:paraId="5F1A36F8" w15:done="0"/>
   <w15:commentEx w15:paraId="0861497F" w15:done="0"/>
-  <w15:commentEx w15:paraId="41E28F78" w15:done="0"/>
+  <w15:commentEx w15:paraId="67900148" w15:done="0"/>
+  <w15:commentEx w15:paraId="60E12BE5" w15:done="0"/>
+  <w15:commentEx w15:paraId="1DF847C5" w15:paraIdParent="60E12BE5" w15:done="0"/>
+  <w15:commentEx w15:paraId="0B571AEA" w15:done="0"/>
+  <w15:commentEx w15:paraId="27B0441F" w15:paraIdParent="0B571AEA" w15:done="0"/>
+  <w15:commentEx w15:paraId="0CD65FC5" w15:done="0"/>
+  <w15:commentEx w15:paraId="326A14B4" w15:done="0"/>
+  <w15:commentEx w15:paraId="0FFC2856" w15:done="0"/>
+  <w15:commentEx w15:paraId="57A430ED" w15:paraIdParent="0FFC2856" w15:done="0"/>
+  <w15:commentEx w15:paraId="13839CF4" w15:done="0"/>
+  <w15:commentEx w15:paraId="30D5116D" w15:done="0"/>
+  <w15:commentEx w15:paraId="7F018A85" w15:done="0"/>
+  <w15:commentEx w15:paraId="5714C2CB" w15:paraIdParent="7F018A85" w15:done="0"/>
   <w15:commentEx w15:paraId="07892E08" w15:done="0"/>
   <w15:commentEx w15:paraId="2CA32D90" w15:done="0"/>
   <w15:commentEx w15:paraId="69C4FC3B" w15:paraIdParent="2CA32D90" w15:done="0"/>
   <w15:commentEx w15:paraId="3FCCEA76" w15:done="0"/>
-  <w15:commentEx w15:paraId="283523A4" w15:done="0"/>
-  <w15:commentEx w15:paraId="4EBBD6BE" w15:done="0"/>
-  <w15:commentEx w15:paraId="13103B94" w15:done="0"/>
-  <w15:commentEx w15:paraId="48E69DBC" w15:done="0"/>
-  <w15:commentEx w15:paraId="0FBDCB30" w15:done="0"/>
-  <w15:commentEx w15:paraId="7A6A0BC0" w15:paraIdParent="0FBDCB30" w15:done="0"/>
 </w15:commentsEx>
 </file>
 
@@ -3914,17 +4295,23 @@
   <w16cex:commentExtensible w16cex:durableId="3470318A" w16cex:dateUtc="2026-01-17T21:58:00Z"/>
   <w16cex:commentExtensible w16cex:durableId="63A07A59" w16cex:dateUtc="2026-02-01T20:41:00Z"/>
   <w16cex:commentExtensible w16cex:durableId="7701F384" w16cex:dateUtc="2026-01-18T03:33:00Z"/>
-  <w16cex:commentExtensible w16cex:durableId="31F1FEA9" w16cex:dateUtc="2026-01-21T01:51:00Z"/>
+  <w16cex:commentExtensible w16cex:durableId="7696B529" w16cex:dateUtc="2026-02-06T15:42:00Z"/>
+  <w16cex:commentExtensible w16cex:durableId="04676AE4" w16cex:dateUtc="2026-02-06T20:00:00Z"/>
+  <w16cex:commentExtensible w16cex:durableId="266DA932" w16cex:dateUtc="2026-02-07T02:33:00Z"/>
+  <w16cex:commentExtensible w16cex:durableId="3A198B7A" w16cex:dateUtc="2026-01-25T21:15:00Z"/>
+  <w16cex:commentExtensible w16cex:durableId="3F27D270" w16cex:dateUtc="2026-02-07T02:11:00Z"/>
+  <w16cex:commentExtensible w16cex:durableId="0740AA69" w16cex:dateUtc="2026-02-07T02:39:00Z"/>
+  <w16cex:commentExtensible w16cex:durableId="49961A6A" w16cex:dateUtc="2026-02-07T02:40:00Z"/>
+  <w16cex:commentExtensible w16cex:durableId="7EC70204" w16cex:dateUtc="2026-01-26T18:42:00Z"/>
+  <w16cex:commentExtensible w16cex:durableId="222A83CD" w16cex:dateUtc="2026-01-26T18:44:00Z"/>
+  <w16cex:commentExtensible w16cex:durableId="212741B5" w16cex:dateUtc="2026-02-07T01:15:00Z"/>
+  <w16cex:commentExtensible w16cex:durableId="26B0D063" w16cex:dateUtc="2026-02-07T01:54:00Z"/>
+  <w16cex:commentExtensible w16cex:durableId="7364F9C8" w16cex:dateUtc="2026-02-07T02:00:00Z"/>
+  <w16cex:commentExtensible w16cex:durableId="2F5D6B8A" w16cex:dateUtc="2026-02-07T02:45:00Z"/>
   <w16cex:commentExtensible w16cex:durableId="3826AD3D" w16cex:dateUtc="2026-02-01T21:05:00Z"/>
   <w16cex:commentExtensible w16cex:durableId="38F20FE7" w16cex:dateUtc="2026-01-18T05:17:00Z"/>
   <w16cex:commentExtensible w16cex:durableId="3282ED63" w16cex:dateUtc="2026-01-18T05:43:00Z"/>
   <w16cex:commentExtensible w16cex:durableId="6639CEDD" w16cex:dateUtc="2026-01-20T00:41:00Z"/>
-  <w16cex:commentExtensible w16cex:durableId="72D24938" w16cex:dateUtc="2026-02-01T21:07:00Z"/>
-  <w16cex:commentExtensible w16cex:durableId="5FB95C5E" w16cex:dateUtc="2026-01-31T20:19:00Z"/>
-  <w16cex:commentExtensible w16cex:durableId="3A198B7A" w16cex:dateUtc="2026-01-25T21:15:00Z"/>
-  <w16cex:commentExtensible w16cex:durableId="7F9A663E" w16cex:dateUtc="2026-01-26T18:17:00Z"/>
-  <w16cex:commentExtensible w16cex:durableId="7EC70204" w16cex:dateUtc="2026-01-26T18:42:00Z"/>
-  <w16cex:commentExtensible w16cex:durableId="222A83CD" w16cex:dateUtc="2026-01-26T18:44:00Z"/>
 </w16cex:commentsExtensible>
 </file>
 
@@ -3937,17 +4324,23 @@
   <w16cid:commentId w16cid:paraId="1AF44343" w16cid:durableId="3470318A"/>
   <w16cid:commentId w16cid:paraId="5F1A36F8" w16cid:durableId="63A07A59"/>
   <w16cid:commentId w16cid:paraId="0861497F" w16cid:durableId="7701F384"/>
-  <w16cid:commentId w16cid:paraId="41E28F78" w16cid:durableId="31F1FEA9"/>
+  <w16cid:commentId w16cid:paraId="67900148" w16cid:durableId="7696B529"/>
+  <w16cid:commentId w16cid:paraId="60E12BE5" w16cid:durableId="04676AE4"/>
+  <w16cid:commentId w16cid:paraId="1DF847C5" w16cid:durableId="266DA932"/>
+  <w16cid:commentId w16cid:paraId="0B571AEA" w16cid:durableId="3A198B7A"/>
+  <w16cid:commentId w16cid:paraId="27B0441F" w16cid:durableId="3F27D270"/>
+  <w16cid:commentId w16cid:paraId="0CD65FC5" w16cid:durableId="0740AA69"/>
+  <w16cid:commentId w16cid:paraId="326A14B4" w16cid:durableId="49961A6A"/>
+  <w16cid:commentId w16cid:paraId="0FFC2856" w16cid:durableId="7EC70204"/>
+  <w16cid:commentId w16cid:paraId="57A430ED" w16cid:durableId="222A83CD"/>
+  <w16cid:commentId w16cid:paraId="13839CF4" w16cid:durableId="212741B5"/>
+  <w16cid:commentId w16cid:paraId="30D5116D" w16cid:durableId="26B0D063"/>
+  <w16cid:commentId w16cid:paraId="7F018A85" w16cid:durableId="7364F9C8"/>
+  <w16cid:commentId w16cid:paraId="5714C2CB" w16cid:durableId="2F5D6B8A"/>
   <w16cid:commentId w16cid:paraId="07892E08" w16cid:durableId="3826AD3D"/>
   <w16cid:commentId w16cid:paraId="2CA32D90" w16cid:durableId="38F20FE7"/>
   <w16cid:commentId w16cid:paraId="69C4FC3B" w16cid:durableId="3282ED63"/>
   <w16cid:commentId w16cid:paraId="3FCCEA76" w16cid:durableId="6639CEDD"/>
-  <w16cid:commentId w16cid:paraId="283523A4" w16cid:durableId="72D24938"/>
-  <w16cid:commentId w16cid:paraId="4EBBD6BE" w16cid:durableId="5FB95C5E"/>
-  <w16cid:commentId w16cid:paraId="13103B94" w16cid:durableId="3A198B7A"/>
-  <w16cid:commentId w16cid:paraId="48E69DBC" w16cid:durableId="7F9A663E"/>
-  <w16cid:commentId w16cid:paraId="0FBDCB30" w16cid:durableId="7EC70204"/>
-  <w16cid:commentId w16cid:paraId="7A6A0BC0" w16cid:durableId="222A83CD"/>
 </w16cid:commentsIds>
 </file>
 
